--- a/data/outputs/v2/Maths/SS3.3_Vectors_I/Mathematics_Vectors_I_CBE_LessonSequence.docx
+++ b/data/outputs/v2/Maths/SS3.3_Vectors_I/Mathematics_Vectors_I_CBE_LessonSequence.docx
@@ -3260,7 +3260,25 @@
             </w:tcMar>
             <w:vAlign w:val="top"/>
           </w:tcPr>
-          <w:p/>
+          <w:p>
+            <w:pPr>
+              <w:spacing w:after="40" w:before="0"/>
+              <w:jc w:val="left"/>
+            </w:pPr>
+            <w:r>
+              <w:rPr>
+                <w:rFonts w:ascii="Arial" w:cs="Arial" w:eastAsia="Arial" w:hAnsi="Arial"/>
+                <w:b w:val="false"/>
+                <w:bCs w:val="false"/>
+                <w:i w:val="false"/>
+                <w:iCs w:val="false"/>
+                <w:color w:val="000000"/>
+                <w:sz w:val="18"/>
+                <w:szCs w:val="18"/>
+              </w:rPr>
+              <w:t xml:space="preserve">No hazardous materials are used. Ensure grid paper and pencils are distributed before the lesson begins to avoid disruption. If learners express anxiety about the ferry scenario relating to personal experiences near Lake Victoria, acknowledge their feelings calmly and keep the focus on the mathematical puzzle.</w:t>
+            </w:r>
+          </w:p>
         </w:tc>
       </w:tr>
     </w:tbl>
@@ -3634,7 +3652,7 @@
             <w:pPr>
               <w:spacing w:after="20" w:before="0"/>
             </w:pPr>
-            <w:hyperlink w:history="1" r:id="rIdmzdhuj6fw-scq-rjh4tgs">
+            <w:hyperlink w:history="1" r:id="rIdtpuk8s7ak7msmp6subfzm">
               <w:r>
                 <w:rPr>
                   <w:rFonts w:ascii="Arial" w:cs="Arial" w:eastAsia="Arial" w:hAnsi="Arial"/>
@@ -3667,7 +3685,7 @@
               <w:spacing w:after="10" w:before="0"/>
               <w:ind w:left="120"/>
             </w:pPr>
-            <w:hyperlink w:history="1" r:id="rIdc_rofjlrn-tbfjumbziu2">
+            <w:hyperlink w:history="1" r:id="rIdcojpw8m3ibt4stw0rxwai">
               <w:r>
                 <w:rPr>
                   <w:rFonts w:ascii="Arial" w:cs="Arial" w:eastAsia="Arial" w:hAnsi="Arial"/>
@@ -3712,7 +3730,7 @@
             <w:pPr>
               <w:spacing w:after="20" w:before="0"/>
             </w:pPr>
-            <w:hyperlink w:history="1" r:id="rIdykoe6komxtw7vdrivzvuu">
+            <w:hyperlink w:history="1" r:id="rIdsdr2jl9ujcrqxwhhkn3-o">
               <w:r>
                 <w:rPr>
                   <w:rFonts w:ascii="Arial" w:cs="Arial" w:eastAsia="Arial" w:hAnsi="Arial"/>
@@ -3745,7 +3763,7 @@
               <w:spacing w:after="10" w:before="0"/>
               <w:ind w:left="120"/>
             </w:pPr>
-            <w:hyperlink w:history="1" r:id="rIdcrdfvewhfsxbrr0rfs9gy">
+            <w:hyperlink w:history="1" r:id="rIdicppymubb1b9pag8th-vr">
               <w:r>
                 <w:rPr>
                   <w:rFonts w:ascii="Arial" w:cs="Arial" w:eastAsia="Arial" w:hAnsi="Arial"/>
@@ -3940,7 +3958,7 @@
             <w:pPr>
               <w:spacing w:after="20" w:before="0"/>
             </w:pPr>
-            <w:hyperlink w:history="1" r:id="rIdvebvahq_3fart44ry6d-3">
+            <w:hyperlink w:history="1" r:id="rIdfmfor91h_htsdgtk9la0h">
               <w:r>
                 <w:rPr>
                   <w:rFonts w:ascii="Arial" w:cs="Arial" w:eastAsia="Arial" w:hAnsi="Arial"/>
@@ -3973,7 +3991,7 @@
               <w:spacing w:after="10" w:before="0"/>
               <w:ind w:left="120"/>
             </w:pPr>
-            <w:hyperlink w:history="1" r:id="rIddeipxbpnvsdk9wiz49vil">
+            <w:hyperlink w:history="1" r:id="rIdbpiqm6u08kmutmtzysnra">
               <w:r>
                 <w:rPr>
                   <w:rFonts w:ascii="Arial" w:cs="Arial" w:eastAsia="Arial" w:hAnsi="Arial"/>
@@ -4018,7 +4036,7 @@
             <w:pPr>
               <w:spacing w:after="20" w:before="0"/>
             </w:pPr>
-            <w:hyperlink w:history="1" r:id="rId6wfyn9bmf7lc_kc93wtfz">
+            <w:hyperlink w:history="1" r:id="rIdzaifsi2u_n6erlst1tmbg">
               <w:r>
                 <w:rPr>
                   <w:rFonts w:ascii="Arial" w:cs="Arial" w:eastAsia="Arial" w:hAnsi="Arial"/>
@@ -4051,7 +4069,7 @@
               <w:spacing w:after="10" w:before="0"/>
               <w:ind w:left="120"/>
             </w:pPr>
-            <w:hyperlink w:history="1" r:id="rIdnwwe6gf2xgr6cab5i1w_w">
+            <w:hyperlink w:history="1" r:id="rIdjpp2f1yxvjs5shzxdubk9">
               <w:r>
                 <w:rPr>
                   <w:rFonts w:ascii="Arial" w:cs="Arial" w:eastAsia="Arial" w:hAnsi="Arial"/>
@@ -4246,7 +4264,7 @@
             <w:pPr>
               <w:spacing w:after="20" w:before="0"/>
             </w:pPr>
-            <w:hyperlink w:history="1" r:id="rIdececjhnlcojc6xbxg8niy">
+            <w:hyperlink w:history="1" r:id="rIdzcxq-lmryf9hidgziycrv">
               <w:r>
                 <w:rPr>
                   <w:rFonts w:ascii="Arial" w:cs="Arial" w:eastAsia="Arial" w:hAnsi="Arial"/>
@@ -4279,7 +4297,7 @@
               <w:spacing w:after="10" w:before="0"/>
               <w:ind w:left="120"/>
             </w:pPr>
-            <w:hyperlink w:history="1" r:id="rIdukaqwjh9vvungfygkbtjf">
+            <w:hyperlink w:history="1" r:id="rId0m4oy4gsq_hgoifhgsjnm">
               <w:r>
                 <w:rPr>
                   <w:rFonts w:ascii="Arial" w:cs="Arial" w:eastAsia="Arial" w:hAnsi="Arial"/>
@@ -4324,7 +4342,7 @@
             <w:pPr>
               <w:spacing w:after="20" w:before="0"/>
             </w:pPr>
-            <w:hyperlink w:history="1" r:id="rId6r25bgsp_eougpbvmfknk">
+            <w:hyperlink w:history="1" r:id="rIdvgd0k1n2ryuh2thhhrfhh">
               <w:r>
                 <w:rPr>
                   <w:rFonts w:ascii="Arial" w:cs="Arial" w:eastAsia="Arial" w:hAnsi="Arial"/>
@@ -4357,7 +4375,7 @@
               <w:spacing w:after="10" w:before="0"/>
               <w:ind w:left="120"/>
             </w:pPr>
-            <w:hyperlink w:history="1" r:id="rIduqnxcrhr4vo7tfv727wht">
+            <w:hyperlink w:history="1" r:id="rIduxvqm65g88crv6_w_zdia">
               <w:r>
                 <w:rPr>
                   <w:rFonts w:ascii="Arial" w:cs="Arial" w:eastAsia="Arial" w:hAnsi="Arial"/>
@@ -4552,7 +4570,7 @@
             <w:pPr>
               <w:spacing w:after="20" w:before="0"/>
             </w:pPr>
-            <w:hyperlink w:history="1" r:id="rIdauvf2kjnz_rnotjraj7_w">
+            <w:hyperlink w:history="1" r:id="rId-tpdwkooywzjsxtyupi4c">
               <w:r>
                 <w:rPr>
                   <w:rFonts w:ascii="Arial" w:cs="Arial" w:eastAsia="Arial" w:hAnsi="Arial"/>
@@ -4585,7 +4603,7 @@
               <w:spacing w:after="10" w:before="0"/>
               <w:ind w:left="120"/>
             </w:pPr>
-            <w:hyperlink w:history="1" r:id="rIdnkl6vejnp1q2uwyipfifr">
+            <w:hyperlink w:history="1" r:id="rIddzbhjbf2quh5iefxqtyj_">
               <w:r>
                 <w:rPr>
                   <w:rFonts w:ascii="Arial" w:cs="Arial" w:eastAsia="Arial" w:hAnsi="Arial"/>
@@ -4630,7 +4648,7 @@
             <w:pPr>
               <w:spacing w:after="20" w:before="0"/>
             </w:pPr>
-            <w:hyperlink w:history="1" r:id="rIdk40jbhwgf7mwrkrvpi6oe">
+            <w:hyperlink w:history="1" r:id="rIdcsktuvrhzz8zhsckhrxfg">
               <w:r>
                 <w:rPr>
                   <w:rFonts w:ascii="Arial" w:cs="Arial" w:eastAsia="Arial" w:hAnsi="Arial"/>
@@ -4663,7 +4681,7 @@
               <w:spacing w:after="10" w:before="0"/>
               <w:ind w:left="120"/>
             </w:pPr>
-            <w:hyperlink w:history="1" r:id="rIdp1tdgp8jlpao26d6i_bow">
+            <w:hyperlink w:history="1" r:id="rIdwto-euwsv-xcydc-9kuhp">
               <w:r>
                 <w:rPr>
                   <w:rFonts w:ascii="Arial" w:cs="Arial" w:eastAsia="Arial" w:hAnsi="Arial"/>
@@ -4858,7 +4876,7 @@
             <w:pPr>
               <w:spacing w:after="20" w:before="0"/>
             </w:pPr>
-            <w:hyperlink w:history="1" r:id="rId4jvwehbfo4s4hgrecl44a">
+            <w:hyperlink w:history="1" r:id="rIdpz7ytffslskvifopi-lg4">
               <w:r>
                 <w:rPr>
                   <w:rFonts w:ascii="Arial" w:cs="Arial" w:eastAsia="Arial" w:hAnsi="Arial"/>
@@ -4891,7 +4909,7 @@
               <w:spacing w:after="10" w:before="0"/>
               <w:ind w:left="120"/>
             </w:pPr>
-            <w:hyperlink w:history="1" r:id="rIdrre7ntabktgko4zpguu4e">
+            <w:hyperlink w:history="1" r:id="rIde6vszbdrxlrmm6k9ny-vc">
               <w:r>
                 <w:rPr>
                   <w:rFonts w:ascii="Arial" w:cs="Arial" w:eastAsia="Arial" w:hAnsi="Arial"/>
@@ -4936,7 +4954,7 @@
             <w:pPr>
               <w:spacing w:after="20" w:before="0"/>
             </w:pPr>
-            <w:hyperlink w:history="1" r:id="rId796agsbqvzfjw8yuqveri">
+            <w:hyperlink w:history="1" r:id="rIdypazjxh4_8a-dgtywhg3d">
               <w:r>
                 <w:rPr>
                   <w:rFonts w:ascii="Arial" w:cs="Arial" w:eastAsia="Arial" w:hAnsi="Arial"/>
@@ -4969,7 +4987,7 @@
               <w:spacing w:after="10" w:before="0"/>
               <w:ind w:left="120"/>
             </w:pPr>
-            <w:hyperlink w:history="1" r:id="rIdz20sr9rmboy6b_endgfsa">
+            <w:hyperlink w:history="1" r:id="rId01gf3pctx5sc_hd_gkfx-">
               <w:r>
                 <w:rPr>
                   <w:rFonts w:ascii="Arial" w:cs="Arial" w:eastAsia="Arial" w:hAnsi="Arial"/>
@@ -6408,32 +6426,32 @@
         <w:tc>
           <w:tcPr>
             <w:tcW w:type="dxa" w:w="1520"/>
-            <w:shd w:fill="F2F2F2" w:color="auto" w:val="clear"/>
-            <w:tcMar>
-              <w:top w:type="dxa" w:w="60"/>
-              <w:left w:type="dxa" w:w="120"/>
-              <w:bottom w:type="dxa" w:w="60"/>
-              <w:right w:type="dxa" w:w="120"/>
-            </w:tcMar>
-            <w:vAlign w:val="top"/>
-          </w:tcPr>
-          <w:p>
-            <w:pPr>
-              <w:spacing w:after="40" w:before="0"/>
-              <w:jc w:val="left"/>
-            </w:pPr>
-            <w:r>
-              <w:rPr>
-                <w:rFonts w:ascii="Arial" w:cs="Arial" w:eastAsia="Arial" w:hAnsi="Arial"/>
-                <w:b/>
-                <w:bCs/>
-                <w:i w:val="false"/>
-                <w:iCs w:val="false"/>
-                <w:color w:val="000000"/>
-                <w:sz w:val="18"/>
-                <w:szCs w:val="18"/>
-              </w:rPr>
-              <w:t xml:space="preserve">Phase 1 — Predict</w:t>
+            <w:shd w:fill="EAD1F5" w:color="auto" w:val="clear"/>
+            <w:tcMar>
+              <w:top w:type="dxa" w:w="60"/>
+              <w:left w:type="dxa" w:w="120"/>
+              <w:bottom w:type="dxa" w:w="60"/>
+              <w:right w:type="dxa" w:w="120"/>
+            </w:tcMar>
+            <w:vAlign w:val="top"/>
+          </w:tcPr>
+          <w:p>
+            <w:pPr>
+              <w:spacing w:after="40" w:before="0"/>
+              <w:jc w:val="left"/>
+            </w:pPr>
+            <w:r>
+              <w:rPr>
+                <w:rFonts w:ascii="Arial" w:cs="Arial" w:eastAsia="Arial" w:hAnsi="Arial"/>
+                <w:b/>
+                <w:bCs/>
+                <w:i w:val="false"/>
+                <w:iCs w:val="false"/>
+                <w:color w:val="000000"/>
+                <w:sz w:val="18"/>
+                <w:szCs w:val="18"/>
+              </w:rPr>
+              <w:t xml:space="preserve">Predict Phase</w:t>
             </w:r>
           </w:p>
           <w:p>
@@ -6456,7 +6474,7 @@
             <w:pPr>
               <w:spacing w:after="20" w:before="0"/>
             </w:pPr>
-            <w:hyperlink w:history="1" r:id="rIdooxp0hfnr26skwrbbzeg8">
+            <w:hyperlink w:history="1" r:id="rId6mturj-kr9rknfcvnr_el">
               <w:r>
                 <w:rPr>
                   <w:rFonts w:ascii="Arial" w:cs="Arial" w:eastAsia="Arial" w:hAnsi="Arial"/>
@@ -6489,7 +6507,7 @@
               <w:spacing w:after="10" w:before="0"/>
               <w:ind w:left="120"/>
             </w:pPr>
-            <w:hyperlink w:history="1" r:id="rIdkmez3irir8htc20fuwps4">
+            <w:hyperlink w:history="1" r:id="rIdiyrjow1m4d8zjfxh9dkiz">
               <w:r>
                 <w:rPr>
                   <w:rFonts w:ascii="Arial" w:cs="Arial" w:eastAsia="Arial" w:hAnsi="Arial"/>
@@ -6534,7 +6552,7 @@
             <w:pPr>
               <w:spacing w:after="20" w:before="0"/>
             </w:pPr>
-            <w:hyperlink w:history="1" r:id="rId3wlgat1ol09zjs-yiuld7">
+            <w:hyperlink w:history="1" r:id="rId1kmeqts8eit3qghkskaqr">
               <w:r>
                 <w:rPr>
                   <w:rFonts w:ascii="Arial" w:cs="Arial" w:eastAsia="Arial" w:hAnsi="Arial"/>
@@ -6567,7 +6585,7 @@
               <w:spacing w:after="10" w:before="0"/>
               <w:ind w:left="120"/>
             </w:pPr>
-            <w:hyperlink w:history="1" r:id="rIdql2cvp2df0hm49mtjaj--">
+            <w:hyperlink w:history="1" r:id="rIdeo9tvrecau8boh8kifing">
               <w:r>
                 <w:rPr>
                   <w:rFonts w:ascii="Arial" w:cs="Arial" w:eastAsia="Arial" w:hAnsi="Arial"/>
@@ -6714,32 +6732,32 @@
         <w:tc>
           <w:tcPr>
             <w:tcW w:type="dxa" w:w="1520"/>
-            <w:shd w:fill="F2F2F2" w:color="auto" w:val="clear"/>
-            <w:tcMar>
-              <w:top w:type="dxa" w:w="60"/>
-              <w:left w:type="dxa" w:w="120"/>
-              <w:bottom w:type="dxa" w:w="60"/>
-              <w:right w:type="dxa" w:w="120"/>
-            </w:tcMar>
-            <w:vAlign w:val="top"/>
-          </w:tcPr>
-          <w:p>
-            <w:pPr>
-              <w:spacing w:after="40" w:before="0"/>
-              <w:jc w:val="left"/>
-            </w:pPr>
-            <w:r>
-              <w:rPr>
-                <w:rFonts w:ascii="Arial" w:cs="Arial" w:eastAsia="Arial" w:hAnsi="Arial"/>
-                <w:b/>
-                <w:bCs/>
-                <w:i w:val="false"/>
-                <w:iCs w:val="false"/>
-                <w:color w:val="000000"/>
-                <w:sz w:val="18"/>
-                <w:szCs w:val="18"/>
-              </w:rPr>
-              <w:t xml:space="preserve">Phase 2 — Observe</w:t>
+            <w:shd w:fill="D9EEF1" w:color="auto" w:val="clear"/>
+            <w:tcMar>
+              <w:top w:type="dxa" w:w="60"/>
+              <w:left w:type="dxa" w:w="120"/>
+              <w:bottom w:type="dxa" w:w="60"/>
+              <w:right w:type="dxa" w:w="120"/>
+            </w:tcMar>
+            <w:vAlign w:val="top"/>
+          </w:tcPr>
+          <w:p>
+            <w:pPr>
+              <w:spacing w:after="40" w:before="0"/>
+              <w:jc w:val="left"/>
+            </w:pPr>
+            <w:r>
+              <w:rPr>
+                <w:rFonts w:ascii="Arial" w:cs="Arial" w:eastAsia="Arial" w:hAnsi="Arial"/>
+                <w:b/>
+                <w:bCs/>
+                <w:i w:val="false"/>
+                <w:iCs w:val="false"/>
+                <w:color w:val="000000"/>
+                <w:sz w:val="18"/>
+                <w:szCs w:val="18"/>
+              </w:rPr>
+              <w:t xml:space="preserve">Observe Phase</w:t>
             </w:r>
           </w:p>
           <w:p>
@@ -6762,7 +6780,7 @@
             <w:pPr>
               <w:spacing w:after="20" w:before="0"/>
             </w:pPr>
-            <w:hyperlink w:history="1" r:id="rIdvj6snl1ftzxvy8iushty6">
+            <w:hyperlink w:history="1" r:id="rIdu5ayejtrfhovir9h8vijc">
               <w:r>
                 <w:rPr>
                   <w:rFonts w:ascii="Arial" w:cs="Arial" w:eastAsia="Arial" w:hAnsi="Arial"/>
@@ -6795,7 +6813,7 @@
               <w:spacing w:after="10" w:before="0"/>
               <w:ind w:left="120"/>
             </w:pPr>
-            <w:hyperlink w:history="1" r:id="rIdhgyyf7zmboi8-kzaet3bn">
+            <w:hyperlink w:history="1" r:id="rId7hng0cl6s3e9qrd87a2e8">
               <w:r>
                 <w:rPr>
                   <w:rFonts w:ascii="Arial" w:cs="Arial" w:eastAsia="Arial" w:hAnsi="Arial"/>
@@ -6840,7 +6858,7 @@
             <w:pPr>
               <w:spacing w:after="20" w:before="0"/>
             </w:pPr>
-            <w:hyperlink w:history="1" r:id="rId9wspc1cdsh_me2mjotiiq">
+            <w:hyperlink w:history="1" r:id="rIdm50pzc4ez8yw0y2auhaxc">
               <w:r>
                 <w:rPr>
                   <w:rFonts w:ascii="Arial" w:cs="Arial" w:eastAsia="Arial" w:hAnsi="Arial"/>
@@ -6873,7 +6891,7 @@
               <w:spacing w:after="10" w:before="0"/>
               <w:ind w:left="120"/>
             </w:pPr>
-            <w:hyperlink w:history="1" r:id="rIde4jmayksicn3rgai1vcg9">
+            <w:hyperlink w:history="1" r:id="rIdjdkqnn9xl2bihucmbjtaq">
               <w:r>
                 <w:rPr>
                   <w:rFonts w:ascii="Arial" w:cs="Arial" w:eastAsia="Arial" w:hAnsi="Arial"/>
@@ -7020,32 +7038,32 @@
         <w:tc>
           <w:tcPr>
             <w:tcW w:type="dxa" w:w="1520"/>
-            <w:shd w:fill="F2F2F2" w:color="auto" w:val="clear"/>
-            <w:tcMar>
-              <w:top w:type="dxa" w:w="60"/>
-              <w:left w:type="dxa" w:w="120"/>
-              <w:bottom w:type="dxa" w:w="60"/>
-              <w:right w:type="dxa" w:w="120"/>
-            </w:tcMar>
-            <w:vAlign w:val="top"/>
-          </w:tcPr>
-          <w:p>
-            <w:pPr>
-              <w:spacing w:after="40" w:before="0"/>
-              <w:jc w:val="left"/>
-            </w:pPr>
-            <w:r>
-              <w:rPr>
-                <w:rFonts w:ascii="Arial" w:cs="Arial" w:eastAsia="Arial" w:hAnsi="Arial"/>
-                <w:b/>
-                <w:bCs/>
-                <w:i w:val="false"/>
-                <w:iCs w:val="false"/>
-                <w:color w:val="000000"/>
-                <w:sz w:val="18"/>
-                <w:szCs w:val="18"/>
-              </w:rPr>
-              <w:t xml:space="preserve">Phase 3 — Explain</w:t>
+            <w:shd w:fill="E2EFDA" w:color="auto" w:val="clear"/>
+            <w:tcMar>
+              <w:top w:type="dxa" w:w="60"/>
+              <w:left w:type="dxa" w:w="120"/>
+              <w:bottom w:type="dxa" w:w="60"/>
+              <w:right w:type="dxa" w:w="120"/>
+            </w:tcMar>
+            <w:vAlign w:val="top"/>
+          </w:tcPr>
+          <w:p>
+            <w:pPr>
+              <w:spacing w:after="40" w:before="0"/>
+              <w:jc w:val="left"/>
+            </w:pPr>
+            <w:r>
+              <w:rPr>
+                <w:rFonts w:ascii="Arial" w:cs="Arial" w:eastAsia="Arial" w:hAnsi="Arial"/>
+                <w:b/>
+                <w:bCs/>
+                <w:i w:val="false"/>
+                <w:iCs w:val="false"/>
+                <w:color w:val="000000"/>
+                <w:sz w:val="18"/>
+                <w:szCs w:val="18"/>
+              </w:rPr>
+              <w:t xml:space="preserve">Explain Phase</w:t>
             </w:r>
           </w:p>
           <w:p>
@@ -7068,7 +7086,7 @@
             <w:pPr>
               <w:spacing w:after="20" w:before="0"/>
             </w:pPr>
-            <w:hyperlink w:history="1" r:id="rIdbljfazvgnyg8-d2cjsvkr">
+            <w:hyperlink w:history="1" r:id="rIdyn2inr7huuthkj2bqguuu">
               <w:r>
                 <w:rPr>
                   <w:rFonts w:ascii="Arial" w:cs="Arial" w:eastAsia="Arial" w:hAnsi="Arial"/>
@@ -7101,7 +7119,7 @@
               <w:spacing w:after="10" w:before="0"/>
               <w:ind w:left="120"/>
             </w:pPr>
-            <w:hyperlink w:history="1" r:id="rIdapfqq-7ccm8ei41fytgaj">
+            <w:hyperlink w:history="1" r:id="rIdlgzkatkljfz_ap8pgteys">
               <w:r>
                 <w:rPr>
                   <w:rFonts w:ascii="Arial" w:cs="Arial" w:eastAsia="Arial" w:hAnsi="Arial"/>
@@ -7146,7 +7164,7 @@
             <w:pPr>
               <w:spacing w:after="20" w:before="0"/>
             </w:pPr>
-            <w:hyperlink w:history="1" r:id="rIdkmgbowqek5mhvhfzoewcl">
+            <w:hyperlink w:history="1" r:id="rIdmlwkas9t4zhobozk8aefo">
               <w:r>
                 <w:rPr>
                   <w:rFonts w:ascii="Arial" w:cs="Arial" w:eastAsia="Arial" w:hAnsi="Arial"/>
@@ -7179,7 +7197,7 @@
               <w:spacing w:after="10" w:before="0"/>
               <w:ind w:left="120"/>
             </w:pPr>
-            <w:hyperlink w:history="1" r:id="rIdr_bfy7ksv1mccqfo8hozs">
+            <w:hyperlink w:history="1" r:id="rId0v3oblmqc_orpjmhpkufo">
               <w:r>
                 <w:rPr>
                   <w:rFonts w:ascii="Arial" w:cs="Arial" w:eastAsia="Arial" w:hAnsi="Arial"/>
@@ -7326,32 +7344,32 @@
         <w:tc>
           <w:tcPr>
             <w:tcW w:type="dxa" w:w="1520"/>
-            <w:shd w:fill="F2F2F2" w:color="auto" w:val="clear"/>
-            <w:tcMar>
-              <w:top w:type="dxa" w:w="60"/>
-              <w:left w:type="dxa" w:w="120"/>
-              <w:bottom w:type="dxa" w:w="60"/>
-              <w:right w:type="dxa" w:w="120"/>
-            </w:tcMar>
-            <w:vAlign w:val="top"/>
-          </w:tcPr>
-          <w:p>
-            <w:pPr>
-              <w:spacing w:after="40" w:before="0"/>
-              <w:jc w:val="left"/>
-            </w:pPr>
-            <w:r>
-              <w:rPr>
-                <w:rFonts w:ascii="Arial" w:cs="Arial" w:eastAsia="Arial" w:hAnsi="Arial"/>
-                <w:b/>
-                <w:bCs/>
-                <w:i w:val="false"/>
-                <w:iCs w:val="false"/>
-                <w:color w:val="000000"/>
-                <w:sz w:val="18"/>
-                <w:szCs w:val="18"/>
-              </w:rPr>
-              <w:t xml:space="preserve">Phase 4 — Driving Question Board (DQB) Update</w:t>
+            <w:shd w:fill="FCE4D6" w:color="auto" w:val="clear"/>
+            <w:tcMar>
+              <w:top w:type="dxa" w:w="60"/>
+              <w:left w:type="dxa" w:w="120"/>
+              <w:bottom w:type="dxa" w:w="60"/>
+              <w:right w:type="dxa" w:w="120"/>
+            </w:tcMar>
+            <w:vAlign w:val="top"/>
+          </w:tcPr>
+          <w:p>
+            <w:pPr>
+              <w:spacing w:after="40" w:before="0"/>
+              <w:jc w:val="left"/>
+            </w:pPr>
+            <w:r>
+              <w:rPr>
+                <w:rFonts w:ascii="Arial" w:cs="Arial" w:eastAsia="Arial" w:hAnsi="Arial"/>
+                <w:b/>
+                <w:bCs/>
+                <w:i w:val="false"/>
+                <w:iCs w:val="false"/>
+                <w:color w:val="000000"/>
+                <w:sz w:val="18"/>
+                <w:szCs w:val="18"/>
+              </w:rPr>
+              <w:t xml:space="preserve">Driving Question Board (DQB) Creation</w:t>
             </w:r>
           </w:p>
           <w:p>
@@ -7374,7 +7392,7 @@
             <w:pPr>
               <w:spacing w:after="20" w:before="0"/>
             </w:pPr>
-            <w:hyperlink w:history="1" r:id="rIdwpne62lzfoch_1e20mpip">
+            <w:hyperlink w:history="1" r:id="rId9xfco9r69lffa424dishs">
               <w:r>
                 <w:rPr>
                   <w:rFonts w:ascii="Arial" w:cs="Arial" w:eastAsia="Arial" w:hAnsi="Arial"/>
@@ -7407,7 +7425,7 @@
               <w:spacing w:after="10" w:before="0"/>
               <w:ind w:left="120"/>
             </w:pPr>
-            <w:hyperlink w:history="1" r:id="rId4iwsoplt0vfmtvn6kmjrz">
+            <w:hyperlink w:history="1" r:id="rIdzvvo2luapmx37z04xvbiy">
               <w:r>
                 <w:rPr>
                   <w:rFonts w:ascii="Arial" w:cs="Arial" w:eastAsia="Arial" w:hAnsi="Arial"/>
@@ -7452,7 +7470,7 @@
             <w:pPr>
               <w:spacing w:after="20" w:before="0"/>
             </w:pPr>
-            <w:hyperlink w:history="1" r:id="rIdoqtvkmgth9j9er99yx8hg">
+            <w:hyperlink w:history="1" r:id="rIdsduimsa8it2fpybzzrct4">
               <w:r>
                 <w:rPr>
                   <w:rFonts w:ascii="Arial" w:cs="Arial" w:eastAsia="Arial" w:hAnsi="Arial"/>
@@ -7485,7 +7503,7 @@
               <w:spacing w:after="10" w:before="0"/>
               <w:ind w:left="120"/>
             </w:pPr>
-            <w:hyperlink w:history="1" r:id="rIdluu792tndnnt0qt-cqq2g">
+            <w:hyperlink w:history="1" r:id="rId81wyifxdjavisqqv6f3em">
               <w:r>
                 <w:rPr>
                   <w:rFonts w:ascii="Arial" w:cs="Arial" w:eastAsia="Arial" w:hAnsi="Arial"/>
@@ -7632,32 +7650,32 @@
         <w:tc>
           <w:tcPr>
             <w:tcW w:type="dxa" w:w="1520"/>
-            <w:shd w:fill="F2F2F2" w:color="auto" w:val="clear"/>
-            <w:tcMar>
-              <w:top w:type="dxa" w:w="60"/>
-              <w:left w:type="dxa" w:w="120"/>
-              <w:bottom w:type="dxa" w:w="60"/>
-              <w:right w:type="dxa" w:w="120"/>
-            </w:tcMar>
-            <w:vAlign w:val="top"/>
-          </w:tcPr>
-          <w:p>
-            <w:pPr>
-              <w:spacing w:after="40" w:before="0"/>
-              <w:jc w:val="left"/>
-            </w:pPr>
-            <w:r>
-              <w:rPr>
-                <w:rFonts w:ascii="Arial" w:cs="Arial" w:eastAsia="Arial" w:hAnsi="Arial"/>
-                <w:b/>
-                <w:bCs/>
-                <w:i w:val="false"/>
-                <w:iCs w:val="false"/>
-                <w:color w:val="000000"/>
-                <w:sz w:val="18"/>
-                <w:szCs w:val="18"/>
-              </w:rPr>
-              <w:t xml:space="preserve">Phase 5 — Model Building</w:t>
+            <w:shd w:fill="D5E8F0" w:color="auto" w:val="clear"/>
+            <w:tcMar>
+              <w:top w:type="dxa" w:w="60"/>
+              <w:left w:type="dxa" w:w="120"/>
+              <w:bottom w:type="dxa" w:w="60"/>
+              <w:right w:type="dxa" w:w="120"/>
+            </w:tcMar>
+            <w:vAlign w:val="top"/>
+          </w:tcPr>
+          <w:p>
+            <w:pPr>
+              <w:spacing w:after="40" w:before="0"/>
+              <w:jc w:val="left"/>
+            </w:pPr>
+            <w:r>
+              <w:rPr>
+                <w:rFonts w:ascii="Arial" w:cs="Arial" w:eastAsia="Arial" w:hAnsi="Arial"/>
+                <w:b/>
+                <w:bCs/>
+                <w:i w:val="false"/>
+                <w:iCs w:val="false"/>
+                <w:color w:val="000000"/>
+                <w:sz w:val="18"/>
+                <w:szCs w:val="18"/>
+              </w:rPr>
+              <w:t xml:space="preserve">Model Building Phase</w:t>
             </w:r>
           </w:p>
           <w:p>
@@ -7680,7 +7698,7 @@
             <w:pPr>
               <w:spacing w:after="20" w:before="0"/>
             </w:pPr>
-            <w:hyperlink w:history="1" r:id="rIdpkj-yuqdmpneoqqeitkw5">
+            <w:hyperlink w:history="1" r:id="rId53u7ywx4wtxcfv7yf4rb4">
               <w:r>
                 <w:rPr>
                   <w:rFonts w:ascii="Arial" w:cs="Arial" w:eastAsia="Arial" w:hAnsi="Arial"/>
@@ -7713,7 +7731,7 @@
               <w:spacing w:after="10" w:before="0"/>
               <w:ind w:left="120"/>
             </w:pPr>
-            <w:hyperlink w:history="1" r:id="rIdrr6rptn4sgt3kfgldthyl">
+            <w:hyperlink w:history="1" r:id="rIdtoorzvpxii-njj3di8bku">
               <w:r>
                 <w:rPr>
                   <w:rFonts w:ascii="Arial" w:cs="Arial" w:eastAsia="Arial" w:hAnsi="Arial"/>
@@ -7758,7 +7776,7 @@
             <w:pPr>
               <w:spacing w:after="20" w:before="0"/>
             </w:pPr>
-            <w:hyperlink w:history="1" r:id="rIdo15mnuj9eupkhcwsapaic">
+            <w:hyperlink w:history="1" r:id="rId1x0r3mpib7uf7stsangpq">
               <w:r>
                 <w:rPr>
                   <w:rFonts w:ascii="Arial" w:cs="Arial" w:eastAsia="Arial" w:hAnsi="Arial"/>
@@ -7791,7 +7809,7 @@
               <w:spacing w:after="10" w:before="0"/>
               <w:ind w:left="120"/>
             </w:pPr>
-            <w:hyperlink w:history="1" r:id="rIdbfydyfdpdj7oj1ixsnztg">
+            <w:hyperlink w:history="1" r:id="rIdngk02byzxqokbxajigaqz">
               <w:r>
                 <w:rPr>
                   <w:rFonts w:ascii="Arial" w:cs="Arial" w:eastAsia="Arial" w:hAnsi="Arial"/>
@@ -9230,32 +9248,32 @@
         <w:tc>
           <w:tcPr>
             <w:tcW w:type="dxa" w:w="1520"/>
-            <w:shd w:fill="F2F2F2" w:color="auto" w:val="clear"/>
-            <w:tcMar>
-              <w:top w:type="dxa" w:w="60"/>
-              <w:left w:type="dxa" w:w="120"/>
-              <w:bottom w:type="dxa" w:w="60"/>
-              <w:right w:type="dxa" w:w="120"/>
-            </w:tcMar>
-            <w:vAlign w:val="top"/>
-          </w:tcPr>
-          <w:p>
-            <w:pPr>
-              <w:spacing w:after="40" w:before="0"/>
-              <w:jc w:val="left"/>
-            </w:pPr>
-            <w:r>
-              <w:rPr>
-                <w:rFonts w:ascii="Arial" w:cs="Arial" w:eastAsia="Arial" w:hAnsi="Arial"/>
-                <w:b/>
-                <w:bCs/>
-                <w:i w:val="false"/>
-                <w:iCs w:val="false"/>
-                <w:color w:val="000000"/>
-                <w:sz w:val="18"/>
-                <w:szCs w:val="18"/>
-              </w:rPr>
-              <w:t xml:space="preserve">Phase 1 — Predict</w:t>
+            <w:shd w:fill="EAD1F5" w:color="auto" w:val="clear"/>
+            <w:tcMar>
+              <w:top w:type="dxa" w:w="60"/>
+              <w:left w:type="dxa" w:w="120"/>
+              <w:bottom w:type="dxa" w:w="60"/>
+              <w:right w:type="dxa" w:w="120"/>
+            </w:tcMar>
+            <w:vAlign w:val="top"/>
+          </w:tcPr>
+          <w:p>
+            <w:pPr>
+              <w:spacing w:after="40" w:before="0"/>
+              <w:jc w:val="left"/>
+            </w:pPr>
+            <w:r>
+              <w:rPr>
+                <w:rFonts w:ascii="Arial" w:cs="Arial" w:eastAsia="Arial" w:hAnsi="Arial"/>
+                <w:b/>
+                <w:bCs/>
+                <w:i w:val="false"/>
+                <w:iCs w:val="false"/>
+                <w:color w:val="000000"/>
+                <w:sz w:val="18"/>
+                <w:szCs w:val="18"/>
+              </w:rPr>
+              <w:t xml:space="preserve">Predict Phase</w:t>
             </w:r>
           </w:p>
           <w:p>
@@ -9278,7 +9296,7 @@
             <w:pPr>
               <w:spacing w:after="20" w:before="0"/>
             </w:pPr>
-            <w:hyperlink w:history="1" r:id="rIdhlhxtpbldxxc3iaxbmdfj">
+            <w:hyperlink w:history="1" r:id="rIdqdoypj2in-kagajcwktec">
               <w:r>
                 <w:rPr>
                   <w:rFonts w:ascii="Arial" w:cs="Arial" w:eastAsia="Arial" w:hAnsi="Arial"/>
@@ -9311,7 +9329,7 @@
               <w:spacing w:after="10" w:before="0"/>
               <w:ind w:left="120"/>
             </w:pPr>
-            <w:hyperlink w:history="1" r:id="rIdtae39glmzdrnqysad_-ls">
+            <w:hyperlink w:history="1" r:id="rId1z_1ry7wo03emufftdu3i">
               <w:r>
                 <w:rPr>
                   <w:rFonts w:ascii="Arial" w:cs="Arial" w:eastAsia="Arial" w:hAnsi="Arial"/>
@@ -9356,7 +9374,7 @@
             <w:pPr>
               <w:spacing w:after="20" w:before="0"/>
             </w:pPr>
-            <w:hyperlink w:history="1" r:id="rIdjtzwkiswctmttmgmopibj">
+            <w:hyperlink w:history="1" r:id="rIdh-bt9cc2dhdf_jqqdy6at">
               <w:r>
                 <w:rPr>
                   <w:rFonts w:ascii="Arial" w:cs="Arial" w:eastAsia="Arial" w:hAnsi="Arial"/>
@@ -9389,7 +9407,7 @@
               <w:spacing w:after="10" w:before="0"/>
               <w:ind w:left="120"/>
             </w:pPr>
-            <w:hyperlink w:history="1" r:id="rIdztesfsoze5rjs2qy0ntda">
+            <w:hyperlink w:history="1" r:id="rIdv5ais1_xlefzunyt26cht">
               <w:r>
                 <w:rPr>
                   <w:rFonts w:ascii="Arial" w:cs="Arial" w:eastAsia="Arial" w:hAnsi="Arial"/>
@@ -9536,32 +9554,32 @@
         <w:tc>
           <w:tcPr>
             <w:tcW w:type="dxa" w:w="1520"/>
-            <w:shd w:fill="F2F2F2" w:color="auto" w:val="clear"/>
-            <w:tcMar>
-              <w:top w:type="dxa" w:w="60"/>
-              <w:left w:type="dxa" w:w="120"/>
-              <w:bottom w:type="dxa" w:w="60"/>
-              <w:right w:type="dxa" w:w="120"/>
-            </w:tcMar>
-            <w:vAlign w:val="top"/>
-          </w:tcPr>
-          <w:p>
-            <w:pPr>
-              <w:spacing w:after="40" w:before="0"/>
-              <w:jc w:val="left"/>
-            </w:pPr>
-            <w:r>
-              <w:rPr>
-                <w:rFonts w:ascii="Arial" w:cs="Arial" w:eastAsia="Arial" w:hAnsi="Arial"/>
-                <w:b/>
-                <w:bCs/>
-                <w:i w:val="false"/>
-                <w:iCs w:val="false"/>
-                <w:color w:val="000000"/>
-                <w:sz w:val="18"/>
-                <w:szCs w:val="18"/>
-              </w:rPr>
-              <w:t xml:space="preserve">Phase 2 — Observe</w:t>
+            <w:shd w:fill="D9EEF1" w:color="auto" w:val="clear"/>
+            <w:tcMar>
+              <w:top w:type="dxa" w:w="60"/>
+              <w:left w:type="dxa" w:w="120"/>
+              <w:bottom w:type="dxa" w:w="60"/>
+              <w:right w:type="dxa" w:w="120"/>
+            </w:tcMar>
+            <w:vAlign w:val="top"/>
+          </w:tcPr>
+          <w:p>
+            <w:pPr>
+              <w:spacing w:after="40" w:before="0"/>
+              <w:jc w:val="left"/>
+            </w:pPr>
+            <w:r>
+              <w:rPr>
+                <w:rFonts w:ascii="Arial" w:cs="Arial" w:eastAsia="Arial" w:hAnsi="Arial"/>
+                <w:b/>
+                <w:bCs/>
+                <w:i w:val="false"/>
+                <w:iCs w:val="false"/>
+                <w:color w:val="000000"/>
+                <w:sz w:val="18"/>
+                <w:szCs w:val="18"/>
+              </w:rPr>
+              <w:t xml:space="preserve">Observe Phase</w:t>
             </w:r>
           </w:p>
           <w:p>
@@ -9584,7 +9602,7 @@
             <w:pPr>
               <w:spacing w:after="20" w:before="0"/>
             </w:pPr>
-            <w:hyperlink w:history="1" r:id="rIdraalq1denadpri0r29ahv">
+            <w:hyperlink w:history="1" r:id="rIdnrg_0ubnduenbfhcdas24">
               <w:r>
                 <w:rPr>
                   <w:rFonts w:ascii="Arial" w:cs="Arial" w:eastAsia="Arial" w:hAnsi="Arial"/>
@@ -9617,7 +9635,7 @@
               <w:spacing w:after="10" w:before="0"/>
               <w:ind w:left="120"/>
             </w:pPr>
-            <w:hyperlink w:history="1" r:id="rId-a4w1tls87qp7kop31xv8">
+            <w:hyperlink w:history="1" r:id="rIdzkizxhro6mncvsm-ggmm1">
               <w:r>
                 <w:rPr>
                   <w:rFonts w:ascii="Arial" w:cs="Arial" w:eastAsia="Arial" w:hAnsi="Arial"/>
@@ -9662,7 +9680,7 @@
             <w:pPr>
               <w:spacing w:after="20" w:before="0"/>
             </w:pPr>
-            <w:hyperlink w:history="1" r:id="rIdgaw-hvktfanoa85inlsax">
+            <w:hyperlink w:history="1" r:id="rId6-5pqcuovuz8hybie8ggf">
               <w:r>
                 <w:rPr>
                   <w:rFonts w:ascii="Arial" w:cs="Arial" w:eastAsia="Arial" w:hAnsi="Arial"/>
@@ -9695,7 +9713,7 @@
               <w:spacing w:after="10" w:before="0"/>
               <w:ind w:left="120"/>
             </w:pPr>
-            <w:hyperlink w:history="1" r:id="rIddjxuaauc3ij9qmdcsjaka">
+            <w:hyperlink w:history="1" r:id="rIdxoeowtnjxsutmapluo-pa">
               <w:r>
                 <w:rPr>
                   <w:rFonts w:ascii="Arial" w:cs="Arial" w:eastAsia="Arial" w:hAnsi="Arial"/>
@@ -9842,32 +9860,32 @@
         <w:tc>
           <w:tcPr>
             <w:tcW w:type="dxa" w:w="1520"/>
-            <w:shd w:fill="F2F2F2" w:color="auto" w:val="clear"/>
-            <w:tcMar>
-              <w:top w:type="dxa" w:w="60"/>
-              <w:left w:type="dxa" w:w="120"/>
-              <w:bottom w:type="dxa" w:w="60"/>
-              <w:right w:type="dxa" w:w="120"/>
-            </w:tcMar>
-            <w:vAlign w:val="top"/>
-          </w:tcPr>
-          <w:p>
-            <w:pPr>
-              <w:spacing w:after="40" w:before="0"/>
-              <w:jc w:val="left"/>
-            </w:pPr>
-            <w:r>
-              <w:rPr>
-                <w:rFonts w:ascii="Arial" w:cs="Arial" w:eastAsia="Arial" w:hAnsi="Arial"/>
-                <w:b/>
-                <w:bCs/>
-                <w:i w:val="false"/>
-                <w:iCs w:val="false"/>
-                <w:color w:val="000000"/>
-                <w:sz w:val="18"/>
-                <w:szCs w:val="18"/>
-              </w:rPr>
-              <w:t xml:space="preserve">Phase 3 — Explain</w:t>
+            <w:shd w:fill="E2EFDA" w:color="auto" w:val="clear"/>
+            <w:tcMar>
+              <w:top w:type="dxa" w:w="60"/>
+              <w:left w:type="dxa" w:w="120"/>
+              <w:bottom w:type="dxa" w:w="60"/>
+              <w:right w:type="dxa" w:w="120"/>
+            </w:tcMar>
+            <w:vAlign w:val="top"/>
+          </w:tcPr>
+          <w:p>
+            <w:pPr>
+              <w:spacing w:after="40" w:before="0"/>
+              <w:jc w:val="left"/>
+            </w:pPr>
+            <w:r>
+              <w:rPr>
+                <w:rFonts w:ascii="Arial" w:cs="Arial" w:eastAsia="Arial" w:hAnsi="Arial"/>
+                <w:b/>
+                <w:bCs/>
+                <w:i w:val="false"/>
+                <w:iCs w:val="false"/>
+                <w:color w:val="000000"/>
+                <w:sz w:val="18"/>
+                <w:szCs w:val="18"/>
+              </w:rPr>
+              <w:t xml:space="preserve">Explain Phase</w:t>
             </w:r>
           </w:p>
           <w:p>
@@ -9890,7 +9908,7 @@
             <w:pPr>
               <w:spacing w:after="20" w:before="0"/>
             </w:pPr>
-            <w:hyperlink w:history="1" r:id="rIdg1ctxzih1wtuyacxwdf4s">
+            <w:hyperlink w:history="1" r:id="rIddlse40y_xulzce1zylqdq">
               <w:r>
                 <w:rPr>
                   <w:rFonts w:ascii="Arial" w:cs="Arial" w:eastAsia="Arial" w:hAnsi="Arial"/>
@@ -9923,7 +9941,7 @@
               <w:spacing w:after="10" w:before="0"/>
               <w:ind w:left="120"/>
             </w:pPr>
-            <w:hyperlink w:history="1" r:id="rIdu9aqmzj5hcwozqymsk6mv">
+            <w:hyperlink w:history="1" r:id="rIdndnb6iayhcjh-k-dqgpmt">
               <w:r>
                 <w:rPr>
                   <w:rFonts w:ascii="Arial" w:cs="Arial" w:eastAsia="Arial" w:hAnsi="Arial"/>
@@ -9968,7 +9986,7 @@
             <w:pPr>
               <w:spacing w:after="20" w:before="0"/>
             </w:pPr>
-            <w:hyperlink w:history="1" r:id="rIdbnc3afppv0kga6rueqh3p">
+            <w:hyperlink w:history="1" r:id="rIdwi0iyuvt08c0_f4t3lxgq">
               <w:r>
                 <w:rPr>
                   <w:rFonts w:ascii="Arial" w:cs="Arial" w:eastAsia="Arial" w:hAnsi="Arial"/>
@@ -10001,7 +10019,7 @@
               <w:spacing w:after="10" w:before="0"/>
               <w:ind w:left="120"/>
             </w:pPr>
-            <w:hyperlink w:history="1" r:id="rIdvx84lgdn5fb2ioaqffjla">
+            <w:hyperlink w:history="1" r:id="rIdfsglwnh-ghp6uhalsslge">
               <w:r>
                 <w:rPr>
                   <w:rFonts w:ascii="Arial" w:cs="Arial" w:eastAsia="Arial" w:hAnsi="Arial"/>
@@ -10148,32 +10166,32 @@
         <w:tc>
           <w:tcPr>
             <w:tcW w:type="dxa" w:w="1520"/>
-            <w:shd w:fill="F2F2F2" w:color="auto" w:val="clear"/>
-            <w:tcMar>
-              <w:top w:type="dxa" w:w="60"/>
-              <w:left w:type="dxa" w:w="120"/>
-              <w:bottom w:type="dxa" w:w="60"/>
-              <w:right w:type="dxa" w:w="120"/>
-            </w:tcMar>
-            <w:vAlign w:val="top"/>
-          </w:tcPr>
-          <w:p>
-            <w:pPr>
-              <w:spacing w:after="40" w:before="0"/>
-              <w:jc w:val="left"/>
-            </w:pPr>
-            <w:r>
-              <w:rPr>
-                <w:rFonts w:ascii="Arial" w:cs="Arial" w:eastAsia="Arial" w:hAnsi="Arial"/>
-                <w:b/>
-                <w:bCs/>
-                <w:i w:val="false"/>
-                <w:iCs w:val="false"/>
-                <w:color w:val="000000"/>
-                <w:sz w:val="18"/>
-                <w:szCs w:val="18"/>
-              </w:rPr>
-              <w:t xml:space="preserve">Phase 4 — Driving Question Board (DQB) Update</w:t>
+            <w:shd w:fill="FCE4D6" w:color="auto" w:val="clear"/>
+            <w:tcMar>
+              <w:top w:type="dxa" w:w="60"/>
+              <w:left w:type="dxa" w:w="120"/>
+              <w:bottom w:type="dxa" w:w="60"/>
+              <w:right w:type="dxa" w:w="120"/>
+            </w:tcMar>
+            <w:vAlign w:val="top"/>
+          </w:tcPr>
+          <w:p>
+            <w:pPr>
+              <w:spacing w:after="40" w:before="0"/>
+              <w:jc w:val="left"/>
+            </w:pPr>
+            <w:r>
+              <w:rPr>
+                <w:rFonts w:ascii="Arial" w:cs="Arial" w:eastAsia="Arial" w:hAnsi="Arial"/>
+                <w:b/>
+                <w:bCs/>
+                <w:i w:val="false"/>
+                <w:iCs w:val="false"/>
+                <w:color w:val="000000"/>
+                <w:sz w:val="18"/>
+                <w:szCs w:val="18"/>
+              </w:rPr>
+              <w:t xml:space="preserve">Driving Question Board (DQB) Creation</w:t>
             </w:r>
           </w:p>
           <w:p>
@@ -10196,7 +10214,7 @@
             <w:pPr>
               <w:spacing w:after="20" w:before="0"/>
             </w:pPr>
-            <w:hyperlink w:history="1" r:id="rIdadqriwwcvf6m6bplbrmn8">
+            <w:hyperlink w:history="1" r:id="rIdnepsdunkqc23d9ssgp2r5">
               <w:r>
                 <w:rPr>
                   <w:rFonts w:ascii="Arial" w:cs="Arial" w:eastAsia="Arial" w:hAnsi="Arial"/>
@@ -10229,7 +10247,7 @@
               <w:spacing w:after="10" w:before="0"/>
               <w:ind w:left="120"/>
             </w:pPr>
-            <w:hyperlink w:history="1" r:id="rIdbaqlu8malpugs7tqlsigi">
+            <w:hyperlink w:history="1" r:id="rIdblqhgk3dfowowtr9rp6wb">
               <w:r>
                 <w:rPr>
                   <w:rFonts w:ascii="Arial" w:cs="Arial" w:eastAsia="Arial" w:hAnsi="Arial"/>
@@ -10274,7 +10292,7 @@
             <w:pPr>
               <w:spacing w:after="20" w:before="0"/>
             </w:pPr>
-            <w:hyperlink w:history="1" r:id="rIdyufgwfcegbf7vkpk2weim">
+            <w:hyperlink w:history="1" r:id="rIdrb4srbg4qkxs6drz5tuqj">
               <w:r>
                 <w:rPr>
                   <w:rFonts w:ascii="Arial" w:cs="Arial" w:eastAsia="Arial" w:hAnsi="Arial"/>
@@ -10307,7 +10325,7 @@
               <w:spacing w:after="10" w:before="0"/>
               <w:ind w:left="120"/>
             </w:pPr>
-            <w:hyperlink w:history="1" r:id="rIdyrtykjhj-wh1z0g1gmgbp">
+            <w:hyperlink w:history="1" r:id="rIdx04gcbk5n7kd13p5i4gqn">
               <w:r>
                 <w:rPr>
                   <w:rFonts w:ascii="Arial" w:cs="Arial" w:eastAsia="Arial" w:hAnsi="Arial"/>
@@ -10454,32 +10472,32 @@
         <w:tc>
           <w:tcPr>
             <w:tcW w:type="dxa" w:w="1520"/>
-            <w:shd w:fill="F2F2F2" w:color="auto" w:val="clear"/>
-            <w:tcMar>
-              <w:top w:type="dxa" w:w="60"/>
-              <w:left w:type="dxa" w:w="120"/>
-              <w:bottom w:type="dxa" w:w="60"/>
-              <w:right w:type="dxa" w:w="120"/>
-            </w:tcMar>
-            <w:vAlign w:val="top"/>
-          </w:tcPr>
-          <w:p>
-            <w:pPr>
-              <w:spacing w:after="40" w:before="0"/>
-              <w:jc w:val="left"/>
-            </w:pPr>
-            <w:r>
-              <w:rPr>
-                <w:rFonts w:ascii="Arial" w:cs="Arial" w:eastAsia="Arial" w:hAnsi="Arial"/>
-                <w:b/>
-                <w:bCs/>
-                <w:i w:val="false"/>
-                <w:iCs w:val="false"/>
-                <w:color w:val="000000"/>
-                <w:sz w:val="18"/>
-                <w:szCs w:val="18"/>
-              </w:rPr>
-              <w:t xml:space="preserve">Phase 5 — Model Building</w:t>
+            <w:shd w:fill="D5E8F0" w:color="auto" w:val="clear"/>
+            <w:tcMar>
+              <w:top w:type="dxa" w:w="60"/>
+              <w:left w:type="dxa" w:w="120"/>
+              <w:bottom w:type="dxa" w:w="60"/>
+              <w:right w:type="dxa" w:w="120"/>
+            </w:tcMar>
+            <w:vAlign w:val="top"/>
+          </w:tcPr>
+          <w:p>
+            <w:pPr>
+              <w:spacing w:after="40" w:before="0"/>
+              <w:jc w:val="left"/>
+            </w:pPr>
+            <w:r>
+              <w:rPr>
+                <w:rFonts w:ascii="Arial" w:cs="Arial" w:eastAsia="Arial" w:hAnsi="Arial"/>
+                <w:b/>
+                <w:bCs/>
+                <w:i w:val="false"/>
+                <w:iCs w:val="false"/>
+                <w:color w:val="000000"/>
+                <w:sz w:val="18"/>
+                <w:szCs w:val="18"/>
+              </w:rPr>
+              <w:t xml:space="preserve">Model Building Phase</w:t>
             </w:r>
           </w:p>
           <w:p>
@@ -10502,7 +10520,7 @@
             <w:pPr>
               <w:spacing w:after="20" w:before="0"/>
             </w:pPr>
-            <w:hyperlink w:history="1" r:id="rIdfvjbtbfwu7gycq7_y9agc">
+            <w:hyperlink w:history="1" r:id="rIdqknqtzhufrar07wnzjhen">
               <w:r>
                 <w:rPr>
                   <w:rFonts w:ascii="Arial" w:cs="Arial" w:eastAsia="Arial" w:hAnsi="Arial"/>
@@ -10535,7 +10553,7 @@
               <w:spacing w:after="10" w:before="0"/>
               <w:ind w:left="120"/>
             </w:pPr>
-            <w:hyperlink w:history="1" r:id="rId4dfzdeqm_vlwrcmx_kb44">
+            <w:hyperlink w:history="1" r:id="rId5jmky4nnmbvocdd6ubatc">
               <w:r>
                 <w:rPr>
                   <w:rFonts w:ascii="Arial" w:cs="Arial" w:eastAsia="Arial" w:hAnsi="Arial"/>
@@ -10580,7 +10598,7 @@
             <w:pPr>
               <w:spacing w:after="20" w:before="0"/>
             </w:pPr>
-            <w:hyperlink w:history="1" r:id="rIdcir1-_kprkrdweuv5q2hd">
+            <w:hyperlink w:history="1" r:id="rIdwy1w6cwj2lwluv4kmfdnl">
               <w:r>
                 <w:rPr>
                   <w:rFonts w:ascii="Arial" w:cs="Arial" w:eastAsia="Arial" w:hAnsi="Arial"/>
@@ -10613,7 +10631,7 @@
               <w:spacing w:after="10" w:before="0"/>
               <w:ind w:left="120"/>
             </w:pPr>
-            <w:hyperlink w:history="1" r:id="rIdnx951yure6wojdiigcpyx">
+            <w:hyperlink w:history="1" r:id="rIdazld1c7cltuvun6qd3chy">
               <w:r>
                 <w:rPr>
                   <w:rFonts w:ascii="Arial" w:cs="Arial" w:eastAsia="Arial" w:hAnsi="Arial"/>
@@ -11708,7 +11726,25 @@
             </w:tcMar>
             <w:vAlign w:val="top"/>
           </w:tcPr>
-          <w:p/>
+          <w:p>
+            <w:pPr>
+              <w:spacing w:after="40" w:before="0"/>
+              <w:jc w:val="left"/>
+            </w:pPr>
+            <w:r>
+              <w:rPr>
+                <w:rFonts w:ascii="Arial" w:cs="Arial" w:eastAsia="Arial" w:hAnsi="Arial"/>
+                <w:b w:val="false"/>
+                <w:bCs w:val="false"/>
+                <w:i w:val="false"/>
+                <w:iCs w:val="false"/>
+                <w:color w:val="000000"/>
+                <w:sz w:val="18"/>
+                <w:szCs w:val="18"/>
+              </w:rPr>
+              <w:t xml:space="preserve">No physical hazards. Remind learners to use rulers carefully when drawing directed line segments. Ensure grid paper is shared equitably across groups.</w:t>
+            </w:r>
+          </w:p>
         </w:tc>
       </w:tr>
     </w:tbl>
@@ -12082,7 +12118,7 @@
             <w:pPr>
               <w:spacing w:after="20" w:before="0"/>
             </w:pPr>
-            <w:hyperlink w:history="1" r:id="rIdsffwnqwxrwkvpbfmk0kjo">
+            <w:hyperlink w:history="1" r:id="rIdfb6dfnggnz9pdk2uxwqpg">
               <w:r>
                 <w:rPr>
                   <w:rFonts w:ascii="Arial" w:cs="Arial" w:eastAsia="Arial" w:hAnsi="Arial"/>
@@ -12115,7 +12151,7 @@
               <w:spacing w:after="10" w:before="0"/>
               <w:ind w:left="120"/>
             </w:pPr>
-            <w:hyperlink w:history="1" r:id="rIdjvlj3l8d0ppxcvingpeza">
+            <w:hyperlink w:history="1" r:id="rIdvy262pdjxu0pqvcbpxy1i">
               <w:r>
                 <w:rPr>
                   <w:rFonts w:ascii="Arial" w:cs="Arial" w:eastAsia="Arial" w:hAnsi="Arial"/>
@@ -12160,7 +12196,7 @@
             <w:pPr>
               <w:spacing w:after="20" w:before="0"/>
             </w:pPr>
-            <w:hyperlink w:history="1" r:id="rIdbtcumqiooeikhnt9peyqb">
+            <w:hyperlink w:history="1" r:id="rIdl9jux7o9ewsd0sj5x0vag">
               <w:r>
                 <w:rPr>
                   <w:rFonts w:ascii="Arial" w:cs="Arial" w:eastAsia="Arial" w:hAnsi="Arial"/>
@@ -12193,7 +12229,7 @@
               <w:spacing w:after="10" w:before="0"/>
               <w:ind w:left="120"/>
             </w:pPr>
-            <w:hyperlink w:history="1" r:id="rIdb6udw78gb-i5n6dycp-d5">
+            <w:hyperlink w:history="1" r:id="rIdbq4ae6_9acpdvyij1xvjs">
               <w:r>
                 <w:rPr>
                   <w:rFonts w:ascii="Arial" w:cs="Arial" w:eastAsia="Arial" w:hAnsi="Arial"/>
@@ -12388,7 +12424,7 @@
             <w:pPr>
               <w:spacing w:after="20" w:before="0"/>
             </w:pPr>
-            <w:hyperlink w:history="1" r:id="rIdryiczwrbdtxqbvmpc8kaq">
+            <w:hyperlink w:history="1" r:id="rIdp4fcxfbiga8nzbxieuvft">
               <w:r>
                 <w:rPr>
                   <w:rFonts w:ascii="Arial" w:cs="Arial" w:eastAsia="Arial" w:hAnsi="Arial"/>
@@ -12421,7 +12457,7 @@
               <w:spacing w:after="10" w:before="0"/>
               <w:ind w:left="120"/>
             </w:pPr>
-            <w:hyperlink w:history="1" r:id="rIdcojdh2n3nagfmqbli1qn5">
+            <w:hyperlink w:history="1" r:id="rIdrirejwb6-w9mzldd7zs-z">
               <w:r>
                 <w:rPr>
                   <w:rFonts w:ascii="Arial" w:cs="Arial" w:eastAsia="Arial" w:hAnsi="Arial"/>
@@ -12466,7 +12502,7 @@
             <w:pPr>
               <w:spacing w:after="20" w:before="0"/>
             </w:pPr>
-            <w:hyperlink w:history="1" r:id="rIdtet6cw6inop5t1cavqrq8">
+            <w:hyperlink w:history="1" r:id="rIdjwk41bdzpaf02jukjrbcm">
               <w:r>
                 <w:rPr>
                   <w:rFonts w:ascii="Arial" w:cs="Arial" w:eastAsia="Arial" w:hAnsi="Arial"/>
@@ -12499,7 +12535,7 @@
               <w:spacing w:after="10" w:before="0"/>
               <w:ind w:left="120"/>
             </w:pPr>
-            <w:hyperlink w:history="1" r:id="rIdgkqd2kqe6bz6siikqe5t2">
+            <w:hyperlink w:history="1" r:id="rIdlj1tpmjlxzozbwz-qz5gz">
               <w:r>
                 <w:rPr>
                   <w:rFonts w:ascii="Arial" w:cs="Arial" w:eastAsia="Arial" w:hAnsi="Arial"/>
@@ -12694,7 +12730,7 @@
             <w:pPr>
               <w:spacing w:after="20" w:before="0"/>
             </w:pPr>
-            <w:hyperlink w:history="1" r:id="rIdvx-o1dilu_ehvdgoucrwo">
+            <w:hyperlink w:history="1" r:id="rIdb2xd2dbdp8znfhw62hpng">
               <w:r>
                 <w:rPr>
                   <w:rFonts w:ascii="Arial" w:cs="Arial" w:eastAsia="Arial" w:hAnsi="Arial"/>
@@ -12727,7 +12763,7 @@
               <w:spacing w:after="10" w:before="0"/>
               <w:ind w:left="120"/>
             </w:pPr>
-            <w:hyperlink w:history="1" r:id="rIdm_gulneqfulzyuw-psplu">
+            <w:hyperlink w:history="1" r:id="rIdtjzeyrh-x2jc0e7mvbff-">
               <w:r>
                 <w:rPr>
                   <w:rFonts w:ascii="Arial" w:cs="Arial" w:eastAsia="Arial" w:hAnsi="Arial"/>
@@ -12772,7 +12808,7 @@
             <w:pPr>
               <w:spacing w:after="20" w:before="0"/>
             </w:pPr>
-            <w:hyperlink w:history="1" r:id="rIdcw3awgcbfhghnhmmxnxv0">
+            <w:hyperlink w:history="1" r:id="rIdeb6c1iagbf1dgkh7pqjn3">
               <w:r>
                 <w:rPr>
                   <w:rFonts w:ascii="Arial" w:cs="Arial" w:eastAsia="Arial" w:hAnsi="Arial"/>
@@ -12805,7 +12841,7 @@
               <w:spacing w:after="10" w:before="0"/>
               <w:ind w:left="120"/>
             </w:pPr>
-            <w:hyperlink w:history="1" r:id="rIdekhuuzbu4elwgps-vbmne">
+            <w:hyperlink w:history="1" r:id="rIdzjmdadzwyi_vmjccb1b1e">
               <w:r>
                 <w:rPr>
                   <w:rFonts w:ascii="Arial" w:cs="Arial" w:eastAsia="Arial" w:hAnsi="Arial"/>
@@ -13000,7 +13036,7 @@
             <w:pPr>
               <w:spacing w:after="20" w:before="0"/>
             </w:pPr>
-            <w:hyperlink w:history="1" r:id="rIdgejq5o2wmfm79o3jim-go">
+            <w:hyperlink w:history="1" r:id="rIdcin9xoj2uruqwza51vzak">
               <w:r>
                 <w:rPr>
                   <w:rFonts w:ascii="Arial" w:cs="Arial" w:eastAsia="Arial" w:hAnsi="Arial"/>
@@ -13033,7 +13069,7 @@
               <w:spacing w:after="10" w:before="0"/>
               <w:ind w:left="120"/>
             </w:pPr>
-            <w:hyperlink w:history="1" r:id="rId_-8_j8jdydydnqqwx_hga">
+            <w:hyperlink w:history="1" r:id="rIdmdkwtpcnaknzupyhujtjo">
               <w:r>
                 <w:rPr>
                   <w:rFonts w:ascii="Arial" w:cs="Arial" w:eastAsia="Arial" w:hAnsi="Arial"/>
@@ -13078,7 +13114,7 @@
             <w:pPr>
               <w:spacing w:after="20" w:before="0"/>
             </w:pPr>
-            <w:hyperlink w:history="1" r:id="rIdk0od7yfad16lndk3p0f-p">
+            <w:hyperlink w:history="1" r:id="rIdcyvxdnubuwwmza_ranqgi">
               <w:r>
                 <w:rPr>
                   <w:rFonts w:ascii="Arial" w:cs="Arial" w:eastAsia="Arial" w:hAnsi="Arial"/>
@@ -13111,7 +13147,7 @@
               <w:spacing w:after="10" w:before="0"/>
               <w:ind w:left="120"/>
             </w:pPr>
-            <w:hyperlink w:history="1" r:id="rId-h29o--kplwk58qoy6ta2">
+            <w:hyperlink w:history="1" r:id="rIdh3myz6xkvdpdizo9vrq4v">
               <w:r>
                 <w:rPr>
                   <w:rFonts w:ascii="Arial" w:cs="Arial" w:eastAsia="Arial" w:hAnsi="Arial"/>
@@ -13306,7 +13342,7 @@
             <w:pPr>
               <w:spacing w:after="20" w:before="0"/>
             </w:pPr>
-            <w:hyperlink w:history="1" r:id="rIdlger4odfa_uu1dhweqhxe">
+            <w:hyperlink w:history="1" r:id="rIdckmmgaalk9ij_qgmcjkdd">
               <w:r>
                 <w:rPr>
                   <w:rFonts w:ascii="Arial" w:cs="Arial" w:eastAsia="Arial" w:hAnsi="Arial"/>
@@ -13339,7 +13375,7 @@
               <w:spacing w:after="10" w:before="0"/>
               <w:ind w:left="120"/>
             </w:pPr>
-            <w:hyperlink w:history="1" r:id="rIdry0auq4jysctzb1t4-y37">
+            <w:hyperlink w:history="1" r:id="rIdfeixovavct2ffrw_wyw9h">
               <w:r>
                 <w:rPr>
                   <w:rFonts w:ascii="Arial" w:cs="Arial" w:eastAsia="Arial" w:hAnsi="Arial"/>
@@ -13384,7 +13420,7 @@
             <w:pPr>
               <w:spacing w:after="20" w:before="0"/>
             </w:pPr>
-            <w:hyperlink w:history="1" r:id="rIdkgrdptb9nsupmrm4lcmxd">
+            <w:hyperlink w:history="1" r:id="rIdfiv7nd4aims21y-shpwae">
               <w:r>
                 <w:rPr>
                   <w:rFonts w:ascii="Arial" w:cs="Arial" w:eastAsia="Arial" w:hAnsi="Arial"/>
@@ -13417,7 +13453,7 @@
               <w:spacing w:after="10" w:before="0"/>
               <w:ind w:left="120"/>
             </w:pPr>
-            <w:hyperlink w:history="1" r:id="rIdeddyy9rrmjpvcanvh8hg0">
+            <w:hyperlink w:history="1" r:id="rIdjfp7yxotr0njkbnbsqusi">
               <w:r>
                 <w:rPr>
                   <w:rFonts w:ascii="Arial" w:cs="Arial" w:eastAsia="Arial" w:hAnsi="Arial"/>
@@ -14856,32 +14892,32 @@
         <w:tc>
           <w:tcPr>
             <w:tcW w:type="dxa" w:w="1520"/>
-            <w:shd w:fill="F2F2F2" w:color="auto" w:val="clear"/>
-            <w:tcMar>
-              <w:top w:type="dxa" w:w="60"/>
-              <w:left w:type="dxa" w:w="120"/>
-              <w:bottom w:type="dxa" w:w="60"/>
-              <w:right w:type="dxa" w:w="120"/>
-            </w:tcMar>
-            <w:vAlign w:val="top"/>
-          </w:tcPr>
-          <w:p>
-            <w:pPr>
-              <w:spacing w:after="40" w:before="0"/>
-              <w:jc w:val="left"/>
-            </w:pPr>
-            <w:r>
-              <w:rPr>
-                <w:rFonts w:ascii="Arial" w:cs="Arial" w:eastAsia="Arial" w:hAnsi="Arial"/>
-                <w:b/>
-                <w:bCs/>
-                <w:i w:val="false"/>
-                <w:iCs w:val="false"/>
-                <w:color w:val="000000"/>
-                <w:sz w:val="18"/>
-                <w:szCs w:val="18"/>
-              </w:rPr>
-              <w:t xml:space="preserve">Phase 1 — PREDICT (12 minutes)</w:t>
+            <w:shd w:fill="EAD1F5" w:color="auto" w:val="clear"/>
+            <w:tcMar>
+              <w:top w:type="dxa" w:w="60"/>
+              <w:left w:type="dxa" w:w="120"/>
+              <w:bottom w:type="dxa" w:w="60"/>
+              <w:right w:type="dxa" w:w="120"/>
+            </w:tcMar>
+            <w:vAlign w:val="top"/>
+          </w:tcPr>
+          <w:p>
+            <w:pPr>
+              <w:spacing w:after="40" w:before="0"/>
+              <w:jc w:val="left"/>
+            </w:pPr>
+            <w:r>
+              <w:rPr>
+                <w:rFonts w:ascii="Arial" w:cs="Arial" w:eastAsia="Arial" w:hAnsi="Arial"/>
+                <w:b/>
+                <w:bCs/>
+                <w:i w:val="false"/>
+                <w:iCs w:val="false"/>
+                <w:color w:val="000000"/>
+                <w:sz w:val="18"/>
+                <w:szCs w:val="18"/>
+              </w:rPr>
+              <w:t xml:space="preserve">Predict Phase</w:t>
             </w:r>
           </w:p>
           <w:p>
@@ -14904,7 +14940,7 @@
             <w:pPr>
               <w:spacing w:after="20" w:before="0"/>
             </w:pPr>
-            <w:hyperlink w:history="1" r:id="rIdq61mb5kuyimjazpv-xrqm">
+            <w:hyperlink w:history="1" r:id="rIdjhh633ti7buq5dshrqrla">
               <w:r>
                 <w:rPr>
                   <w:rFonts w:ascii="Arial" w:cs="Arial" w:eastAsia="Arial" w:hAnsi="Arial"/>
@@ -14937,7 +14973,7 @@
               <w:spacing w:after="10" w:before="0"/>
               <w:ind w:left="120"/>
             </w:pPr>
-            <w:hyperlink w:history="1" r:id="rIdsyxnd1gmp16oxkgecrr1z">
+            <w:hyperlink w:history="1" r:id="rId2rk7bkgno1np7nhurakqz">
               <w:r>
                 <w:rPr>
                   <w:rFonts w:ascii="Arial" w:cs="Arial" w:eastAsia="Arial" w:hAnsi="Arial"/>
@@ -14982,7 +15018,7 @@
             <w:pPr>
               <w:spacing w:after="20" w:before="0"/>
             </w:pPr>
-            <w:hyperlink w:history="1" r:id="rIdx9dqfs9juovqxs5sfvkfy">
+            <w:hyperlink w:history="1" r:id="rIdatofgx8solimzigf241wu">
               <w:r>
                 <w:rPr>
                   <w:rFonts w:ascii="Arial" w:cs="Arial" w:eastAsia="Arial" w:hAnsi="Arial"/>
@@ -15015,7 +15051,7 @@
               <w:spacing w:after="10" w:before="0"/>
               <w:ind w:left="120"/>
             </w:pPr>
-            <w:hyperlink w:history="1" r:id="rIdpfd8eg14njmc6t-2ff4pk">
+            <w:hyperlink w:history="1" r:id="rIdedkh1mc5eoh2s2vfu5ktj">
               <w:r>
                 <w:rPr>
                   <w:rFonts w:ascii="Arial" w:cs="Arial" w:eastAsia="Arial" w:hAnsi="Arial"/>
@@ -15162,32 +15198,32 @@
         <w:tc>
           <w:tcPr>
             <w:tcW w:type="dxa" w:w="1520"/>
-            <w:shd w:fill="F2F2F2" w:color="auto" w:val="clear"/>
-            <w:tcMar>
-              <w:top w:type="dxa" w:w="60"/>
-              <w:left w:type="dxa" w:w="120"/>
-              <w:bottom w:type="dxa" w:w="60"/>
-              <w:right w:type="dxa" w:w="120"/>
-            </w:tcMar>
-            <w:vAlign w:val="top"/>
-          </w:tcPr>
-          <w:p>
-            <w:pPr>
-              <w:spacing w:after="40" w:before="0"/>
-              <w:jc w:val="left"/>
-            </w:pPr>
-            <w:r>
-              <w:rPr>
-                <w:rFonts w:ascii="Arial" w:cs="Arial" w:eastAsia="Arial" w:hAnsi="Arial"/>
-                <w:b/>
-                <w:bCs/>
-                <w:i w:val="false"/>
-                <w:iCs w:val="false"/>
-                <w:color w:val="000000"/>
-                <w:sz w:val="18"/>
-                <w:szCs w:val="18"/>
-              </w:rPr>
-              <w:t xml:space="preserve">Phase 2 — OBSERVE (20 minutes)</w:t>
+            <w:shd w:fill="D9EEF1" w:color="auto" w:val="clear"/>
+            <w:tcMar>
+              <w:top w:type="dxa" w:w="60"/>
+              <w:left w:type="dxa" w:w="120"/>
+              <w:bottom w:type="dxa" w:w="60"/>
+              <w:right w:type="dxa" w:w="120"/>
+            </w:tcMar>
+            <w:vAlign w:val="top"/>
+          </w:tcPr>
+          <w:p>
+            <w:pPr>
+              <w:spacing w:after="40" w:before="0"/>
+              <w:jc w:val="left"/>
+            </w:pPr>
+            <w:r>
+              <w:rPr>
+                <w:rFonts w:ascii="Arial" w:cs="Arial" w:eastAsia="Arial" w:hAnsi="Arial"/>
+                <w:b/>
+                <w:bCs/>
+                <w:i w:val="false"/>
+                <w:iCs w:val="false"/>
+                <w:color w:val="000000"/>
+                <w:sz w:val="18"/>
+                <w:szCs w:val="18"/>
+              </w:rPr>
+              <w:t xml:space="preserve">Observe Phase</w:t>
             </w:r>
           </w:p>
           <w:p>
@@ -15210,7 +15246,7 @@
             <w:pPr>
               <w:spacing w:after="20" w:before="0"/>
             </w:pPr>
-            <w:hyperlink w:history="1" r:id="rIdwinyjlrs2xyq3omjpgbu2">
+            <w:hyperlink w:history="1" r:id="rIdjs-amj6si46buihkn0e-p">
               <w:r>
                 <w:rPr>
                   <w:rFonts w:ascii="Arial" w:cs="Arial" w:eastAsia="Arial" w:hAnsi="Arial"/>
@@ -15243,7 +15279,7 @@
               <w:spacing w:after="10" w:before="0"/>
               <w:ind w:left="120"/>
             </w:pPr>
-            <w:hyperlink w:history="1" r:id="rIdhygmg7ogrxejokwranybg">
+            <w:hyperlink w:history="1" r:id="rIdjciznqfemhsbrras3ikto">
               <w:r>
                 <w:rPr>
                   <w:rFonts w:ascii="Arial" w:cs="Arial" w:eastAsia="Arial" w:hAnsi="Arial"/>
@@ -15288,7 +15324,7 @@
             <w:pPr>
               <w:spacing w:after="20" w:before="0"/>
             </w:pPr>
-            <w:hyperlink w:history="1" r:id="rId_rcrndkopvi-uyyvcdppg">
+            <w:hyperlink w:history="1" r:id="rIdq0qqsxaq2s3nyycybxe74">
               <w:r>
                 <w:rPr>
                   <w:rFonts w:ascii="Arial" w:cs="Arial" w:eastAsia="Arial" w:hAnsi="Arial"/>
@@ -15321,7 +15357,7 @@
               <w:spacing w:after="10" w:before="0"/>
               <w:ind w:left="120"/>
             </w:pPr>
-            <w:hyperlink w:history="1" r:id="rId4tdvwavphmgeblvffp12q">
+            <w:hyperlink w:history="1" r:id="rIdmf5buo7crzsextfhnzm60">
               <w:r>
                 <w:rPr>
                   <w:rFonts w:ascii="Arial" w:cs="Arial" w:eastAsia="Arial" w:hAnsi="Arial"/>
@@ -15468,32 +15504,32 @@
         <w:tc>
           <w:tcPr>
             <w:tcW w:type="dxa" w:w="1520"/>
-            <w:shd w:fill="F2F2F2" w:color="auto" w:val="clear"/>
-            <w:tcMar>
-              <w:top w:type="dxa" w:w="60"/>
-              <w:left w:type="dxa" w:w="120"/>
-              <w:bottom w:type="dxa" w:w="60"/>
-              <w:right w:type="dxa" w:w="120"/>
-            </w:tcMar>
-            <w:vAlign w:val="top"/>
-          </w:tcPr>
-          <w:p>
-            <w:pPr>
-              <w:spacing w:after="40" w:before="0"/>
-              <w:jc w:val="left"/>
-            </w:pPr>
-            <w:r>
-              <w:rPr>
-                <w:rFonts w:ascii="Arial" w:cs="Arial" w:eastAsia="Arial" w:hAnsi="Arial"/>
-                <w:b/>
-                <w:bCs/>
-                <w:i w:val="false"/>
-                <w:iCs w:val="false"/>
-                <w:color w:val="000000"/>
-                <w:sz w:val="18"/>
-                <w:szCs w:val="18"/>
-              </w:rPr>
-              <w:t xml:space="preserve">Phase 3 — EXPLAIN (25 minutes)</w:t>
+            <w:shd w:fill="E2EFDA" w:color="auto" w:val="clear"/>
+            <w:tcMar>
+              <w:top w:type="dxa" w:w="60"/>
+              <w:left w:type="dxa" w:w="120"/>
+              <w:bottom w:type="dxa" w:w="60"/>
+              <w:right w:type="dxa" w:w="120"/>
+            </w:tcMar>
+            <w:vAlign w:val="top"/>
+          </w:tcPr>
+          <w:p>
+            <w:pPr>
+              <w:spacing w:after="40" w:before="0"/>
+              <w:jc w:val="left"/>
+            </w:pPr>
+            <w:r>
+              <w:rPr>
+                <w:rFonts w:ascii="Arial" w:cs="Arial" w:eastAsia="Arial" w:hAnsi="Arial"/>
+                <w:b/>
+                <w:bCs/>
+                <w:i w:val="false"/>
+                <w:iCs w:val="false"/>
+                <w:color w:val="000000"/>
+                <w:sz w:val="18"/>
+                <w:szCs w:val="18"/>
+              </w:rPr>
+              <w:t xml:space="preserve">Explain Phase</w:t>
             </w:r>
           </w:p>
           <w:p>
@@ -15516,7 +15552,7 @@
             <w:pPr>
               <w:spacing w:after="20" w:before="0"/>
             </w:pPr>
-            <w:hyperlink w:history="1" r:id="rIdxs6b7b5blh9vrevg1xami">
+            <w:hyperlink w:history="1" r:id="rIdz9h6t_8p5hrouycw9iyfs">
               <w:r>
                 <w:rPr>
                   <w:rFonts w:ascii="Arial" w:cs="Arial" w:eastAsia="Arial" w:hAnsi="Arial"/>
@@ -15549,7 +15585,7 @@
               <w:spacing w:after="10" w:before="0"/>
               <w:ind w:left="120"/>
             </w:pPr>
-            <w:hyperlink w:history="1" r:id="rIdtz4fwttn_w4f-cxp750j9">
+            <w:hyperlink w:history="1" r:id="rId1vww0khmjboa4jl2o1pc-">
               <w:r>
                 <w:rPr>
                   <w:rFonts w:ascii="Arial" w:cs="Arial" w:eastAsia="Arial" w:hAnsi="Arial"/>
@@ -15594,7 +15630,7 @@
             <w:pPr>
               <w:spacing w:after="20" w:before="0"/>
             </w:pPr>
-            <w:hyperlink w:history="1" r:id="rIdexnxspet3im0vtyo9jbq8">
+            <w:hyperlink w:history="1" r:id="rIdiv5frf7quvga_6cd4ug5z">
               <w:r>
                 <w:rPr>
                   <w:rFonts w:ascii="Arial" w:cs="Arial" w:eastAsia="Arial" w:hAnsi="Arial"/>
@@ -15627,7 +15663,7 @@
               <w:spacing w:after="10" w:before="0"/>
               <w:ind w:left="120"/>
             </w:pPr>
-            <w:hyperlink w:history="1" r:id="rIdj7s84z3jwzgueisoldtv1">
+            <w:hyperlink w:history="1" r:id="rIdxp0qm_cq68avvbhwitnkn">
               <w:r>
                 <w:rPr>
                   <w:rFonts w:ascii="Arial" w:cs="Arial" w:eastAsia="Arial" w:hAnsi="Arial"/>
@@ -15774,32 +15810,32 @@
         <w:tc>
           <w:tcPr>
             <w:tcW w:type="dxa" w:w="1520"/>
-            <w:shd w:fill="F2F2F2" w:color="auto" w:val="clear"/>
-            <w:tcMar>
-              <w:top w:type="dxa" w:w="60"/>
-              <w:left w:type="dxa" w:w="120"/>
-              <w:bottom w:type="dxa" w:w="60"/>
-              <w:right w:type="dxa" w:w="120"/>
-            </w:tcMar>
-            <w:vAlign w:val="top"/>
-          </w:tcPr>
-          <w:p>
-            <w:pPr>
-              <w:spacing w:after="40" w:before="0"/>
-              <w:jc w:val="left"/>
-            </w:pPr>
-            <w:r>
-              <w:rPr>
-                <w:rFonts w:ascii="Arial" w:cs="Arial" w:eastAsia="Arial" w:hAnsi="Arial"/>
-                <w:b/>
-                <w:bCs/>
-                <w:i w:val="false"/>
-                <w:iCs w:val="false"/>
-                <w:color w:val="000000"/>
-                <w:sz w:val="18"/>
-                <w:szCs w:val="18"/>
-              </w:rPr>
-              <w:t xml:space="preserve">Phase 4 — DRIVING QUESTION BOARD (DQB) Update (10 minutes)</w:t>
+            <w:shd w:fill="FCE4D6" w:color="auto" w:val="clear"/>
+            <w:tcMar>
+              <w:top w:type="dxa" w:w="60"/>
+              <w:left w:type="dxa" w:w="120"/>
+              <w:bottom w:type="dxa" w:w="60"/>
+              <w:right w:type="dxa" w:w="120"/>
+            </w:tcMar>
+            <w:vAlign w:val="top"/>
+          </w:tcPr>
+          <w:p>
+            <w:pPr>
+              <w:spacing w:after="40" w:before="0"/>
+              <w:jc w:val="left"/>
+            </w:pPr>
+            <w:r>
+              <w:rPr>
+                <w:rFonts w:ascii="Arial" w:cs="Arial" w:eastAsia="Arial" w:hAnsi="Arial"/>
+                <w:b/>
+                <w:bCs/>
+                <w:i w:val="false"/>
+                <w:iCs w:val="false"/>
+                <w:color w:val="000000"/>
+                <w:sz w:val="18"/>
+                <w:szCs w:val="18"/>
+              </w:rPr>
+              <w:t xml:space="preserve">Driving Question Board (DQB) Creation</w:t>
             </w:r>
           </w:p>
           <w:p>
@@ -15822,7 +15858,7 @@
             <w:pPr>
               <w:spacing w:after="20" w:before="0"/>
             </w:pPr>
-            <w:hyperlink w:history="1" r:id="rIdf4vht7vi1njpkbqfox7qm">
+            <w:hyperlink w:history="1" r:id="rIdyupihd3gdx746ciahctw0">
               <w:r>
                 <w:rPr>
                   <w:rFonts w:ascii="Arial" w:cs="Arial" w:eastAsia="Arial" w:hAnsi="Arial"/>
@@ -15855,7 +15891,7 @@
               <w:spacing w:after="10" w:before="0"/>
               <w:ind w:left="120"/>
             </w:pPr>
-            <w:hyperlink w:history="1" r:id="rIdhdig2j9wglclpn9szmw4d">
+            <w:hyperlink w:history="1" r:id="rId3wc8kyqm3iwsr-apymh8j">
               <w:r>
                 <w:rPr>
                   <w:rFonts w:ascii="Arial" w:cs="Arial" w:eastAsia="Arial" w:hAnsi="Arial"/>
@@ -15900,7 +15936,7 @@
             <w:pPr>
               <w:spacing w:after="20" w:before="0"/>
             </w:pPr>
-            <w:hyperlink w:history="1" r:id="rIdeipdjkjnwwuh8aaxex7vs">
+            <w:hyperlink w:history="1" r:id="rIdtemiovx0trwf3ionvhjtf">
               <w:r>
                 <w:rPr>
                   <w:rFonts w:ascii="Arial" w:cs="Arial" w:eastAsia="Arial" w:hAnsi="Arial"/>
@@ -15933,7 +15969,7 @@
               <w:spacing w:after="10" w:before="0"/>
               <w:ind w:left="120"/>
             </w:pPr>
-            <w:hyperlink w:history="1" r:id="rId8fhc2_ha2_kuxmyciosvx">
+            <w:hyperlink w:history="1" r:id="rIdjib-qkw7zu0u92g3qegxk">
               <w:r>
                 <w:rPr>
                   <w:rFonts w:ascii="Arial" w:cs="Arial" w:eastAsia="Arial" w:hAnsi="Arial"/>
@@ -16080,32 +16116,32 @@
         <w:tc>
           <w:tcPr>
             <w:tcW w:type="dxa" w:w="1520"/>
-            <w:shd w:fill="F2F2F2" w:color="auto" w:val="clear"/>
-            <w:tcMar>
-              <w:top w:type="dxa" w:w="60"/>
-              <w:left w:type="dxa" w:w="120"/>
-              <w:bottom w:type="dxa" w:w="60"/>
-              <w:right w:type="dxa" w:w="120"/>
-            </w:tcMar>
-            <w:vAlign w:val="top"/>
-          </w:tcPr>
-          <w:p>
-            <w:pPr>
-              <w:spacing w:after="40" w:before="0"/>
-              <w:jc w:val="left"/>
-            </w:pPr>
-            <w:r>
-              <w:rPr>
-                <w:rFonts w:ascii="Arial" w:cs="Arial" w:eastAsia="Arial" w:hAnsi="Arial"/>
-                <w:b/>
-                <w:bCs/>
-                <w:i w:val="false"/>
-                <w:iCs w:val="false"/>
-                <w:color w:val="000000"/>
-                <w:sz w:val="18"/>
-                <w:szCs w:val="18"/>
-              </w:rPr>
-              <w:t xml:space="preserve">Phase 5 — MODEL BUILDING (13 minutes)</w:t>
+            <w:shd w:fill="D5E8F0" w:color="auto" w:val="clear"/>
+            <w:tcMar>
+              <w:top w:type="dxa" w:w="60"/>
+              <w:left w:type="dxa" w:w="120"/>
+              <w:bottom w:type="dxa" w:w="60"/>
+              <w:right w:type="dxa" w:w="120"/>
+            </w:tcMar>
+            <w:vAlign w:val="top"/>
+          </w:tcPr>
+          <w:p>
+            <w:pPr>
+              <w:spacing w:after="40" w:before="0"/>
+              <w:jc w:val="left"/>
+            </w:pPr>
+            <w:r>
+              <w:rPr>
+                <w:rFonts w:ascii="Arial" w:cs="Arial" w:eastAsia="Arial" w:hAnsi="Arial"/>
+                <w:b/>
+                <w:bCs/>
+                <w:i w:val="false"/>
+                <w:iCs w:val="false"/>
+                <w:color w:val="000000"/>
+                <w:sz w:val="18"/>
+                <w:szCs w:val="18"/>
+              </w:rPr>
+              <w:t xml:space="preserve">Model Building Phase</w:t>
             </w:r>
           </w:p>
           <w:p>
@@ -16128,7 +16164,7 @@
             <w:pPr>
               <w:spacing w:after="20" w:before="0"/>
             </w:pPr>
-            <w:hyperlink w:history="1" r:id="rIdf18tno91lpblelrcb_cva">
+            <w:hyperlink w:history="1" r:id="rIdtrsfkdrom12j6od0po_ya">
               <w:r>
                 <w:rPr>
                   <w:rFonts w:ascii="Arial" w:cs="Arial" w:eastAsia="Arial" w:hAnsi="Arial"/>
@@ -16161,7 +16197,7 @@
               <w:spacing w:after="10" w:before="0"/>
               <w:ind w:left="120"/>
             </w:pPr>
-            <w:hyperlink w:history="1" r:id="rIdo2hpbyztaou_qd1bwwrmj">
+            <w:hyperlink w:history="1" r:id="rIdknnpp9fq19ejnssvwy8pl">
               <w:r>
                 <w:rPr>
                   <w:rFonts w:ascii="Arial" w:cs="Arial" w:eastAsia="Arial" w:hAnsi="Arial"/>
@@ -16206,7 +16242,7 @@
             <w:pPr>
               <w:spacing w:after="20" w:before="0"/>
             </w:pPr>
-            <w:hyperlink w:history="1" r:id="rIdgfbe9yzwklykp2iq3f902">
+            <w:hyperlink w:history="1" r:id="rIdvt9afkcqfxzoy-ceka8ys">
               <w:r>
                 <w:rPr>
                   <w:rFonts w:ascii="Arial" w:cs="Arial" w:eastAsia="Arial" w:hAnsi="Arial"/>
@@ -16239,7 +16275,7 @@
               <w:spacing w:after="10" w:before="0"/>
               <w:ind w:left="120"/>
             </w:pPr>
-            <w:hyperlink w:history="1" r:id="rIdo0ryxbjazccgrieakkvsv">
+            <w:hyperlink w:history="1" r:id="rIdrkyzarttpjgknnn4apxzs">
               <w:r>
                 <w:rPr>
                   <w:rFonts w:ascii="Arial" w:cs="Arial" w:eastAsia="Arial" w:hAnsi="Arial"/>
@@ -17678,32 +17714,32 @@
         <w:tc>
           <w:tcPr>
             <w:tcW w:type="dxa" w:w="1520"/>
-            <w:shd w:fill="F2F2F2" w:color="auto" w:val="clear"/>
-            <w:tcMar>
-              <w:top w:type="dxa" w:w="60"/>
-              <w:left w:type="dxa" w:w="120"/>
-              <w:bottom w:type="dxa" w:w="60"/>
-              <w:right w:type="dxa" w:w="120"/>
-            </w:tcMar>
-            <w:vAlign w:val="top"/>
-          </w:tcPr>
-          <w:p>
-            <w:pPr>
-              <w:spacing w:after="40" w:before="0"/>
-              <w:jc w:val="left"/>
-            </w:pPr>
-            <w:r>
-              <w:rPr>
-                <w:rFonts w:ascii="Arial" w:cs="Arial" w:eastAsia="Arial" w:hAnsi="Arial"/>
-                <w:b/>
-                <w:bCs/>
-                <w:i w:val="false"/>
-                <w:iCs w:val="false"/>
-                <w:color w:val="000000"/>
-                <w:sz w:val="18"/>
-                <w:szCs w:val="18"/>
-              </w:rPr>
-              <w:t xml:space="preserve">Phase 1 — Predict</w:t>
+            <w:shd w:fill="EAD1F5" w:color="auto" w:val="clear"/>
+            <w:tcMar>
+              <w:top w:type="dxa" w:w="60"/>
+              <w:left w:type="dxa" w:w="120"/>
+              <w:bottom w:type="dxa" w:w="60"/>
+              <w:right w:type="dxa" w:w="120"/>
+            </w:tcMar>
+            <w:vAlign w:val="top"/>
+          </w:tcPr>
+          <w:p>
+            <w:pPr>
+              <w:spacing w:after="40" w:before="0"/>
+              <w:jc w:val="left"/>
+            </w:pPr>
+            <w:r>
+              <w:rPr>
+                <w:rFonts w:ascii="Arial" w:cs="Arial" w:eastAsia="Arial" w:hAnsi="Arial"/>
+                <w:b/>
+                <w:bCs/>
+                <w:i w:val="false"/>
+                <w:iCs w:val="false"/>
+                <w:color w:val="000000"/>
+                <w:sz w:val="18"/>
+                <w:szCs w:val="18"/>
+              </w:rPr>
+              <w:t xml:space="preserve">Predict Phase</w:t>
             </w:r>
           </w:p>
           <w:p>
@@ -17726,7 +17762,7 @@
             <w:pPr>
               <w:spacing w:after="20" w:before="0"/>
             </w:pPr>
-            <w:hyperlink w:history="1" r:id="rIdhv_ktkuycqdids7u0zf--">
+            <w:hyperlink w:history="1" r:id="rIdhs8br3odq_lumpyoovnja">
               <w:r>
                 <w:rPr>
                   <w:rFonts w:ascii="Arial" w:cs="Arial" w:eastAsia="Arial" w:hAnsi="Arial"/>
@@ -17759,7 +17795,7 @@
               <w:spacing w:after="10" w:before="0"/>
               <w:ind w:left="120"/>
             </w:pPr>
-            <w:hyperlink w:history="1" r:id="rIdtqop0xr-cycvodwad5daw">
+            <w:hyperlink w:history="1" r:id="rIdzaavq9k1g9qjhj6rvlfxc">
               <w:r>
                 <w:rPr>
                   <w:rFonts w:ascii="Arial" w:cs="Arial" w:eastAsia="Arial" w:hAnsi="Arial"/>
@@ -17804,7 +17840,7 @@
             <w:pPr>
               <w:spacing w:after="20" w:before="0"/>
             </w:pPr>
-            <w:hyperlink w:history="1" r:id="rIddo_ieo4ss34izetmne6u_">
+            <w:hyperlink w:history="1" r:id="rIdnh0dnulsjlzv0ccuozxcj">
               <w:r>
                 <w:rPr>
                   <w:rFonts w:ascii="Arial" w:cs="Arial" w:eastAsia="Arial" w:hAnsi="Arial"/>
@@ -17837,7 +17873,7 @@
               <w:spacing w:after="10" w:before="0"/>
               <w:ind w:left="120"/>
             </w:pPr>
-            <w:hyperlink w:history="1" r:id="rIdrfmxl4yselp4ftuqg2eje">
+            <w:hyperlink w:history="1" r:id="rIdnayckka1yxutqbw9lubwe">
               <w:r>
                 <w:rPr>
                   <w:rFonts w:ascii="Arial" w:cs="Arial" w:eastAsia="Arial" w:hAnsi="Arial"/>
@@ -17984,32 +18020,32 @@
         <w:tc>
           <w:tcPr>
             <w:tcW w:type="dxa" w:w="1520"/>
-            <w:shd w:fill="F2F2F2" w:color="auto" w:val="clear"/>
-            <w:tcMar>
-              <w:top w:type="dxa" w:w="60"/>
-              <w:left w:type="dxa" w:w="120"/>
-              <w:bottom w:type="dxa" w:w="60"/>
-              <w:right w:type="dxa" w:w="120"/>
-            </w:tcMar>
-            <w:vAlign w:val="top"/>
-          </w:tcPr>
-          <w:p>
-            <w:pPr>
-              <w:spacing w:after="40" w:before="0"/>
-              <w:jc w:val="left"/>
-            </w:pPr>
-            <w:r>
-              <w:rPr>
-                <w:rFonts w:ascii="Arial" w:cs="Arial" w:eastAsia="Arial" w:hAnsi="Arial"/>
-                <w:b/>
-                <w:bCs/>
-                <w:i w:val="false"/>
-                <w:iCs w:val="false"/>
-                <w:color w:val="000000"/>
-                <w:sz w:val="18"/>
-                <w:szCs w:val="18"/>
-              </w:rPr>
-              <w:t xml:space="preserve">Phase 2 — Observe</w:t>
+            <w:shd w:fill="D9EEF1" w:color="auto" w:val="clear"/>
+            <w:tcMar>
+              <w:top w:type="dxa" w:w="60"/>
+              <w:left w:type="dxa" w:w="120"/>
+              <w:bottom w:type="dxa" w:w="60"/>
+              <w:right w:type="dxa" w:w="120"/>
+            </w:tcMar>
+            <w:vAlign w:val="top"/>
+          </w:tcPr>
+          <w:p>
+            <w:pPr>
+              <w:spacing w:after="40" w:before="0"/>
+              <w:jc w:val="left"/>
+            </w:pPr>
+            <w:r>
+              <w:rPr>
+                <w:rFonts w:ascii="Arial" w:cs="Arial" w:eastAsia="Arial" w:hAnsi="Arial"/>
+                <w:b/>
+                <w:bCs/>
+                <w:i w:val="false"/>
+                <w:iCs w:val="false"/>
+                <w:color w:val="000000"/>
+                <w:sz w:val="18"/>
+                <w:szCs w:val="18"/>
+              </w:rPr>
+              <w:t xml:space="preserve">Observe Phase</w:t>
             </w:r>
           </w:p>
           <w:p>
@@ -18032,7 +18068,7 @@
             <w:pPr>
               <w:spacing w:after="20" w:before="0"/>
             </w:pPr>
-            <w:hyperlink w:history="1" r:id="rIdbmttyfhgpesqjbxvqm-v5">
+            <w:hyperlink w:history="1" r:id="rIdxtlttjrqmr8al91a-1fco">
               <w:r>
                 <w:rPr>
                   <w:rFonts w:ascii="Arial" w:cs="Arial" w:eastAsia="Arial" w:hAnsi="Arial"/>
@@ -18065,7 +18101,7 @@
               <w:spacing w:after="10" w:before="0"/>
               <w:ind w:left="120"/>
             </w:pPr>
-            <w:hyperlink w:history="1" r:id="rIdtb49zrkiq8zralp8xpj6e">
+            <w:hyperlink w:history="1" r:id="rIdczinoe4vwkknkdd-dplpe">
               <w:r>
                 <w:rPr>
                   <w:rFonts w:ascii="Arial" w:cs="Arial" w:eastAsia="Arial" w:hAnsi="Arial"/>
@@ -18110,7 +18146,7 @@
             <w:pPr>
               <w:spacing w:after="20" w:before="0"/>
             </w:pPr>
-            <w:hyperlink w:history="1" r:id="rId6td6vfzb4h7rwqianpha_">
+            <w:hyperlink w:history="1" r:id="rId7iihu7flmlsprktuvvaeu">
               <w:r>
                 <w:rPr>
                   <w:rFonts w:ascii="Arial" w:cs="Arial" w:eastAsia="Arial" w:hAnsi="Arial"/>
@@ -18143,7 +18179,7 @@
               <w:spacing w:after="10" w:before="0"/>
               <w:ind w:left="120"/>
             </w:pPr>
-            <w:hyperlink w:history="1" r:id="rIdwxa8vs2bwys9s0unc3fxr">
+            <w:hyperlink w:history="1" r:id="rId66nlqkaqshnswiqz4uk4f">
               <w:r>
                 <w:rPr>
                   <w:rFonts w:ascii="Arial" w:cs="Arial" w:eastAsia="Arial" w:hAnsi="Arial"/>
@@ -18290,32 +18326,32 @@
         <w:tc>
           <w:tcPr>
             <w:tcW w:type="dxa" w:w="1520"/>
-            <w:shd w:fill="F2F2F2" w:color="auto" w:val="clear"/>
-            <w:tcMar>
-              <w:top w:type="dxa" w:w="60"/>
-              <w:left w:type="dxa" w:w="120"/>
-              <w:bottom w:type="dxa" w:w="60"/>
-              <w:right w:type="dxa" w:w="120"/>
-            </w:tcMar>
-            <w:vAlign w:val="top"/>
-          </w:tcPr>
-          <w:p>
-            <w:pPr>
-              <w:spacing w:after="40" w:before="0"/>
-              <w:jc w:val="left"/>
-            </w:pPr>
-            <w:r>
-              <w:rPr>
-                <w:rFonts w:ascii="Arial" w:cs="Arial" w:eastAsia="Arial" w:hAnsi="Arial"/>
-                <w:b/>
-                <w:bCs/>
-                <w:i w:val="false"/>
-                <w:iCs w:val="false"/>
-                <w:color w:val="000000"/>
-                <w:sz w:val="18"/>
-                <w:szCs w:val="18"/>
-              </w:rPr>
-              <w:t xml:space="preserve">Phase 3 — Explain</w:t>
+            <w:shd w:fill="E2EFDA" w:color="auto" w:val="clear"/>
+            <w:tcMar>
+              <w:top w:type="dxa" w:w="60"/>
+              <w:left w:type="dxa" w:w="120"/>
+              <w:bottom w:type="dxa" w:w="60"/>
+              <w:right w:type="dxa" w:w="120"/>
+            </w:tcMar>
+            <w:vAlign w:val="top"/>
+          </w:tcPr>
+          <w:p>
+            <w:pPr>
+              <w:spacing w:after="40" w:before="0"/>
+              <w:jc w:val="left"/>
+            </w:pPr>
+            <w:r>
+              <w:rPr>
+                <w:rFonts w:ascii="Arial" w:cs="Arial" w:eastAsia="Arial" w:hAnsi="Arial"/>
+                <w:b/>
+                <w:bCs/>
+                <w:i w:val="false"/>
+                <w:iCs w:val="false"/>
+                <w:color w:val="000000"/>
+                <w:sz w:val="18"/>
+                <w:szCs w:val="18"/>
+              </w:rPr>
+              <w:t xml:space="preserve">Explain Phase</w:t>
             </w:r>
           </w:p>
           <w:p>
@@ -18338,7 +18374,7 @@
             <w:pPr>
               <w:spacing w:after="20" w:before="0"/>
             </w:pPr>
-            <w:hyperlink w:history="1" r:id="rIdpmu6amhoi9oeukwrrk4q9">
+            <w:hyperlink w:history="1" r:id="rIdizvuyv3zpevek6awe--kv">
               <w:r>
                 <w:rPr>
                   <w:rFonts w:ascii="Arial" w:cs="Arial" w:eastAsia="Arial" w:hAnsi="Arial"/>
@@ -18371,7 +18407,7 @@
               <w:spacing w:after="10" w:before="0"/>
               <w:ind w:left="120"/>
             </w:pPr>
-            <w:hyperlink w:history="1" r:id="rIdpwedkfvqnjyhl1atruo4a">
+            <w:hyperlink w:history="1" r:id="rIdiavy4iupbpdvmf54dy2wy">
               <w:r>
                 <w:rPr>
                   <w:rFonts w:ascii="Arial" w:cs="Arial" w:eastAsia="Arial" w:hAnsi="Arial"/>
@@ -18416,7 +18452,7 @@
             <w:pPr>
               <w:spacing w:after="20" w:before="0"/>
             </w:pPr>
-            <w:hyperlink w:history="1" r:id="rIdx_bl9zh7ybot9qetnjb58">
+            <w:hyperlink w:history="1" r:id="rIdjhjfjd0vkqci2nnbpnepk">
               <w:r>
                 <w:rPr>
                   <w:rFonts w:ascii="Arial" w:cs="Arial" w:eastAsia="Arial" w:hAnsi="Arial"/>
@@ -18449,7 +18485,7 @@
               <w:spacing w:after="10" w:before="0"/>
               <w:ind w:left="120"/>
             </w:pPr>
-            <w:hyperlink w:history="1" r:id="rIdsp9ecl-gkhyf2lboew_wa">
+            <w:hyperlink w:history="1" r:id="rId1tnvtcevhpsdj5gw7wyvl">
               <w:r>
                 <w:rPr>
                   <w:rFonts w:ascii="Arial" w:cs="Arial" w:eastAsia="Arial" w:hAnsi="Arial"/>
@@ -18596,32 +18632,32 @@
         <w:tc>
           <w:tcPr>
             <w:tcW w:type="dxa" w:w="1520"/>
-            <w:shd w:fill="F2F2F2" w:color="auto" w:val="clear"/>
-            <w:tcMar>
-              <w:top w:type="dxa" w:w="60"/>
-              <w:left w:type="dxa" w:w="120"/>
-              <w:bottom w:type="dxa" w:w="60"/>
-              <w:right w:type="dxa" w:w="120"/>
-            </w:tcMar>
-            <w:vAlign w:val="top"/>
-          </w:tcPr>
-          <w:p>
-            <w:pPr>
-              <w:spacing w:after="40" w:before="0"/>
-              <w:jc w:val="left"/>
-            </w:pPr>
-            <w:r>
-              <w:rPr>
-                <w:rFonts w:ascii="Arial" w:cs="Arial" w:eastAsia="Arial" w:hAnsi="Arial"/>
-                <w:b/>
-                <w:bCs/>
-                <w:i w:val="false"/>
-                <w:iCs w:val="false"/>
-                <w:color w:val="000000"/>
-                <w:sz w:val="18"/>
-                <w:szCs w:val="18"/>
-              </w:rPr>
-              <w:t xml:space="preserve">Phase 4 — Driving Question Board (DQB) Update</w:t>
+            <w:shd w:fill="FCE4D6" w:color="auto" w:val="clear"/>
+            <w:tcMar>
+              <w:top w:type="dxa" w:w="60"/>
+              <w:left w:type="dxa" w:w="120"/>
+              <w:bottom w:type="dxa" w:w="60"/>
+              <w:right w:type="dxa" w:w="120"/>
+            </w:tcMar>
+            <w:vAlign w:val="top"/>
+          </w:tcPr>
+          <w:p>
+            <w:pPr>
+              <w:spacing w:after="40" w:before="0"/>
+              <w:jc w:val="left"/>
+            </w:pPr>
+            <w:r>
+              <w:rPr>
+                <w:rFonts w:ascii="Arial" w:cs="Arial" w:eastAsia="Arial" w:hAnsi="Arial"/>
+                <w:b/>
+                <w:bCs/>
+                <w:i w:val="false"/>
+                <w:iCs w:val="false"/>
+                <w:color w:val="000000"/>
+                <w:sz w:val="18"/>
+                <w:szCs w:val="18"/>
+              </w:rPr>
+              <w:t xml:space="preserve">Driving Question Board (DQB) Creation</w:t>
             </w:r>
           </w:p>
           <w:p>
@@ -18644,7 +18680,7 @@
             <w:pPr>
               <w:spacing w:after="20" w:before="0"/>
             </w:pPr>
-            <w:hyperlink w:history="1" r:id="rIdfp1h8zaoccsgttubqbgve">
+            <w:hyperlink w:history="1" r:id="rIdn2_u3pz4h9v_mvz2bokdx">
               <w:r>
                 <w:rPr>
                   <w:rFonts w:ascii="Arial" w:cs="Arial" w:eastAsia="Arial" w:hAnsi="Arial"/>
@@ -18677,7 +18713,7 @@
               <w:spacing w:after="10" w:before="0"/>
               <w:ind w:left="120"/>
             </w:pPr>
-            <w:hyperlink w:history="1" r:id="rIdqafpu7ju2spitpumfgnvy">
+            <w:hyperlink w:history="1" r:id="rIdip7szidksqo76nnd7wfim">
               <w:r>
                 <w:rPr>
                   <w:rFonts w:ascii="Arial" w:cs="Arial" w:eastAsia="Arial" w:hAnsi="Arial"/>
@@ -18722,7 +18758,7 @@
             <w:pPr>
               <w:spacing w:after="20" w:before="0"/>
             </w:pPr>
-            <w:hyperlink w:history="1" r:id="rIdhbvywiyzo5whgc6mgeigd">
+            <w:hyperlink w:history="1" r:id="rIdxurrkutlklb_j80lzw56o">
               <w:r>
                 <w:rPr>
                   <w:rFonts w:ascii="Arial" w:cs="Arial" w:eastAsia="Arial" w:hAnsi="Arial"/>
@@ -18755,7 +18791,7 @@
               <w:spacing w:after="10" w:before="0"/>
               <w:ind w:left="120"/>
             </w:pPr>
-            <w:hyperlink w:history="1" r:id="rIdxuxyeq3fileqnigmzcqsa">
+            <w:hyperlink w:history="1" r:id="rIdgqq0jvf9fvb2ohdnpfsrk">
               <w:r>
                 <w:rPr>
                   <w:rFonts w:ascii="Arial" w:cs="Arial" w:eastAsia="Arial" w:hAnsi="Arial"/>
@@ -18902,32 +18938,32 @@
         <w:tc>
           <w:tcPr>
             <w:tcW w:type="dxa" w:w="1520"/>
-            <w:shd w:fill="F2F2F2" w:color="auto" w:val="clear"/>
-            <w:tcMar>
-              <w:top w:type="dxa" w:w="60"/>
-              <w:left w:type="dxa" w:w="120"/>
-              <w:bottom w:type="dxa" w:w="60"/>
-              <w:right w:type="dxa" w:w="120"/>
-            </w:tcMar>
-            <w:vAlign w:val="top"/>
-          </w:tcPr>
-          <w:p>
-            <w:pPr>
-              <w:spacing w:after="40" w:before="0"/>
-              <w:jc w:val="left"/>
-            </w:pPr>
-            <w:r>
-              <w:rPr>
-                <w:rFonts w:ascii="Arial" w:cs="Arial" w:eastAsia="Arial" w:hAnsi="Arial"/>
-                <w:b/>
-                <w:bCs/>
-                <w:i w:val="false"/>
-                <w:iCs w:val="false"/>
-                <w:color w:val="000000"/>
-                <w:sz w:val="18"/>
-                <w:szCs w:val="18"/>
-              </w:rPr>
-              <w:t xml:space="preserve">Phase 5 — Model Building</w:t>
+            <w:shd w:fill="D5E8F0" w:color="auto" w:val="clear"/>
+            <w:tcMar>
+              <w:top w:type="dxa" w:w="60"/>
+              <w:left w:type="dxa" w:w="120"/>
+              <w:bottom w:type="dxa" w:w="60"/>
+              <w:right w:type="dxa" w:w="120"/>
+            </w:tcMar>
+            <w:vAlign w:val="top"/>
+          </w:tcPr>
+          <w:p>
+            <w:pPr>
+              <w:spacing w:after="40" w:before="0"/>
+              <w:jc w:val="left"/>
+            </w:pPr>
+            <w:r>
+              <w:rPr>
+                <w:rFonts w:ascii="Arial" w:cs="Arial" w:eastAsia="Arial" w:hAnsi="Arial"/>
+                <w:b/>
+                <w:bCs/>
+                <w:i w:val="false"/>
+                <w:iCs w:val="false"/>
+                <w:color w:val="000000"/>
+                <w:sz w:val="18"/>
+                <w:szCs w:val="18"/>
+              </w:rPr>
+              <w:t xml:space="preserve">Model Building Phase</w:t>
             </w:r>
           </w:p>
           <w:p>
@@ -18950,7 +18986,7 @@
             <w:pPr>
               <w:spacing w:after="20" w:before="0"/>
             </w:pPr>
-            <w:hyperlink w:history="1" r:id="rIdkipvvf_ehoh04-zpphjhl">
+            <w:hyperlink w:history="1" r:id="rIdlumvyemh5vocxlzfddzfg">
               <w:r>
                 <w:rPr>
                   <w:rFonts w:ascii="Arial" w:cs="Arial" w:eastAsia="Arial" w:hAnsi="Arial"/>
@@ -18983,7 +19019,7 @@
               <w:spacing w:after="10" w:before="0"/>
               <w:ind w:left="120"/>
             </w:pPr>
-            <w:hyperlink w:history="1" r:id="rId4-t_-1lngw_bwbbdtaqts">
+            <w:hyperlink w:history="1" r:id="rIdpl8gdfij60ipel2dg-l4u">
               <w:r>
                 <w:rPr>
                   <w:rFonts w:ascii="Arial" w:cs="Arial" w:eastAsia="Arial" w:hAnsi="Arial"/>
@@ -19028,7 +19064,7 @@
             <w:pPr>
               <w:spacing w:after="20" w:before="0"/>
             </w:pPr>
-            <w:hyperlink w:history="1" r:id="rIdgstmswztroppup1it8_x4">
+            <w:hyperlink w:history="1" r:id="rIdbaekrjpvsw81cpx4it0mb">
               <w:r>
                 <w:rPr>
                   <w:rFonts w:ascii="Arial" w:cs="Arial" w:eastAsia="Arial" w:hAnsi="Arial"/>
@@ -19061,7 +19097,7 @@
               <w:spacing w:after="10" w:before="0"/>
               <w:ind w:left="120"/>
             </w:pPr>
-            <w:hyperlink w:history="1" r:id="rIdawjxw6gwabq8lt_atonkg">
+            <w:hyperlink w:history="1" r:id="rIdzmevumvb0pk0nu7zoentw">
               <w:r>
                 <w:rPr>
                   <w:rFonts w:ascii="Arial" w:cs="Arial" w:eastAsia="Arial" w:hAnsi="Arial"/>
@@ -20500,32 +20536,32 @@
         <w:tc>
           <w:tcPr>
             <w:tcW w:type="dxa" w:w="1520"/>
-            <w:shd w:fill="F2F2F2" w:color="auto" w:val="clear"/>
-            <w:tcMar>
-              <w:top w:type="dxa" w:w="60"/>
-              <w:left w:type="dxa" w:w="120"/>
-              <w:bottom w:type="dxa" w:w="60"/>
-              <w:right w:type="dxa" w:w="120"/>
-            </w:tcMar>
-            <w:vAlign w:val="top"/>
-          </w:tcPr>
-          <w:p>
-            <w:pPr>
-              <w:spacing w:after="40" w:before="0"/>
-              <w:jc w:val="left"/>
-            </w:pPr>
-            <w:r>
-              <w:rPr>
-                <w:rFonts w:ascii="Arial" w:cs="Arial" w:eastAsia="Arial" w:hAnsi="Arial"/>
-                <w:b/>
-                <w:bCs/>
-                <w:i w:val="false"/>
-                <w:iCs w:val="false"/>
-                <w:color w:val="000000"/>
-                <w:sz w:val="18"/>
-                <w:szCs w:val="18"/>
-              </w:rPr>
-              <w:t xml:space="preserve">Phase 1 — Predict</w:t>
+            <w:shd w:fill="EAD1F5" w:color="auto" w:val="clear"/>
+            <w:tcMar>
+              <w:top w:type="dxa" w:w="60"/>
+              <w:left w:type="dxa" w:w="120"/>
+              <w:bottom w:type="dxa" w:w="60"/>
+              <w:right w:type="dxa" w:w="120"/>
+            </w:tcMar>
+            <w:vAlign w:val="top"/>
+          </w:tcPr>
+          <w:p>
+            <w:pPr>
+              <w:spacing w:after="40" w:before="0"/>
+              <w:jc w:val="left"/>
+            </w:pPr>
+            <w:r>
+              <w:rPr>
+                <w:rFonts w:ascii="Arial" w:cs="Arial" w:eastAsia="Arial" w:hAnsi="Arial"/>
+                <w:b/>
+                <w:bCs/>
+                <w:i w:val="false"/>
+                <w:iCs w:val="false"/>
+                <w:color w:val="000000"/>
+                <w:sz w:val="18"/>
+                <w:szCs w:val="18"/>
+              </w:rPr>
+              <w:t xml:space="preserve">Predict Phase</w:t>
             </w:r>
           </w:p>
           <w:p>
@@ -20548,7 +20584,7 @@
             <w:pPr>
               <w:spacing w:after="20" w:before="0"/>
             </w:pPr>
-            <w:hyperlink w:history="1" r:id="rIdvsoh995gts9nremm6ycta">
+            <w:hyperlink w:history="1" r:id="rIdmop7qtjmkn9rjnl8jdpbi">
               <w:r>
                 <w:rPr>
                   <w:rFonts w:ascii="Arial" w:cs="Arial" w:eastAsia="Arial" w:hAnsi="Arial"/>
@@ -20581,7 +20617,7 @@
               <w:spacing w:after="10" w:before="0"/>
               <w:ind w:left="120"/>
             </w:pPr>
-            <w:hyperlink w:history="1" r:id="rIdjlnxtfuilycu1q9e-fwhr">
+            <w:hyperlink w:history="1" r:id="rIdpwzilpxklvpsedd9jjkmq">
               <w:r>
                 <w:rPr>
                   <w:rFonts w:ascii="Arial" w:cs="Arial" w:eastAsia="Arial" w:hAnsi="Arial"/>
@@ -20626,7 +20662,7 @@
             <w:pPr>
               <w:spacing w:after="20" w:before="0"/>
             </w:pPr>
-            <w:hyperlink w:history="1" r:id="rIdnqfzq8r1ducpel6ofchl9">
+            <w:hyperlink w:history="1" r:id="rIdkfodlyj3p0iuih286_48r">
               <w:r>
                 <w:rPr>
                   <w:rFonts w:ascii="Arial" w:cs="Arial" w:eastAsia="Arial" w:hAnsi="Arial"/>
@@ -20659,7 +20695,7 @@
               <w:spacing w:after="10" w:before="0"/>
               <w:ind w:left="120"/>
             </w:pPr>
-            <w:hyperlink w:history="1" r:id="rIdd58dygqgbn-pshhmoksrn">
+            <w:hyperlink w:history="1" r:id="rIdmytpmfhwo8nm16uzrkj4o">
               <w:r>
                 <w:rPr>
                   <w:rFonts w:ascii="Arial" w:cs="Arial" w:eastAsia="Arial" w:hAnsi="Arial"/>
@@ -20806,32 +20842,32 @@
         <w:tc>
           <w:tcPr>
             <w:tcW w:type="dxa" w:w="1520"/>
-            <w:shd w:fill="F2F2F2" w:color="auto" w:val="clear"/>
-            <w:tcMar>
-              <w:top w:type="dxa" w:w="60"/>
-              <w:left w:type="dxa" w:w="120"/>
-              <w:bottom w:type="dxa" w:w="60"/>
-              <w:right w:type="dxa" w:w="120"/>
-            </w:tcMar>
-            <w:vAlign w:val="top"/>
-          </w:tcPr>
-          <w:p>
-            <w:pPr>
-              <w:spacing w:after="40" w:before="0"/>
-              <w:jc w:val="left"/>
-            </w:pPr>
-            <w:r>
-              <w:rPr>
-                <w:rFonts w:ascii="Arial" w:cs="Arial" w:eastAsia="Arial" w:hAnsi="Arial"/>
-                <w:b/>
-                <w:bCs/>
-                <w:i w:val="false"/>
-                <w:iCs w:val="false"/>
-                <w:color w:val="000000"/>
-                <w:sz w:val="18"/>
-                <w:szCs w:val="18"/>
-              </w:rPr>
-              <w:t xml:space="preserve">Phase 2 — Observe</w:t>
+            <w:shd w:fill="D9EEF1" w:color="auto" w:val="clear"/>
+            <w:tcMar>
+              <w:top w:type="dxa" w:w="60"/>
+              <w:left w:type="dxa" w:w="120"/>
+              <w:bottom w:type="dxa" w:w="60"/>
+              <w:right w:type="dxa" w:w="120"/>
+            </w:tcMar>
+            <w:vAlign w:val="top"/>
+          </w:tcPr>
+          <w:p>
+            <w:pPr>
+              <w:spacing w:after="40" w:before="0"/>
+              <w:jc w:val="left"/>
+            </w:pPr>
+            <w:r>
+              <w:rPr>
+                <w:rFonts w:ascii="Arial" w:cs="Arial" w:eastAsia="Arial" w:hAnsi="Arial"/>
+                <w:b/>
+                <w:bCs/>
+                <w:i w:val="false"/>
+                <w:iCs w:val="false"/>
+                <w:color w:val="000000"/>
+                <w:sz w:val="18"/>
+                <w:szCs w:val="18"/>
+              </w:rPr>
+              <w:t xml:space="preserve">Observe Phase</w:t>
             </w:r>
           </w:p>
           <w:p>
@@ -20854,7 +20890,7 @@
             <w:pPr>
               <w:spacing w:after="20" w:before="0"/>
             </w:pPr>
-            <w:hyperlink w:history="1" r:id="rId30aaikx82nxycejyha8ka">
+            <w:hyperlink w:history="1" r:id="rIds_1-ssn0pfrytmtoai3y1">
               <w:r>
                 <w:rPr>
                   <w:rFonts w:ascii="Arial" w:cs="Arial" w:eastAsia="Arial" w:hAnsi="Arial"/>
@@ -20887,7 +20923,7 @@
               <w:spacing w:after="10" w:before="0"/>
               <w:ind w:left="120"/>
             </w:pPr>
-            <w:hyperlink w:history="1" r:id="rIdq7nwmrgvwrydlsaokimbg">
+            <w:hyperlink w:history="1" r:id="rIdbczrvfqsf4jjswbfykwgy">
               <w:r>
                 <w:rPr>
                   <w:rFonts w:ascii="Arial" w:cs="Arial" w:eastAsia="Arial" w:hAnsi="Arial"/>
@@ -20932,7 +20968,7 @@
             <w:pPr>
               <w:spacing w:after="20" w:before="0"/>
             </w:pPr>
-            <w:hyperlink w:history="1" r:id="rId2v601dnet9uj_wj_2ykvl">
+            <w:hyperlink w:history="1" r:id="rIdyndr5z104bj_ocprhay8z">
               <w:r>
                 <w:rPr>
                   <w:rFonts w:ascii="Arial" w:cs="Arial" w:eastAsia="Arial" w:hAnsi="Arial"/>
@@ -20965,7 +21001,7 @@
               <w:spacing w:after="10" w:before="0"/>
               <w:ind w:left="120"/>
             </w:pPr>
-            <w:hyperlink w:history="1" r:id="rIdd-akutlrb32xofk2cubre">
+            <w:hyperlink w:history="1" r:id="rIdzroxxwcpjpsk1rcyt2qh4">
               <w:r>
                 <w:rPr>
                   <w:rFonts w:ascii="Arial" w:cs="Arial" w:eastAsia="Arial" w:hAnsi="Arial"/>
@@ -21112,32 +21148,32 @@
         <w:tc>
           <w:tcPr>
             <w:tcW w:type="dxa" w:w="1520"/>
-            <w:shd w:fill="F2F2F2" w:color="auto" w:val="clear"/>
-            <w:tcMar>
-              <w:top w:type="dxa" w:w="60"/>
-              <w:left w:type="dxa" w:w="120"/>
-              <w:bottom w:type="dxa" w:w="60"/>
-              <w:right w:type="dxa" w:w="120"/>
-            </w:tcMar>
-            <w:vAlign w:val="top"/>
-          </w:tcPr>
-          <w:p>
-            <w:pPr>
-              <w:spacing w:after="40" w:before="0"/>
-              <w:jc w:val="left"/>
-            </w:pPr>
-            <w:r>
-              <w:rPr>
-                <w:rFonts w:ascii="Arial" w:cs="Arial" w:eastAsia="Arial" w:hAnsi="Arial"/>
-                <w:b/>
-                <w:bCs/>
-                <w:i w:val="false"/>
-                <w:iCs w:val="false"/>
-                <w:color w:val="000000"/>
-                <w:sz w:val="18"/>
-                <w:szCs w:val="18"/>
-              </w:rPr>
-              <w:t xml:space="preserve">Phase 3 — Explain</w:t>
+            <w:shd w:fill="E2EFDA" w:color="auto" w:val="clear"/>
+            <w:tcMar>
+              <w:top w:type="dxa" w:w="60"/>
+              <w:left w:type="dxa" w:w="120"/>
+              <w:bottom w:type="dxa" w:w="60"/>
+              <w:right w:type="dxa" w:w="120"/>
+            </w:tcMar>
+            <w:vAlign w:val="top"/>
+          </w:tcPr>
+          <w:p>
+            <w:pPr>
+              <w:spacing w:after="40" w:before="0"/>
+              <w:jc w:val="left"/>
+            </w:pPr>
+            <w:r>
+              <w:rPr>
+                <w:rFonts w:ascii="Arial" w:cs="Arial" w:eastAsia="Arial" w:hAnsi="Arial"/>
+                <w:b/>
+                <w:bCs/>
+                <w:i w:val="false"/>
+                <w:iCs w:val="false"/>
+                <w:color w:val="000000"/>
+                <w:sz w:val="18"/>
+                <w:szCs w:val="18"/>
+              </w:rPr>
+              <w:t xml:space="preserve">Explain Phase</w:t>
             </w:r>
           </w:p>
           <w:p>
@@ -21160,7 +21196,7 @@
             <w:pPr>
               <w:spacing w:after="20" w:before="0"/>
             </w:pPr>
-            <w:hyperlink w:history="1" r:id="rIdf3fp98e_np51mkwnhuxij">
+            <w:hyperlink w:history="1" r:id="rIdrp7tmjajor7qdwgcdz_wi">
               <w:r>
                 <w:rPr>
                   <w:rFonts w:ascii="Arial" w:cs="Arial" w:eastAsia="Arial" w:hAnsi="Arial"/>
@@ -21193,7 +21229,7 @@
               <w:spacing w:after="10" w:before="0"/>
               <w:ind w:left="120"/>
             </w:pPr>
-            <w:hyperlink w:history="1" r:id="rIdvidkrpahamhupev0ypdke">
+            <w:hyperlink w:history="1" r:id="rIdahchus3rh1g4kvxxrarjf">
               <w:r>
                 <w:rPr>
                   <w:rFonts w:ascii="Arial" w:cs="Arial" w:eastAsia="Arial" w:hAnsi="Arial"/>
@@ -21238,7 +21274,7 @@
             <w:pPr>
               <w:spacing w:after="20" w:before="0"/>
             </w:pPr>
-            <w:hyperlink w:history="1" r:id="rIdu8po5m0ckrqjzjsskw8oh">
+            <w:hyperlink w:history="1" r:id="rId0bg6t7dqq4m9apal1qrlh">
               <w:r>
                 <w:rPr>
                   <w:rFonts w:ascii="Arial" w:cs="Arial" w:eastAsia="Arial" w:hAnsi="Arial"/>
@@ -21271,7 +21307,7 @@
               <w:spacing w:after="10" w:before="0"/>
               <w:ind w:left="120"/>
             </w:pPr>
-            <w:hyperlink w:history="1" r:id="rIdwwdzpxdaxov_c6tedyt8u">
+            <w:hyperlink w:history="1" r:id="rIdw57u6utl21eifioua_pu9">
               <w:r>
                 <w:rPr>
                   <w:rFonts w:ascii="Arial" w:cs="Arial" w:eastAsia="Arial" w:hAnsi="Arial"/>
@@ -21418,32 +21454,32 @@
         <w:tc>
           <w:tcPr>
             <w:tcW w:type="dxa" w:w="1520"/>
-            <w:shd w:fill="F2F2F2" w:color="auto" w:val="clear"/>
-            <w:tcMar>
-              <w:top w:type="dxa" w:w="60"/>
-              <w:left w:type="dxa" w:w="120"/>
-              <w:bottom w:type="dxa" w:w="60"/>
-              <w:right w:type="dxa" w:w="120"/>
-            </w:tcMar>
-            <w:vAlign w:val="top"/>
-          </w:tcPr>
-          <w:p>
-            <w:pPr>
-              <w:spacing w:after="40" w:before="0"/>
-              <w:jc w:val="left"/>
-            </w:pPr>
-            <w:r>
-              <w:rPr>
-                <w:rFonts w:ascii="Arial" w:cs="Arial" w:eastAsia="Arial" w:hAnsi="Arial"/>
-                <w:b/>
-                <w:bCs/>
-                <w:i w:val="false"/>
-                <w:iCs w:val="false"/>
-                <w:color w:val="000000"/>
-                <w:sz w:val="18"/>
-                <w:szCs w:val="18"/>
-              </w:rPr>
-              <w:t xml:space="preserve">Phase 4 — Driving Question Board (DQB) Update</w:t>
+            <w:shd w:fill="FCE4D6" w:color="auto" w:val="clear"/>
+            <w:tcMar>
+              <w:top w:type="dxa" w:w="60"/>
+              <w:left w:type="dxa" w:w="120"/>
+              <w:bottom w:type="dxa" w:w="60"/>
+              <w:right w:type="dxa" w:w="120"/>
+            </w:tcMar>
+            <w:vAlign w:val="top"/>
+          </w:tcPr>
+          <w:p>
+            <w:pPr>
+              <w:spacing w:after="40" w:before="0"/>
+              <w:jc w:val="left"/>
+            </w:pPr>
+            <w:r>
+              <w:rPr>
+                <w:rFonts w:ascii="Arial" w:cs="Arial" w:eastAsia="Arial" w:hAnsi="Arial"/>
+                <w:b/>
+                <w:bCs/>
+                <w:i w:val="false"/>
+                <w:iCs w:val="false"/>
+                <w:color w:val="000000"/>
+                <w:sz w:val="18"/>
+                <w:szCs w:val="18"/>
+              </w:rPr>
+              <w:t xml:space="preserve">Driving Question Board (DQB) Creation</w:t>
             </w:r>
           </w:p>
           <w:p>
@@ -21466,7 +21502,7 @@
             <w:pPr>
               <w:spacing w:after="20" w:before="0"/>
             </w:pPr>
-            <w:hyperlink w:history="1" r:id="rId-taqzaiwqsflhr-z3lyt4">
+            <w:hyperlink w:history="1" r:id="rIdnpfuw07_4blu2dshs36kx">
               <w:r>
                 <w:rPr>
                   <w:rFonts w:ascii="Arial" w:cs="Arial" w:eastAsia="Arial" w:hAnsi="Arial"/>
@@ -21499,7 +21535,7 @@
               <w:spacing w:after="10" w:before="0"/>
               <w:ind w:left="120"/>
             </w:pPr>
-            <w:hyperlink w:history="1" r:id="rIdwdnqvvxsovtmuv0bbdm0r">
+            <w:hyperlink w:history="1" r:id="rIda865dza7lpzawt1cfiikd">
               <w:r>
                 <w:rPr>
                   <w:rFonts w:ascii="Arial" w:cs="Arial" w:eastAsia="Arial" w:hAnsi="Arial"/>
@@ -21544,7 +21580,7 @@
             <w:pPr>
               <w:spacing w:after="20" w:before="0"/>
             </w:pPr>
-            <w:hyperlink w:history="1" r:id="rIdwrznydvcaxicroidn1pfk">
+            <w:hyperlink w:history="1" r:id="rIdwpzti04yvsstveyvpnaki">
               <w:r>
                 <w:rPr>
                   <w:rFonts w:ascii="Arial" w:cs="Arial" w:eastAsia="Arial" w:hAnsi="Arial"/>
@@ -21577,7 +21613,7 @@
               <w:spacing w:after="10" w:before="0"/>
               <w:ind w:left="120"/>
             </w:pPr>
-            <w:hyperlink w:history="1" r:id="rIdmrrregjwgr982zhqe28vo">
+            <w:hyperlink w:history="1" r:id="rIdxzxlqmc4m3qsl4xg_fjn-">
               <w:r>
                 <w:rPr>
                   <w:rFonts w:ascii="Arial" w:cs="Arial" w:eastAsia="Arial" w:hAnsi="Arial"/>
@@ -21724,32 +21760,32 @@
         <w:tc>
           <w:tcPr>
             <w:tcW w:type="dxa" w:w="1520"/>
-            <w:shd w:fill="F2F2F2" w:color="auto" w:val="clear"/>
-            <w:tcMar>
-              <w:top w:type="dxa" w:w="60"/>
-              <w:left w:type="dxa" w:w="120"/>
-              <w:bottom w:type="dxa" w:w="60"/>
-              <w:right w:type="dxa" w:w="120"/>
-            </w:tcMar>
-            <w:vAlign w:val="top"/>
-          </w:tcPr>
-          <w:p>
-            <w:pPr>
-              <w:spacing w:after="40" w:before="0"/>
-              <w:jc w:val="left"/>
-            </w:pPr>
-            <w:r>
-              <w:rPr>
-                <w:rFonts w:ascii="Arial" w:cs="Arial" w:eastAsia="Arial" w:hAnsi="Arial"/>
-                <w:b/>
-                <w:bCs/>
-                <w:i w:val="false"/>
-                <w:iCs w:val="false"/>
-                <w:color w:val="000000"/>
-                <w:sz w:val="18"/>
-                <w:szCs w:val="18"/>
-              </w:rPr>
-              <w:t xml:space="preserve">Phase 5 — Model Building</w:t>
+            <w:shd w:fill="D5E8F0" w:color="auto" w:val="clear"/>
+            <w:tcMar>
+              <w:top w:type="dxa" w:w="60"/>
+              <w:left w:type="dxa" w:w="120"/>
+              <w:bottom w:type="dxa" w:w="60"/>
+              <w:right w:type="dxa" w:w="120"/>
+            </w:tcMar>
+            <w:vAlign w:val="top"/>
+          </w:tcPr>
+          <w:p>
+            <w:pPr>
+              <w:spacing w:after="40" w:before="0"/>
+              <w:jc w:val="left"/>
+            </w:pPr>
+            <w:r>
+              <w:rPr>
+                <w:rFonts w:ascii="Arial" w:cs="Arial" w:eastAsia="Arial" w:hAnsi="Arial"/>
+                <w:b/>
+                <w:bCs/>
+                <w:i w:val="false"/>
+                <w:iCs w:val="false"/>
+                <w:color w:val="000000"/>
+                <w:sz w:val="18"/>
+                <w:szCs w:val="18"/>
+              </w:rPr>
+              <w:t xml:space="preserve">Model Building Phase</w:t>
             </w:r>
           </w:p>
           <w:p>
@@ -21772,7 +21808,7 @@
             <w:pPr>
               <w:spacing w:after="20" w:before="0"/>
             </w:pPr>
-            <w:hyperlink w:history="1" r:id="rIdj0xw490vt7aszc--wqhsq">
+            <w:hyperlink w:history="1" r:id="rId1cx6e95wbkhx6ejveoy3l">
               <w:r>
                 <w:rPr>
                   <w:rFonts w:ascii="Arial" w:cs="Arial" w:eastAsia="Arial" w:hAnsi="Arial"/>
@@ -21805,7 +21841,7 @@
               <w:spacing w:after="10" w:before="0"/>
               <w:ind w:left="120"/>
             </w:pPr>
-            <w:hyperlink w:history="1" r:id="rId4e3hby92ows0a4mhsoyp4">
+            <w:hyperlink w:history="1" r:id="rIdwanwr9tq7cbnu4rs_pcbi">
               <w:r>
                 <w:rPr>
                   <w:rFonts w:ascii="Arial" w:cs="Arial" w:eastAsia="Arial" w:hAnsi="Arial"/>
@@ -21850,7 +21886,7 @@
             <w:pPr>
               <w:spacing w:after="20" w:before="0"/>
             </w:pPr>
-            <w:hyperlink w:history="1" r:id="rId24vql6eqdg8-kgwbpejfz">
+            <w:hyperlink w:history="1" r:id="rIdredx4o9_yi2w03wz-uqzo">
               <w:r>
                 <w:rPr>
                   <w:rFonts w:ascii="Arial" w:cs="Arial" w:eastAsia="Arial" w:hAnsi="Arial"/>
@@ -21883,7 +21919,7 @@
               <w:spacing w:after="10" w:before="0"/>
               <w:ind w:left="120"/>
             </w:pPr>
-            <w:hyperlink w:history="1" r:id="rIdgxui02zgkhhtsh7ymbfg2">
+            <w:hyperlink w:history="1" r:id="rId1or9e5wzz-wearpo68u55">
               <w:r>
                 <w:rPr>
                   <w:rFonts w:ascii="Arial" w:cs="Arial" w:eastAsia="Arial" w:hAnsi="Arial"/>
@@ -23322,32 +23358,32 @@
         <w:tc>
           <w:tcPr>
             <w:tcW w:type="dxa" w:w="1520"/>
-            <w:shd w:fill="F2F2F2" w:color="auto" w:val="clear"/>
-            <w:tcMar>
-              <w:top w:type="dxa" w:w="60"/>
-              <w:left w:type="dxa" w:w="120"/>
-              <w:bottom w:type="dxa" w:w="60"/>
-              <w:right w:type="dxa" w:w="120"/>
-            </w:tcMar>
-            <w:vAlign w:val="top"/>
-          </w:tcPr>
-          <w:p>
-            <w:pPr>
-              <w:spacing w:after="40" w:before="0"/>
-              <w:jc w:val="left"/>
-            </w:pPr>
-            <w:r>
-              <w:rPr>
-                <w:rFonts w:ascii="Arial" w:cs="Arial" w:eastAsia="Arial" w:hAnsi="Arial"/>
-                <w:b/>
-                <w:bCs/>
-                <w:i w:val="false"/>
-                <w:iCs w:val="false"/>
-                <w:color w:val="000000"/>
-                <w:sz w:val="18"/>
-                <w:szCs w:val="18"/>
-              </w:rPr>
-              <w:t xml:space="preserve">Phase 1 — Predict: Revisiting Our Lesson 1 Model</w:t>
+            <w:shd w:fill="EAD1F5" w:color="auto" w:val="clear"/>
+            <w:tcMar>
+              <w:top w:type="dxa" w:w="60"/>
+              <w:left w:type="dxa" w:w="120"/>
+              <w:bottom w:type="dxa" w:w="60"/>
+              <w:right w:type="dxa" w:w="120"/>
+            </w:tcMar>
+            <w:vAlign w:val="top"/>
+          </w:tcPr>
+          <w:p>
+            <w:pPr>
+              <w:spacing w:after="40" w:before="0"/>
+              <w:jc w:val="left"/>
+            </w:pPr>
+            <w:r>
+              <w:rPr>
+                <w:rFonts w:ascii="Arial" w:cs="Arial" w:eastAsia="Arial" w:hAnsi="Arial"/>
+                <w:b/>
+                <w:bCs/>
+                <w:i w:val="false"/>
+                <w:iCs w:val="false"/>
+                <w:color w:val="000000"/>
+                <w:sz w:val="18"/>
+                <w:szCs w:val="18"/>
+              </w:rPr>
+              <w:t xml:space="preserve">Predict Phase</w:t>
             </w:r>
           </w:p>
           <w:p>
@@ -23370,7 +23406,7 @@
             <w:pPr>
               <w:spacing w:after="20" w:before="0"/>
             </w:pPr>
-            <w:hyperlink w:history="1" r:id="rId6woyo0trsrtesec2yfrrx">
+            <w:hyperlink w:history="1" r:id="rIdbyrhjit-s_u4liizy4bvz">
               <w:r>
                 <w:rPr>
                   <w:rFonts w:ascii="Arial" w:cs="Arial" w:eastAsia="Arial" w:hAnsi="Arial"/>
@@ -23403,7 +23439,7 @@
               <w:spacing w:after="10" w:before="0"/>
               <w:ind w:left="120"/>
             </w:pPr>
-            <w:hyperlink w:history="1" r:id="rIdfjeksr5r_hhiftdclbww5">
+            <w:hyperlink w:history="1" r:id="rId6-3dluambbpkkqgs7mmhn">
               <w:r>
                 <w:rPr>
                   <w:rFonts w:ascii="Arial" w:cs="Arial" w:eastAsia="Arial" w:hAnsi="Arial"/>
@@ -23448,7 +23484,7 @@
             <w:pPr>
               <w:spacing w:after="20" w:before="0"/>
             </w:pPr>
-            <w:hyperlink w:history="1" r:id="rIdjdes_pl99pnchf3iaobfq">
+            <w:hyperlink w:history="1" r:id="rId4mqrjizrc9bowyu9tprz-">
               <w:r>
                 <w:rPr>
                   <w:rFonts w:ascii="Arial" w:cs="Arial" w:eastAsia="Arial" w:hAnsi="Arial"/>
@@ -23481,7 +23517,7 @@
               <w:spacing w:after="10" w:before="0"/>
               <w:ind w:left="120"/>
             </w:pPr>
-            <w:hyperlink w:history="1" r:id="rIdzhhar94wvdxh_qx0d423h">
+            <w:hyperlink w:history="1" r:id="rIdggjpoyzlz8mde8r11a0hp">
               <w:r>
                 <w:rPr>
                   <w:rFonts w:ascii="Arial" w:cs="Arial" w:eastAsia="Arial" w:hAnsi="Arial"/>
@@ -23628,32 +23664,32 @@
         <w:tc>
           <w:tcPr>
             <w:tcW w:type="dxa" w:w="1520"/>
-            <w:shd w:fill="F2F2F2" w:color="auto" w:val="clear"/>
-            <w:tcMar>
-              <w:top w:type="dxa" w:w="60"/>
-              <w:left w:type="dxa" w:w="120"/>
-              <w:bottom w:type="dxa" w:w="60"/>
-              <w:right w:type="dxa" w:w="120"/>
-            </w:tcMar>
-            <w:vAlign w:val="top"/>
-          </w:tcPr>
-          <w:p>
-            <w:pPr>
-              <w:spacing w:after="40" w:before="0"/>
-              <w:jc w:val="left"/>
-            </w:pPr>
-            <w:r>
-              <w:rPr>
-                <w:rFonts w:ascii="Arial" w:cs="Arial" w:eastAsia="Arial" w:hAnsi="Arial"/>
-                <w:b/>
-                <w:bCs/>
-                <w:i w:val="false"/>
-                <w:iCs w:val="false"/>
-                <w:color w:val="000000"/>
-                <w:sz w:val="18"/>
-                <w:szCs w:val="18"/>
-              </w:rPr>
-              <w:t xml:space="preserve">Phase 2 — Observe: DQB Evidence Audit</w:t>
+            <w:shd w:fill="D9EEF1" w:color="auto" w:val="clear"/>
+            <w:tcMar>
+              <w:top w:type="dxa" w:w="60"/>
+              <w:left w:type="dxa" w:w="120"/>
+              <w:bottom w:type="dxa" w:w="60"/>
+              <w:right w:type="dxa" w:w="120"/>
+            </w:tcMar>
+            <w:vAlign w:val="top"/>
+          </w:tcPr>
+          <w:p>
+            <w:pPr>
+              <w:spacing w:after="40" w:before="0"/>
+              <w:jc w:val="left"/>
+            </w:pPr>
+            <w:r>
+              <w:rPr>
+                <w:rFonts w:ascii="Arial" w:cs="Arial" w:eastAsia="Arial" w:hAnsi="Arial"/>
+                <w:b/>
+                <w:bCs/>
+                <w:i w:val="false"/>
+                <w:iCs w:val="false"/>
+                <w:color w:val="000000"/>
+                <w:sz w:val="18"/>
+                <w:szCs w:val="18"/>
+              </w:rPr>
+              <w:t xml:space="preserve">Observe Phase</w:t>
             </w:r>
           </w:p>
           <w:p>
@@ -23676,7 +23712,7 @@
             <w:pPr>
               <w:spacing w:after="20" w:before="0"/>
             </w:pPr>
-            <w:hyperlink w:history="1" r:id="rId04fq3ylnwzxeyxnbl5rfy">
+            <w:hyperlink w:history="1" r:id="rIdtckrzdye-qx937p2ccdqt">
               <w:r>
                 <w:rPr>
                   <w:rFonts w:ascii="Arial" w:cs="Arial" w:eastAsia="Arial" w:hAnsi="Arial"/>
@@ -23709,7 +23745,7 @@
               <w:spacing w:after="10" w:before="0"/>
               <w:ind w:left="120"/>
             </w:pPr>
-            <w:hyperlink w:history="1" r:id="rIdxc4-vdup1ozqupydblm9n">
+            <w:hyperlink w:history="1" r:id="rIdzrwk7hvrxkmvoip43jlii">
               <w:r>
                 <w:rPr>
                   <w:rFonts w:ascii="Arial" w:cs="Arial" w:eastAsia="Arial" w:hAnsi="Arial"/>
@@ -23754,7 +23790,7 @@
             <w:pPr>
               <w:spacing w:after="20" w:before="0"/>
             </w:pPr>
-            <w:hyperlink w:history="1" r:id="rIdbrwvsndomzaqepvwkvbpl">
+            <w:hyperlink w:history="1" r:id="rIdfynere-erbm19jjk3v6_l">
               <w:r>
                 <w:rPr>
                   <w:rFonts w:ascii="Arial" w:cs="Arial" w:eastAsia="Arial" w:hAnsi="Arial"/>
@@ -23787,7 +23823,7 @@
               <w:spacing w:after="10" w:before="0"/>
               <w:ind w:left="120"/>
             </w:pPr>
-            <w:hyperlink w:history="1" r:id="rIdswdpg6ypgb5lbr6j_2dzn">
+            <w:hyperlink w:history="1" r:id="rIdgjct52vuh5gtuzpysxpqo">
               <w:r>
                 <w:rPr>
                   <w:rFonts w:ascii="Arial" w:cs="Arial" w:eastAsia="Arial" w:hAnsi="Arial"/>
@@ -23934,32 +23970,32 @@
         <w:tc>
           <w:tcPr>
             <w:tcW w:type="dxa" w:w="1520"/>
-            <w:shd w:fill="F2F2F2" w:color="auto" w:val="clear"/>
-            <w:tcMar>
-              <w:top w:type="dxa" w:w="60"/>
-              <w:left w:type="dxa" w:w="120"/>
-              <w:bottom w:type="dxa" w:w="60"/>
-              <w:right w:type="dxa" w:w="120"/>
-            </w:tcMar>
-            <w:vAlign w:val="top"/>
-          </w:tcPr>
-          <w:p>
-            <w:pPr>
-              <w:spacing w:after="40" w:before="0"/>
-              <w:jc w:val="left"/>
-            </w:pPr>
-            <w:r>
-              <w:rPr>
-                <w:rFonts w:ascii="Arial" w:cs="Arial" w:eastAsia="Arial" w:hAnsi="Arial"/>
-                <w:b/>
-                <w:bCs/>
-                <w:i w:val="false"/>
-                <w:iCs w:val="false"/>
-                <w:color w:val="000000"/>
-                <w:sz w:val="18"/>
-                <w:szCs w:val="18"/>
-              </w:rPr>
-              <w:t xml:space="preserve">Phase 3 — Explain: The Final Ferry Problem — Full Mathematical Solution</w:t>
+            <w:shd w:fill="E2EFDA" w:color="auto" w:val="clear"/>
+            <w:tcMar>
+              <w:top w:type="dxa" w:w="60"/>
+              <w:left w:type="dxa" w:w="120"/>
+              <w:bottom w:type="dxa" w:w="60"/>
+              <w:right w:type="dxa" w:w="120"/>
+            </w:tcMar>
+            <w:vAlign w:val="top"/>
+          </w:tcPr>
+          <w:p>
+            <w:pPr>
+              <w:spacing w:after="40" w:before="0"/>
+              <w:jc w:val="left"/>
+            </w:pPr>
+            <w:r>
+              <w:rPr>
+                <w:rFonts w:ascii="Arial" w:cs="Arial" w:eastAsia="Arial" w:hAnsi="Arial"/>
+                <w:b/>
+                <w:bCs/>
+                <w:i w:val="false"/>
+                <w:iCs w:val="false"/>
+                <w:color w:val="000000"/>
+                <w:sz w:val="18"/>
+                <w:szCs w:val="18"/>
+              </w:rPr>
+              <w:t xml:space="preserve">Explain Phase</w:t>
             </w:r>
           </w:p>
           <w:p>
@@ -23982,7 +24018,7 @@
             <w:pPr>
               <w:spacing w:after="20" w:before="0"/>
             </w:pPr>
-            <w:hyperlink w:history="1" r:id="rIdsiqcpj5gzn47u8xwnmk9f">
+            <w:hyperlink w:history="1" r:id="rIdz9zqlitieiwi_3gmsqup-">
               <w:r>
                 <w:rPr>
                   <w:rFonts w:ascii="Arial" w:cs="Arial" w:eastAsia="Arial" w:hAnsi="Arial"/>
@@ -24015,7 +24051,7 @@
               <w:spacing w:after="10" w:before="0"/>
               <w:ind w:left="120"/>
             </w:pPr>
-            <w:hyperlink w:history="1" r:id="rIdmbyonb-xawyy53rushdxc">
+            <w:hyperlink w:history="1" r:id="rIdhqhzrf1mh6kvjc7g0qpdu">
               <w:r>
                 <w:rPr>
                   <w:rFonts w:ascii="Arial" w:cs="Arial" w:eastAsia="Arial" w:hAnsi="Arial"/>
@@ -24060,7 +24096,7 @@
             <w:pPr>
               <w:spacing w:after="20" w:before="0"/>
             </w:pPr>
-            <w:hyperlink w:history="1" r:id="rIdaj3bzob5yyga_-zrlksig">
+            <w:hyperlink w:history="1" r:id="rIdk0ce1rhnbauo03wm2ut5w">
               <w:r>
                 <w:rPr>
                   <w:rFonts w:ascii="Arial" w:cs="Arial" w:eastAsia="Arial" w:hAnsi="Arial"/>
@@ -24093,7 +24129,7 @@
               <w:spacing w:after="10" w:before="0"/>
               <w:ind w:left="120"/>
             </w:pPr>
-            <w:hyperlink w:history="1" r:id="rIdjtziuqxag-et-fnqlrh9c">
+            <w:hyperlink w:history="1" r:id="rIdfoyvy3zqjxr6pixdvunns">
               <w:r>
                 <w:rPr>
                   <w:rFonts w:ascii="Arial" w:cs="Arial" w:eastAsia="Arial" w:hAnsi="Arial"/>
@@ -24240,32 +24276,32 @@
         <w:tc>
           <w:tcPr>
             <w:tcW w:type="dxa" w:w="1520"/>
-            <w:shd w:fill="F2F2F2" w:color="auto" w:val="clear"/>
-            <w:tcMar>
-              <w:top w:type="dxa" w:w="60"/>
-              <w:left w:type="dxa" w:w="120"/>
-              <w:bottom w:type="dxa" w:w="60"/>
-              <w:right w:type="dxa" w:w="120"/>
-            </w:tcMar>
-            <w:vAlign w:val="top"/>
-          </w:tcPr>
-          <w:p>
-            <w:pPr>
-              <w:spacing w:after="40" w:before="0"/>
-              <w:jc w:val="left"/>
-            </w:pPr>
-            <w:r>
-              <w:rPr>
-                <w:rFonts w:ascii="Arial" w:cs="Arial" w:eastAsia="Arial" w:hAnsi="Arial"/>
-                <w:b/>
-                <w:bCs/>
-                <w:i w:val="false"/>
-                <w:iCs w:val="false"/>
-                <w:color w:val="000000"/>
-                <w:sz w:val="18"/>
-                <w:szCs w:val="18"/>
-              </w:rPr>
-              <w:t xml:space="preserve">Phase 4 — DQB Completion: Closing Every Question</w:t>
+            <w:shd w:fill="FCE4D6" w:color="auto" w:val="clear"/>
+            <w:tcMar>
+              <w:top w:type="dxa" w:w="60"/>
+              <w:left w:type="dxa" w:w="120"/>
+              <w:bottom w:type="dxa" w:w="60"/>
+              <w:right w:type="dxa" w:w="120"/>
+            </w:tcMar>
+            <w:vAlign w:val="top"/>
+          </w:tcPr>
+          <w:p>
+            <w:pPr>
+              <w:spacing w:after="40" w:before="0"/>
+              <w:jc w:val="left"/>
+            </w:pPr>
+            <w:r>
+              <w:rPr>
+                <w:rFonts w:ascii="Arial" w:cs="Arial" w:eastAsia="Arial" w:hAnsi="Arial"/>
+                <w:b/>
+                <w:bCs/>
+                <w:i w:val="false"/>
+                <w:iCs w:val="false"/>
+                <w:color w:val="000000"/>
+                <w:sz w:val="18"/>
+                <w:szCs w:val="18"/>
+              </w:rPr>
+              <w:t xml:space="preserve">Driving Question Board (DQB) Creation</w:t>
             </w:r>
           </w:p>
           <w:p>
@@ -24288,7 +24324,7 @@
             <w:pPr>
               <w:spacing w:after="20" w:before="0"/>
             </w:pPr>
-            <w:hyperlink w:history="1" r:id="rIdosp7lcgrcxkpxjvk_eqoq">
+            <w:hyperlink w:history="1" r:id="rIdnrbunierw-1aeefkpbn0s">
               <w:r>
                 <w:rPr>
                   <w:rFonts w:ascii="Arial" w:cs="Arial" w:eastAsia="Arial" w:hAnsi="Arial"/>
@@ -24321,7 +24357,7 @@
               <w:spacing w:after="10" w:before="0"/>
               <w:ind w:left="120"/>
             </w:pPr>
-            <w:hyperlink w:history="1" r:id="rIdtt5_xnqv1c3rznvhvod8t">
+            <w:hyperlink w:history="1" r:id="rIdootrfsbz5zwonjiu82vu-">
               <w:r>
                 <w:rPr>
                   <w:rFonts w:ascii="Arial" w:cs="Arial" w:eastAsia="Arial" w:hAnsi="Arial"/>
@@ -24366,7 +24402,7 @@
             <w:pPr>
               <w:spacing w:after="20" w:before="0"/>
             </w:pPr>
-            <w:hyperlink w:history="1" r:id="rIdzd-nlhatbokraaog8lkqt">
+            <w:hyperlink w:history="1" r:id="rId3nabejcvzlttn8jzldthw">
               <w:r>
                 <w:rPr>
                   <w:rFonts w:ascii="Arial" w:cs="Arial" w:eastAsia="Arial" w:hAnsi="Arial"/>
@@ -24399,7 +24435,7 @@
               <w:spacing w:after="10" w:before="0"/>
               <w:ind w:left="120"/>
             </w:pPr>
-            <w:hyperlink w:history="1" r:id="rIdv-vrkmovozmljkbhdh-eu">
+            <w:hyperlink w:history="1" r:id="rId04o6oaihrhyk1qopkdhqg">
               <w:r>
                 <w:rPr>
                   <w:rFonts w:ascii="Arial" w:cs="Arial" w:eastAsia="Arial" w:hAnsi="Arial"/>
@@ -24546,32 +24582,32 @@
         <w:tc>
           <w:tcPr>
             <w:tcW w:type="dxa" w:w="1520"/>
-            <w:shd w:fill="F2F2F2" w:color="auto" w:val="clear"/>
-            <w:tcMar>
-              <w:top w:type="dxa" w:w="60"/>
-              <w:left w:type="dxa" w:w="120"/>
-              <w:bottom w:type="dxa" w:w="60"/>
-              <w:right w:type="dxa" w:w="120"/>
-            </w:tcMar>
-            <w:vAlign w:val="top"/>
-          </w:tcPr>
-          <w:p>
-            <w:pPr>
-              <w:spacing w:after="40" w:before="0"/>
-              <w:jc w:val="left"/>
-            </w:pPr>
-            <w:r>
-              <w:rPr>
-                <w:rFonts w:ascii="Arial" w:cs="Arial" w:eastAsia="Arial" w:hAnsi="Arial"/>
-                <w:b/>
-                <w:bCs/>
-                <w:i w:val="false"/>
-                <w:iCs w:val="false"/>
-                <w:color w:val="000000"/>
-                <w:sz w:val="18"/>
-                <w:szCs w:val="18"/>
-              </w:rPr>
-              <w:t xml:space="preserve">Phase 5 — Model Building: Lesson 1 vs. Lesson 8 — Model Comparison and Celebration</w:t>
+            <w:shd w:fill="D5E8F0" w:color="auto" w:val="clear"/>
+            <w:tcMar>
+              <w:top w:type="dxa" w:w="60"/>
+              <w:left w:type="dxa" w:w="120"/>
+              <w:bottom w:type="dxa" w:w="60"/>
+              <w:right w:type="dxa" w:w="120"/>
+            </w:tcMar>
+            <w:vAlign w:val="top"/>
+          </w:tcPr>
+          <w:p>
+            <w:pPr>
+              <w:spacing w:after="40" w:before="0"/>
+              <w:jc w:val="left"/>
+            </w:pPr>
+            <w:r>
+              <w:rPr>
+                <w:rFonts w:ascii="Arial" w:cs="Arial" w:eastAsia="Arial" w:hAnsi="Arial"/>
+                <w:b/>
+                <w:bCs/>
+                <w:i w:val="false"/>
+                <w:iCs w:val="false"/>
+                <w:color w:val="000000"/>
+                <w:sz w:val="18"/>
+                <w:szCs w:val="18"/>
+              </w:rPr>
+              <w:t xml:space="preserve">Model Building Phase</w:t>
             </w:r>
           </w:p>
           <w:p>
@@ -24594,7 +24630,7 @@
             <w:pPr>
               <w:spacing w:after="20" w:before="0"/>
             </w:pPr>
-            <w:hyperlink w:history="1" r:id="rId2tyae5qfmuxwvtuf7tp0b">
+            <w:hyperlink w:history="1" r:id="rIdelfl6k3g3giqu36qpztkg">
               <w:r>
                 <w:rPr>
                   <w:rFonts w:ascii="Arial" w:cs="Arial" w:eastAsia="Arial" w:hAnsi="Arial"/>
@@ -24627,7 +24663,7 @@
               <w:spacing w:after="10" w:before="0"/>
               <w:ind w:left="120"/>
             </w:pPr>
-            <w:hyperlink w:history="1" r:id="rId_goyhicbzgrtruh_drpdu">
+            <w:hyperlink w:history="1" r:id="rIdmwbc4wuhggbalsb0tvf3y">
               <w:r>
                 <w:rPr>
                   <w:rFonts w:ascii="Arial" w:cs="Arial" w:eastAsia="Arial" w:hAnsi="Arial"/>
@@ -24672,7 +24708,7 @@
             <w:pPr>
               <w:spacing w:after="20" w:before="0"/>
             </w:pPr>
-            <w:hyperlink w:history="1" r:id="rId5lyryxmxgfdhuchkxzbrg">
+            <w:hyperlink w:history="1" r:id="rIddf-vroeifkhzj74kqvzta">
               <w:r>
                 <w:rPr>
                   <w:rFonts w:ascii="Arial" w:cs="Arial" w:eastAsia="Arial" w:hAnsi="Arial"/>
@@ -24705,7 +24741,7 @@
               <w:spacing w:after="10" w:before="0"/>
               <w:ind w:left="120"/>
             </w:pPr>
-            <w:hyperlink w:history="1" r:id="rIdfymik8ciraw2vasukw05q">
+            <w:hyperlink w:history="1" r:id="rIdlrw41lo3ixlvyxq77knuq">
               <w:r>
                 <w:rPr>
                   <w:rFonts w:ascii="Arial" w:cs="Arial" w:eastAsia="Arial" w:hAnsi="Arial"/>

--- a/data/outputs/v2/Maths/SS3.3_Vectors_I/Mathematics_Vectors_I_CBE_LessonSequence.docx
+++ b/data/outputs/v2/Maths/SS3.3_Vectors_I/Mathematics_Vectors_I_CBE_LessonSequence.docx
@@ -3652,7 +3652,7 @@
             <w:pPr>
               <w:spacing w:after="20" w:before="0"/>
             </w:pPr>
-            <w:hyperlink w:history="1" r:id="rIdtpuk8s7ak7msmp6subfzm">
+            <w:hyperlink w:history="1" r:id="rIdh3a-b0wrynnddlqi3sdxo">
               <w:r>
                 <w:rPr>
                   <w:rFonts w:ascii="Arial" w:cs="Arial" w:eastAsia="Arial" w:hAnsi="Arial"/>
@@ -3685,7 +3685,7 @@
               <w:spacing w:after="10" w:before="0"/>
               <w:ind w:left="120"/>
             </w:pPr>
-            <w:hyperlink w:history="1" r:id="rIdcojpw8m3ibt4stw0rxwai">
+            <w:hyperlink w:history="1" r:id="rIdgvtaijf7-6xvckesjcur1">
               <w:r>
                 <w:rPr>
                   <w:rFonts w:ascii="Arial" w:cs="Arial" w:eastAsia="Arial" w:hAnsi="Arial"/>
@@ -3730,7 +3730,7 @@
             <w:pPr>
               <w:spacing w:after="20" w:before="0"/>
             </w:pPr>
-            <w:hyperlink w:history="1" r:id="rIdsdr2jl9ujcrqxwhhkn3-o">
+            <w:hyperlink w:history="1" r:id="rIdvknn0au3wwrc0kevepioj">
               <w:r>
                 <w:rPr>
                   <w:rFonts w:ascii="Arial" w:cs="Arial" w:eastAsia="Arial" w:hAnsi="Arial"/>
@@ -3763,7 +3763,7 @@
               <w:spacing w:after="10" w:before="0"/>
               <w:ind w:left="120"/>
             </w:pPr>
-            <w:hyperlink w:history="1" r:id="rIdicppymubb1b9pag8th-vr">
+            <w:hyperlink w:history="1" r:id="rId5cpfqrx7o__vygp7lpuxs">
               <w:r>
                 <w:rPr>
                   <w:rFonts w:ascii="Arial" w:cs="Arial" w:eastAsia="Arial" w:hAnsi="Arial"/>
@@ -3958,7 +3958,7 @@
             <w:pPr>
               <w:spacing w:after="20" w:before="0"/>
             </w:pPr>
-            <w:hyperlink w:history="1" r:id="rIdfmfor91h_htsdgtk9la0h">
+            <w:hyperlink w:history="1" r:id="rIdrfftdkohgpt-kog1-k-rg">
               <w:r>
                 <w:rPr>
                   <w:rFonts w:ascii="Arial" w:cs="Arial" w:eastAsia="Arial" w:hAnsi="Arial"/>
@@ -3991,7 +3991,7 @@
               <w:spacing w:after="10" w:before="0"/>
               <w:ind w:left="120"/>
             </w:pPr>
-            <w:hyperlink w:history="1" r:id="rIdbpiqm6u08kmutmtzysnra">
+            <w:hyperlink w:history="1" r:id="rIdg-nio8sk3xrsadtgaovrm">
               <w:r>
                 <w:rPr>
                   <w:rFonts w:ascii="Arial" w:cs="Arial" w:eastAsia="Arial" w:hAnsi="Arial"/>
@@ -4036,7 +4036,7 @@
             <w:pPr>
               <w:spacing w:after="20" w:before="0"/>
             </w:pPr>
-            <w:hyperlink w:history="1" r:id="rIdzaifsi2u_n6erlst1tmbg">
+            <w:hyperlink w:history="1" r:id="rId9_k7hcfzgolptdxbvsjx0">
               <w:r>
                 <w:rPr>
                   <w:rFonts w:ascii="Arial" w:cs="Arial" w:eastAsia="Arial" w:hAnsi="Arial"/>
@@ -4069,7 +4069,7 @@
               <w:spacing w:after="10" w:before="0"/>
               <w:ind w:left="120"/>
             </w:pPr>
-            <w:hyperlink w:history="1" r:id="rIdjpp2f1yxvjs5shzxdubk9">
+            <w:hyperlink w:history="1" r:id="rIdqvrsnhnxozw_m2oiki3wa">
               <w:r>
                 <w:rPr>
                   <w:rFonts w:ascii="Arial" w:cs="Arial" w:eastAsia="Arial" w:hAnsi="Arial"/>
@@ -4264,7 +4264,7 @@
             <w:pPr>
               <w:spacing w:after="20" w:before="0"/>
             </w:pPr>
-            <w:hyperlink w:history="1" r:id="rIdzcxq-lmryf9hidgziycrv">
+            <w:hyperlink w:history="1" r:id="rIdio3bi9gx1ywciclz36cup">
               <w:r>
                 <w:rPr>
                   <w:rFonts w:ascii="Arial" w:cs="Arial" w:eastAsia="Arial" w:hAnsi="Arial"/>
@@ -4297,7 +4297,7 @@
               <w:spacing w:after="10" w:before="0"/>
               <w:ind w:left="120"/>
             </w:pPr>
-            <w:hyperlink w:history="1" r:id="rId0m4oy4gsq_hgoifhgsjnm">
+            <w:hyperlink w:history="1" r:id="rId4sof-lfepdzcg1qrqpphg">
               <w:r>
                 <w:rPr>
                   <w:rFonts w:ascii="Arial" w:cs="Arial" w:eastAsia="Arial" w:hAnsi="Arial"/>
@@ -4342,7 +4342,7 @@
             <w:pPr>
               <w:spacing w:after="20" w:before="0"/>
             </w:pPr>
-            <w:hyperlink w:history="1" r:id="rIdvgd0k1n2ryuh2thhhrfhh">
+            <w:hyperlink w:history="1" r:id="rIdhyl098rblh6areaeeagcw">
               <w:r>
                 <w:rPr>
                   <w:rFonts w:ascii="Arial" w:cs="Arial" w:eastAsia="Arial" w:hAnsi="Arial"/>
@@ -4375,7 +4375,7 @@
               <w:spacing w:after="10" w:before="0"/>
               <w:ind w:left="120"/>
             </w:pPr>
-            <w:hyperlink w:history="1" r:id="rIduxvqm65g88crv6_w_zdia">
+            <w:hyperlink w:history="1" r:id="rIdgne2r9o9dvt-acqz5lmqx">
               <w:r>
                 <w:rPr>
                   <w:rFonts w:ascii="Arial" w:cs="Arial" w:eastAsia="Arial" w:hAnsi="Arial"/>
@@ -4570,7 +4570,7 @@
             <w:pPr>
               <w:spacing w:after="20" w:before="0"/>
             </w:pPr>
-            <w:hyperlink w:history="1" r:id="rId-tpdwkooywzjsxtyupi4c">
+            <w:hyperlink w:history="1" r:id="rIdnhvny4ktec8yuinhlp4wl">
               <w:r>
                 <w:rPr>
                   <w:rFonts w:ascii="Arial" w:cs="Arial" w:eastAsia="Arial" w:hAnsi="Arial"/>
@@ -4603,7 +4603,7 @@
               <w:spacing w:after="10" w:before="0"/>
               <w:ind w:left="120"/>
             </w:pPr>
-            <w:hyperlink w:history="1" r:id="rIddzbhjbf2quh5iefxqtyj_">
+            <w:hyperlink w:history="1" r:id="rIdzbscqq-o598f0qvhmbxix">
               <w:r>
                 <w:rPr>
                   <w:rFonts w:ascii="Arial" w:cs="Arial" w:eastAsia="Arial" w:hAnsi="Arial"/>
@@ -4648,7 +4648,7 @@
             <w:pPr>
               <w:spacing w:after="20" w:before="0"/>
             </w:pPr>
-            <w:hyperlink w:history="1" r:id="rIdcsktuvrhzz8zhsckhrxfg">
+            <w:hyperlink w:history="1" r:id="rIdf7_gactj_nqepv1snap1i">
               <w:r>
                 <w:rPr>
                   <w:rFonts w:ascii="Arial" w:cs="Arial" w:eastAsia="Arial" w:hAnsi="Arial"/>
@@ -4681,7 +4681,7 @@
               <w:spacing w:after="10" w:before="0"/>
               <w:ind w:left="120"/>
             </w:pPr>
-            <w:hyperlink w:history="1" r:id="rIdwto-euwsv-xcydc-9kuhp">
+            <w:hyperlink w:history="1" r:id="rId_2pentftxcjidjn7huor2">
               <w:r>
                 <w:rPr>
                   <w:rFonts w:ascii="Arial" w:cs="Arial" w:eastAsia="Arial" w:hAnsi="Arial"/>
@@ -4876,7 +4876,7 @@
             <w:pPr>
               <w:spacing w:after="20" w:before="0"/>
             </w:pPr>
-            <w:hyperlink w:history="1" r:id="rIdpz7ytffslskvifopi-lg4">
+            <w:hyperlink w:history="1" r:id="rIdkb_cwqgwgq0lern0_ajdh">
               <w:r>
                 <w:rPr>
                   <w:rFonts w:ascii="Arial" w:cs="Arial" w:eastAsia="Arial" w:hAnsi="Arial"/>
@@ -4909,7 +4909,7 @@
               <w:spacing w:after="10" w:before="0"/>
               <w:ind w:left="120"/>
             </w:pPr>
-            <w:hyperlink w:history="1" r:id="rIde6vszbdrxlrmm6k9ny-vc">
+            <w:hyperlink w:history="1" r:id="rIdha6k0t90md9wj-phhyfl4">
               <w:r>
                 <w:rPr>
                   <w:rFonts w:ascii="Arial" w:cs="Arial" w:eastAsia="Arial" w:hAnsi="Arial"/>
@@ -4954,7 +4954,7 @@
             <w:pPr>
               <w:spacing w:after="20" w:before="0"/>
             </w:pPr>
-            <w:hyperlink w:history="1" r:id="rIdypazjxh4_8a-dgtywhg3d">
+            <w:hyperlink w:history="1" r:id="rIdq8wlcysdlhzgbcrzniywl">
               <w:r>
                 <w:rPr>
                   <w:rFonts w:ascii="Arial" w:cs="Arial" w:eastAsia="Arial" w:hAnsi="Arial"/>
@@ -4987,7 +4987,7 @@
               <w:spacing w:after="10" w:before="0"/>
               <w:ind w:left="120"/>
             </w:pPr>
-            <w:hyperlink w:history="1" r:id="rId01gf3pctx5sc_hd_gkfx-">
+            <w:hyperlink w:history="1" r:id="rIdov6a8lfoygayquxad_gcz">
               <w:r>
                 <w:rPr>
                   <w:rFonts w:ascii="Arial" w:cs="Arial" w:eastAsia="Arial" w:hAnsi="Arial"/>
@@ -6474,7 +6474,7 @@
             <w:pPr>
               <w:spacing w:after="20" w:before="0"/>
             </w:pPr>
-            <w:hyperlink w:history="1" r:id="rId6mturj-kr9rknfcvnr_el">
+            <w:hyperlink w:history="1" r:id="rIdynd3xn-waa8qxoy1kduwj">
               <w:r>
                 <w:rPr>
                   <w:rFonts w:ascii="Arial" w:cs="Arial" w:eastAsia="Arial" w:hAnsi="Arial"/>
@@ -6507,7 +6507,7 @@
               <w:spacing w:after="10" w:before="0"/>
               <w:ind w:left="120"/>
             </w:pPr>
-            <w:hyperlink w:history="1" r:id="rIdiyrjow1m4d8zjfxh9dkiz">
+            <w:hyperlink w:history="1" r:id="rIdkksx1y4xk6xtz6c0-4eay">
               <w:r>
                 <w:rPr>
                   <w:rFonts w:ascii="Arial" w:cs="Arial" w:eastAsia="Arial" w:hAnsi="Arial"/>
@@ -6552,7 +6552,7 @@
             <w:pPr>
               <w:spacing w:after="20" w:before="0"/>
             </w:pPr>
-            <w:hyperlink w:history="1" r:id="rId1kmeqts8eit3qghkskaqr">
+            <w:hyperlink w:history="1" r:id="rIdkwkfox4udfep6ewksrcdw">
               <w:r>
                 <w:rPr>
                   <w:rFonts w:ascii="Arial" w:cs="Arial" w:eastAsia="Arial" w:hAnsi="Arial"/>
@@ -6585,7 +6585,7 @@
               <w:spacing w:after="10" w:before="0"/>
               <w:ind w:left="120"/>
             </w:pPr>
-            <w:hyperlink w:history="1" r:id="rIdeo9tvrecau8boh8kifing">
+            <w:hyperlink w:history="1" r:id="rId3ute9c-qn4umbzu3mwjam">
               <w:r>
                 <w:rPr>
                   <w:rFonts w:ascii="Arial" w:cs="Arial" w:eastAsia="Arial" w:hAnsi="Arial"/>
@@ -6780,7 +6780,7 @@
             <w:pPr>
               <w:spacing w:after="20" w:before="0"/>
             </w:pPr>
-            <w:hyperlink w:history="1" r:id="rIdu5ayejtrfhovir9h8vijc">
+            <w:hyperlink w:history="1" r:id="rIdkz-8lewkk4jmqb6gq-d_p">
               <w:r>
                 <w:rPr>
                   <w:rFonts w:ascii="Arial" w:cs="Arial" w:eastAsia="Arial" w:hAnsi="Arial"/>
@@ -6813,7 +6813,7 @@
               <w:spacing w:after="10" w:before="0"/>
               <w:ind w:left="120"/>
             </w:pPr>
-            <w:hyperlink w:history="1" r:id="rId7hng0cl6s3e9qrd87a2e8">
+            <w:hyperlink w:history="1" r:id="rIdnupz0szeztf-piic6ghjq">
               <w:r>
                 <w:rPr>
                   <w:rFonts w:ascii="Arial" w:cs="Arial" w:eastAsia="Arial" w:hAnsi="Arial"/>
@@ -6858,7 +6858,7 @@
             <w:pPr>
               <w:spacing w:after="20" w:before="0"/>
             </w:pPr>
-            <w:hyperlink w:history="1" r:id="rIdm50pzc4ez8yw0y2auhaxc">
+            <w:hyperlink w:history="1" r:id="rIdrqvkadyqoy4pvqqjci43f">
               <w:r>
                 <w:rPr>
                   <w:rFonts w:ascii="Arial" w:cs="Arial" w:eastAsia="Arial" w:hAnsi="Arial"/>
@@ -6891,7 +6891,7 @@
               <w:spacing w:after="10" w:before="0"/>
               <w:ind w:left="120"/>
             </w:pPr>
-            <w:hyperlink w:history="1" r:id="rIdjdkqnn9xl2bihucmbjtaq">
+            <w:hyperlink w:history="1" r:id="rIdk9qckomfk-yfh1pzyy3gi">
               <w:r>
                 <w:rPr>
                   <w:rFonts w:ascii="Arial" w:cs="Arial" w:eastAsia="Arial" w:hAnsi="Arial"/>
@@ -7086,7 +7086,7 @@
             <w:pPr>
               <w:spacing w:after="20" w:before="0"/>
             </w:pPr>
-            <w:hyperlink w:history="1" r:id="rIdyn2inr7huuthkj2bqguuu">
+            <w:hyperlink w:history="1" r:id="rId-u9fhbt8awxbgde4quhkc">
               <w:r>
                 <w:rPr>
                   <w:rFonts w:ascii="Arial" w:cs="Arial" w:eastAsia="Arial" w:hAnsi="Arial"/>
@@ -7119,7 +7119,7 @@
               <w:spacing w:after="10" w:before="0"/>
               <w:ind w:left="120"/>
             </w:pPr>
-            <w:hyperlink w:history="1" r:id="rIdlgzkatkljfz_ap8pgteys">
+            <w:hyperlink w:history="1" r:id="rIdsx9m4wvgsqagnyl0elfa-">
               <w:r>
                 <w:rPr>
                   <w:rFonts w:ascii="Arial" w:cs="Arial" w:eastAsia="Arial" w:hAnsi="Arial"/>
@@ -7164,7 +7164,7 @@
             <w:pPr>
               <w:spacing w:after="20" w:before="0"/>
             </w:pPr>
-            <w:hyperlink w:history="1" r:id="rIdmlwkas9t4zhobozk8aefo">
+            <w:hyperlink w:history="1" r:id="rIdkk2kda0y1hkky6i2aujp8">
               <w:r>
                 <w:rPr>
                   <w:rFonts w:ascii="Arial" w:cs="Arial" w:eastAsia="Arial" w:hAnsi="Arial"/>
@@ -7197,7 +7197,7 @@
               <w:spacing w:after="10" w:before="0"/>
               <w:ind w:left="120"/>
             </w:pPr>
-            <w:hyperlink w:history="1" r:id="rId0v3oblmqc_orpjmhpkufo">
+            <w:hyperlink w:history="1" r:id="rIdtnrktb-eqloeymiaejiw_">
               <w:r>
                 <w:rPr>
                   <w:rFonts w:ascii="Arial" w:cs="Arial" w:eastAsia="Arial" w:hAnsi="Arial"/>
@@ -7392,7 +7392,7 @@
             <w:pPr>
               <w:spacing w:after="20" w:before="0"/>
             </w:pPr>
-            <w:hyperlink w:history="1" r:id="rId9xfco9r69lffa424dishs">
+            <w:hyperlink w:history="1" r:id="rIdr1lk00srmirrnk5ysgjdn">
               <w:r>
                 <w:rPr>
                   <w:rFonts w:ascii="Arial" w:cs="Arial" w:eastAsia="Arial" w:hAnsi="Arial"/>
@@ -7425,7 +7425,7 @@
               <w:spacing w:after="10" w:before="0"/>
               <w:ind w:left="120"/>
             </w:pPr>
-            <w:hyperlink w:history="1" r:id="rIdzvvo2luapmx37z04xvbiy">
+            <w:hyperlink w:history="1" r:id="rIdxet2p28srfzs52_3gctfw">
               <w:r>
                 <w:rPr>
                   <w:rFonts w:ascii="Arial" w:cs="Arial" w:eastAsia="Arial" w:hAnsi="Arial"/>
@@ -7470,7 +7470,7 @@
             <w:pPr>
               <w:spacing w:after="20" w:before="0"/>
             </w:pPr>
-            <w:hyperlink w:history="1" r:id="rIdsduimsa8it2fpybzzrct4">
+            <w:hyperlink w:history="1" r:id="rIdu3sqy6ghyqn0ac-pahe2w">
               <w:r>
                 <w:rPr>
                   <w:rFonts w:ascii="Arial" w:cs="Arial" w:eastAsia="Arial" w:hAnsi="Arial"/>
@@ -7503,7 +7503,7 @@
               <w:spacing w:after="10" w:before="0"/>
               <w:ind w:left="120"/>
             </w:pPr>
-            <w:hyperlink w:history="1" r:id="rId81wyifxdjavisqqv6f3em">
+            <w:hyperlink w:history="1" r:id="rIdp8nzospel8bxvlq-q73xr">
               <w:r>
                 <w:rPr>
                   <w:rFonts w:ascii="Arial" w:cs="Arial" w:eastAsia="Arial" w:hAnsi="Arial"/>
@@ -7698,7 +7698,7 @@
             <w:pPr>
               <w:spacing w:after="20" w:before="0"/>
             </w:pPr>
-            <w:hyperlink w:history="1" r:id="rId53u7ywx4wtxcfv7yf4rb4">
+            <w:hyperlink w:history="1" r:id="rId9aznq0snta0aygwwb8tpu">
               <w:r>
                 <w:rPr>
                   <w:rFonts w:ascii="Arial" w:cs="Arial" w:eastAsia="Arial" w:hAnsi="Arial"/>
@@ -7731,7 +7731,7 @@
               <w:spacing w:after="10" w:before="0"/>
               <w:ind w:left="120"/>
             </w:pPr>
-            <w:hyperlink w:history="1" r:id="rIdtoorzvpxii-njj3di8bku">
+            <w:hyperlink w:history="1" r:id="rIdtutjo9ijlwvl3legz1gr6">
               <w:r>
                 <w:rPr>
                   <w:rFonts w:ascii="Arial" w:cs="Arial" w:eastAsia="Arial" w:hAnsi="Arial"/>
@@ -7776,7 +7776,7 @@
             <w:pPr>
               <w:spacing w:after="20" w:before="0"/>
             </w:pPr>
-            <w:hyperlink w:history="1" r:id="rId1x0r3mpib7uf7stsangpq">
+            <w:hyperlink w:history="1" r:id="rIdodx42trhzemuc2pm4mv52">
               <w:r>
                 <w:rPr>
                   <w:rFonts w:ascii="Arial" w:cs="Arial" w:eastAsia="Arial" w:hAnsi="Arial"/>
@@ -7809,7 +7809,7 @@
               <w:spacing w:after="10" w:before="0"/>
               <w:ind w:left="120"/>
             </w:pPr>
-            <w:hyperlink w:history="1" r:id="rIdngk02byzxqokbxajigaqz">
+            <w:hyperlink w:history="1" r:id="rId7kqwk4gh-inimxgs2hy3h">
               <w:r>
                 <w:rPr>
                   <w:rFonts w:ascii="Arial" w:cs="Arial" w:eastAsia="Arial" w:hAnsi="Arial"/>
@@ -9296,7 +9296,7 @@
             <w:pPr>
               <w:spacing w:after="20" w:before="0"/>
             </w:pPr>
-            <w:hyperlink w:history="1" r:id="rIdqdoypj2in-kagajcwktec">
+            <w:hyperlink w:history="1" r:id="rIdhxavqyjuk5esn3jhnny9j">
               <w:r>
                 <w:rPr>
                   <w:rFonts w:ascii="Arial" w:cs="Arial" w:eastAsia="Arial" w:hAnsi="Arial"/>
@@ -9329,7 +9329,7 @@
               <w:spacing w:after="10" w:before="0"/>
               <w:ind w:left="120"/>
             </w:pPr>
-            <w:hyperlink w:history="1" r:id="rId1z_1ry7wo03emufftdu3i">
+            <w:hyperlink w:history="1" r:id="rIds17b6cln34gud0zhbt2fe">
               <w:r>
                 <w:rPr>
                   <w:rFonts w:ascii="Arial" w:cs="Arial" w:eastAsia="Arial" w:hAnsi="Arial"/>
@@ -9374,7 +9374,7 @@
             <w:pPr>
               <w:spacing w:after="20" w:before="0"/>
             </w:pPr>
-            <w:hyperlink w:history="1" r:id="rIdh-bt9cc2dhdf_jqqdy6at">
+            <w:hyperlink w:history="1" r:id="rIdwgnitk8jtgcgi-sm3_9g6">
               <w:r>
                 <w:rPr>
                   <w:rFonts w:ascii="Arial" w:cs="Arial" w:eastAsia="Arial" w:hAnsi="Arial"/>
@@ -9407,7 +9407,7 @@
               <w:spacing w:after="10" w:before="0"/>
               <w:ind w:left="120"/>
             </w:pPr>
-            <w:hyperlink w:history="1" r:id="rIdv5ais1_xlefzunyt26cht">
+            <w:hyperlink w:history="1" r:id="rId-7jtzwldtpanmci6jynmp">
               <w:r>
                 <w:rPr>
                   <w:rFonts w:ascii="Arial" w:cs="Arial" w:eastAsia="Arial" w:hAnsi="Arial"/>
@@ -9602,7 +9602,7 @@
             <w:pPr>
               <w:spacing w:after="20" w:before="0"/>
             </w:pPr>
-            <w:hyperlink w:history="1" r:id="rIdnrg_0ubnduenbfhcdas24">
+            <w:hyperlink w:history="1" r:id="rIdsw0c81ffwqzvipomsznex">
               <w:r>
                 <w:rPr>
                   <w:rFonts w:ascii="Arial" w:cs="Arial" w:eastAsia="Arial" w:hAnsi="Arial"/>
@@ -9635,7 +9635,7 @@
               <w:spacing w:after="10" w:before="0"/>
               <w:ind w:left="120"/>
             </w:pPr>
-            <w:hyperlink w:history="1" r:id="rIdzkizxhro6mncvsm-ggmm1">
+            <w:hyperlink w:history="1" r:id="rIdo92hg74z_ruqgi-gxnu9_">
               <w:r>
                 <w:rPr>
                   <w:rFonts w:ascii="Arial" w:cs="Arial" w:eastAsia="Arial" w:hAnsi="Arial"/>
@@ -9680,7 +9680,7 @@
             <w:pPr>
               <w:spacing w:after="20" w:before="0"/>
             </w:pPr>
-            <w:hyperlink w:history="1" r:id="rId6-5pqcuovuz8hybie8ggf">
+            <w:hyperlink w:history="1" r:id="rId1qqc81n2pfs_rgyh5as_4">
               <w:r>
                 <w:rPr>
                   <w:rFonts w:ascii="Arial" w:cs="Arial" w:eastAsia="Arial" w:hAnsi="Arial"/>
@@ -9713,7 +9713,7 @@
               <w:spacing w:after="10" w:before="0"/>
               <w:ind w:left="120"/>
             </w:pPr>
-            <w:hyperlink w:history="1" r:id="rIdxoeowtnjxsutmapluo-pa">
+            <w:hyperlink w:history="1" r:id="rIdlsgu5wfa9oqraowubvyti">
               <w:r>
                 <w:rPr>
                   <w:rFonts w:ascii="Arial" w:cs="Arial" w:eastAsia="Arial" w:hAnsi="Arial"/>
@@ -9908,7 +9908,7 @@
             <w:pPr>
               <w:spacing w:after="20" w:before="0"/>
             </w:pPr>
-            <w:hyperlink w:history="1" r:id="rIddlse40y_xulzce1zylqdq">
+            <w:hyperlink w:history="1" r:id="rIdkeidekhktdwmzsmzzcl3u">
               <w:r>
                 <w:rPr>
                   <w:rFonts w:ascii="Arial" w:cs="Arial" w:eastAsia="Arial" w:hAnsi="Arial"/>
@@ -9941,7 +9941,7 @@
               <w:spacing w:after="10" w:before="0"/>
               <w:ind w:left="120"/>
             </w:pPr>
-            <w:hyperlink w:history="1" r:id="rIdndnb6iayhcjh-k-dqgpmt">
+            <w:hyperlink w:history="1" r:id="rId4grb0xuzpwztem_vcjzvp">
               <w:r>
                 <w:rPr>
                   <w:rFonts w:ascii="Arial" w:cs="Arial" w:eastAsia="Arial" w:hAnsi="Arial"/>
@@ -9986,7 +9986,7 @@
             <w:pPr>
               <w:spacing w:after="20" w:before="0"/>
             </w:pPr>
-            <w:hyperlink w:history="1" r:id="rIdwi0iyuvt08c0_f4t3lxgq">
+            <w:hyperlink w:history="1" r:id="rIdkw_yq75kt95bk3a7kkaxf">
               <w:r>
                 <w:rPr>
                   <w:rFonts w:ascii="Arial" w:cs="Arial" w:eastAsia="Arial" w:hAnsi="Arial"/>
@@ -10019,7 +10019,7 @@
               <w:spacing w:after="10" w:before="0"/>
               <w:ind w:left="120"/>
             </w:pPr>
-            <w:hyperlink w:history="1" r:id="rIdfsglwnh-ghp6uhalsslge">
+            <w:hyperlink w:history="1" r:id="rId70pk_jxsq44a-jiukrf_p">
               <w:r>
                 <w:rPr>
                   <w:rFonts w:ascii="Arial" w:cs="Arial" w:eastAsia="Arial" w:hAnsi="Arial"/>
@@ -10214,7 +10214,7 @@
             <w:pPr>
               <w:spacing w:after="20" w:before="0"/>
             </w:pPr>
-            <w:hyperlink w:history="1" r:id="rIdnepsdunkqc23d9ssgp2r5">
+            <w:hyperlink w:history="1" r:id="rIdpyhriq1pdhdhqifp4ez5y">
               <w:r>
                 <w:rPr>
                   <w:rFonts w:ascii="Arial" w:cs="Arial" w:eastAsia="Arial" w:hAnsi="Arial"/>
@@ -10247,7 +10247,7 @@
               <w:spacing w:after="10" w:before="0"/>
               <w:ind w:left="120"/>
             </w:pPr>
-            <w:hyperlink w:history="1" r:id="rIdblqhgk3dfowowtr9rp6wb">
+            <w:hyperlink w:history="1" r:id="rIdf5tyzdv_iopq9quyppu6g">
               <w:r>
                 <w:rPr>
                   <w:rFonts w:ascii="Arial" w:cs="Arial" w:eastAsia="Arial" w:hAnsi="Arial"/>
@@ -10292,7 +10292,7 @@
             <w:pPr>
               <w:spacing w:after="20" w:before="0"/>
             </w:pPr>
-            <w:hyperlink w:history="1" r:id="rIdrb4srbg4qkxs6drz5tuqj">
+            <w:hyperlink w:history="1" r:id="rIdgzomzh1bemqposscicgzn">
               <w:r>
                 <w:rPr>
                   <w:rFonts w:ascii="Arial" w:cs="Arial" w:eastAsia="Arial" w:hAnsi="Arial"/>
@@ -10325,7 +10325,7 @@
               <w:spacing w:after="10" w:before="0"/>
               <w:ind w:left="120"/>
             </w:pPr>
-            <w:hyperlink w:history="1" r:id="rIdx04gcbk5n7kd13p5i4gqn">
+            <w:hyperlink w:history="1" r:id="rId-7g7dzsomlorwdbt4netp">
               <w:r>
                 <w:rPr>
                   <w:rFonts w:ascii="Arial" w:cs="Arial" w:eastAsia="Arial" w:hAnsi="Arial"/>
@@ -10520,7 +10520,7 @@
             <w:pPr>
               <w:spacing w:after="20" w:before="0"/>
             </w:pPr>
-            <w:hyperlink w:history="1" r:id="rIdqknqtzhufrar07wnzjhen">
+            <w:hyperlink w:history="1" r:id="rIdmnqevllivyortnxj7ft1j">
               <w:r>
                 <w:rPr>
                   <w:rFonts w:ascii="Arial" w:cs="Arial" w:eastAsia="Arial" w:hAnsi="Arial"/>
@@ -10553,7 +10553,7 @@
               <w:spacing w:after="10" w:before="0"/>
               <w:ind w:left="120"/>
             </w:pPr>
-            <w:hyperlink w:history="1" r:id="rId5jmky4nnmbvocdd6ubatc">
+            <w:hyperlink w:history="1" r:id="rIdxzvsrlovdfppq455iykxc">
               <w:r>
                 <w:rPr>
                   <w:rFonts w:ascii="Arial" w:cs="Arial" w:eastAsia="Arial" w:hAnsi="Arial"/>
@@ -10598,7 +10598,7 @@
             <w:pPr>
               <w:spacing w:after="20" w:before="0"/>
             </w:pPr>
-            <w:hyperlink w:history="1" r:id="rIdwy1w6cwj2lwluv4kmfdnl">
+            <w:hyperlink w:history="1" r:id="rIdyxvu8p5tyi-1qzkwanibu">
               <w:r>
                 <w:rPr>
                   <w:rFonts w:ascii="Arial" w:cs="Arial" w:eastAsia="Arial" w:hAnsi="Arial"/>
@@ -10631,7 +10631,7 @@
               <w:spacing w:after="10" w:before="0"/>
               <w:ind w:left="120"/>
             </w:pPr>
-            <w:hyperlink w:history="1" r:id="rIdazld1c7cltuvun6qd3chy">
+            <w:hyperlink w:history="1" r:id="rIdzcwes_bw4hp9m9mmvk1wh">
               <w:r>
                 <w:rPr>
                   <w:rFonts w:ascii="Arial" w:cs="Arial" w:eastAsia="Arial" w:hAnsi="Arial"/>
@@ -12118,7 +12118,7 @@
             <w:pPr>
               <w:spacing w:after="20" w:before="0"/>
             </w:pPr>
-            <w:hyperlink w:history="1" r:id="rIdfb6dfnggnz9pdk2uxwqpg">
+            <w:hyperlink w:history="1" r:id="rIdx0v1675ckvtclq-udb0iy">
               <w:r>
                 <w:rPr>
                   <w:rFonts w:ascii="Arial" w:cs="Arial" w:eastAsia="Arial" w:hAnsi="Arial"/>
@@ -12151,7 +12151,7 @@
               <w:spacing w:after="10" w:before="0"/>
               <w:ind w:left="120"/>
             </w:pPr>
-            <w:hyperlink w:history="1" r:id="rIdvy262pdjxu0pqvcbpxy1i">
+            <w:hyperlink w:history="1" r:id="rIdwjhnswwuunpcs5vms3lzm">
               <w:r>
                 <w:rPr>
                   <w:rFonts w:ascii="Arial" w:cs="Arial" w:eastAsia="Arial" w:hAnsi="Arial"/>
@@ -12196,7 +12196,7 @@
             <w:pPr>
               <w:spacing w:after="20" w:before="0"/>
             </w:pPr>
-            <w:hyperlink w:history="1" r:id="rIdl9jux7o9ewsd0sj5x0vag">
+            <w:hyperlink w:history="1" r:id="rIdjyizykrvgkmv_ovyrm7s8">
               <w:r>
                 <w:rPr>
                   <w:rFonts w:ascii="Arial" w:cs="Arial" w:eastAsia="Arial" w:hAnsi="Arial"/>
@@ -12229,7 +12229,7 @@
               <w:spacing w:after="10" w:before="0"/>
               <w:ind w:left="120"/>
             </w:pPr>
-            <w:hyperlink w:history="1" r:id="rIdbq4ae6_9acpdvyij1xvjs">
+            <w:hyperlink w:history="1" r:id="rIdhej2-w75mxt67gk3kwo6i">
               <w:r>
                 <w:rPr>
                   <w:rFonts w:ascii="Arial" w:cs="Arial" w:eastAsia="Arial" w:hAnsi="Arial"/>
@@ -12424,7 +12424,7 @@
             <w:pPr>
               <w:spacing w:after="20" w:before="0"/>
             </w:pPr>
-            <w:hyperlink w:history="1" r:id="rIdp4fcxfbiga8nzbxieuvft">
+            <w:hyperlink w:history="1" r:id="rIdrnmte13hddei1zjdwvcuf">
               <w:r>
                 <w:rPr>
                   <w:rFonts w:ascii="Arial" w:cs="Arial" w:eastAsia="Arial" w:hAnsi="Arial"/>
@@ -12457,7 +12457,7 @@
               <w:spacing w:after="10" w:before="0"/>
               <w:ind w:left="120"/>
             </w:pPr>
-            <w:hyperlink w:history="1" r:id="rIdrirejwb6-w9mzldd7zs-z">
+            <w:hyperlink w:history="1" r:id="rIdwu05yvim0sgqi_rp7kv9l">
               <w:r>
                 <w:rPr>
                   <w:rFonts w:ascii="Arial" w:cs="Arial" w:eastAsia="Arial" w:hAnsi="Arial"/>
@@ -12502,7 +12502,7 @@
             <w:pPr>
               <w:spacing w:after="20" w:before="0"/>
             </w:pPr>
-            <w:hyperlink w:history="1" r:id="rIdjwk41bdzpaf02jukjrbcm">
+            <w:hyperlink w:history="1" r:id="rId9-dzm6kvnpx-fi6dxzms5">
               <w:r>
                 <w:rPr>
                   <w:rFonts w:ascii="Arial" w:cs="Arial" w:eastAsia="Arial" w:hAnsi="Arial"/>
@@ -12535,7 +12535,7 @@
               <w:spacing w:after="10" w:before="0"/>
               <w:ind w:left="120"/>
             </w:pPr>
-            <w:hyperlink w:history="1" r:id="rIdlj1tpmjlxzozbwz-qz5gz">
+            <w:hyperlink w:history="1" r:id="rIdv3d2ddldiqy76xhdxzwxu">
               <w:r>
                 <w:rPr>
                   <w:rFonts w:ascii="Arial" w:cs="Arial" w:eastAsia="Arial" w:hAnsi="Arial"/>
@@ -12730,7 +12730,7 @@
             <w:pPr>
               <w:spacing w:after="20" w:before="0"/>
             </w:pPr>
-            <w:hyperlink w:history="1" r:id="rIdb2xd2dbdp8znfhw62hpng">
+            <w:hyperlink w:history="1" r:id="rIdaeekfmgsqerfh1zchl9jk">
               <w:r>
                 <w:rPr>
                   <w:rFonts w:ascii="Arial" w:cs="Arial" w:eastAsia="Arial" w:hAnsi="Arial"/>
@@ -12763,7 +12763,7 @@
               <w:spacing w:after="10" w:before="0"/>
               <w:ind w:left="120"/>
             </w:pPr>
-            <w:hyperlink w:history="1" r:id="rIdtjzeyrh-x2jc0e7mvbff-">
+            <w:hyperlink w:history="1" r:id="rIdd2uw_deepbrm1f6muxedl">
               <w:r>
                 <w:rPr>
                   <w:rFonts w:ascii="Arial" w:cs="Arial" w:eastAsia="Arial" w:hAnsi="Arial"/>
@@ -12808,7 +12808,7 @@
             <w:pPr>
               <w:spacing w:after="20" w:before="0"/>
             </w:pPr>
-            <w:hyperlink w:history="1" r:id="rIdeb6c1iagbf1dgkh7pqjn3">
+            <w:hyperlink w:history="1" r:id="rIdn3uqquptojc_juvmmca45">
               <w:r>
                 <w:rPr>
                   <w:rFonts w:ascii="Arial" w:cs="Arial" w:eastAsia="Arial" w:hAnsi="Arial"/>
@@ -12841,7 +12841,7 @@
               <w:spacing w:after="10" w:before="0"/>
               <w:ind w:left="120"/>
             </w:pPr>
-            <w:hyperlink w:history="1" r:id="rIdzjmdadzwyi_vmjccb1b1e">
+            <w:hyperlink w:history="1" r:id="rIdvrau_pwjidojdqy6w3ir_">
               <w:r>
                 <w:rPr>
                   <w:rFonts w:ascii="Arial" w:cs="Arial" w:eastAsia="Arial" w:hAnsi="Arial"/>
@@ -13036,7 +13036,7 @@
             <w:pPr>
               <w:spacing w:after="20" w:before="0"/>
             </w:pPr>
-            <w:hyperlink w:history="1" r:id="rIdcin9xoj2uruqwza51vzak">
+            <w:hyperlink w:history="1" r:id="rIdgsveblcwy1xnkwpwixgsj">
               <w:r>
                 <w:rPr>
                   <w:rFonts w:ascii="Arial" w:cs="Arial" w:eastAsia="Arial" w:hAnsi="Arial"/>
@@ -13069,7 +13069,7 @@
               <w:spacing w:after="10" w:before="0"/>
               <w:ind w:left="120"/>
             </w:pPr>
-            <w:hyperlink w:history="1" r:id="rIdmdkwtpcnaknzupyhujtjo">
+            <w:hyperlink w:history="1" r:id="rId6q-or7r0fecnzh7woin2k">
               <w:r>
                 <w:rPr>
                   <w:rFonts w:ascii="Arial" w:cs="Arial" w:eastAsia="Arial" w:hAnsi="Arial"/>
@@ -13114,7 +13114,7 @@
             <w:pPr>
               <w:spacing w:after="20" w:before="0"/>
             </w:pPr>
-            <w:hyperlink w:history="1" r:id="rIdcyvxdnubuwwmza_ranqgi">
+            <w:hyperlink w:history="1" r:id="rIdkmzrkc2zmjfa1tyjlucjy">
               <w:r>
                 <w:rPr>
                   <w:rFonts w:ascii="Arial" w:cs="Arial" w:eastAsia="Arial" w:hAnsi="Arial"/>
@@ -13147,7 +13147,7 @@
               <w:spacing w:after="10" w:before="0"/>
               <w:ind w:left="120"/>
             </w:pPr>
-            <w:hyperlink w:history="1" r:id="rIdh3myz6xkvdpdizo9vrq4v">
+            <w:hyperlink w:history="1" r:id="rId2aemut5oemoq1dnjm5lgp">
               <w:r>
                 <w:rPr>
                   <w:rFonts w:ascii="Arial" w:cs="Arial" w:eastAsia="Arial" w:hAnsi="Arial"/>
@@ -13342,7 +13342,7 @@
             <w:pPr>
               <w:spacing w:after="20" w:before="0"/>
             </w:pPr>
-            <w:hyperlink w:history="1" r:id="rIdckmmgaalk9ij_qgmcjkdd">
+            <w:hyperlink w:history="1" r:id="rId_efwpeyeglxttgsvbujcs">
               <w:r>
                 <w:rPr>
                   <w:rFonts w:ascii="Arial" w:cs="Arial" w:eastAsia="Arial" w:hAnsi="Arial"/>
@@ -13375,7 +13375,7 @@
               <w:spacing w:after="10" w:before="0"/>
               <w:ind w:left="120"/>
             </w:pPr>
-            <w:hyperlink w:history="1" r:id="rIdfeixovavct2ffrw_wyw9h">
+            <w:hyperlink w:history="1" r:id="rIdakrrbxigfiex6gtwbyo7c">
               <w:r>
                 <w:rPr>
                   <w:rFonts w:ascii="Arial" w:cs="Arial" w:eastAsia="Arial" w:hAnsi="Arial"/>
@@ -13420,7 +13420,7 @@
             <w:pPr>
               <w:spacing w:after="20" w:before="0"/>
             </w:pPr>
-            <w:hyperlink w:history="1" r:id="rIdfiv7nd4aims21y-shpwae">
+            <w:hyperlink w:history="1" r:id="rIdbimwhghd3nljjywafklzj">
               <w:r>
                 <w:rPr>
                   <w:rFonts w:ascii="Arial" w:cs="Arial" w:eastAsia="Arial" w:hAnsi="Arial"/>
@@ -13453,7 +13453,7 @@
               <w:spacing w:after="10" w:before="0"/>
               <w:ind w:left="120"/>
             </w:pPr>
-            <w:hyperlink w:history="1" r:id="rIdjfp7yxotr0njkbnbsqusi">
+            <w:hyperlink w:history="1" r:id="rIdosa26gmxxrrbtrlxcaf1r">
               <w:r>
                 <w:rPr>
                   <w:rFonts w:ascii="Arial" w:cs="Arial" w:eastAsia="Arial" w:hAnsi="Arial"/>
@@ -14940,7 +14940,7 @@
             <w:pPr>
               <w:spacing w:after="20" w:before="0"/>
             </w:pPr>
-            <w:hyperlink w:history="1" r:id="rIdjhh633ti7buq5dshrqrla">
+            <w:hyperlink w:history="1" r:id="rIdlapcnn0guw1cjowyqxfrw">
               <w:r>
                 <w:rPr>
                   <w:rFonts w:ascii="Arial" w:cs="Arial" w:eastAsia="Arial" w:hAnsi="Arial"/>
@@ -14973,7 +14973,7 @@
               <w:spacing w:after="10" w:before="0"/>
               <w:ind w:left="120"/>
             </w:pPr>
-            <w:hyperlink w:history="1" r:id="rId2rk7bkgno1np7nhurakqz">
+            <w:hyperlink w:history="1" r:id="rIdq4lcuumiqfvx95yozw0sg">
               <w:r>
                 <w:rPr>
                   <w:rFonts w:ascii="Arial" w:cs="Arial" w:eastAsia="Arial" w:hAnsi="Arial"/>
@@ -15018,7 +15018,7 @@
             <w:pPr>
               <w:spacing w:after="20" w:before="0"/>
             </w:pPr>
-            <w:hyperlink w:history="1" r:id="rIdatofgx8solimzigf241wu">
+            <w:hyperlink w:history="1" r:id="rIdepftt0dk6vvvffxujqu7n">
               <w:r>
                 <w:rPr>
                   <w:rFonts w:ascii="Arial" w:cs="Arial" w:eastAsia="Arial" w:hAnsi="Arial"/>
@@ -15051,7 +15051,7 @@
               <w:spacing w:after="10" w:before="0"/>
               <w:ind w:left="120"/>
             </w:pPr>
-            <w:hyperlink w:history="1" r:id="rIdedkh1mc5eoh2s2vfu5ktj">
+            <w:hyperlink w:history="1" r:id="rIdxtxjz1abekxefw5r3l_dz">
               <w:r>
                 <w:rPr>
                   <w:rFonts w:ascii="Arial" w:cs="Arial" w:eastAsia="Arial" w:hAnsi="Arial"/>
@@ -15246,7 +15246,7 @@
             <w:pPr>
               <w:spacing w:after="20" w:before="0"/>
             </w:pPr>
-            <w:hyperlink w:history="1" r:id="rIdjs-amj6si46buihkn0e-p">
+            <w:hyperlink w:history="1" r:id="rId0uzaqcy0istgycdtm7obo">
               <w:r>
                 <w:rPr>
                   <w:rFonts w:ascii="Arial" w:cs="Arial" w:eastAsia="Arial" w:hAnsi="Arial"/>
@@ -15279,7 +15279,7 @@
               <w:spacing w:after="10" w:before="0"/>
               <w:ind w:left="120"/>
             </w:pPr>
-            <w:hyperlink w:history="1" r:id="rIdjciznqfemhsbrras3ikto">
+            <w:hyperlink w:history="1" r:id="rId1dufjon92nv4z1dqqc2c-">
               <w:r>
                 <w:rPr>
                   <w:rFonts w:ascii="Arial" w:cs="Arial" w:eastAsia="Arial" w:hAnsi="Arial"/>
@@ -15324,7 +15324,7 @@
             <w:pPr>
               <w:spacing w:after="20" w:before="0"/>
             </w:pPr>
-            <w:hyperlink w:history="1" r:id="rIdq0qqsxaq2s3nyycybxe74">
+            <w:hyperlink w:history="1" r:id="rId6r-fgybrjpqa8bbl-wgdq">
               <w:r>
                 <w:rPr>
                   <w:rFonts w:ascii="Arial" w:cs="Arial" w:eastAsia="Arial" w:hAnsi="Arial"/>
@@ -15357,7 +15357,7 @@
               <w:spacing w:after="10" w:before="0"/>
               <w:ind w:left="120"/>
             </w:pPr>
-            <w:hyperlink w:history="1" r:id="rIdmf5buo7crzsextfhnzm60">
+            <w:hyperlink w:history="1" r:id="rIds7rjkgq7-aav9nqail3ad">
               <w:r>
                 <w:rPr>
                   <w:rFonts w:ascii="Arial" w:cs="Arial" w:eastAsia="Arial" w:hAnsi="Arial"/>
@@ -15552,7 +15552,7 @@
             <w:pPr>
               <w:spacing w:after="20" w:before="0"/>
             </w:pPr>
-            <w:hyperlink w:history="1" r:id="rIdz9h6t_8p5hrouycw9iyfs">
+            <w:hyperlink w:history="1" r:id="rId4gfdvkowm8xv88mjzyndg">
               <w:r>
                 <w:rPr>
                   <w:rFonts w:ascii="Arial" w:cs="Arial" w:eastAsia="Arial" w:hAnsi="Arial"/>
@@ -15585,7 +15585,7 @@
               <w:spacing w:after="10" w:before="0"/>
               <w:ind w:left="120"/>
             </w:pPr>
-            <w:hyperlink w:history="1" r:id="rId1vww0khmjboa4jl2o1pc-">
+            <w:hyperlink w:history="1" r:id="rIdc2-ebeheo24zjm7qnvl_e">
               <w:r>
                 <w:rPr>
                   <w:rFonts w:ascii="Arial" w:cs="Arial" w:eastAsia="Arial" w:hAnsi="Arial"/>
@@ -15630,7 +15630,7 @@
             <w:pPr>
               <w:spacing w:after="20" w:before="0"/>
             </w:pPr>
-            <w:hyperlink w:history="1" r:id="rIdiv5frf7quvga_6cd4ug5z">
+            <w:hyperlink w:history="1" r:id="rIdu0r5nn3jubiuwc6_67vdh">
               <w:r>
                 <w:rPr>
                   <w:rFonts w:ascii="Arial" w:cs="Arial" w:eastAsia="Arial" w:hAnsi="Arial"/>
@@ -15663,7 +15663,7 @@
               <w:spacing w:after="10" w:before="0"/>
               <w:ind w:left="120"/>
             </w:pPr>
-            <w:hyperlink w:history="1" r:id="rIdxp0qm_cq68avvbhwitnkn">
+            <w:hyperlink w:history="1" r:id="rIdzbrmsbrlct-1exwmuw-mf">
               <w:r>
                 <w:rPr>
                   <w:rFonts w:ascii="Arial" w:cs="Arial" w:eastAsia="Arial" w:hAnsi="Arial"/>
@@ -15858,7 +15858,7 @@
             <w:pPr>
               <w:spacing w:after="20" w:before="0"/>
             </w:pPr>
-            <w:hyperlink w:history="1" r:id="rIdyupihd3gdx746ciahctw0">
+            <w:hyperlink w:history="1" r:id="rIdstdz4syyzutsfgxchp4hy">
               <w:r>
                 <w:rPr>
                   <w:rFonts w:ascii="Arial" w:cs="Arial" w:eastAsia="Arial" w:hAnsi="Arial"/>
@@ -15891,7 +15891,7 @@
               <w:spacing w:after="10" w:before="0"/>
               <w:ind w:left="120"/>
             </w:pPr>
-            <w:hyperlink w:history="1" r:id="rId3wc8kyqm3iwsr-apymh8j">
+            <w:hyperlink w:history="1" r:id="rIdznbvgcavdo5hc6izejcv9">
               <w:r>
                 <w:rPr>
                   <w:rFonts w:ascii="Arial" w:cs="Arial" w:eastAsia="Arial" w:hAnsi="Arial"/>
@@ -15936,7 +15936,7 @@
             <w:pPr>
               <w:spacing w:after="20" w:before="0"/>
             </w:pPr>
-            <w:hyperlink w:history="1" r:id="rIdtemiovx0trwf3ionvhjtf">
+            <w:hyperlink w:history="1" r:id="rIdujqioap87vl7sogcjtdmh">
               <w:r>
                 <w:rPr>
                   <w:rFonts w:ascii="Arial" w:cs="Arial" w:eastAsia="Arial" w:hAnsi="Arial"/>
@@ -15969,7 +15969,7 @@
               <w:spacing w:after="10" w:before="0"/>
               <w:ind w:left="120"/>
             </w:pPr>
-            <w:hyperlink w:history="1" r:id="rIdjib-qkw7zu0u92g3qegxk">
+            <w:hyperlink w:history="1" r:id="rIdmzkpyvqs0ttu9xkb-ty0p">
               <w:r>
                 <w:rPr>
                   <w:rFonts w:ascii="Arial" w:cs="Arial" w:eastAsia="Arial" w:hAnsi="Arial"/>
@@ -16164,7 +16164,7 @@
             <w:pPr>
               <w:spacing w:after="20" w:before="0"/>
             </w:pPr>
-            <w:hyperlink w:history="1" r:id="rIdtrsfkdrom12j6od0po_ya">
+            <w:hyperlink w:history="1" r:id="rIdekgv-4uddv2e3iasdmkbf">
               <w:r>
                 <w:rPr>
                   <w:rFonts w:ascii="Arial" w:cs="Arial" w:eastAsia="Arial" w:hAnsi="Arial"/>
@@ -16197,7 +16197,7 @@
               <w:spacing w:after="10" w:before="0"/>
               <w:ind w:left="120"/>
             </w:pPr>
-            <w:hyperlink w:history="1" r:id="rIdknnpp9fq19ejnssvwy8pl">
+            <w:hyperlink w:history="1" r:id="rIdh-txj0u_cov4imazd04jr">
               <w:r>
                 <w:rPr>
                   <w:rFonts w:ascii="Arial" w:cs="Arial" w:eastAsia="Arial" w:hAnsi="Arial"/>
@@ -16242,7 +16242,7 @@
             <w:pPr>
               <w:spacing w:after="20" w:before="0"/>
             </w:pPr>
-            <w:hyperlink w:history="1" r:id="rIdvt9afkcqfxzoy-ceka8ys">
+            <w:hyperlink w:history="1" r:id="rIdqmgx9ctndtocbbxbvq8dl">
               <w:r>
                 <w:rPr>
                   <w:rFonts w:ascii="Arial" w:cs="Arial" w:eastAsia="Arial" w:hAnsi="Arial"/>
@@ -16275,7 +16275,7 @@
               <w:spacing w:after="10" w:before="0"/>
               <w:ind w:left="120"/>
             </w:pPr>
-            <w:hyperlink w:history="1" r:id="rIdrkyzarttpjgknnn4apxzs">
+            <w:hyperlink w:history="1" r:id="rId7w204tivrrojl_0i3g1o4">
               <w:r>
                 <w:rPr>
                   <w:rFonts w:ascii="Arial" w:cs="Arial" w:eastAsia="Arial" w:hAnsi="Arial"/>
@@ -17762,7 +17762,7 @@
             <w:pPr>
               <w:spacing w:after="20" w:before="0"/>
             </w:pPr>
-            <w:hyperlink w:history="1" r:id="rIdhs8br3odq_lumpyoovnja">
+            <w:hyperlink w:history="1" r:id="rIdmkss_ojvqkch5ny8algm5">
               <w:r>
                 <w:rPr>
                   <w:rFonts w:ascii="Arial" w:cs="Arial" w:eastAsia="Arial" w:hAnsi="Arial"/>
@@ -17795,7 +17795,7 @@
               <w:spacing w:after="10" w:before="0"/>
               <w:ind w:left="120"/>
             </w:pPr>
-            <w:hyperlink w:history="1" r:id="rIdzaavq9k1g9qjhj6rvlfxc">
+            <w:hyperlink w:history="1" r:id="rIdpbxhw3jdb1fcever-i1bx">
               <w:r>
                 <w:rPr>
                   <w:rFonts w:ascii="Arial" w:cs="Arial" w:eastAsia="Arial" w:hAnsi="Arial"/>
@@ -17840,7 +17840,7 @@
             <w:pPr>
               <w:spacing w:after="20" w:before="0"/>
             </w:pPr>
-            <w:hyperlink w:history="1" r:id="rIdnh0dnulsjlzv0ccuozxcj">
+            <w:hyperlink w:history="1" r:id="rIdcq82dzevstyqsyzzzv8xo">
               <w:r>
                 <w:rPr>
                   <w:rFonts w:ascii="Arial" w:cs="Arial" w:eastAsia="Arial" w:hAnsi="Arial"/>
@@ -17873,7 +17873,7 @@
               <w:spacing w:after="10" w:before="0"/>
               <w:ind w:left="120"/>
             </w:pPr>
-            <w:hyperlink w:history="1" r:id="rIdnayckka1yxutqbw9lubwe">
+            <w:hyperlink w:history="1" r:id="rIdnh0zfmkwrhfbxikw1qjyg">
               <w:r>
                 <w:rPr>
                   <w:rFonts w:ascii="Arial" w:cs="Arial" w:eastAsia="Arial" w:hAnsi="Arial"/>
@@ -18068,7 +18068,7 @@
             <w:pPr>
               <w:spacing w:after="20" w:before="0"/>
             </w:pPr>
-            <w:hyperlink w:history="1" r:id="rIdxtlttjrqmr8al91a-1fco">
+            <w:hyperlink w:history="1" r:id="rIddznvwd-k961ml_keplmcj">
               <w:r>
                 <w:rPr>
                   <w:rFonts w:ascii="Arial" w:cs="Arial" w:eastAsia="Arial" w:hAnsi="Arial"/>
@@ -18101,7 +18101,7 @@
               <w:spacing w:after="10" w:before="0"/>
               <w:ind w:left="120"/>
             </w:pPr>
-            <w:hyperlink w:history="1" r:id="rIdczinoe4vwkknkdd-dplpe">
+            <w:hyperlink w:history="1" r:id="rIdfkxh3ifji6vqxwjgsctii">
               <w:r>
                 <w:rPr>
                   <w:rFonts w:ascii="Arial" w:cs="Arial" w:eastAsia="Arial" w:hAnsi="Arial"/>
@@ -18146,7 +18146,7 @@
             <w:pPr>
               <w:spacing w:after="20" w:before="0"/>
             </w:pPr>
-            <w:hyperlink w:history="1" r:id="rId7iihu7flmlsprktuvvaeu">
+            <w:hyperlink w:history="1" r:id="rIdnjitkb2sru7wsbj-di4k5">
               <w:r>
                 <w:rPr>
                   <w:rFonts w:ascii="Arial" w:cs="Arial" w:eastAsia="Arial" w:hAnsi="Arial"/>
@@ -18179,7 +18179,7 @@
               <w:spacing w:after="10" w:before="0"/>
               <w:ind w:left="120"/>
             </w:pPr>
-            <w:hyperlink w:history="1" r:id="rId66nlqkaqshnswiqz4uk4f">
+            <w:hyperlink w:history="1" r:id="rIdy8r9uap8qoiktqdoswsy_">
               <w:r>
                 <w:rPr>
                   <w:rFonts w:ascii="Arial" w:cs="Arial" w:eastAsia="Arial" w:hAnsi="Arial"/>
@@ -18374,7 +18374,7 @@
             <w:pPr>
               <w:spacing w:after="20" w:before="0"/>
             </w:pPr>
-            <w:hyperlink w:history="1" r:id="rIdizvuyv3zpevek6awe--kv">
+            <w:hyperlink w:history="1" r:id="rIdybkb6gdsq5gf4khszbx0i">
               <w:r>
                 <w:rPr>
                   <w:rFonts w:ascii="Arial" w:cs="Arial" w:eastAsia="Arial" w:hAnsi="Arial"/>
@@ -18407,7 +18407,7 @@
               <w:spacing w:after="10" w:before="0"/>
               <w:ind w:left="120"/>
             </w:pPr>
-            <w:hyperlink w:history="1" r:id="rIdiavy4iupbpdvmf54dy2wy">
+            <w:hyperlink w:history="1" r:id="rIdblsxhtkwmp013d4av5eqz">
               <w:r>
                 <w:rPr>
                   <w:rFonts w:ascii="Arial" w:cs="Arial" w:eastAsia="Arial" w:hAnsi="Arial"/>
@@ -18452,7 +18452,7 @@
             <w:pPr>
               <w:spacing w:after="20" w:before="0"/>
             </w:pPr>
-            <w:hyperlink w:history="1" r:id="rIdjhjfjd0vkqci2nnbpnepk">
+            <w:hyperlink w:history="1" r:id="rIdefrt15smrolwar4ts4-sk">
               <w:r>
                 <w:rPr>
                   <w:rFonts w:ascii="Arial" w:cs="Arial" w:eastAsia="Arial" w:hAnsi="Arial"/>
@@ -18485,7 +18485,7 @@
               <w:spacing w:after="10" w:before="0"/>
               <w:ind w:left="120"/>
             </w:pPr>
-            <w:hyperlink w:history="1" r:id="rId1tnvtcevhpsdj5gw7wyvl">
+            <w:hyperlink w:history="1" r:id="rId0aejazo6itdglwgvd4yun">
               <w:r>
                 <w:rPr>
                   <w:rFonts w:ascii="Arial" w:cs="Arial" w:eastAsia="Arial" w:hAnsi="Arial"/>
@@ -18680,7 +18680,7 @@
             <w:pPr>
               <w:spacing w:after="20" w:before="0"/>
             </w:pPr>
-            <w:hyperlink w:history="1" r:id="rIdn2_u3pz4h9v_mvz2bokdx">
+            <w:hyperlink w:history="1" r:id="rIdzwy9it76tsbifxdvmwurg">
               <w:r>
                 <w:rPr>
                   <w:rFonts w:ascii="Arial" w:cs="Arial" w:eastAsia="Arial" w:hAnsi="Arial"/>
@@ -18713,7 +18713,7 @@
               <w:spacing w:after="10" w:before="0"/>
               <w:ind w:left="120"/>
             </w:pPr>
-            <w:hyperlink w:history="1" r:id="rIdip7szidksqo76nnd7wfim">
+            <w:hyperlink w:history="1" r:id="rId13tn8aprtlkw7ugiz9efe">
               <w:r>
                 <w:rPr>
                   <w:rFonts w:ascii="Arial" w:cs="Arial" w:eastAsia="Arial" w:hAnsi="Arial"/>
@@ -18758,7 +18758,7 @@
             <w:pPr>
               <w:spacing w:after="20" w:before="0"/>
             </w:pPr>
-            <w:hyperlink w:history="1" r:id="rIdxurrkutlklb_j80lzw56o">
+            <w:hyperlink w:history="1" r:id="rIdxkjwyjjzt0xtlsy3mweql">
               <w:r>
                 <w:rPr>
                   <w:rFonts w:ascii="Arial" w:cs="Arial" w:eastAsia="Arial" w:hAnsi="Arial"/>
@@ -18791,7 +18791,7 @@
               <w:spacing w:after="10" w:before="0"/>
               <w:ind w:left="120"/>
             </w:pPr>
-            <w:hyperlink w:history="1" r:id="rIdgqq0jvf9fvb2ohdnpfsrk">
+            <w:hyperlink w:history="1" r:id="rIdkgbykbnnbitjrh1i_4lms">
               <w:r>
                 <w:rPr>
                   <w:rFonts w:ascii="Arial" w:cs="Arial" w:eastAsia="Arial" w:hAnsi="Arial"/>
@@ -18986,7 +18986,7 @@
             <w:pPr>
               <w:spacing w:after="20" w:before="0"/>
             </w:pPr>
-            <w:hyperlink w:history="1" r:id="rIdlumvyemh5vocxlzfddzfg">
+            <w:hyperlink w:history="1" r:id="rIdutqj7rucqq2amitzdj7vy">
               <w:r>
                 <w:rPr>
                   <w:rFonts w:ascii="Arial" w:cs="Arial" w:eastAsia="Arial" w:hAnsi="Arial"/>
@@ -19019,7 +19019,7 @@
               <w:spacing w:after="10" w:before="0"/>
               <w:ind w:left="120"/>
             </w:pPr>
-            <w:hyperlink w:history="1" r:id="rIdpl8gdfij60ipel2dg-l4u">
+            <w:hyperlink w:history="1" r:id="rIdp9cnjucfjuvq1wtdss3bv">
               <w:r>
                 <w:rPr>
                   <w:rFonts w:ascii="Arial" w:cs="Arial" w:eastAsia="Arial" w:hAnsi="Arial"/>
@@ -19064,7 +19064,7 @@
             <w:pPr>
               <w:spacing w:after="20" w:before="0"/>
             </w:pPr>
-            <w:hyperlink w:history="1" r:id="rIdbaekrjpvsw81cpx4it0mb">
+            <w:hyperlink w:history="1" r:id="rId8yangg4s1iakjxyl92y7x">
               <w:r>
                 <w:rPr>
                   <w:rFonts w:ascii="Arial" w:cs="Arial" w:eastAsia="Arial" w:hAnsi="Arial"/>
@@ -19097,7 +19097,7 @@
               <w:spacing w:after="10" w:before="0"/>
               <w:ind w:left="120"/>
             </w:pPr>
-            <w:hyperlink w:history="1" r:id="rIdzmevumvb0pk0nu7zoentw">
+            <w:hyperlink w:history="1" r:id="rId5d-pmbhxomx2diazibpij">
               <w:r>
                 <w:rPr>
                   <w:rFonts w:ascii="Arial" w:cs="Arial" w:eastAsia="Arial" w:hAnsi="Arial"/>
@@ -20584,7 +20584,7 @@
             <w:pPr>
               <w:spacing w:after="20" w:before="0"/>
             </w:pPr>
-            <w:hyperlink w:history="1" r:id="rIdmop7qtjmkn9rjnl8jdpbi">
+            <w:hyperlink w:history="1" r:id="rIdix1v0umjetdtezrnjsmcq">
               <w:r>
                 <w:rPr>
                   <w:rFonts w:ascii="Arial" w:cs="Arial" w:eastAsia="Arial" w:hAnsi="Arial"/>
@@ -20617,7 +20617,7 @@
               <w:spacing w:after="10" w:before="0"/>
               <w:ind w:left="120"/>
             </w:pPr>
-            <w:hyperlink w:history="1" r:id="rIdpwzilpxklvpsedd9jjkmq">
+            <w:hyperlink w:history="1" r:id="rIduwf6pxvyh-knihcmk-ncg">
               <w:r>
                 <w:rPr>
                   <w:rFonts w:ascii="Arial" w:cs="Arial" w:eastAsia="Arial" w:hAnsi="Arial"/>
@@ -20662,7 +20662,7 @@
             <w:pPr>
               <w:spacing w:after="20" w:before="0"/>
             </w:pPr>
-            <w:hyperlink w:history="1" r:id="rIdkfodlyj3p0iuih286_48r">
+            <w:hyperlink w:history="1" r:id="rIdsrjwuss0p7xbarecoo14o">
               <w:r>
                 <w:rPr>
                   <w:rFonts w:ascii="Arial" w:cs="Arial" w:eastAsia="Arial" w:hAnsi="Arial"/>
@@ -20695,7 +20695,7 @@
               <w:spacing w:after="10" w:before="0"/>
               <w:ind w:left="120"/>
             </w:pPr>
-            <w:hyperlink w:history="1" r:id="rIdmytpmfhwo8nm16uzrkj4o">
+            <w:hyperlink w:history="1" r:id="rId72ycymilphgjmssl8jzgd">
               <w:r>
                 <w:rPr>
                   <w:rFonts w:ascii="Arial" w:cs="Arial" w:eastAsia="Arial" w:hAnsi="Arial"/>
@@ -20890,7 +20890,7 @@
             <w:pPr>
               <w:spacing w:after="20" w:before="0"/>
             </w:pPr>
-            <w:hyperlink w:history="1" r:id="rIds_1-ssn0pfrytmtoai3y1">
+            <w:hyperlink w:history="1" r:id="rIdufiqlyhs9aubswocyep8h">
               <w:r>
                 <w:rPr>
                   <w:rFonts w:ascii="Arial" w:cs="Arial" w:eastAsia="Arial" w:hAnsi="Arial"/>
@@ -20923,7 +20923,7 @@
               <w:spacing w:after="10" w:before="0"/>
               <w:ind w:left="120"/>
             </w:pPr>
-            <w:hyperlink w:history="1" r:id="rIdbczrvfqsf4jjswbfykwgy">
+            <w:hyperlink w:history="1" r:id="rIdp8yqaxpjwslntpigdo2ab">
               <w:r>
                 <w:rPr>
                   <w:rFonts w:ascii="Arial" w:cs="Arial" w:eastAsia="Arial" w:hAnsi="Arial"/>
@@ -20968,7 +20968,7 @@
             <w:pPr>
               <w:spacing w:after="20" w:before="0"/>
             </w:pPr>
-            <w:hyperlink w:history="1" r:id="rIdyndr5z104bj_ocprhay8z">
+            <w:hyperlink w:history="1" r:id="rIds5dwdc5009wd3v1e969sy">
               <w:r>
                 <w:rPr>
                   <w:rFonts w:ascii="Arial" w:cs="Arial" w:eastAsia="Arial" w:hAnsi="Arial"/>
@@ -21001,7 +21001,7 @@
               <w:spacing w:after="10" w:before="0"/>
               <w:ind w:left="120"/>
             </w:pPr>
-            <w:hyperlink w:history="1" r:id="rIdzroxxwcpjpsk1rcyt2qh4">
+            <w:hyperlink w:history="1" r:id="rIdh8l9idorpusiecxgw8fr2">
               <w:r>
                 <w:rPr>
                   <w:rFonts w:ascii="Arial" w:cs="Arial" w:eastAsia="Arial" w:hAnsi="Arial"/>
@@ -21196,7 +21196,7 @@
             <w:pPr>
               <w:spacing w:after="20" w:before="0"/>
             </w:pPr>
-            <w:hyperlink w:history="1" r:id="rIdrp7tmjajor7qdwgcdz_wi">
+            <w:hyperlink w:history="1" r:id="rIdlyva-x9x9-r7dfr6hnuv4">
               <w:r>
                 <w:rPr>
                   <w:rFonts w:ascii="Arial" w:cs="Arial" w:eastAsia="Arial" w:hAnsi="Arial"/>
@@ -21229,7 +21229,7 @@
               <w:spacing w:after="10" w:before="0"/>
               <w:ind w:left="120"/>
             </w:pPr>
-            <w:hyperlink w:history="1" r:id="rIdahchus3rh1g4kvxxrarjf">
+            <w:hyperlink w:history="1" r:id="rIdagtc6wl7ikurl_7guem5f">
               <w:r>
                 <w:rPr>
                   <w:rFonts w:ascii="Arial" w:cs="Arial" w:eastAsia="Arial" w:hAnsi="Arial"/>
@@ -21274,7 +21274,7 @@
             <w:pPr>
               <w:spacing w:after="20" w:before="0"/>
             </w:pPr>
-            <w:hyperlink w:history="1" r:id="rId0bg6t7dqq4m9apal1qrlh">
+            <w:hyperlink w:history="1" r:id="rIdmbas6ngt6v5_r0pq4wbqb">
               <w:r>
                 <w:rPr>
                   <w:rFonts w:ascii="Arial" w:cs="Arial" w:eastAsia="Arial" w:hAnsi="Arial"/>
@@ -21307,7 +21307,7 @@
               <w:spacing w:after="10" w:before="0"/>
               <w:ind w:left="120"/>
             </w:pPr>
-            <w:hyperlink w:history="1" r:id="rIdw57u6utl21eifioua_pu9">
+            <w:hyperlink w:history="1" r:id="rIdfmhqterbfi-ssdcenac9f">
               <w:r>
                 <w:rPr>
                   <w:rFonts w:ascii="Arial" w:cs="Arial" w:eastAsia="Arial" w:hAnsi="Arial"/>
@@ -21502,7 +21502,7 @@
             <w:pPr>
               <w:spacing w:after="20" w:before="0"/>
             </w:pPr>
-            <w:hyperlink w:history="1" r:id="rIdnpfuw07_4blu2dshs36kx">
+            <w:hyperlink w:history="1" r:id="rId0yudlbxpywj4k5tbhl5yv">
               <w:r>
                 <w:rPr>
                   <w:rFonts w:ascii="Arial" w:cs="Arial" w:eastAsia="Arial" w:hAnsi="Arial"/>
@@ -21535,7 +21535,7 @@
               <w:spacing w:after="10" w:before="0"/>
               <w:ind w:left="120"/>
             </w:pPr>
-            <w:hyperlink w:history="1" r:id="rIda865dza7lpzawt1cfiikd">
+            <w:hyperlink w:history="1" r:id="rIdc0iiezpewj5i-uy_7koay">
               <w:r>
                 <w:rPr>
                   <w:rFonts w:ascii="Arial" w:cs="Arial" w:eastAsia="Arial" w:hAnsi="Arial"/>
@@ -21580,7 +21580,7 @@
             <w:pPr>
               <w:spacing w:after="20" w:before="0"/>
             </w:pPr>
-            <w:hyperlink w:history="1" r:id="rIdwpzti04yvsstveyvpnaki">
+            <w:hyperlink w:history="1" r:id="rIddp2m6z3qv121mnp9w4faz">
               <w:r>
                 <w:rPr>
                   <w:rFonts w:ascii="Arial" w:cs="Arial" w:eastAsia="Arial" w:hAnsi="Arial"/>
@@ -21613,7 +21613,7 @@
               <w:spacing w:after="10" w:before="0"/>
               <w:ind w:left="120"/>
             </w:pPr>
-            <w:hyperlink w:history="1" r:id="rIdxzxlqmc4m3qsl4xg_fjn-">
+            <w:hyperlink w:history="1" r:id="rIdypqcazwwhqv1rlduby-pu">
               <w:r>
                 <w:rPr>
                   <w:rFonts w:ascii="Arial" w:cs="Arial" w:eastAsia="Arial" w:hAnsi="Arial"/>
@@ -21808,7 +21808,7 @@
             <w:pPr>
               <w:spacing w:after="20" w:before="0"/>
             </w:pPr>
-            <w:hyperlink w:history="1" r:id="rId1cx6e95wbkhx6ejveoy3l">
+            <w:hyperlink w:history="1" r:id="rIde8qvgw9ygu-xuamwwa7xw">
               <w:r>
                 <w:rPr>
                   <w:rFonts w:ascii="Arial" w:cs="Arial" w:eastAsia="Arial" w:hAnsi="Arial"/>
@@ -21841,7 +21841,7 @@
               <w:spacing w:after="10" w:before="0"/>
               <w:ind w:left="120"/>
             </w:pPr>
-            <w:hyperlink w:history="1" r:id="rIdwanwr9tq7cbnu4rs_pcbi">
+            <w:hyperlink w:history="1" r:id="rId298jjei1trdt5guamdlcf">
               <w:r>
                 <w:rPr>
                   <w:rFonts w:ascii="Arial" w:cs="Arial" w:eastAsia="Arial" w:hAnsi="Arial"/>
@@ -21886,7 +21886,7 @@
             <w:pPr>
               <w:spacing w:after="20" w:before="0"/>
             </w:pPr>
-            <w:hyperlink w:history="1" r:id="rIdredx4o9_yi2w03wz-uqzo">
+            <w:hyperlink w:history="1" r:id="rIdcyd3q_pnummofyyr4hcxe">
               <w:r>
                 <w:rPr>
                   <w:rFonts w:ascii="Arial" w:cs="Arial" w:eastAsia="Arial" w:hAnsi="Arial"/>
@@ -21919,7 +21919,7 @@
               <w:spacing w:after="10" w:before="0"/>
               <w:ind w:left="120"/>
             </w:pPr>
-            <w:hyperlink w:history="1" r:id="rId1or9e5wzz-wearpo68u55">
+            <w:hyperlink w:history="1" r:id="rIdfdsgo0inhgiecv6l45okw">
               <w:r>
                 <w:rPr>
                   <w:rFonts w:ascii="Arial" w:cs="Arial" w:eastAsia="Arial" w:hAnsi="Arial"/>
@@ -23406,7 +23406,7 @@
             <w:pPr>
               <w:spacing w:after="20" w:before="0"/>
             </w:pPr>
-            <w:hyperlink w:history="1" r:id="rIdbyrhjit-s_u4liizy4bvz">
+            <w:hyperlink w:history="1" r:id="rId8ptdx9xlm81okkxz_t1zg">
               <w:r>
                 <w:rPr>
                   <w:rFonts w:ascii="Arial" w:cs="Arial" w:eastAsia="Arial" w:hAnsi="Arial"/>
@@ -23439,7 +23439,7 @@
               <w:spacing w:after="10" w:before="0"/>
               <w:ind w:left="120"/>
             </w:pPr>
-            <w:hyperlink w:history="1" r:id="rId6-3dluambbpkkqgs7mmhn">
+            <w:hyperlink w:history="1" r:id="rId2an8-nv6g_jo7qtslagcs">
               <w:r>
                 <w:rPr>
                   <w:rFonts w:ascii="Arial" w:cs="Arial" w:eastAsia="Arial" w:hAnsi="Arial"/>
@@ -23484,7 +23484,7 @@
             <w:pPr>
               <w:spacing w:after="20" w:before="0"/>
             </w:pPr>
-            <w:hyperlink w:history="1" r:id="rId4mqrjizrc9bowyu9tprz-">
+            <w:hyperlink w:history="1" r:id="rIdi6_gdvmlqvpt04qp4utxu">
               <w:r>
                 <w:rPr>
                   <w:rFonts w:ascii="Arial" w:cs="Arial" w:eastAsia="Arial" w:hAnsi="Arial"/>
@@ -23517,7 +23517,7 @@
               <w:spacing w:after="10" w:before="0"/>
               <w:ind w:left="120"/>
             </w:pPr>
-            <w:hyperlink w:history="1" r:id="rIdggjpoyzlz8mde8r11a0hp">
+            <w:hyperlink w:history="1" r:id="rIdgc39-f35bv7cw3cjkm6fi">
               <w:r>
                 <w:rPr>
                   <w:rFonts w:ascii="Arial" w:cs="Arial" w:eastAsia="Arial" w:hAnsi="Arial"/>
@@ -23712,7 +23712,7 @@
             <w:pPr>
               <w:spacing w:after="20" w:before="0"/>
             </w:pPr>
-            <w:hyperlink w:history="1" r:id="rIdtckrzdye-qx937p2ccdqt">
+            <w:hyperlink w:history="1" r:id="rIduj-z0riok5no8ejormvxp">
               <w:r>
                 <w:rPr>
                   <w:rFonts w:ascii="Arial" w:cs="Arial" w:eastAsia="Arial" w:hAnsi="Arial"/>
@@ -23745,7 +23745,7 @@
               <w:spacing w:after="10" w:before="0"/>
               <w:ind w:left="120"/>
             </w:pPr>
-            <w:hyperlink w:history="1" r:id="rIdzrwk7hvrxkmvoip43jlii">
+            <w:hyperlink w:history="1" r:id="rId8cqxvafbzcog9xcsbl_uf">
               <w:r>
                 <w:rPr>
                   <w:rFonts w:ascii="Arial" w:cs="Arial" w:eastAsia="Arial" w:hAnsi="Arial"/>
@@ -23790,7 +23790,7 @@
             <w:pPr>
               <w:spacing w:after="20" w:before="0"/>
             </w:pPr>
-            <w:hyperlink w:history="1" r:id="rIdfynere-erbm19jjk3v6_l">
+            <w:hyperlink w:history="1" r:id="rId2jequ7qfsenuspdol-1t2">
               <w:r>
                 <w:rPr>
                   <w:rFonts w:ascii="Arial" w:cs="Arial" w:eastAsia="Arial" w:hAnsi="Arial"/>
@@ -23823,7 +23823,7 @@
               <w:spacing w:after="10" w:before="0"/>
               <w:ind w:left="120"/>
             </w:pPr>
-            <w:hyperlink w:history="1" r:id="rIdgjct52vuh5gtuzpysxpqo">
+            <w:hyperlink w:history="1" r:id="rIdktoo9faluq7h6tsuhorqt">
               <w:r>
                 <w:rPr>
                   <w:rFonts w:ascii="Arial" w:cs="Arial" w:eastAsia="Arial" w:hAnsi="Arial"/>
@@ -24018,7 +24018,7 @@
             <w:pPr>
               <w:spacing w:after="20" w:before="0"/>
             </w:pPr>
-            <w:hyperlink w:history="1" r:id="rIdz9zqlitieiwi_3gmsqup-">
+            <w:hyperlink w:history="1" r:id="rIdsdctdmmwjqa5zvsjaqr-j">
               <w:r>
                 <w:rPr>
                   <w:rFonts w:ascii="Arial" w:cs="Arial" w:eastAsia="Arial" w:hAnsi="Arial"/>
@@ -24051,7 +24051,7 @@
               <w:spacing w:after="10" w:before="0"/>
               <w:ind w:left="120"/>
             </w:pPr>
-            <w:hyperlink w:history="1" r:id="rIdhqhzrf1mh6kvjc7g0qpdu">
+            <w:hyperlink w:history="1" r:id="rIdkwiwmhw4jnozt3drwb6ro">
               <w:r>
                 <w:rPr>
                   <w:rFonts w:ascii="Arial" w:cs="Arial" w:eastAsia="Arial" w:hAnsi="Arial"/>
@@ -24096,7 +24096,7 @@
             <w:pPr>
               <w:spacing w:after="20" w:before="0"/>
             </w:pPr>
-            <w:hyperlink w:history="1" r:id="rIdk0ce1rhnbauo03wm2ut5w">
+            <w:hyperlink w:history="1" r:id="rId40yyyaronthbts3b2qtln">
               <w:r>
                 <w:rPr>
                   <w:rFonts w:ascii="Arial" w:cs="Arial" w:eastAsia="Arial" w:hAnsi="Arial"/>
@@ -24129,7 +24129,7 @@
               <w:spacing w:after="10" w:before="0"/>
               <w:ind w:left="120"/>
             </w:pPr>
-            <w:hyperlink w:history="1" r:id="rIdfoyvy3zqjxr6pixdvunns">
+            <w:hyperlink w:history="1" r:id="rIdezgap7j2q0cubb0icdoq4">
               <w:r>
                 <w:rPr>
                   <w:rFonts w:ascii="Arial" w:cs="Arial" w:eastAsia="Arial" w:hAnsi="Arial"/>
@@ -24324,7 +24324,7 @@
             <w:pPr>
               <w:spacing w:after="20" w:before="0"/>
             </w:pPr>
-            <w:hyperlink w:history="1" r:id="rIdnrbunierw-1aeefkpbn0s">
+            <w:hyperlink w:history="1" r:id="rId2tbsjjahfrgpgni4kwrpe">
               <w:r>
                 <w:rPr>
                   <w:rFonts w:ascii="Arial" w:cs="Arial" w:eastAsia="Arial" w:hAnsi="Arial"/>
@@ -24357,7 +24357,7 @@
               <w:spacing w:after="10" w:before="0"/>
               <w:ind w:left="120"/>
             </w:pPr>
-            <w:hyperlink w:history="1" r:id="rIdootrfsbz5zwonjiu82vu-">
+            <w:hyperlink w:history="1" r:id="rIds_ui3kqixvqejtpt2mhra">
               <w:r>
                 <w:rPr>
                   <w:rFonts w:ascii="Arial" w:cs="Arial" w:eastAsia="Arial" w:hAnsi="Arial"/>
@@ -24402,7 +24402,7 @@
             <w:pPr>
               <w:spacing w:after="20" w:before="0"/>
             </w:pPr>
-            <w:hyperlink w:history="1" r:id="rId3nabejcvzlttn8jzldthw">
+            <w:hyperlink w:history="1" r:id="rIdrmg_qzcvgnngupggprjrn">
               <w:r>
                 <w:rPr>
                   <w:rFonts w:ascii="Arial" w:cs="Arial" w:eastAsia="Arial" w:hAnsi="Arial"/>
@@ -24435,7 +24435,7 @@
               <w:spacing w:after="10" w:before="0"/>
               <w:ind w:left="120"/>
             </w:pPr>
-            <w:hyperlink w:history="1" r:id="rId04o6oaihrhyk1qopkdhqg">
+            <w:hyperlink w:history="1" r:id="rIdpn_bgm3xobog8pdzimyxm">
               <w:r>
                 <w:rPr>
                   <w:rFonts w:ascii="Arial" w:cs="Arial" w:eastAsia="Arial" w:hAnsi="Arial"/>
@@ -24630,7 +24630,7 @@
             <w:pPr>
               <w:spacing w:after="20" w:before="0"/>
             </w:pPr>
-            <w:hyperlink w:history="1" r:id="rIdelfl6k3g3giqu36qpztkg">
+            <w:hyperlink w:history="1" r:id="rIdsbyemtu1poddbipers6im">
               <w:r>
                 <w:rPr>
                   <w:rFonts w:ascii="Arial" w:cs="Arial" w:eastAsia="Arial" w:hAnsi="Arial"/>
@@ -24663,7 +24663,7 @@
               <w:spacing w:after="10" w:before="0"/>
               <w:ind w:left="120"/>
             </w:pPr>
-            <w:hyperlink w:history="1" r:id="rIdmwbc4wuhggbalsb0tvf3y">
+            <w:hyperlink w:history="1" r:id="rId8fgrk0p02ib9otlt8vhsz">
               <w:r>
                 <w:rPr>
                   <w:rFonts w:ascii="Arial" w:cs="Arial" w:eastAsia="Arial" w:hAnsi="Arial"/>
@@ -24708,7 +24708,7 @@
             <w:pPr>
               <w:spacing w:after="20" w:before="0"/>
             </w:pPr>
-            <w:hyperlink w:history="1" r:id="rIddf-vroeifkhzj74kqvzta">
+            <w:hyperlink w:history="1" r:id="rIdutly2g7ojpnl1czobad2c">
               <w:r>
                 <w:rPr>
                   <w:rFonts w:ascii="Arial" w:cs="Arial" w:eastAsia="Arial" w:hAnsi="Arial"/>
@@ -24741,7 +24741,7 @@
               <w:spacing w:after="10" w:before="0"/>
               <w:ind w:left="120"/>
             </w:pPr>
-            <w:hyperlink w:history="1" r:id="rIdlrw41lo3ixlvyxq77knuq">
+            <w:hyperlink w:history="1" r:id="rId5bbyicncv58bfjsw5vehp">
               <w:r>
                 <w:rPr>
                   <w:rFonts w:ascii="Arial" w:cs="Arial" w:eastAsia="Arial" w:hAnsi="Arial"/>

--- a/data/outputs/v2/Maths/SS3.3_Vectors_I/Mathematics_Vectors_I_CBE_LessonSequence.docx
+++ b/data/outputs/v2/Maths/SS3.3_Vectors_I/Mathematics_Vectors_I_CBE_LessonSequence.docx
@@ -3652,7 +3652,7 @@
             <w:pPr>
               <w:spacing w:after="20" w:before="0"/>
             </w:pPr>
-            <w:hyperlink w:history="1" r:id="rIdh3a-b0wrynnddlqi3sdxo">
+            <w:hyperlink w:history="1" r:id="rIdof4riulytpfkqkklqwoi1">
               <w:r>
                 <w:rPr>
                   <w:rFonts w:ascii="Arial" w:cs="Arial" w:eastAsia="Arial" w:hAnsi="Arial"/>
@@ -3685,7 +3685,7 @@
               <w:spacing w:after="10" w:before="0"/>
               <w:ind w:left="120"/>
             </w:pPr>
-            <w:hyperlink w:history="1" r:id="rIdgvtaijf7-6xvckesjcur1">
+            <w:hyperlink w:history="1" r:id="rIdnrez_xz0qccxqga5qh-hf">
               <w:r>
                 <w:rPr>
                   <w:rFonts w:ascii="Arial" w:cs="Arial" w:eastAsia="Arial" w:hAnsi="Arial"/>
@@ -3730,7 +3730,7 @@
             <w:pPr>
               <w:spacing w:after="20" w:before="0"/>
             </w:pPr>
-            <w:hyperlink w:history="1" r:id="rIdvknn0au3wwrc0kevepioj">
+            <w:hyperlink w:history="1" r:id="rId64j9nyepunvs6ziotjoek">
               <w:r>
                 <w:rPr>
                   <w:rFonts w:ascii="Arial" w:cs="Arial" w:eastAsia="Arial" w:hAnsi="Arial"/>
@@ -3763,7 +3763,7 @@
               <w:spacing w:after="10" w:before="0"/>
               <w:ind w:left="120"/>
             </w:pPr>
-            <w:hyperlink w:history="1" r:id="rId5cpfqrx7o__vygp7lpuxs">
+            <w:hyperlink w:history="1" r:id="rIdjcgvkbacn1s3dcockt7p1">
               <w:r>
                 <w:rPr>
                   <w:rFonts w:ascii="Arial" w:cs="Arial" w:eastAsia="Arial" w:hAnsi="Arial"/>
@@ -3958,7 +3958,7 @@
             <w:pPr>
               <w:spacing w:after="20" w:before="0"/>
             </w:pPr>
-            <w:hyperlink w:history="1" r:id="rIdrfftdkohgpt-kog1-k-rg">
+            <w:hyperlink w:history="1" r:id="rIds76enqq2rtoxofw9t8c-f">
               <w:r>
                 <w:rPr>
                   <w:rFonts w:ascii="Arial" w:cs="Arial" w:eastAsia="Arial" w:hAnsi="Arial"/>
@@ -3991,7 +3991,7 @@
               <w:spacing w:after="10" w:before="0"/>
               <w:ind w:left="120"/>
             </w:pPr>
-            <w:hyperlink w:history="1" r:id="rIdg-nio8sk3xrsadtgaovrm">
+            <w:hyperlink w:history="1" r:id="rIdtmslc3vjgnyoyw8ci6l65">
               <w:r>
                 <w:rPr>
                   <w:rFonts w:ascii="Arial" w:cs="Arial" w:eastAsia="Arial" w:hAnsi="Arial"/>
@@ -4036,7 +4036,7 @@
             <w:pPr>
               <w:spacing w:after="20" w:before="0"/>
             </w:pPr>
-            <w:hyperlink w:history="1" r:id="rId9_k7hcfzgolptdxbvsjx0">
+            <w:hyperlink w:history="1" r:id="rIduilfklgpzbpanolgvnrsg">
               <w:r>
                 <w:rPr>
                   <w:rFonts w:ascii="Arial" w:cs="Arial" w:eastAsia="Arial" w:hAnsi="Arial"/>
@@ -4069,7 +4069,7 @@
               <w:spacing w:after="10" w:before="0"/>
               <w:ind w:left="120"/>
             </w:pPr>
-            <w:hyperlink w:history="1" r:id="rIdqvrsnhnxozw_m2oiki3wa">
+            <w:hyperlink w:history="1" r:id="rIdwlub81itdwl2xgqnqrcgx">
               <w:r>
                 <w:rPr>
                   <w:rFonts w:ascii="Arial" w:cs="Arial" w:eastAsia="Arial" w:hAnsi="Arial"/>
@@ -4264,7 +4264,7 @@
             <w:pPr>
               <w:spacing w:after="20" w:before="0"/>
             </w:pPr>
-            <w:hyperlink w:history="1" r:id="rIdio3bi9gx1ywciclz36cup">
+            <w:hyperlink w:history="1" r:id="rIdoqqqj9hlqwkxtravmuhge">
               <w:r>
                 <w:rPr>
                   <w:rFonts w:ascii="Arial" w:cs="Arial" w:eastAsia="Arial" w:hAnsi="Arial"/>
@@ -4297,7 +4297,7 @@
               <w:spacing w:after="10" w:before="0"/>
               <w:ind w:left="120"/>
             </w:pPr>
-            <w:hyperlink w:history="1" r:id="rId4sof-lfepdzcg1qrqpphg">
+            <w:hyperlink w:history="1" r:id="rIdcviy6ueptkko0haxdmjhf">
               <w:r>
                 <w:rPr>
                   <w:rFonts w:ascii="Arial" w:cs="Arial" w:eastAsia="Arial" w:hAnsi="Arial"/>
@@ -4342,7 +4342,7 @@
             <w:pPr>
               <w:spacing w:after="20" w:before="0"/>
             </w:pPr>
-            <w:hyperlink w:history="1" r:id="rIdhyl098rblh6areaeeagcw">
+            <w:hyperlink w:history="1" r:id="rId7tekkp53u0ffnusemosko">
               <w:r>
                 <w:rPr>
                   <w:rFonts w:ascii="Arial" w:cs="Arial" w:eastAsia="Arial" w:hAnsi="Arial"/>
@@ -4375,7 +4375,7 @@
               <w:spacing w:after="10" w:before="0"/>
               <w:ind w:left="120"/>
             </w:pPr>
-            <w:hyperlink w:history="1" r:id="rIdgne2r9o9dvt-acqz5lmqx">
+            <w:hyperlink w:history="1" r:id="rIduaoi8dwfw1hrs89nwuc9w">
               <w:r>
                 <w:rPr>
                   <w:rFonts w:ascii="Arial" w:cs="Arial" w:eastAsia="Arial" w:hAnsi="Arial"/>
@@ -4570,7 +4570,7 @@
             <w:pPr>
               <w:spacing w:after="20" w:before="0"/>
             </w:pPr>
-            <w:hyperlink w:history="1" r:id="rIdnhvny4ktec8yuinhlp4wl">
+            <w:hyperlink w:history="1" r:id="rIdnpmrdzr9kxlbyp3-rk7yb">
               <w:r>
                 <w:rPr>
                   <w:rFonts w:ascii="Arial" w:cs="Arial" w:eastAsia="Arial" w:hAnsi="Arial"/>
@@ -4603,7 +4603,7 @@
               <w:spacing w:after="10" w:before="0"/>
               <w:ind w:left="120"/>
             </w:pPr>
-            <w:hyperlink w:history="1" r:id="rIdzbscqq-o598f0qvhmbxix">
+            <w:hyperlink w:history="1" r:id="rIdhjujyvatkhgo1chb_1jvs">
               <w:r>
                 <w:rPr>
                   <w:rFonts w:ascii="Arial" w:cs="Arial" w:eastAsia="Arial" w:hAnsi="Arial"/>
@@ -4648,7 +4648,7 @@
             <w:pPr>
               <w:spacing w:after="20" w:before="0"/>
             </w:pPr>
-            <w:hyperlink w:history="1" r:id="rIdf7_gactj_nqepv1snap1i">
+            <w:hyperlink w:history="1" r:id="rIdctusxaplewys-1cyrde5m">
               <w:r>
                 <w:rPr>
                   <w:rFonts w:ascii="Arial" w:cs="Arial" w:eastAsia="Arial" w:hAnsi="Arial"/>
@@ -4681,7 +4681,7 @@
               <w:spacing w:after="10" w:before="0"/>
               <w:ind w:left="120"/>
             </w:pPr>
-            <w:hyperlink w:history="1" r:id="rId_2pentftxcjidjn7huor2">
+            <w:hyperlink w:history="1" r:id="rIdij5kgstlhoxyuee9tppve">
               <w:r>
                 <w:rPr>
                   <w:rFonts w:ascii="Arial" w:cs="Arial" w:eastAsia="Arial" w:hAnsi="Arial"/>
@@ -4876,7 +4876,7 @@
             <w:pPr>
               <w:spacing w:after="20" w:before="0"/>
             </w:pPr>
-            <w:hyperlink w:history="1" r:id="rIdkb_cwqgwgq0lern0_ajdh">
+            <w:hyperlink w:history="1" r:id="rIdxu9hmdv9yoznqmu5aip1d">
               <w:r>
                 <w:rPr>
                   <w:rFonts w:ascii="Arial" w:cs="Arial" w:eastAsia="Arial" w:hAnsi="Arial"/>
@@ -4909,7 +4909,7 @@
               <w:spacing w:after="10" w:before="0"/>
               <w:ind w:left="120"/>
             </w:pPr>
-            <w:hyperlink w:history="1" r:id="rIdha6k0t90md9wj-phhyfl4">
+            <w:hyperlink w:history="1" r:id="rIdn_kapp0aen7fdj1kqmytw">
               <w:r>
                 <w:rPr>
                   <w:rFonts w:ascii="Arial" w:cs="Arial" w:eastAsia="Arial" w:hAnsi="Arial"/>
@@ -4954,7 +4954,7 @@
             <w:pPr>
               <w:spacing w:after="20" w:before="0"/>
             </w:pPr>
-            <w:hyperlink w:history="1" r:id="rIdq8wlcysdlhzgbcrzniywl">
+            <w:hyperlink w:history="1" r:id="rIdo3hufxgwqpzoevh9hc_am">
               <w:r>
                 <w:rPr>
                   <w:rFonts w:ascii="Arial" w:cs="Arial" w:eastAsia="Arial" w:hAnsi="Arial"/>
@@ -4987,7 +4987,7 @@
               <w:spacing w:after="10" w:before="0"/>
               <w:ind w:left="120"/>
             </w:pPr>
-            <w:hyperlink w:history="1" r:id="rIdov6a8lfoygayquxad_gcz">
+            <w:hyperlink w:history="1" r:id="rIdwqtsilmemnuzm19-xlxn8">
               <w:r>
                 <w:rPr>
                   <w:rFonts w:ascii="Arial" w:cs="Arial" w:eastAsia="Arial" w:hAnsi="Arial"/>
@@ -6474,7 +6474,7 @@
             <w:pPr>
               <w:spacing w:after="20" w:before="0"/>
             </w:pPr>
-            <w:hyperlink w:history="1" r:id="rIdynd3xn-waa8qxoy1kduwj">
+            <w:hyperlink w:history="1" r:id="rIdyhilqgbrlvmqp-z4-cgwv">
               <w:r>
                 <w:rPr>
                   <w:rFonts w:ascii="Arial" w:cs="Arial" w:eastAsia="Arial" w:hAnsi="Arial"/>
@@ -6507,7 +6507,7 @@
               <w:spacing w:after="10" w:before="0"/>
               <w:ind w:left="120"/>
             </w:pPr>
-            <w:hyperlink w:history="1" r:id="rIdkksx1y4xk6xtz6c0-4eay">
+            <w:hyperlink w:history="1" r:id="rIdsubqgu8b4cswvs_rwkxnr">
               <w:r>
                 <w:rPr>
                   <w:rFonts w:ascii="Arial" w:cs="Arial" w:eastAsia="Arial" w:hAnsi="Arial"/>
@@ -6552,7 +6552,7 @@
             <w:pPr>
               <w:spacing w:after="20" w:before="0"/>
             </w:pPr>
-            <w:hyperlink w:history="1" r:id="rIdkwkfox4udfep6ewksrcdw">
+            <w:hyperlink w:history="1" r:id="rIduf27ls_itysqqtap5mbrj">
               <w:r>
                 <w:rPr>
                   <w:rFonts w:ascii="Arial" w:cs="Arial" w:eastAsia="Arial" w:hAnsi="Arial"/>
@@ -6585,7 +6585,7 @@
               <w:spacing w:after="10" w:before="0"/>
               <w:ind w:left="120"/>
             </w:pPr>
-            <w:hyperlink w:history="1" r:id="rId3ute9c-qn4umbzu3mwjam">
+            <w:hyperlink w:history="1" r:id="rIdk9zhcm9iq61v6bmgmjbhe">
               <w:r>
                 <w:rPr>
                   <w:rFonts w:ascii="Arial" w:cs="Arial" w:eastAsia="Arial" w:hAnsi="Arial"/>
@@ -6780,7 +6780,7 @@
             <w:pPr>
               <w:spacing w:after="20" w:before="0"/>
             </w:pPr>
-            <w:hyperlink w:history="1" r:id="rIdkz-8lewkk4jmqb6gq-d_p">
+            <w:hyperlink w:history="1" r:id="rId4jqgvc3t3ejoflai3rmeg">
               <w:r>
                 <w:rPr>
                   <w:rFonts w:ascii="Arial" w:cs="Arial" w:eastAsia="Arial" w:hAnsi="Arial"/>
@@ -6813,7 +6813,7 @@
               <w:spacing w:after="10" w:before="0"/>
               <w:ind w:left="120"/>
             </w:pPr>
-            <w:hyperlink w:history="1" r:id="rIdnupz0szeztf-piic6ghjq">
+            <w:hyperlink w:history="1" r:id="rIdwz2fp0lqddt1sp9asyyx3">
               <w:r>
                 <w:rPr>
                   <w:rFonts w:ascii="Arial" w:cs="Arial" w:eastAsia="Arial" w:hAnsi="Arial"/>
@@ -6858,7 +6858,7 @@
             <w:pPr>
               <w:spacing w:after="20" w:before="0"/>
             </w:pPr>
-            <w:hyperlink w:history="1" r:id="rIdrqvkadyqoy4pvqqjci43f">
+            <w:hyperlink w:history="1" r:id="rIdbomkfz1d8fgt9j30mrqd-">
               <w:r>
                 <w:rPr>
                   <w:rFonts w:ascii="Arial" w:cs="Arial" w:eastAsia="Arial" w:hAnsi="Arial"/>
@@ -6891,7 +6891,7 @@
               <w:spacing w:after="10" w:before="0"/>
               <w:ind w:left="120"/>
             </w:pPr>
-            <w:hyperlink w:history="1" r:id="rIdk9qckomfk-yfh1pzyy3gi">
+            <w:hyperlink w:history="1" r:id="rIdxm3hsrmgxvovi8uoy9g-p">
               <w:r>
                 <w:rPr>
                   <w:rFonts w:ascii="Arial" w:cs="Arial" w:eastAsia="Arial" w:hAnsi="Arial"/>
@@ -7086,7 +7086,7 @@
             <w:pPr>
               <w:spacing w:after="20" w:before="0"/>
             </w:pPr>
-            <w:hyperlink w:history="1" r:id="rId-u9fhbt8awxbgde4quhkc">
+            <w:hyperlink w:history="1" r:id="rIddib2gezoru66ld5kt1qfq">
               <w:r>
                 <w:rPr>
                   <w:rFonts w:ascii="Arial" w:cs="Arial" w:eastAsia="Arial" w:hAnsi="Arial"/>
@@ -7119,7 +7119,7 @@
               <w:spacing w:after="10" w:before="0"/>
               <w:ind w:left="120"/>
             </w:pPr>
-            <w:hyperlink w:history="1" r:id="rIdsx9m4wvgsqagnyl0elfa-">
+            <w:hyperlink w:history="1" r:id="rIdjaewgu-qyz2fi77whmmo-">
               <w:r>
                 <w:rPr>
                   <w:rFonts w:ascii="Arial" w:cs="Arial" w:eastAsia="Arial" w:hAnsi="Arial"/>
@@ -7164,7 +7164,7 @@
             <w:pPr>
               <w:spacing w:after="20" w:before="0"/>
             </w:pPr>
-            <w:hyperlink w:history="1" r:id="rIdkk2kda0y1hkky6i2aujp8">
+            <w:hyperlink w:history="1" r:id="rIdovwyh7uz9eqi2ej073yiq">
               <w:r>
                 <w:rPr>
                   <w:rFonts w:ascii="Arial" w:cs="Arial" w:eastAsia="Arial" w:hAnsi="Arial"/>
@@ -7197,7 +7197,7 @@
               <w:spacing w:after="10" w:before="0"/>
               <w:ind w:left="120"/>
             </w:pPr>
-            <w:hyperlink w:history="1" r:id="rIdtnrktb-eqloeymiaejiw_">
+            <w:hyperlink w:history="1" r:id="rIdtnfc6lnehizncvomjudyt">
               <w:r>
                 <w:rPr>
                   <w:rFonts w:ascii="Arial" w:cs="Arial" w:eastAsia="Arial" w:hAnsi="Arial"/>
@@ -7392,7 +7392,7 @@
             <w:pPr>
               <w:spacing w:after="20" w:before="0"/>
             </w:pPr>
-            <w:hyperlink w:history="1" r:id="rIdr1lk00srmirrnk5ysgjdn">
+            <w:hyperlink w:history="1" r:id="rIdwh2o5kdh1m3xczb2dv3dw">
               <w:r>
                 <w:rPr>
                   <w:rFonts w:ascii="Arial" w:cs="Arial" w:eastAsia="Arial" w:hAnsi="Arial"/>
@@ -7425,7 +7425,7 @@
               <w:spacing w:after="10" w:before="0"/>
               <w:ind w:left="120"/>
             </w:pPr>
-            <w:hyperlink w:history="1" r:id="rIdxet2p28srfzs52_3gctfw">
+            <w:hyperlink w:history="1" r:id="rIdjvip6jlo9hjjjvhvajdv4">
               <w:r>
                 <w:rPr>
                   <w:rFonts w:ascii="Arial" w:cs="Arial" w:eastAsia="Arial" w:hAnsi="Arial"/>
@@ -7470,7 +7470,7 @@
             <w:pPr>
               <w:spacing w:after="20" w:before="0"/>
             </w:pPr>
-            <w:hyperlink w:history="1" r:id="rIdu3sqy6ghyqn0ac-pahe2w">
+            <w:hyperlink w:history="1" r:id="rIde6r0brobycvmtom_5wljj">
               <w:r>
                 <w:rPr>
                   <w:rFonts w:ascii="Arial" w:cs="Arial" w:eastAsia="Arial" w:hAnsi="Arial"/>
@@ -7503,7 +7503,7 @@
               <w:spacing w:after="10" w:before="0"/>
               <w:ind w:left="120"/>
             </w:pPr>
-            <w:hyperlink w:history="1" r:id="rIdp8nzospel8bxvlq-q73xr">
+            <w:hyperlink w:history="1" r:id="rIdmz6c14potnh66jh6z8blf">
               <w:r>
                 <w:rPr>
                   <w:rFonts w:ascii="Arial" w:cs="Arial" w:eastAsia="Arial" w:hAnsi="Arial"/>
@@ -7698,7 +7698,7 @@
             <w:pPr>
               <w:spacing w:after="20" w:before="0"/>
             </w:pPr>
-            <w:hyperlink w:history="1" r:id="rId9aznq0snta0aygwwb8tpu">
+            <w:hyperlink w:history="1" r:id="rId7tyotk3h6u7oxkgdcz6hl">
               <w:r>
                 <w:rPr>
                   <w:rFonts w:ascii="Arial" w:cs="Arial" w:eastAsia="Arial" w:hAnsi="Arial"/>
@@ -7731,7 +7731,7 @@
               <w:spacing w:after="10" w:before="0"/>
               <w:ind w:left="120"/>
             </w:pPr>
-            <w:hyperlink w:history="1" r:id="rIdtutjo9ijlwvl3legz1gr6">
+            <w:hyperlink w:history="1" r:id="rIdygiqjenhlmd2hqnpubmiy">
               <w:r>
                 <w:rPr>
                   <w:rFonts w:ascii="Arial" w:cs="Arial" w:eastAsia="Arial" w:hAnsi="Arial"/>
@@ -7776,7 +7776,7 @@
             <w:pPr>
               <w:spacing w:after="20" w:before="0"/>
             </w:pPr>
-            <w:hyperlink w:history="1" r:id="rIdodx42trhzemuc2pm4mv52">
+            <w:hyperlink w:history="1" r:id="rIdn8ov9udby_jw40pzetzm8">
               <w:r>
                 <w:rPr>
                   <w:rFonts w:ascii="Arial" w:cs="Arial" w:eastAsia="Arial" w:hAnsi="Arial"/>
@@ -7809,7 +7809,7 @@
               <w:spacing w:after="10" w:before="0"/>
               <w:ind w:left="120"/>
             </w:pPr>
-            <w:hyperlink w:history="1" r:id="rId7kqwk4gh-inimxgs2hy3h">
+            <w:hyperlink w:history="1" r:id="rIdg_0vf4cmgbr5r0rzzkkhi">
               <w:r>
                 <w:rPr>
                   <w:rFonts w:ascii="Arial" w:cs="Arial" w:eastAsia="Arial" w:hAnsi="Arial"/>
@@ -9296,7 +9296,7 @@
             <w:pPr>
               <w:spacing w:after="20" w:before="0"/>
             </w:pPr>
-            <w:hyperlink w:history="1" r:id="rIdhxavqyjuk5esn3jhnny9j">
+            <w:hyperlink w:history="1" r:id="rIdcwl14ivrkhmm-dq1qyqiz">
               <w:r>
                 <w:rPr>
                   <w:rFonts w:ascii="Arial" w:cs="Arial" w:eastAsia="Arial" w:hAnsi="Arial"/>
@@ -9329,7 +9329,7 @@
               <w:spacing w:after="10" w:before="0"/>
               <w:ind w:left="120"/>
             </w:pPr>
-            <w:hyperlink w:history="1" r:id="rIds17b6cln34gud0zhbt2fe">
+            <w:hyperlink w:history="1" r:id="rIdzqji-4fhfraz0zhr9odyc">
               <w:r>
                 <w:rPr>
                   <w:rFonts w:ascii="Arial" w:cs="Arial" w:eastAsia="Arial" w:hAnsi="Arial"/>
@@ -9374,7 +9374,7 @@
             <w:pPr>
               <w:spacing w:after="20" w:before="0"/>
             </w:pPr>
-            <w:hyperlink w:history="1" r:id="rIdwgnitk8jtgcgi-sm3_9g6">
+            <w:hyperlink w:history="1" r:id="rIdnxrvijpqqwh2k86c7caoq">
               <w:r>
                 <w:rPr>
                   <w:rFonts w:ascii="Arial" w:cs="Arial" w:eastAsia="Arial" w:hAnsi="Arial"/>
@@ -9407,7 +9407,7 @@
               <w:spacing w:after="10" w:before="0"/>
               <w:ind w:left="120"/>
             </w:pPr>
-            <w:hyperlink w:history="1" r:id="rId-7jtzwldtpanmci6jynmp">
+            <w:hyperlink w:history="1" r:id="rIdsrvmlpzy7nz5bklcf9tuf">
               <w:r>
                 <w:rPr>
                   <w:rFonts w:ascii="Arial" w:cs="Arial" w:eastAsia="Arial" w:hAnsi="Arial"/>
@@ -9602,7 +9602,7 @@
             <w:pPr>
               <w:spacing w:after="20" w:before="0"/>
             </w:pPr>
-            <w:hyperlink w:history="1" r:id="rIdsw0c81ffwqzvipomsznex">
+            <w:hyperlink w:history="1" r:id="rIdy0kxn5xptjw5lz3ioagsk">
               <w:r>
                 <w:rPr>
                   <w:rFonts w:ascii="Arial" w:cs="Arial" w:eastAsia="Arial" w:hAnsi="Arial"/>
@@ -9635,7 +9635,7 @@
               <w:spacing w:after="10" w:before="0"/>
               <w:ind w:left="120"/>
             </w:pPr>
-            <w:hyperlink w:history="1" r:id="rIdo92hg74z_ruqgi-gxnu9_">
+            <w:hyperlink w:history="1" r:id="rId6x71ueyzo5qhzgwq7193g">
               <w:r>
                 <w:rPr>
                   <w:rFonts w:ascii="Arial" w:cs="Arial" w:eastAsia="Arial" w:hAnsi="Arial"/>
@@ -9680,7 +9680,7 @@
             <w:pPr>
               <w:spacing w:after="20" w:before="0"/>
             </w:pPr>
-            <w:hyperlink w:history="1" r:id="rId1qqc81n2pfs_rgyh5as_4">
+            <w:hyperlink w:history="1" r:id="rIdnqngwm1uof0e6qgluntmu">
               <w:r>
                 <w:rPr>
                   <w:rFonts w:ascii="Arial" w:cs="Arial" w:eastAsia="Arial" w:hAnsi="Arial"/>
@@ -9713,7 +9713,7 @@
               <w:spacing w:after="10" w:before="0"/>
               <w:ind w:left="120"/>
             </w:pPr>
-            <w:hyperlink w:history="1" r:id="rIdlsgu5wfa9oqraowubvyti">
+            <w:hyperlink w:history="1" r:id="rIdcbw7vc5bdju7oofizybqu">
               <w:r>
                 <w:rPr>
                   <w:rFonts w:ascii="Arial" w:cs="Arial" w:eastAsia="Arial" w:hAnsi="Arial"/>
@@ -9908,7 +9908,7 @@
             <w:pPr>
               <w:spacing w:after="20" w:before="0"/>
             </w:pPr>
-            <w:hyperlink w:history="1" r:id="rIdkeidekhktdwmzsmzzcl3u">
+            <w:hyperlink w:history="1" r:id="rId40x2rzpgy-6dqidpjaqyg">
               <w:r>
                 <w:rPr>
                   <w:rFonts w:ascii="Arial" w:cs="Arial" w:eastAsia="Arial" w:hAnsi="Arial"/>
@@ -9941,7 +9941,7 @@
               <w:spacing w:after="10" w:before="0"/>
               <w:ind w:left="120"/>
             </w:pPr>
-            <w:hyperlink w:history="1" r:id="rId4grb0xuzpwztem_vcjzvp">
+            <w:hyperlink w:history="1" r:id="rIdpsehqsylirgo7rj387f1i">
               <w:r>
                 <w:rPr>
                   <w:rFonts w:ascii="Arial" w:cs="Arial" w:eastAsia="Arial" w:hAnsi="Arial"/>
@@ -9986,7 +9986,7 @@
             <w:pPr>
               <w:spacing w:after="20" w:before="0"/>
             </w:pPr>
-            <w:hyperlink w:history="1" r:id="rIdkw_yq75kt95bk3a7kkaxf">
+            <w:hyperlink w:history="1" r:id="rIdqi2szfcbquun88xrmn-a7">
               <w:r>
                 <w:rPr>
                   <w:rFonts w:ascii="Arial" w:cs="Arial" w:eastAsia="Arial" w:hAnsi="Arial"/>
@@ -10019,7 +10019,7 @@
               <w:spacing w:after="10" w:before="0"/>
               <w:ind w:left="120"/>
             </w:pPr>
-            <w:hyperlink w:history="1" r:id="rId70pk_jxsq44a-jiukrf_p">
+            <w:hyperlink w:history="1" r:id="rId90tmuqjqubvc0gqhhcl7s">
               <w:r>
                 <w:rPr>
                   <w:rFonts w:ascii="Arial" w:cs="Arial" w:eastAsia="Arial" w:hAnsi="Arial"/>
@@ -10214,7 +10214,7 @@
             <w:pPr>
               <w:spacing w:after="20" w:before="0"/>
             </w:pPr>
-            <w:hyperlink w:history="1" r:id="rIdpyhriq1pdhdhqifp4ez5y">
+            <w:hyperlink w:history="1" r:id="rIdcfwm2fkadnuwmax007ut_">
               <w:r>
                 <w:rPr>
                   <w:rFonts w:ascii="Arial" w:cs="Arial" w:eastAsia="Arial" w:hAnsi="Arial"/>
@@ -10247,7 +10247,7 @@
               <w:spacing w:after="10" w:before="0"/>
               <w:ind w:left="120"/>
             </w:pPr>
-            <w:hyperlink w:history="1" r:id="rIdf5tyzdv_iopq9quyppu6g">
+            <w:hyperlink w:history="1" r:id="rId5r62-bh4jswav5r8j3kv3">
               <w:r>
                 <w:rPr>
                   <w:rFonts w:ascii="Arial" w:cs="Arial" w:eastAsia="Arial" w:hAnsi="Arial"/>
@@ -10292,7 +10292,7 @@
             <w:pPr>
               <w:spacing w:after="20" w:before="0"/>
             </w:pPr>
-            <w:hyperlink w:history="1" r:id="rIdgzomzh1bemqposscicgzn">
+            <w:hyperlink w:history="1" r:id="rIdgqkdj_2hvcw8e908xcg7v">
               <w:r>
                 <w:rPr>
                   <w:rFonts w:ascii="Arial" w:cs="Arial" w:eastAsia="Arial" w:hAnsi="Arial"/>
@@ -10325,7 +10325,7 @@
               <w:spacing w:after="10" w:before="0"/>
               <w:ind w:left="120"/>
             </w:pPr>
-            <w:hyperlink w:history="1" r:id="rId-7g7dzsomlorwdbt4netp">
+            <w:hyperlink w:history="1" r:id="rIdfo4rbbk-tekp2i333cdvb">
               <w:r>
                 <w:rPr>
                   <w:rFonts w:ascii="Arial" w:cs="Arial" w:eastAsia="Arial" w:hAnsi="Arial"/>
@@ -10520,7 +10520,7 @@
             <w:pPr>
               <w:spacing w:after="20" w:before="0"/>
             </w:pPr>
-            <w:hyperlink w:history="1" r:id="rIdmnqevllivyortnxj7ft1j">
+            <w:hyperlink w:history="1" r:id="rId8bks9cha0uktyzyz2m4m7">
               <w:r>
                 <w:rPr>
                   <w:rFonts w:ascii="Arial" w:cs="Arial" w:eastAsia="Arial" w:hAnsi="Arial"/>
@@ -10553,7 +10553,7 @@
               <w:spacing w:after="10" w:before="0"/>
               <w:ind w:left="120"/>
             </w:pPr>
-            <w:hyperlink w:history="1" r:id="rIdxzvsrlovdfppq455iykxc">
+            <w:hyperlink w:history="1" r:id="rIdyhsxcnsizlr3p1flgfbwl">
               <w:r>
                 <w:rPr>
                   <w:rFonts w:ascii="Arial" w:cs="Arial" w:eastAsia="Arial" w:hAnsi="Arial"/>
@@ -10598,7 +10598,7 @@
             <w:pPr>
               <w:spacing w:after="20" w:before="0"/>
             </w:pPr>
-            <w:hyperlink w:history="1" r:id="rIdyxvu8p5tyi-1qzkwanibu">
+            <w:hyperlink w:history="1" r:id="rIdcfpyu2uncdsf4cqnmdeha">
               <w:r>
                 <w:rPr>
                   <w:rFonts w:ascii="Arial" w:cs="Arial" w:eastAsia="Arial" w:hAnsi="Arial"/>
@@ -10631,7 +10631,7 @@
               <w:spacing w:after="10" w:before="0"/>
               <w:ind w:left="120"/>
             </w:pPr>
-            <w:hyperlink w:history="1" r:id="rIdzcwes_bw4hp9m9mmvk1wh">
+            <w:hyperlink w:history="1" r:id="rIdwtk6xq4jnbaoiiynwtxrw">
               <w:r>
                 <w:rPr>
                   <w:rFonts w:ascii="Arial" w:cs="Arial" w:eastAsia="Arial" w:hAnsi="Arial"/>
@@ -12118,7 +12118,7 @@
             <w:pPr>
               <w:spacing w:after="20" w:before="0"/>
             </w:pPr>
-            <w:hyperlink w:history="1" r:id="rIdx0v1675ckvtclq-udb0iy">
+            <w:hyperlink w:history="1" r:id="rIddzz0e88rkpequodm9lfxp">
               <w:r>
                 <w:rPr>
                   <w:rFonts w:ascii="Arial" w:cs="Arial" w:eastAsia="Arial" w:hAnsi="Arial"/>
@@ -12151,7 +12151,7 @@
               <w:spacing w:after="10" w:before="0"/>
               <w:ind w:left="120"/>
             </w:pPr>
-            <w:hyperlink w:history="1" r:id="rIdwjhnswwuunpcs5vms3lzm">
+            <w:hyperlink w:history="1" r:id="rId55xy2nq8vo2wejkrdyqsu">
               <w:r>
                 <w:rPr>
                   <w:rFonts w:ascii="Arial" w:cs="Arial" w:eastAsia="Arial" w:hAnsi="Arial"/>
@@ -12196,7 +12196,7 @@
             <w:pPr>
               <w:spacing w:after="20" w:before="0"/>
             </w:pPr>
-            <w:hyperlink w:history="1" r:id="rIdjyizykrvgkmv_ovyrm7s8">
+            <w:hyperlink w:history="1" r:id="rIdzhwa9zzyokzvq_fdovzou">
               <w:r>
                 <w:rPr>
                   <w:rFonts w:ascii="Arial" w:cs="Arial" w:eastAsia="Arial" w:hAnsi="Arial"/>
@@ -12229,7 +12229,7 @@
               <w:spacing w:after="10" w:before="0"/>
               <w:ind w:left="120"/>
             </w:pPr>
-            <w:hyperlink w:history="1" r:id="rIdhej2-w75mxt67gk3kwo6i">
+            <w:hyperlink w:history="1" r:id="rIdd1sdn5smm_udfmxvtxz1x">
               <w:r>
                 <w:rPr>
                   <w:rFonts w:ascii="Arial" w:cs="Arial" w:eastAsia="Arial" w:hAnsi="Arial"/>
@@ -12424,7 +12424,7 @@
             <w:pPr>
               <w:spacing w:after="20" w:before="0"/>
             </w:pPr>
-            <w:hyperlink w:history="1" r:id="rIdrnmte13hddei1zjdwvcuf">
+            <w:hyperlink w:history="1" r:id="rIdizpvtrswintoyyptb06ui">
               <w:r>
                 <w:rPr>
                   <w:rFonts w:ascii="Arial" w:cs="Arial" w:eastAsia="Arial" w:hAnsi="Arial"/>
@@ -12457,7 +12457,7 @@
               <w:spacing w:after="10" w:before="0"/>
               <w:ind w:left="120"/>
             </w:pPr>
-            <w:hyperlink w:history="1" r:id="rIdwu05yvim0sgqi_rp7kv9l">
+            <w:hyperlink w:history="1" r:id="rId8bdkad8yeyqcdel8ojg05">
               <w:r>
                 <w:rPr>
                   <w:rFonts w:ascii="Arial" w:cs="Arial" w:eastAsia="Arial" w:hAnsi="Arial"/>
@@ -12502,7 +12502,7 @@
             <w:pPr>
               <w:spacing w:after="20" w:before="0"/>
             </w:pPr>
-            <w:hyperlink w:history="1" r:id="rId9-dzm6kvnpx-fi6dxzms5">
+            <w:hyperlink w:history="1" r:id="rIdokiqs0auerhks39-2_j3z">
               <w:r>
                 <w:rPr>
                   <w:rFonts w:ascii="Arial" w:cs="Arial" w:eastAsia="Arial" w:hAnsi="Arial"/>
@@ -12535,7 +12535,7 @@
               <w:spacing w:after="10" w:before="0"/>
               <w:ind w:left="120"/>
             </w:pPr>
-            <w:hyperlink w:history="1" r:id="rIdv3d2ddldiqy76xhdxzwxu">
+            <w:hyperlink w:history="1" r:id="rIdec3xy4pn1bhaty2kpwepb">
               <w:r>
                 <w:rPr>
                   <w:rFonts w:ascii="Arial" w:cs="Arial" w:eastAsia="Arial" w:hAnsi="Arial"/>
@@ -12730,7 +12730,7 @@
             <w:pPr>
               <w:spacing w:after="20" w:before="0"/>
             </w:pPr>
-            <w:hyperlink w:history="1" r:id="rIdaeekfmgsqerfh1zchl9jk">
+            <w:hyperlink w:history="1" r:id="rIdnp9zybagv24l4pvkt_1kf">
               <w:r>
                 <w:rPr>
                   <w:rFonts w:ascii="Arial" w:cs="Arial" w:eastAsia="Arial" w:hAnsi="Arial"/>
@@ -12763,7 +12763,7 @@
               <w:spacing w:after="10" w:before="0"/>
               <w:ind w:left="120"/>
             </w:pPr>
-            <w:hyperlink w:history="1" r:id="rIdd2uw_deepbrm1f6muxedl">
+            <w:hyperlink w:history="1" r:id="rIdkw4c5bua0-1qv-7y1aosg">
               <w:r>
                 <w:rPr>
                   <w:rFonts w:ascii="Arial" w:cs="Arial" w:eastAsia="Arial" w:hAnsi="Arial"/>
@@ -12808,7 +12808,7 @@
             <w:pPr>
               <w:spacing w:after="20" w:before="0"/>
             </w:pPr>
-            <w:hyperlink w:history="1" r:id="rIdn3uqquptojc_juvmmca45">
+            <w:hyperlink w:history="1" r:id="rIdqgevinif49vjkuzoc5wi6">
               <w:r>
                 <w:rPr>
                   <w:rFonts w:ascii="Arial" w:cs="Arial" w:eastAsia="Arial" w:hAnsi="Arial"/>
@@ -12841,7 +12841,7 @@
               <w:spacing w:after="10" w:before="0"/>
               <w:ind w:left="120"/>
             </w:pPr>
-            <w:hyperlink w:history="1" r:id="rIdvrau_pwjidojdqy6w3ir_">
+            <w:hyperlink w:history="1" r:id="rIdd9vemxpwrzofrr87mbjft">
               <w:r>
                 <w:rPr>
                   <w:rFonts w:ascii="Arial" w:cs="Arial" w:eastAsia="Arial" w:hAnsi="Arial"/>
@@ -13036,7 +13036,7 @@
             <w:pPr>
               <w:spacing w:after="20" w:before="0"/>
             </w:pPr>
-            <w:hyperlink w:history="1" r:id="rIdgsveblcwy1xnkwpwixgsj">
+            <w:hyperlink w:history="1" r:id="rId8twgrvftaqvdqlx2om1iy">
               <w:r>
                 <w:rPr>
                   <w:rFonts w:ascii="Arial" w:cs="Arial" w:eastAsia="Arial" w:hAnsi="Arial"/>
@@ -13069,7 +13069,7 @@
               <w:spacing w:after="10" w:before="0"/>
               <w:ind w:left="120"/>
             </w:pPr>
-            <w:hyperlink w:history="1" r:id="rId6q-or7r0fecnzh7woin2k">
+            <w:hyperlink w:history="1" r:id="rIdxqiyjlqi3f8tyqsaf-u4y">
               <w:r>
                 <w:rPr>
                   <w:rFonts w:ascii="Arial" w:cs="Arial" w:eastAsia="Arial" w:hAnsi="Arial"/>
@@ -13114,7 +13114,7 @@
             <w:pPr>
               <w:spacing w:after="20" w:before="0"/>
             </w:pPr>
-            <w:hyperlink w:history="1" r:id="rIdkmzrkc2zmjfa1tyjlucjy">
+            <w:hyperlink w:history="1" r:id="rId5xarhyb_hlztd2wqpcfy8">
               <w:r>
                 <w:rPr>
                   <w:rFonts w:ascii="Arial" w:cs="Arial" w:eastAsia="Arial" w:hAnsi="Arial"/>
@@ -13147,7 +13147,7 @@
               <w:spacing w:after="10" w:before="0"/>
               <w:ind w:left="120"/>
             </w:pPr>
-            <w:hyperlink w:history="1" r:id="rId2aemut5oemoq1dnjm5lgp">
+            <w:hyperlink w:history="1" r:id="rIdrzh1a3hygags-ebyzldqz">
               <w:r>
                 <w:rPr>
                   <w:rFonts w:ascii="Arial" w:cs="Arial" w:eastAsia="Arial" w:hAnsi="Arial"/>
@@ -13342,7 +13342,7 @@
             <w:pPr>
               <w:spacing w:after="20" w:before="0"/>
             </w:pPr>
-            <w:hyperlink w:history="1" r:id="rId_efwpeyeglxttgsvbujcs">
+            <w:hyperlink w:history="1" r:id="rIdxe5xkr_sxwp5jazg-geix">
               <w:r>
                 <w:rPr>
                   <w:rFonts w:ascii="Arial" w:cs="Arial" w:eastAsia="Arial" w:hAnsi="Arial"/>
@@ -13375,7 +13375,7 @@
               <w:spacing w:after="10" w:before="0"/>
               <w:ind w:left="120"/>
             </w:pPr>
-            <w:hyperlink w:history="1" r:id="rIdakrrbxigfiex6gtwbyo7c">
+            <w:hyperlink w:history="1" r:id="rIdaa2yjl61gb6-yhh8c3do1">
               <w:r>
                 <w:rPr>
                   <w:rFonts w:ascii="Arial" w:cs="Arial" w:eastAsia="Arial" w:hAnsi="Arial"/>
@@ -13420,7 +13420,7 @@
             <w:pPr>
               <w:spacing w:after="20" w:before="0"/>
             </w:pPr>
-            <w:hyperlink w:history="1" r:id="rIdbimwhghd3nljjywafklzj">
+            <w:hyperlink w:history="1" r:id="rId6fyotwfgd1t9wmtgjv29u">
               <w:r>
                 <w:rPr>
                   <w:rFonts w:ascii="Arial" w:cs="Arial" w:eastAsia="Arial" w:hAnsi="Arial"/>
@@ -13453,7 +13453,7 @@
               <w:spacing w:after="10" w:before="0"/>
               <w:ind w:left="120"/>
             </w:pPr>
-            <w:hyperlink w:history="1" r:id="rIdosa26gmxxrrbtrlxcaf1r">
+            <w:hyperlink w:history="1" r:id="rIda581sthspk0aof9akiizx">
               <w:r>
                 <w:rPr>
                   <w:rFonts w:ascii="Arial" w:cs="Arial" w:eastAsia="Arial" w:hAnsi="Arial"/>
@@ -14940,7 +14940,7 @@
             <w:pPr>
               <w:spacing w:after="20" w:before="0"/>
             </w:pPr>
-            <w:hyperlink w:history="1" r:id="rIdlapcnn0guw1cjowyqxfrw">
+            <w:hyperlink w:history="1" r:id="rId0irj8ivvyl6x8krxkob9x">
               <w:r>
                 <w:rPr>
                   <w:rFonts w:ascii="Arial" w:cs="Arial" w:eastAsia="Arial" w:hAnsi="Arial"/>
@@ -14973,7 +14973,7 @@
               <w:spacing w:after="10" w:before="0"/>
               <w:ind w:left="120"/>
             </w:pPr>
-            <w:hyperlink w:history="1" r:id="rIdq4lcuumiqfvx95yozw0sg">
+            <w:hyperlink w:history="1" r:id="rId0jz3jgzqb6wcc5gaxzcy1">
               <w:r>
                 <w:rPr>
                   <w:rFonts w:ascii="Arial" w:cs="Arial" w:eastAsia="Arial" w:hAnsi="Arial"/>
@@ -15018,7 +15018,7 @@
             <w:pPr>
               <w:spacing w:after="20" w:before="0"/>
             </w:pPr>
-            <w:hyperlink w:history="1" r:id="rIdepftt0dk6vvvffxujqu7n">
+            <w:hyperlink w:history="1" r:id="rIdgjopjom-otq8l6u3dgplf">
               <w:r>
                 <w:rPr>
                   <w:rFonts w:ascii="Arial" w:cs="Arial" w:eastAsia="Arial" w:hAnsi="Arial"/>
@@ -15051,7 +15051,7 @@
               <w:spacing w:after="10" w:before="0"/>
               <w:ind w:left="120"/>
             </w:pPr>
-            <w:hyperlink w:history="1" r:id="rIdxtxjz1abekxefw5r3l_dz">
+            <w:hyperlink w:history="1" r:id="rIdufrqpruwb1y3uciaasy6y">
               <w:r>
                 <w:rPr>
                   <w:rFonts w:ascii="Arial" w:cs="Arial" w:eastAsia="Arial" w:hAnsi="Arial"/>
@@ -15246,7 +15246,7 @@
             <w:pPr>
               <w:spacing w:after="20" w:before="0"/>
             </w:pPr>
-            <w:hyperlink w:history="1" r:id="rId0uzaqcy0istgycdtm7obo">
+            <w:hyperlink w:history="1" r:id="rId5drsj35iinxbtow_rl3z4">
               <w:r>
                 <w:rPr>
                   <w:rFonts w:ascii="Arial" w:cs="Arial" w:eastAsia="Arial" w:hAnsi="Arial"/>
@@ -15279,7 +15279,7 @@
               <w:spacing w:after="10" w:before="0"/>
               <w:ind w:left="120"/>
             </w:pPr>
-            <w:hyperlink w:history="1" r:id="rId1dufjon92nv4z1dqqc2c-">
+            <w:hyperlink w:history="1" r:id="rIdlgzm_gwrzamced1d1iap-">
               <w:r>
                 <w:rPr>
                   <w:rFonts w:ascii="Arial" w:cs="Arial" w:eastAsia="Arial" w:hAnsi="Arial"/>
@@ -15324,7 +15324,7 @@
             <w:pPr>
               <w:spacing w:after="20" w:before="0"/>
             </w:pPr>
-            <w:hyperlink w:history="1" r:id="rId6r-fgybrjpqa8bbl-wgdq">
+            <w:hyperlink w:history="1" r:id="rIdegavb5nkpyy9o4feh5l2w">
               <w:r>
                 <w:rPr>
                   <w:rFonts w:ascii="Arial" w:cs="Arial" w:eastAsia="Arial" w:hAnsi="Arial"/>
@@ -15357,7 +15357,7 @@
               <w:spacing w:after="10" w:before="0"/>
               <w:ind w:left="120"/>
             </w:pPr>
-            <w:hyperlink w:history="1" r:id="rIds7rjkgq7-aav9nqail3ad">
+            <w:hyperlink w:history="1" r:id="rIdyaneaidjtxq_e-mr-vzhm">
               <w:r>
                 <w:rPr>
                   <w:rFonts w:ascii="Arial" w:cs="Arial" w:eastAsia="Arial" w:hAnsi="Arial"/>
@@ -15552,7 +15552,7 @@
             <w:pPr>
               <w:spacing w:after="20" w:before="0"/>
             </w:pPr>
-            <w:hyperlink w:history="1" r:id="rId4gfdvkowm8xv88mjzyndg">
+            <w:hyperlink w:history="1" r:id="rIdukxuabfeiptkdftca0iot">
               <w:r>
                 <w:rPr>
                   <w:rFonts w:ascii="Arial" w:cs="Arial" w:eastAsia="Arial" w:hAnsi="Arial"/>
@@ -15585,7 +15585,7 @@
               <w:spacing w:after="10" w:before="0"/>
               <w:ind w:left="120"/>
             </w:pPr>
-            <w:hyperlink w:history="1" r:id="rIdc2-ebeheo24zjm7qnvl_e">
+            <w:hyperlink w:history="1" r:id="rIdq8gvqvyoqhqcclnty-uo-">
               <w:r>
                 <w:rPr>
                   <w:rFonts w:ascii="Arial" w:cs="Arial" w:eastAsia="Arial" w:hAnsi="Arial"/>
@@ -15630,7 +15630,7 @@
             <w:pPr>
               <w:spacing w:after="20" w:before="0"/>
             </w:pPr>
-            <w:hyperlink w:history="1" r:id="rIdu0r5nn3jubiuwc6_67vdh">
+            <w:hyperlink w:history="1" r:id="rIdkqo_ftn-58kn97eqgy8c8">
               <w:r>
                 <w:rPr>
                   <w:rFonts w:ascii="Arial" w:cs="Arial" w:eastAsia="Arial" w:hAnsi="Arial"/>
@@ -15663,7 +15663,7 @@
               <w:spacing w:after="10" w:before="0"/>
               <w:ind w:left="120"/>
             </w:pPr>
-            <w:hyperlink w:history="1" r:id="rIdzbrmsbrlct-1exwmuw-mf">
+            <w:hyperlink w:history="1" r:id="rIdbesk_1zde6wiewgzx3l-r">
               <w:r>
                 <w:rPr>
                   <w:rFonts w:ascii="Arial" w:cs="Arial" w:eastAsia="Arial" w:hAnsi="Arial"/>
@@ -15858,7 +15858,7 @@
             <w:pPr>
               <w:spacing w:after="20" w:before="0"/>
             </w:pPr>
-            <w:hyperlink w:history="1" r:id="rIdstdz4syyzutsfgxchp4hy">
+            <w:hyperlink w:history="1" r:id="rId13szt8fjyan5pzt6ywqpm">
               <w:r>
                 <w:rPr>
                   <w:rFonts w:ascii="Arial" w:cs="Arial" w:eastAsia="Arial" w:hAnsi="Arial"/>
@@ -15891,7 +15891,7 @@
               <w:spacing w:after="10" w:before="0"/>
               <w:ind w:left="120"/>
             </w:pPr>
-            <w:hyperlink w:history="1" r:id="rIdznbvgcavdo5hc6izejcv9">
+            <w:hyperlink w:history="1" r:id="rIdwqnvr7xubhubsm0cqrobz">
               <w:r>
                 <w:rPr>
                   <w:rFonts w:ascii="Arial" w:cs="Arial" w:eastAsia="Arial" w:hAnsi="Arial"/>
@@ -15936,7 +15936,7 @@
             <w:pPr>
               <w:spacing w:after="20" w:before="0"/>
             </w:pPr>
-            <w:hyperlink w:history="1" r:id="rIdujqioap87vl7sogcjtdmh">
+            <w:hyperlink w:history="1" r:id="rIdidrtrs-qjhoyieotjevms">
               <w:r>
                 <w:rPr>
                   <w:rFonts w:ascii="Arial" w:cs="Arial" w:eastAsia="Arial" w:hAnsi="Arial"/>
@@ -15969,7 +15969,7 @@
               <w:spacing w:after="10" w:before="0"/>
               <w:ind w:left="120"/>
             </w:pPr>
-            <w:hyperlink w:history="1" r:id="rIdmzkpyvqs0ttu9xkb-ty0p">
+            <w:hyperlink w:history="1" r:id="rIdcdgw3-mosd4bfafy-7hiz">
               <w:r>
                 <w:rPr>
                   <w:rFonts w:ascii="Arial" w:cs="Arial" w:eastAsia="Arial" w:hAnsi="Arial"/>
@@ -16164,7 +16164,7 @@
             <w:pPr>
               <w:spacing w:after="20" w:before="0"/>
             </w:pPr>
-            <w:hyperlink w:history="1" r:id="rIdekgv-4uddv2e3iasdmkbf">
+            <w:hyperlink w:history="1" r:id="rId_5iw-dbxw_jimeykvoock">
               <w:r>
                 <w:rPr>
                   <w:rFonts w:ascii="Arial" w:cs="Arial" w:eastAsia="Arial" w:hAnsi="Arial"/>
@@ -16197,7 +16197,7 @@
               <w:spacing w:after="10" w:before="0"/>
               <w:ind w:left="120"/>
             </w:pPr>
-            <w:hyperlink w:history="1" r:id="rIdh-txj0u_cov4imazd04jr">
+            <w:hyperlink w:history="1" r:id="rIdaikd9zlar-kpmkqtf6ddj">
               <w:r>
                 <w:rPr>
                   <w:rFonts w:ascii="Arial" w:cs="Arial" w:eastAsia="Arial" w:hAnsi="Arial"/>
@@ -16242,7 +16242,7 @@
             <w:pPr>
               <w:spacing w:after="20" w:before="0"/>
             </w:pPr>
-            <w:hyperlink w:history="1" r:id="rIdqmgx9ctndtocbbxbvq8dl">
+            <w:hyperlink w:history="1" r:id="rIdj9s-t47kte5ji_ovqb6ki">
               <w:r>
                 <w:rPr>
                   <w:rFonts w:ascii="Arial" w:cs="Arial" w:eastAsia="Arial" w:hAnsi="Arial"/>
@@ -16275,7 +16275,7 @@
               <w:spacing w:after="10" w:before="0"/>
               <w:ind w:left="120"/>
             </w:pPr>
-            <w:hyperlink w:history="1" r:id="rId7w204tivrrojl_0i3g1o4">
+            <w:hyperlink w:history="1" r:id="rId-qxcu0tltro49uotm829b">
               <w:r>
                 <w:rPr>
                   <w:rFonts w:ascii="Arial" w:cs="Arial" w:eastAsia="Arial" w:hAnsi="Arial"/>
@@ -17762,7 +17762,7 @@
             <w:pPr>
               <w:spacing w:after="20" w:before="0"/>
             </w:pPr>
-            <w:hyperlink w:history="1" r:id="rIdmkss_ojvqkch5ny8algm5">
+            <w:hyperlink w:history="1" r:id="rIdkpowgcqpd1rmpqmuqa4kq">
               <w:r>
                 <w:rPr>
                   <w:rFonts w:ascii="Arial" w:cs="Arial" w:eastAsia="Arial" w:hAnsi="Arial"/>
@@ -17795,7 +17795,7 @@
               <w:spacing w:after="10" w:before="0"/>
               <w:ind w:left="120"/>
             </w:pPr>
-            <w:hyperlink w:history="1" r:id="rIdpbxhw3jdb1fcever-i1bx">
+            <w:hyperlink w:history="1" r:id="rIdvsptdqanno_vaevjs5yi4">
               <w:r>
                 <w:rPr>
                   <w:rFonts w:ascii="Arial" w:cs="Arial" w:eastAsia="Arial" w:hAnsi="Arial"/>
@@ -17840,7 +17840,7 @@
             <w:pPr>
               <w:spacing w:after="20" w:before="0"/>
             </w:pPr>
-            <w:hyperlink w:history="1" r:id="rIdcq82dzevstyqsyzzzv8xo">
+            <w:hyperlink w:history="1" r:id="rId3a0mipentge1adcutl5n0">
               <w:r>
                 <w:rPr>
                   <w:rFonts w:ascii="Arial" w:cs="Arial" w:eastAsia="Arial" w:hAnsi="Arial"/>
@@ -17873,7 +17873,7 @@
               <w:spacing w:after="10" w:before="0"/>
               <w:ind w:left="120"/>
             </w:pPr>
-            <w:hyperlink w:history="1" r:id="rIdnh0zfmkwrhfbxikw1qjyg">
+            <w:hyperlink w:history="1" r:id="rIdv9k9exw9qgpxkdc9-d728">
               <w:r>
                 <w:rPr>
                   <w:rFonts w:ascii="Arial" w:cs="Arial" w:eastAsia="Arial" w:hAnsi="Arial"/>
@@ -18068,7 +18068,7 @@
             <w:pPr>
               <w:spacing w:after="20" w:before="0"/>
             </w:pPr>
-            <w:hyperlink w:history="1" r:id="rIddznvwd-k961ml_keplmcj">
+            <w:hyperlink w:history="1" r:id="rId1vylz0f0-4dkaw_f_vuka">
               <w:r>
                 <w:rPr>
                   <w:rFonts w:ascii="Arial" w:cs="Arial" w:eastAsia="Arial" w:hAnsi="Arial"/>
@@ -18101,7 +18101,7 @@
               <w:spacing w:after="10" w:before="0"/>
               <w:ind w:left="120"/>
             </w:pPr>
-            <w:hyperlink w:history="1" r:id="rIdfkxh3ifji6vqxwjgsctii">
+            <w:hyperlink w:history="1" r:id="rIdmaspisjgaucyu2b1putv3">
               <w:r>
                 <w:rPr>
                   <w:rFonts w:ascii="Arial" w:cs="Arial" w:eastAsia="Arial" w:hAnsi="Arial"/>
@@ -18146,7 +18146,7 @@
             <w:pPr>
               <w:spacing w:after="20" w:before="0"/>
             </w:pPr>
-            <w:hyperlink w:history="1" r:id="rIdnjitkb2sru7wsbj-di4k5">
+            <w:hyperlink w:history="1" r:id="rIdbulp2k6-5nusz90igrqgb">
               <w:r>
                 <w:rPr>
                   <w:rFonts w:ascii="Arial" w:cs="Arial" w:eastAsia="Arial" w:hAnsi="Arial"/>
@@ -18179,7 +18179,7 @@
               <w:spacing w:after="10" w:before="0"/>
               <w:ind w:left="120"/>
             </w:pPr>
-            <w:hyperlink w:history="1" r:id="rIdy8r9uap8qoiktqdoswsy_">
+            <w:hyperlink w:history="1" r:id="rIdcbxy7ezmo-fi8syxfxhou">
               <w:r>
                 <w:rPr>
                   <w:rFonts w:ascii="Arial" w:cs="Arial" w:eastAsia="Arial" w:hAnsi="Arial"/>
@@ -18374,7 +18374,7 @@
             <w:pPr>
               <w:spacing w:after="20" w:before="0"/>
             </w:pPr>
-            <w:hyperlink w:history="1" r:id="rIdybkb6gdsq5gf4khszbx0i">
+            <w:hyperlink w:history="1" r:id="rIdiye2pmpufqdad8qcva_gx">
               <w:r>
                 <w:rPr>
                   <w:rFonts w:ascii="Arial" w:cs="Arial" w:eastAsia="Arial" w:hAnsi="Arial"/>
@@ -18407,7 +18407,7 @@
               <w:spacing w:after="10" w:before="0"/>
               <w:ind w:left="120"/>
             </w:pPr>
-            <w:hyperlink w:history="1" r:id="rIdblsxhtkwmp013d4av5eqz">
+            <w:hyperlink w:history="1" r:id="rIdbbf_ymkqdt98akoc7g6se">
               <w:r>
                 <w:rPr>
                   <w:rFonts w:ascii="Arial" w:cs="Arial" w:eastAsia="Arial" w:hAnsi="Arial"/>
@@ -18452,7 +18452,7 @@
             <w:pPr>
               <w:spacing w:after="20" w:before="0"/>
             </w:pPr>
-            <w:hyperlink w:history="1" r:id="rIdefrt15smrolwar4ts4-sk">
+            <w:hyperlink w:history="1" r:id="rIdwmmao55tlyihw3-9etenq">
               <w:r>
                 <w:rPr>
                   <w:rFonts w:ascii="Arial" w:cs="Arial" w:eastAsia="Arial" w:hAnsi="Arial"/>
@@ -18485,7 +18485,7 @@
               <w:spacing w:after="10" w:before="0"/>
               <w:ind w:left="120"/>
             </w:pPr>
-            <w:hyperlink w:history="1" r:id="rId0aejazo6itdglwgvd4yun">
+            <w:hyperlink w:history="1" r:id="rId9ivsd4d6g54oytefeefks">
               <w:r>
                 <w:rPr>
                   <w:rFonts w:ascii="Arial" w:cs="Arial" w:eastAsia="Arial" w:hAnsi="Arial"/>
@@ -18680,7 +18680,7 @@
             <w:pPr>
               <w:spacing w:after="20" w:before="0"/>
             </w:pPr>
-            <w:hyperlink w:history="1" r:id="rIdzwy9it76tsbifxdvmwurg">
+            <w:hyperlink w:history="1" r:id="rIdqfsrxjxtbr4kijq902b27">
               <w:r>
                 <w:rPr>
                   <w:rFonts w:ascii="Arial" w:cs="Arial" w:eastAsia="Arial" w:hAnsi="Arial"/>
@@ -18713,7 +18713,7 @@
               <w:spacing w:after="10" w:before="0"/>
               <w:ind w:left="120"/>
             </w:pPr>
-            <w:hyperlink w:history="1" r:id="rId13tn8aprtlkw7ugiz9efe">
+            <w:hyperlink w:history="1" r:id="rIdzhmo2yuzbvqtrbk5yee-p">
               <w:r>
                 <w:rPr>
                   <w:rFonts w:ascii="Arial" w:cs="Arial" w:eastAsia="Arial" w:hAnsi="Arial"/>
@@ -18758,7 +18758,7 @@
             <w:pPr>
               <w:spacing w:after="20" w:before="0"/>
             </w:pPr>
-            <w:hyperlink w:history="1" r:id="rIdxkjwyjjzt0xtlsy3mweql">
+            <w:hyperlink w:history="1" r:id="rIdavpa03m_ouoywqbhnvgpx">
               <w:r>
                 <w:rPr>
                   <w:rFonts w:ascii="Arial" w:cs="Arial" w:eastAsia="Arial" w:hAnsi="Arial"/>
@@ -18791,7 +18791,7 @@
               <w:spacing w:after="10" w:before="0"/>
               <w:ind w:left="120"/>
             </w:pPr>
-            <w:hyperlink w:history="1" r:id="rIdkgbykbnnbitjrh1i_4lms">
+            <w:hyperlink w:history="1" r:id="rIdmirpt0jb58fgcquzp_eun">
               <w:r>
                 <w:rPr>
                   <w:rFonts w:ascii="Arial" w:cs="Arial" w:eastAsia="Arial" w:hAnsi="Arial"/>
@@ -18986,7 +18986,7 @@
             <w:pPr>
               <w:spacing w:after="20" w:before="0"/>
             </w:pPr>
-            <w:hyperlink w:history="1" r:id="rIdutqj7rucqq2amitzdj7vy">
+            <w:hyperlink w:history="1" r:id="rIdk5vadslxm7tcbvj1o5tnj">
               <w:r>
                 <w:rPr>
                   <w:rFonts w:ascii="Arial" w:cs="Arial" w:eastAsia="Arial" w:hAnsi="Arial"/>
@@ -19019,7 +19019,7 @@
               <w:spacing w:after="10" w:before="0"/>
               <w:ind w:left="120"/>
             </w:pPr>
-            <w:hyperlink w:history="1" r:id="rIdp9cnjucfjuvq1wtdss3bv">
+            <w:hyperlink w:history="1" r:id="rIdyav9drxwziacjz5k_znnb">
               <w:r>
                 <w:rPr>
                   <w:rFonts w:ascii="Arial" w:cs="Arial" w:eastAsia="Arial" w:hAnsi="Arial"/>
@@ -19064,7 +19064,7 @@
             <w:pPr>
               <w:spacing w:after="20" w:before="0"/>
             </w:pPr>
-            <w:hyperlink w:history="1" r:id="rId8yangg4s1iakjxyl92y7x">
+            <w:hyperlink w:history="1" r:id="rIdsujpepbcwrtwid-cu_esx">
               <w:r>
                 <w:rPr>
                   <w:rFonts w:ascii="Arial" w:cs="Arial" w:eastAsia="Arial" w:hAnsi="Arial"/>
@@ -19097,7 +19097,7 @@
               <w:spacing w:after="10" w:before="0"/>
               <w:ind w:left="120"/>
             </w:pPr>
-            <w:hyperlink w:history="1" r:id="rId5d-pmbhxomx2diazibpij">
+            <w:hyperlink w:history="1" r:id="rIdxqirc8xjmu5vvngzuuaww">
               <w:r>
                 <w:rPr>
                   <w:rFonts w:ascii="Arial" w:cs="Arial" w:eastAsia="Arial" w:hAnsi="Arial"/>
@@ -20584,7 +20584,7 @@
             <w:pPr>
               <w:spacing w:after="20" w:before="0"/>
             </w:pPr>
-            <w:hyperlink w:history="1" r:id="rIdix1v0umjetdtezrnjsmcq">
+            <w:hyperlink w:history="1" r:id="rIdsjseggzc9vltz_meoyenz">
               <w:r>
                 <w:rPr>
                   <w:rFonts w:ascii="Arial" w:cs="Arial" w:eastAsia="Arial" w:hAnsi="Arial"/>
@@ -20617,7 +20617,7 @@
               <w:spacing w:after="10" w:before="0"/>
               <w:ind w:left="120"/>
             </w:pPr>
-            <w:hyperlink w:history="1" r:id="rIduwf6pxvyh-knihcmk-ncg">
+            <w:hyperlink w:history="1" r:id="rIdonm0ng9g0hfl9aoyatztx">
               <w:r>
                 <w:rPr>
                   <w:rFonts w:ascii="Arial" w:cs="Arial" w:eastAsia="Arial" w:hAnsi="Arial"/>
@@ -20662,7 +20662,7 @@
             <w:pPr>
               <w:spacing w:after="20" w:before="0"/>
             </w:pPr>
-            <w:hyperlink w:history="1" r:id="rIdsrjwuss0p7xbarecoo14o">
+            <w:hyperlink w:history="1" r:id="rIdxlmaualp5i91pijzhbsbg">
               <w:r>
                 <w:rPr>
                   <w:rFonts w:ascii="Arial" w:cs="Arial" w:eastAsia="Arial" w:hAnsi="Arial"/>
@@ -20695,7 +20695,7 @@
               <w:spacing w:after="10" w:before="0"/>
               <w:ind w:left="120"/>
             </w:pPr>
-            <w:hyperlink w:history="1" r:id="rId72ycymilphgjmssl8jzgd">
+            <w:hyperlink w:history="1" r:id="rIdnxaxoix_rpqx4z0ox_lzz">
               <w:r>
                 <w:rPr>
                   <w:rFonts w:ascii="Arial" w:cs="Arial" w:eastAsia="Arial" w:hAnsi="Arial"/>
@@ -20890,7 +20890,7 @@
             <w:pPr>
               <w:spacing w:after="20" w:before="0"/>
             </w:pPr>
-            <w:hyperlink w:history="1" r:id="rIdufiqlyhs9aubswocyep8h">
+            <w:hyperlink w:history="1" r:id="rIdyvxek4yojbn_a5pu9scuy">
               <w:r>
                 <w:rPr>
                   <w:rFonts w:ascii="Arial" w:cs="Arial" w:eastAsia="Arial" w:hAnsi="Arial"/>
@@ -20923,7 +20923,7 @@
               <w:spacing w:after="10" w:before="0"/>
               <w:ind w:left="120"/>
             </w:pPr>
-            <w:hyperlink w:history="1" r:id="rIdp8yqaxpjwslntpigdo2ab">
+            <w:hyperlink w:history="1" r:id="rIddvv8fc__opmpzpheiofu6">
               <w:r>
                 <w:rPr>
                   <w:rFonts w:ascii="Arial" w:cs="Arial" w:eastAsia="Arial" w:hAnsi="Arial"/>
@@ -20968,7 +20968,7 @@
             <w:pPr>
               <w:spacing w:after="20" w:before="0"/>
             </w:pPr>
-            <w:hyperlink w:history="1" r:id="rIds5dwdc5009wd3v1e969sy">
+            <w:hyperlink w:history="1" r:id="rIdaa9v-vdmxgael_jkpsypc">
               <w:r>
                 <w:rPr>
                   <w:rFonts w:ascii="Arial" w:cs="Arial" w:eastAsia="Arial" w:hAnsi="Arial"/>
@@ -21001,7 +21001,7 @@
               <w:spacing w:after="10" w:before="0"/>
               <w:ind w:left="120"/>
             </w:pPr>
-            <w:hyperlink w:history="1" r:id="rIdh8l9idorpusiecxgw8fr2">
+            <w:hyperlink w:history="1" r:id="rIdxacq567iktu0rsl__hftv">
               <w:r>
                 <w:rPr>
                   <w:rFonts w:ascii="Arial" w:cs="Arial" w:eastAsia="Arial" w:hAnsi="Arial"/>
@@ -21196,7 +21196,7 @@
             <w:pPr>
               <w:spacing w:after="20" w:before="0"/>
             </w:pPr>
-            <w:hyperlink w:history="1" r:id="rIdlyva-x9x9-r7dfr6hnuv4">
+            <w:hyperlink w:history="1" r:id="rIdq2zllhoxydp8suo3zhuuv">
               <w:r>
                 <w:rPr>
                   <w:rFonts w:ascii="Arial" w:cs="Arial" w:eastAsia="Arial" w:hAnsi="Arial"/>
@@ -21229,7 +21229,7 @@
               <w:spacing w:after="10" w:before="0"/>
               <w:ind w:left="120"/>
             </w:pPr>
-            <w:hyperlink w:history="1" r:id="rIdagtc6wl7ikurl_7guem5f">
+            <w:hyperlink w:history="1" r:id="rIdm34ia2ep_0wfqvovdr1wu">
               <w:r>
                 <w:rPr>
                   <w:rFonts w:ascii="Arial" w:cs="Arial" w:eastAsia="Arial" w:hAnsi="Arial"/>
@@ -21274,7 +21274,7 @@
             <w:pPr>
               <w:spacing w:after="20" w:before="0"/>
             </w:pPr>
-            <w:hyperlink w:history="1" r:id="rIdmbas6ngt6v5_r0pq4wbqb">
+            <w:hyperlink w:history="1" r:id="rIdmmxu0nmfkitcfnnexvtnf">
               <w:r>
                 <w:rPr>
                   <w:rFonts w:ascii="Arial" w:cs="Arial" w:eastAsia="Arial" w:hAnsi="Arial"/>
@@ -21307,7 +21307,7 @@
               <w:spacing w:after="10" w:before="0"/>
               <w:ind w:left="120"/>
             </w:pPr>
-            <w:hyperlink w:history="1" r:id="rIdfmhqterbfi-ssdcenac9f">
+            <w:hyperlink w:history="1" r:id="rIdjevwjup0fu_v4od6wwjgg">
               <w:r>
                 <w:rPr>
                   <w:rFonts w:ascii="Arial" w:cs="Arial" w:eastAsia="Arial" w:hAnsi="Arial"/>
@@ -21502,7 +21502,7 @@
             <w:pPr>
               <w:spacing w:after="20" w:before="0"/>
             </w:pPr>
-            <w:hyperlink w:history="1" r:id="rId0yudlbxpywj4k5tbhl5yv">
+            <w:hyperlink w:history="1" r:id="rIdcujhoe7uv8fx1bgksbpia">
               <w:r>
                 <w:rPr>
                   <w:rFonts w:ascii="Arial" w:cs="Arial" w:eastAsia="Arial" w:hAnsi="Arial"/>
@@ -21535,7 +21535,7 @@
               <w:spacing w:after="10" w:before="0"/>
               <w:ind w:left="120"/>
             </w:pPr>
-            <w:hyperlink w:history="1" r:id="rIdc0iiezpewj5i-uy_7koay">
+            <w:hyperlink w:history="1" r:id="rId8knxffic09xcnvzkakyoy">
               <w:r>
                 <w:rPr>
                   <w:rFonts w:ascii="Arial" w:cs="Arial" w:eastAsia="Arial" w:hAnsi="Arial"/>
@@ -21580,7 +21580,7 @@
             <w:pPr>
               <w:spacing w:after="20" w:before="0"/>
             </w:pPr>
-            <w:hyperlink w:history="1" r:id="rIddp2m6z3qv121mnp9w4faz">
+            <w:hyperlink w:history="1" r:id="rId2qwfgdonsz_7g63imbelg">
               <w:r>
                 <w:rPr>
                   <w:rFonts w:ascii="Arial" w:cs="Arial" w:eastAsia="Arial" w:hAnsi="Arial"/>
@@ -21613,7 +21613,7 @@
               <w:spacing w:after="10" w:before="0"/>
               <w:ind w:left="120"/>
             </w:pPr>
-            <w:hyperlink w:history="1" r:id="rIdypqcazwwhqv1rlduby-pu">
+            <w:hyperlink w:history="1" r:id="rIdc1qdgeyy6f2ijtk61-bmx">
               <w:r>
                 <w:rPr>
                   <w:rFonts w:ascii="Arial" w:cs="Arial" w:eastAsia="Arial" w:hAnsi="Arial"/>
@@ -21808,7 +21808,7 @@
             <w:pPr>
               <w:spacing w:after="20" w:before="0"/>
             </w:pPr>
-            <w:hyperlink w:history="1" r:id="rIde8qvgw9ygu-xuamwwa7xw">
+            <w:hyperlink w:history="1" r:id="rIdxptrgkjavnr7er0audetu">
               <w:r>
                 <w:rPr>
                   <w:rFonts w:ascii="Arial" w:cs="Arial" w:eastAsia="Arial" w:hAnsi="Arial"/>
@@ -21841,7 +21841,7 @@
               <w:spacing w:after="10" w:before="0"/>
               <w:ind w:left="120"/>
             </w:pPr>
-            <w:hyperlink w:history="1" r:id="rId298jjei1trdt5guamdlcf">
+            <w:hyperlink w:history="1" r:id="rIdn-ogvfx-nog46ath5dx4z">
               <w:r>
                 <w:rPr>
                   <w:rFonts w:ascii="Arial" w:cs="Arial" w:eastAsia="Arial" w:hAnsi="Arial"/>
@@ -21886,7 +21886,7 @@
             <w:pPr>
               <w:spacing w:after="20" w:before="0"/>
             </w:pPr>
-            <w:hyperlink w:history="1" r:id="rIdcyd3q_pnummofyyr4hcxe">
+            <w:hyperlink w:history="1" r:id="rIdvviexvqpcwn1fquxtvc4m">
               <w:r>
                 <w:rPr>
                   <w:rFonts w:ascii="Arial" w:cs="Arial" w:eastAsia="Arial" w:hAnsi="Arial"/>
@@ -21919,7 +21919,7 @@
               <w:spacing w:after="10" w:before="0"/>
               <w:ind w:left="120"/>
             </w:pPr>
-            <w:hyperlink w:history="1" r:id="rIdfdsgo0inhgiecv6l45okw">
+            <w:hyperlink w:history="1" r:id="rIdsoip2vr08ybag8gaaxyql">
               <w:r>
                 <w:rPr>
                   <w:rFonts w:ascii="Arial" w:cs="Arial" w:eastAsia="Arial" w:hAnsi="Arial"/>
@@ -23406,7 +23406,7 @@
             <w:pPr>
               <w:spacing w:after="20" w:before="0"/>
             </w:pPr>
-            <w:hyperlink w:history="1" r:id="rId8ptdx9xlm81okkxz_t1zg">
+            <w:hyperlink w:history="1" r:id="rIdrio0ipuom2-ovnitsgjqz">
               <w:r>
                 <w:rPr>
                   <w:rFonts w:ascii="Arial" w:cs="Arial" w:eastAsia="Arial" w:hAnsi="Arial"/>
@@ -23439,7 +23439,7 @@
               <w:spacing w:after="10" w:before="0"/>
               <w:ind w:left="120"/>
             </w:pPr>
-            <w:hyperlink w:history="1" r:id="rId2an8-nv6g_jo7qtslagcs">
+            <w:hyperlink w:history="1" r:id="rIddes8qxgbun44-hocd3ixv">
               <w:r>
                 <w:rPr>
                   <w:rFonts w:ascii="Arial" w:cs="Arial" w:eastAsia="Arial" w:hAnsi="Arial"/>
@@ -23484,7 +23484,7 @@
             <w:pPr>
               <w:spacing w:after="20" w:before="0"/>
             </w:pPr>
-            <w:hyperlink w:history="1" r:id="rIdi6_gdvmlqvpt04qp4utxu">
+            <w:hyperlink w:history="1" r:id="rId0dggarvgu97hsjqbzwveh">
               <w:r>
                 <w:rPr>
                   <w:rFonts w:ascii="Arial" w:cs="Arial" w:eastAsia="Arial" w:hAnsi="Arial"/>
@@ -23517,7 +23517,7 @@
               <w:spacing w:after="10" w:before="0"/>
               <w:ind w:left="120"/>
             </w:pPr>
-            <w:hyperlink w:history="1" r:id="rIdgc39-f35bv7cw3cjkm6fi">
+            <w:hyperlink w:history="1" r:id="rId-kswg49zqh6jcuna0-6kk">
               <w:r>
                 <w:rPr>
                   <w:rFonts w:ascii="Arial" w:cs="Arial" w:eastAsia="Arial" w:hAnsi="Arial"/>
@@ -23712,7 +23712,7 @@
             <w:pPr>
               <w:spacing w:after="20" w:before="0"/>
             </w:pPr>
-            <w:hyperlink w:history="1" r:id="rIduj-z0riok5no8ejormvxp">
+            <w:hyperlink w:history="1" r:id="rIdcfhefpg2cl1mnj9qvfakl">
               <w:r>
                 <w:rPr>
                   <w:rFonts w:ascii="Arial" w:cs="Arial" w:eastAsia="Arial" w:hAnsi="Arial"/>
@@ -23745,7 +23745,7 @@
               <w:spacing w:after="10" w:before="0"/>
               <w:ind w:left="120"/>
             </w:pPr>
-            <w:hyperlink w:history="1" r:id="rId8cqxvafbzcog9xcsbl_uf">
+            <w:hyperlink w:history="1" r:id="rId078yhblrkysk-hvchammf">
               <w:r>
                 <w:rPr>
                   <w:rFonts w:ascii="Arial" w:cs="Arial" w:eastAsia="Arial" w:hAnsi="Arial"/>
@@ -23790,7 +23790,7 @@
             <w:pPr>
               <w:spacing w:after="20" w:before="0"/>
             </w:pPr>
-            <w:hyperlink w:history="1" r:id="rId2jequ7qfsenuspdol-1t2">
+            <w:hyperlink w:history="1" r:id="rIdlm8dwsbiixbaambfp3npf">
               <w:r>
                 <w:rPr>
                   <w:rFonts w:ascii="Arial" w:cs="Arial" w:eastAsia="Arial" w:hAnsi="Arial"/>
@@ -23823,7 +23823,7 @@
               <w:spacing w:after="10" w:before="0"/>
               <w:ind w:left="120"/>
             </w:pPr>
-            <w:hyperlink w:history="1" r:id="rIdktoo9faluq7h6tsuhorqt">
+            <w:hyperlink w:history="1" r:id="rIdckbnm_sp6xmybk76l_svl">
               <w:r>
                 <w:rPr>
                   <w:rFonts w:ascii="Arial" w:cs="Arial" w:eastAsia="Arial" w:hAnsi="Arial"/>
@@ -24018,7 +24018,7 @@
             <w:pPr>
               <w:spacing w:after="20" w:before="0"/>
             </w:pPr>
-            <w:hyperlink w:history="1" r:id="rIdsdctdmmwjqa5zvsjaqr-j">
+            <w:hyperlink w:history="1" r:id="rIduniihazc1qw-9pxwtw-vd">
               <w:r>
                 <w:rPr>
                   <w:rFonts w:ascii="Arial" w:cs="Arial" w:eastAsia="Arial" w:hAnsi="Arial"/>
@@ -24051,7 +24051,7 @@
               <w:spacing w:after="10" w:before="0"/>
               <w:ind w:left="120"/>
             </w:pPr>
-            <w:hyperlink w:history="1" r:id="rIdkwiwmhw4jnozt3drwb6ro">
+            <w:hyperlink w:history="1" r:id="rId3di_gqnx-ujcmqapxihpr">
               <w:r>
                 <w:rPr>
                   <w:rFonts w:ascii="Arial" w:cs="Arial" w:eastAsia="Arial" w:hAnsi="Arial"/>
@@ -24096,7 +24096,7 @@
             <w:pPr>
               <w:spacing w:after="20" w:before="0"/>
             </w:pPr>
-            <w:hyperlink w:history="1" r:id="rId40yyyaronthbts3b2qtln">
+            <w:hyperlink w:history="1" r:id="rIdhhugmx-vklm_si4awp-d9">
               <w:r>
                 <w:rPr>
                   <w:rFonts w:ascii="Arial" w:cs="Arial" w:eastAsia="Arial" w:hAnsi="Arial"/>
@@ -24129,7 +24129,7 @@
               <w:spacing w:after="10" w:before="0"/>
               <w:ind w:left="120"/>
             </w:pPr>
-            <w:hyperlink w:history="1" r:id="rIdezgap7j2q0cubb0icdoq4">
+            <w:hyperlink w:history="1" r:id="rId1nlusfadwd3oiamrohky3">
               <w:r>
                 <w:rPr>
                   <w:rFonts w:ascii="Arial" w:cs="Arial" w:eastAsia="Arial" w:hAnsi="Arial"/>
@@ -24324,7 +24324,7 @@
             <w:pPr>
               <w:spacing w:after="20" w:before="0"/>
             </w:pPr>
-            <w:hyperlink w:history="1" r:id="rId2tbsjjahfrgpgni4kwrpe">
+            <w:hyperlink w:history="1" r:id="rId5kzeoh4quty9frsb2sa8l">
               <w:r>
                 <w:rPr>
                   <w:rFonts w:ascii="Arial" w:cs="Arial" w:eastAsia="Arial" w:hAnsi="Arial"/>
@@ -24357,7 +24357,7 @@
               <w:spacing w:after="10" w:before="0"/>
               <w:ind w:left="120"/>
             </w:pPr>
-            <w:hyperlink w:history="1" r:id="rIds_ui3kqixvqejtpt2mhra">
+            <w:hyperlink w:history="1" r:id="rId-bfna2yncyw6diyznl-p5">
               <w:r>
                 <w:rPr>
                   <w:rFonts w:ascii="Arial" w:cs="Arial" w:eastAsia="Arial" w:hAnsi="Arial"/>
@@ -24402,7 +24402,7 @@
             <w:pPr>
               <w:spacing w:after="20" w:before="0"/>
             </w:pPr>
-            <w:hyperlink w:history="1" r:id="rIdrmg_qzcvgnngupggprjrn">
+            <w:hyperlink w:history="1" r:id="rIdf1l_w2vtud0r8szzhkcvs">
               <w:r>
                 <w:rPr>
                   <w:rFonts w:ascii="Arial" w:cs="Arial" w:eastAsia="Arial" w:hAnsi="Arial"/>
@@ -24435,7 +24435,7 @@
               <w:spacing w:after="10" w:before="0"/>
               <w:ind w:left="120"/>
             </w:pPr>
-            <w:hyperlink w:history="1" r:id="rIdpn_bgm3xobog8pdzimyxm">
+            <w:hyperlink w:history="1" r:id="rIdo1jsa25d1jzwokvq5t7m_">
               <w:r>
                 <w:rPr>
                   <w:rFonts w:ascii="Arial" w:cs="Arial" w:eastAsia="Arial" w:hAnsi="Arial"/>
@@ -24630,7 +24630,7 @@
             <w:pPr>
               <w:spacing w:after="20" w:before="0"/>
             </w:pPr>
-            <w:hyperlink w:history="1" r:id="rIdsbyemtu1poddbipers6im">
+            <w:hyperlink w:history="1" r:id="rIdkkjkhyskp4obnv2l-g4xk">
               <w:r>
                 <w:rPr>
                   <w:rFonts w:ascii="Arial" w:cs="Arial" w:eastAsia="Arial" w:hAnsi="Arial"/>
@@ -24663,7 +24663,7 @@
               <w:spacing w:after="10" w:before="0"/>
               <w:ind w:left="120"/>
             </w:pPr>
-            <w:hyperlink w:history="1" r:id="rId8fgrk0p02ib9otlt8vhsz">
+            <w:hyperlink w:history="1" r:id="rId7euegrcxcupg3fk0caazt">
               <w:r>
                 <w:rPr>
                   <w:rFonts w:ascii="Arial" w:cs="Arial" w:eastAsia="Arial" w:hAnsi="Arial"/>
@@ -24708,7 +24708,7 @@
             <w:pPr>
               <w:spacing w:after="20" w:before="0"/>
             </w:pPr>
-            <w:hyperlink w:history="1" r:id="rIdutly2g7ojpnl1czobad2c">
+            <w:hyperlink w:history="1" r:id="rIdnslkkwnrti0p0mr_mqop0">
               <w:r>
                 <w:rPr>
                   <w:rFonts w:ascii="Arial" w:cs="Arial" w:eastAsia="Arial" w:hAnsi="Arial"/>
@@ -24741,7 +24741,7 @@
               <w:spacing w:after="10" w:before="0"/>
               <w:ind w:left="120"/>
             </w:pPr>
-            <w:hyperlink w:history="1" r:id="rId5bbyicncv58bfjsw5vehp">
+            <w:hyperlink w:history="1" r:id="rId_omyotejmxdwd__qqbhtv">
               <w:r>
                 <w:rPr>
                   <w:rFonts w:ascii="Arial" w:cs="Arial" w:eastAsia="Arial" w:hAnsi="Arial"/>

--- a/data/outputs/v2/Maths/SS3.3_Vectors_I/Mathematics_Vectors_I_CBE_LessonSequence.docx
+++ b/data/outputs/v2/Maths/SS3.3_Vectors_I/Mathematics_Vectors_I_CBE_LessonSequence.docx
@@ -3652,7 +3652,7 @@
             <w:pPr>
               <w:spacing w:after="20" w:before="0"/>
             </w:pPr>
-            <w:hyperlink w:history="1" r:id="rIdof4riulytpfkqkklqwoi1">
+            <w:hyperlink w:history="1" r:id="rIdbz4fndcv6miyig4iynurw">
               <w:r>
                 <w:rPr>
                   <w:rFonts w:ascii="Arial" w:cs="Arial" w:eastAsia="Arial" w:hAnsi="Arial"/>
@@ -3685,7 +3685,7 @@
               <w:spacing w:after="10" w:before="0"/>
               <w:ind w:left="120"/>
             </w:pPr>
-            <w:hyperlink w:history="1" r:id="rIdnrez_xz0qccxqga5qh-hf">
+            <w:hyperlink w:history="1" r:id="rIdpj1bfogi3gzbgkakkoemr">
               <w:r>
                 <w:rPr>
                   <w:rFonts w:ascii="Arial" w:cs="Arial" w:eastAsia="Arial" w:hAnsi="Arial"/>
@@ -3730,7 +3730,7 @@
             <w:pPr>
               <w:spacing w:after="20" w:before="0"/>
             </w:pPr>
-            <w:hyperlink w:history="1" r:id="rId64j9nyepunvs6ziotjoek">
+            <w:hyperlink w:history="1" r:id="rIdzlbkp4eqt4txrlq8_blfa">
               <w:r>
                 <w:rPr>
                   <w:rFonts w:ascii="Arial" w:cs="Arial" w:eastAsia="Arial" w:hAnsi="Arial"/>
@@ -3763,7 +3763,7 @@
               <w:spacing w:after="10" w:before="0"/>
               <w:ind w:left="120"/>
             </w:pPr>
-            <w:hyperlink w:history="1" r:id="rIdjcgvkbacn1s3dcockt7p1">
+            <w:hyperlink w:history="1" r:id="rIddqtjx_l8hztikmbqrbdbg">
               <w:r>
                 <w:rPr>
                   <w:rFonts w:ascii="Arial" w:cs="Arial" w:eastAsia="Arial" w:hAnsi="Arial"/>
@@ -3958,7 +3958,7 @@
             <w:pPr>
               <w:spacing w:after="20" w:before="0"/>
             </w:pPr>
-            <w:hyperlink w:history="1" r:id="rIds76enqq2rtoxofw9t8c-f">
+            <w:hyperlink w:history="1" r:id="rIdqygngm24cbsjbzuluk2en">
               <w:r>
                 <w:rPr>
                   <w:rFonts w:ascii="Arial" w:cs="Arial" w:eastAsia="Arial" w:hAnsi="Arial"/>
@@ -3991,7 +3991,7 @@
               <w:spacing w:after="10" w:before="0"/>
               <w:ind w:left="120"/>
             </w:pPr>
-            <w:hyperlink w:history="1" r:id="rIdtmslc3vjgnyoyw8ci6l65">
+            <w:hyperlink w:history="1" r:id="rId9gwz8qzyl-e6y1m6wn4oq">
               <w:r>
                 <w:rPr>
                   <w:rFonts w:ascii="Arial" w:cs="Arial" w:eastAsia="Arial" w:hAnsi="Arial"/>
@@ -4036,7 +4036,7 @@
             <w:pPr>
               <w:spacing w:after="20" w:before="0"/>
             </w:pPr>
-            <w:hyperlink w:history="1" r:id="rIduilfklgpzbpanolgvnrsg">
+            <w:hyperlink w:history="1" r:id="rIdcnbmzan-tcckaueg3cxd_">
               <w:r>
                 <w:rPr>
                   <w:rFonts w:ascii="Arial" w:cs="Arial" w:eastAsia="Arial" w:hAnsi="Arial"/>
@@ -4069,7 +4069,7 @@
               <w:spacing w:after="10" w:before="0"/>
               <w:ind w:left="120"/>
             </w:pPr>
-            <w:hyperlink w:history="1" r:id="rIdwlub81itdwl2xgqnqrcgx">
+            <w:hyperlink w:history="1" r:id="rIdxnmslhqj0llcz9bygwxjs">
               <w:r>
                 <w:rPr>
                   <w:rFonts w:ascii="Arial" w:cs="Arial" w:eastAsia="Arial" w:hAnsi="Arial"/>
@@ -4264,7 +4264,7 @@
             <w:pPr>
               <w:spacing w:after="20" w:before="0"/>
             </w:pPr>
-            <w:hyperlink w:history="1" r:id="rIdoqqqj9hlqwkxtravmuhge">
+            <w:hyperlink w:history="1" r:id="rId-ngqpvl0ggbkemef7s9p7">
               <w:r>
                 <w:rPr>
                   <w:rFonts w:ascii="Arial" w:cs="Arial" w:eastAsia="Arial" w:hAnsi="Arial"/>
@@ -4297,7 +4297,7 @@
               <w:spacing w:after="10" w:before="0"/>
               <w:ind w:left="120"/>
             </w:pPr>
-            <w:hyperlink w:history="1" r:id="rIdcviy6ueptkko0haxdmjhf">
+            <w:hyperlink w:history="1" r:id="rIdg2z-ffgwrh4mdxaecsr9j">
               <w:r>
                 <w:rPr>
                   <w:rFonts w:ascii="Arial" w:cs="Arial" w:eastAsia="Arial" w:hAnsi="Arial"/>
@@ -4342,7 +4342,7 @@
             <w:pPr>
               <w:spacing w:after="20" w:before="0"/>
             </w:pPr>
-            <w:hyperlink w:history="1" r:id="rId7tekkp53u0ffnusemosko">
+            <w:hyperlink w:history="1" r:id="rIdcyfhn-cc7b0cknabxjeer">
               <w:r>
                 <w:rPr>
                   <w:rFonts w:ascii="Arial" w:cs="Arial" w:eastAsia="Arial" w:hAnsi="Arial"/>
@@ -4375,7 +4375,7 @@
               <w:spacing w:after="10" w:before="0"/>
               <w:ind w:left="120"/>
             </w:pPr>
-            <w:hyperlink w:history="1" r:id="rIduaoi8dwfw1hrs89nwuc9w">
+            <w:hyperlink w:history="1" r:id="rIdte9fmllkzmy8sdjzheji1">
               <w:r>
                 <w:rPr>
                   <w:rFonts w:ascii="Arial" w:cs="Arial" w:eastAsia="Arial" w:hAnsi="Arial"/>
@@ -4570,7 +4570,7 @@
             <w:pPr>
               <w:spacing w:after="20" w:before="0"/>
             </w:pPr>
-            <w:hyperlink w:history="1" r:id="rIdnpmrdzr9kxlbyp3-rk7yb">
+            <w:hyperlink w:history="1" r:id="rId3rigczeliru6k5f1sy3sb">
               <w:r>
                 <w:rPr>
                   <w:rFonts w:ascii="Arial" w:cs="Arial" w:eastAsia="Arial" w:hAnsi="Arial"/>
@@ -4603,7 +4603,7 @@
               <w:spacing w:after="10" w:before="0"/>
               <w:ind w:left="120"/>
             </w:pPr>
-            <w:hyperlink w:history="1" r:id="rIdhjujyvatkhgo1chb_1jvs">
+            <w:hyperlink w:history="1" r:id="rId82vocnlsaswscku3kjhil">
               <w:r>
                 <w:rPr>
                   <w:rFonts w:ascii="Arial" w:cs="Arial" w:eastAsia="Arial" w:hAnsi="Arial"/>
@@ -4648,7 +4648,7 @@
             <w:pPr>
               <w:spacing w:after="20" w:before="0"/>
             </w:pPr>
-            <w:hyperlink w:history="1" r:id="rIdctusxaplewys-1cyrde5m">
+            <w:hyperlink w:history="1" r:id="rIdygejzhha5o40xhrppobya">
               <w:r>
                 <w:rPr>
                   <w:rFonts w:ascii="Arial" w:cs="Arial" w:eastAsia="Arial" w:hAnsi="Arial"/>
@@ -4681,7 +4681,7 @@
               <w:spacing w:after="10" w:before="0"/>
               <w:ind w:left="120"/>
             </w:pPr>
-            <w:hyperlink w:history="1" r:id="rIdij5kgstlhoxyuee9tppve">
+            <w:hyperlink w:history="1" r:id="rIdpahhtcpampjtr_x5iv2ai">
               <w:r>
                 <w:rPr>
                   <w:rFonts w:ascii="Arial" w:cs="Arial" w:eastAsia="Arial" w:hAnsi="Arial"/>
@@ -4876,7 +4876,7 @@
             <w:pPr>
               <w:spacing w:after="20" w:before="0"/>
             </w:pPr>
-            <w:hyperlink w:history="1" r:id="rIdxu9hmdv9yoznqmu5aip1d">
+            <w:hyperlink w:history="1" r:id="rIdjqdvue6csuxqpfxoxybr3">
               <w:r>
                 <w:rPr>
                   <w:rFonts w:ascii="Arial" w:cs="Arial" w:eastAsia="Arial" w:hAnsi="Arial"/>
@@ -4909,7 +4909,7 @@
               <w:spacing w:after="10" w:before="0"/>
               <w:ind w:left="120"/>
             </w:pPr>
-            <w:hyperlink w:history="1" r:id="rIdn_kapp0aen7fdj1kqmytw">
+            <w:hyperlink w:history="1" r:id="rIdfjm0nqjh3tyfywbsa9rrh">
               <w:r>
                 <w:rPr>
                   <w:rFonts w:ascii="Arial" w:cs="Arial" w:eastAsia="Arial" w:hAnsi="Arial"/>
@@ -4954,7 +4954,7 @@
             <w:pPr>
               <w:spacing w:after="20" w:before="0"/>
             </w:pPr>
-            <w:hyperlink w:history="1" r:id="rIdo3hufxgwqpzoevh9hc_am">
+            <w:hyperlink w:history="1" r:id="rIdvxlepsm_agyvkpym-x0ym">
               <w:r>
                 <w:rPr>
                   <w:rFonts w:ascii="Arial" w:cs="Arial" w:eastAsia="Arial" w:hAnsi="Arial"/>
@@ -4987,7 +4987,7 @@
               <w:spacing w:after="10" w:before="0"/>
               <w:ind w:left="120"/>
             </w:pPr>
-            <w:hyperlink w:history="1" r:id="rIdwqtsilmemnuzm19-xlxn8">
+            <w:hyperlink w:history="1" r:id="rIdvo68jlyt8bg8r7oj9li5l">
               <w:r>
                 <w:rPr>
                   <w:rFonts w:ascii="Arial" w:cs="Arial" w:eastAsia="Arial" w:hAnsi="Arial"/>
@@ -6474,7 +6474,7 @@
             <w:pPr>
               <w:spacing w:after="20" w:before="0"/>
             </w:pPr>
-            <w:hyperlink w:history="1" r:id="rIdyhilqgbrlvmqp-z4-cgwv">
+            <w:hyperlink w:history="1" r:id="rIdrfp-n72omrtanrw8hwf-a">
               <w:r>
                 <w:rPr>
                   <w:rFonts w:ascii="Arial" w:cs="Arial" w:eastAsia="Arial" w:hAnsi="Arial"/>
@@ -6507,7 +6507,7 @@
               <w:spacing w:after="10" w:before="0"/>
               <w:ind w:left="120"/>
             </w:pPr>
-            <w:hyperlink w:history="1" r:id="rIdsubqgu8b4cswvs_rwkxnr">
+            <w:hyperlink w:history="1" r:id="rId0ss7lzxnabp1ctvuz1f06">
               <w:r>
                 <w:rPr>
                   <w:rFonts w:ascii="Arial" w:cs="Arial" w:eastAsia="Arial" w:hAnsi="Arial"/>
@@ -6552,7 +6552,7 @@
             <w:pPr>
               <w:spacing w:after="20" w:before="0"/>
             </w:pPr>
-            <w:hyperlink w:history="1" r:id="rIduf27ls_itysqqtap5mbrj">
+            <w:hyperlink w:history="1" r:id="rIdtzeozprt94xqesej-bouq">
               <w:r>
                 <w:rPr>
                   <w:rFonts w:ascii="Arial" w:cs="Arial" w:eastAsia="Arial" w:hAnsi="Arial"/>
@@ -6585,7 +6585,7 @@
               <w:spacing w:after="10" w:before="0"/>
               <w:ind w:left="120"/>
             </w:pPr>
-            <w:hyperlink w:history="1" r:id="rIdk9zhcm9iq61v6bmgmjbhe">
+            <w:hyperlink w:history="1" r:id="rIdlqxttt1j3fwhz9ol9djp_">
               <w:r>
                 <w:rPr>
                   <w:rFonts w:ascii="Arial" w:cs="Arial" w:eastAsia="Arial" w:hAnsi="Arial"/>
@@ -6780,7 +6780,7 @@
             <w:pPr>
               <w:spacing w:after="20" w:before="0"/>
             </w:pPr>
-            <w:hyperlink w:history="1" r:id="rId4jqgvc3t3ejoflai3rmeg">
+            <w:hyperlink w:history="1" r:id="rIdrq7c54vxzqa2h4yo5fhpn">
               <w:r>
                 <w:rPr>
                   <w:rFonts w:ascii="Arial" w:cs="Arial" w:eastAsia="Arial" w:hAnsi="Arial"/>
@@ -6813,7 +6813,7 @@
               <w:spacing w:after="10" w:before="0"/>
               <w:ind w:left="120"/>
             </w:pPr>
-            <w:hyperlink w:history="1" r:id="rIdwz2fp0lqddt1sp9asyyx3">
+            <w:hyperlink w:history="1" r:id="rIdofbagttomfwu2qnpz-zry">
               <w:r>
                 <w:rPr>
                   <w:rFonts w:ascii="Arial" w:cs="Arial" w:eastAsia="Arial" w:hAnsi="Arial"/>
@@ -6858,7 +6858,7 @@
             <w:pPr>
               <w:spacing w:after="20" w:before="0"/>
             </w:pPr>
-            <w:hyperlink w:history="1" r:id="rIdbomkfz1d8fgt9j30mrqd-">
+            <w:hyperlink w:history="1" r:id="rIdyp8qrfbnlvmrer5kafzi4">
               <w:r>
                 <w:rPr>
                   <w:rFonts w:ascii="Arial" w:cs="Arial" w:eastAsia="Arial" w:hAnsi="Arial"/>
@@ -6891,7 +6891,7 @@
               <w:spacing w:after="10" w:before="0"/>
               <w:ind w:left="120"/>
             </w:pPr>
-            <w:hyperlink w:history="1" r:id="rIdxm3hsrmgxvovi8uoy9g-p">
+            <w:hyperlink w:history="1" r:id="rIdtgev25cioag-r6beljnij">
               <w:r>
                 <w:rPr>
                   <w:rFonts w:ascii="Arial" w:cs="Arial" w:eastAsia="Arial" w:hAnsi="Arial"/>
@@ -7086,7 +7086,7 @@
             <w:pPr>
               <w:spacing w:after="20" w:before="0"/>
             </w:pPr>
-            <w:hyperlink w:history="1" r:id="rIddib2gezoru66ld5kt1qfq">
+            <w:hyperlink w:history="1" r:id="rId-1n1i0bqbvf5pij7_bprf">
               <w:r>
                 <w:rPr>
                   <w:rFonts w:ascii="Arial" w:cs="Arial" w:eastAsia="Arial" w:hAnsi="Arial"/>
@@ -7119,7 +7119,7 @@
               <w:spacing w:after="10" w:before="0"/>
               <w:ind w:left="120"/>
             </w:pPr>
-            <w:hyperlink w:history="1" r:id="rIdjaewgu-qyz2fi77whmmo-">
+            <w:hyperlink w:history="1" r:id="rIdcorwtuoh9kf8c1peqtp-1">
               <w:r>
                 <w:rPr>
                   <w:rFonts w:ascii="Arial" w:cs="Arial" w:eastAsia="Arial" w:hAnsi="Arial"/>
@@ -7164,7 +7164,7 @@
             <w:pPr>
               <w:spacing w:after="20" w:before="0"/>
             </w:pPr>
-            <w:hyperlink w:history="1" r:id="rIdovwyh7uz9eqi2ej073yiq">
+            <w:hyperlink w:history="1" r:id="rId3biycc-3gqjaqytazqybf">
               <w:r>
                 <w:rPr>
                   <w:rFonts w:ascii="Arial" w:cs="Arial" w:eastAsia="Arial" w:hAnsi="Arial"/>
@@ -7197,7 +7197,7 @@
               <w:spacing w:after="10" w:before="0"/>
               <w:ind w:left="120"/>
             </w:pPr>
-            <w:hyperlink w:history="1" r:id="rIdtnfc6lnehizncvomjudyt">
+            <w:hyperlink w:history="1" r:id="rIdtblyyiddmhu4bmvwmchpq">
               <w:r>
                 <w:rPr>
                   <w:rFonts w:ascii="Arial" w:cs="Arial" w:eastAsia="Arial" w:hAnsi="Arial"/>
@@ -7392,7 +7392,7 @@
             <w:pPr>
               <w:spacing w:after="20" w:before="0"/>
             </w:pPr>
-            <w:hyperlink w:history="1" r:id="rIdwh2o5kdh1m3xczb2dv3dw">
+            <w:hyperlink w:history="1" r:id="rIdcakzxzcyjko_hi2wfgw28">
               <w:r>
                 <w:rPr>
                   <w:rFonts w:ascii="Arial" w:cs="Arial" w:eastAsia="Arial" w:hAnsi="Arial"/>
@@ -7425,7 +7425,7 @@
               <w:spacing w:after="10" w:before="0"/>
               <w:ind w:left="120"/>
             </w:pPr>
-            <w:hyperlink w:history="1" r:id="rIdjvip6jlo9hjjjvhvajdv4">
+            <w:hyperlink w:history="1" r:id="rIdyd5ggqt_6gq1nhvyykqik">
               <w:r>
                 <w:rPr>
                   <w:rFonts w:ascii="Arial" w:cs="Arial" w:eastAsia="Arial" w:hAnsi="Arial"/>
@@ -7470,7 +7470,7 @@
             <w:pPr>
               <w:spacing w:after="20" w:before="0"/>
             </w:pPr>
-            <w:hyperlink w:history="1" r:id="rIde6r0brobycvmtom_5wljj">
+            <w:hyperlink w:history="1" r:id="rIdvwsmq5jtjygskm9euobsx">
               <w:r>
                 <w:rPr>
                   <w:rFonts w:ascii="Arial" w:cs="Arial" w:eastAsia="Arial" w:hAnsi="Arial"/>
@@ -7503,7 +7503,7 @@
               <w:spacing w:after="10" w:before="0"/>
               <w:ind w:left="120"/>
             </w:pPr>
-            <w:hyperlink w:history="1" r:id="rIdmz6c14potnh66jh6z8blf">
+            <w:hyperlink w:history="1" r:id="rIdiznzsd2j2corj7nxthzid">
               <w:r>
                 <w:rPr>
                   <w:rFonts w:ascii="Arial" w:cs="Arial" w:eastAsia="Arial" w:hAnsi="Arial"/>
@@ -7698,7 +7698,7 @@
             <w:pPr>
               <w:spacing w:after="20" w:before="0"/>
             </w:pPr>
-            <w:hyperlink w:history="1" r:id="rId7tyotk3h6u7oxkgdcz6hl">
+            <w:hyperlink w:history="1" r:id="rIdyuxximjjybpx4jupohdub">
               <w:r>
                 <w:rPr>
                   <w:rFonts w:ascii="Arial" w:cs="Arial" w:eastAsia="Arial" w:hAnsi="Arial"/>
@@ -7731,7 +7731,7 @@
               <w:spacing w:after="10" w:before="0"/>
               <w:ind w:left="120"/>
             </w:pPr>
-            <w:hyperlink w:history="1" r:id="rIdygiqjenhlmd2hqnpubmiy">
+            <w:hyperlink w:history="1" r:id="rIdpmxo-yjnis5whyxylfwl4">
               <w:r>
                 <w:rPr>
                   <w:rFonts w:ascii="Arial" w:cs="Arial" w:eastAsia="Arial" w:hAnsi="Arial"/>
@@ -7776,7 +7776,7 @@
             <w:pPr>
               <w:spacing w:after="20" w:before="0"/>
             </w:pPr>
-            <w:hyperlink w:history="1" r:id="rIdn8ov9udby_jw40pzetzm8">
+            <w:hyperlink w:history="1" r:id="rIdfhrdnhfgoo0xarc1iqkdy">
               <w:r>
                 <w:rPr>
                   <w:rFonts w:ascii="Arial" w:cs="Arial" w:eastAsia="Arial" w:hAnsi="Arial"/>
@@ -7809,7 +7809,7 @@
               <w:spacing w:after="10" w:before="0"/>
               <w:ind w:left="120"/>
             </w:pPr>
-            <w:hyperlink w:history="1" r:id="rIdg_0vf4cmgbr5r0rzzkkhi">
+            <w:hyperlink w:history="1" r:id="rIdfhb2obrhn3xpldaesyviq">
               <w:r>
                 <w:rPr>
                   <w:rFonts w:ascii="Arial" w:cs="Arial" w:eastAsia="Arial" w:hAnsi="Arial"/>
@@ -9296,7 +9296,7 @@
             <w:pPr>
               <w:spacing w:after="20" w:before="0"/>
             </w:pPr>
-            <w:hyperlink w:history="1" r:id="rIdcwl14ivrkhmm-dq1qyqiz">
+            <w:hyperlink w:history="1" r:id="rIduzq3hapajr9l8uz87zlma">
               <w:r>
                 <w:rPr>
                   <w:rFonts w:ascii="Arial" w:cs="Arial" w:eastAsia="Arial" w:hAnsi="Arial"/>
@@ -9329,7 +9329,7 @@
               <w:spacing w:after="10" w:before="0"/>
               <w:ind w:left="120"/>
             </w:pPr>
-            <w:hyperlink w:history="1" r:id="rIdzqji-4fhfraz0zhr9odyc">
+            <w:hyperlink w:history="1" r:id="rIdo0sjek0qjletbqi2qf9sg">
               <w:r>
                 <w:rPr>
                   <w:rFonts w:ascii="Arial" w:cs="Arial" w:eastAsia="Arial" w:hAnsi="Arial"/>
@@ -9374,7 +9374,7 @@
             <w:pPr>
               <w:spacing w:after="20" w:before="0"/>
             </w:pPr>
-            <w:hyperlink w:history="1" r:id="rIdnxrvijpqqwh2k86c7caoq">
+            <w:hyperlink w:history="1" r:id="rIduec_fpc7glrczn4uuopxw">
               <w:r>
                 <w:rPr>
                   <w:rFonts w:ascii="Arial" w:cs="Arial" w:eastAsia="Arial" w:hAnsi="Arial"/>
@@ -9407,7 +9407,7 @@
               <w:spacing w:after="10" w:before="0"/>
               <w:ind w:left="120"/>
             </w:pPr>
-            <w:hyperlink w:history="1" r:id="rIdsrvmlpzy7nz5bklcf9tuf">
+            <w:hyperlink w:history="1" r:id="rIduwwqo8ykkcykoekq00w1o">
               <w:r>
                 <w:rPr>
                   <w:rFonts w:ascii="Arial" w:cs="Arial" w:eastAsia="Arial" w:hAnsi="Arial"/>
@@ -9602,7 +9602,7 @@
             <w:pPr>
               <w:spacing w:after="20" w:before="0"/>
             </w:pPr>
-            <w:hyperlink w:history="1" r:id="rIdy0kxn5xptjw5lz3ioagsk">
+            <w:hyperlink w:history="1" r:id="rIdqn0imodbip8hbazezplbc">
               <w:r>
                 <w:rPr>
                   <w:rFonts w:ascii="Arial" w:cs="Arial" w:eastAsia="Arial" w:hAnsi="Arial"/>
@@ -9635,7 +9635,7 @@
               <w:spacing w:after="10" w:before="0"/>
               <w:ind w:left="120"/>
             </w:pPr>
-            <w:hyperlink w:history="1" r:id="rId6x71ueyzo5qhzgwq7193g">
+            <w:hyperlink w:history="1" r:id="rIdpopjgn3ljrzratsl79ywt">
               <w:r>
                 <w:rPr>
                   <w:rFonts w:ascii="Arial" w:cs="Arial" w:eastAsia="Arial" w:hAnsi="Arial"/>
@@ -9680,7 +9680,7 @@
             <w:pPr>
               <w:spacing w:after="20" w:before="0"/>
             </w:pPr>
-            <w:hyperlink w:history="1" r:id="rIdnqngwm1uof0e6qgluntmu">
+            <w:hyperlink w:history="1" r:id="rIdz-bhvwusttp-gnh32ys3z">
               <w:r>
                 <w:rPr>
                   <w:rFonts w:ascii="Arial" w:cs="Arial" w:eastAsia="Arial" w:hAnsi="Arial"/>
@@ -9713,7 +9713,7 @@
               <w:spacing w:after="10" w:before="0"/>
               <w:ind w:left="120"/>
             </w:pPr>
-            <w:hyperlink w:history="1" r:id="rIdcbw7vc5bdju7oofizybqu">
+            <w:hyperlink w:history="1" r:id="rIdmae-ffoy5ezg2x4gblf4c">
               <w:r>
                 <w:rPr>
                   <w:rFonts w:ascii="Arial" w:cs="Arial" w:eastAsia="Arial" w:hAnsi="Arial"/>
@@ -9908,7 +9908,7 @@
             <w:pPr>
               <w:spacing w:after="20" w:before="0"/>
             </w:pPr>
-            <w:hyperlink w:history="1" r:id="rId40x2rzpgy-6dqidpjaqyg">
+            <w:hyperlink w:history="1" r:id="rIdaeekuvjdyqxqifasyeaqm">
               <w:r>
                 <w:rPr>
                   <w:rFonts w:ascii="Arial" w:cs="Arial" w:eastAsia="Arial" w:hAnsi="Arial"/>
@@ -9941,7 +9941,7 @@
               <w:spacing w:after="10" w:before="0"/>
               <w:ind w:left="120"/>
             </w:pPr>
-            <w:hyperlink w:history="1" r:id="rIdpsehqsylirgo7rj387f1i">
+            <w:hyperlink w:history="1" r:id="rId4ud562kwwkaoxjclakgqv">
               <w:r>
                 <w:rPr>
                   <w:rFonts w:ascii="Arial" w:cs="Arial" w:eastAsia="Arial" w:hAnsi="Arial"/>
@@ -9986,7 +9986,7 @@
             <w:pPr>
               <w:spacing w:after="20" w:before="0"/>
             </w:pPr>
-            <w:hyperlink w:history="1" r:id="rIdqi2szfcbquun88xrmn-a7">
+            <w:hyperlink w:history="1" r:id="rIdnfc_1gpurgqijui9z2m08">
               <w:r>
                 <w:rPr>
                   <w:rFonts w:ascii="Arial" w:cs="Arial" w:eastAsia="Arial" w:hAnsi="Arial"/>
@@ -10019,7 +10019,7 @@
               <w:spacing w:after="10" w:before="0"/>
               <w:ind w:left="120"/>
             </w:pPr>
-            <w:hyperlink w:history="1" r:id="rId90tmuqjqubvc0gqhhcl7s">
+            <w:hyperlink w:history="1" r:id="rIdckak9dgwtc-zeb4ygqbex">
               <w:r>
                 <w:rPr>
                   <w:rFonts w:ascii="Arial" w:cs="Arial" w:eastAsia="Arial" w:hAnsi="Arial"/>
@@ -10214,7 +10214,7 @@
             <w:pPr>
               <w:spacing w:after="20" w:before="0"/>
             </w:pPr>
-            <w:hyperlink w:history="1" r:id="rIdcfwm2fkadnuwmax007ut_">
+            <w:hyperlink w:history="1" r:id="rIdd6ytlfvxrlhqy2pjv6myg">
               <w:r>
                 <w:rPr>
                   <w:rFonts w:ascii="Arial" w:cs="Arial" w:eastAsia="Arial" w:hAnsi="Arial"/>
@@ -10247,7 +10247,7 @@
               <w:spacing w:after="10" w:before="0"/>
               <w:ind w:left="120"/>
             </w:pPr>
-            <w:hyperlink w:history="1" r:id="rId5r62-bh4jswav5r8j3kv3">
+            <w:hyperlink w:history="1" r:id="rIdxsxf8zl8jyvi4xwt_vm3v">
               <w:r>
                 <w:rPr>
                   <w:rFonts w:ascii="Arial" w:cs="Arial" w:eastAsia="Arial" w:hAnsi="Arial"/>
@@ -10292,7 +10292,7 @@
             <w:pPr>
               <w:spacing w:after="20" w:before="0"/>
             </w:pPr>
-            <w:hyperlink w:history="1" r:id="rIdgqkdj_2hvcw8e908xcg7v">
+            <w:hyperlink w:history="1" r:id="rIdm0i2r424wtpef848wdtfv">
               <w:r>
                 <w:rPr>
                   <w:rFonts w:ascii="Arial" w:cs="Arial" w:eastAsia="Arial" w:hAnsi="Arial"/>
@@ -10325,7 +10325,7 @@
               <w:spacing w:after="10" w:before="0"/>
               <w:ind w:left="120"/>
             </w:pPr>
-            <w:hyperlink w:history="1" r:id="rIdfo4rbbk-tekp2i333cdvb">
+            <w:hyperlink w:history="1" r:id="rIdjlatvnw--el-82b9t2qhb">
               <w:r>
                 <w:rPr>
                   <w:rFonts w:ascii="Arial" w:cs="Arial" w:eastAsia="Arial" w:hAnsi="Arial"/>
@@ -10520,7 +10520,7 @@
             <w:pPr>
               <w:spacing w:after="20" w:before="0"/>
             </w:pPr>
-            <w:hyperlink w:history="1" r:id="rId8bks9cha0uktyzyz2m4m7">
+            <w:hyperlink w:history="1" r:id="rIdk35nas2dznqyvgvqzvqwd">
               <w:r>
                 <w:rPr>
                   <w:rFonts w:ascii="Arial" w:cs="Arial" w:eastAsia="Arial" w:hAnsi="Arial"/>
@@ -10553,7 +10553,7 @@
               <w:spacing w:after="10" w:before="0"/>
               <w:ind w:left="120"/>
             </w:pPr>
-            <w:hyperlink w:history="1" r:id="rIdyhsxcnsizlr3p1flgfbwl">
+            <w:hyperlink w:history="1" r:id="rIdwisqskuxi_3tvdbv2ejbs">
               <w:r>
                 <w:rPr>
                   <w:rFonts w:ascii="Arial" w:cs="Arial" w:eastAsia="Arial" w:hAnsi="Arial"/>
@@ -10598,7 +10598,7 @@
             <w:pPr>
               <w:spacing w:after="20" w:before="0"/>
             </w:pPr>
-            <w:hyperlink w:history="1" r:id="rIdcfpyu2uncdsf4cqnmdeha">
+            <w:hyperlink w:history="1" r:id="rIdfj5-oi7r0ewk2nbs-i5lj">
               <w:r>
                 <w:rPr>
                   <w:rFonts w:ascii="Arial" w:cs="Arial" w:eastAsia="Arial" w:hAnsi="Arial"/>
@@ -10631,7 +10631,7 @@
               <w:spacing w:after="10" w:before="0"/>
               <w:ind w:left="120"/>
             </w:pPr>
-            <w:hyperlink w:history="1" r:id="rIdwtk6xq4jnbaoiiynwtxrw">
+            <w:hyperlink w:history="1" r:id="rId39oah8ncwgrt-mzx7md8j">
               <w:r>
                 <w:rPr>
                   <w:rFonts w:ascii="Arial" w:cs="Arial" w:eastAsia="Arial" w:hAnsi="Arial"/>
@@ -12118,7 +12118,7 @@
             <w:pPr>
               <w:spacing w:after="20" w:before="0"/>
             </w:pPr>
-            <w:hyperlink w:history="1" r:id="rIddzz0e88rkpequodm9lfxp">
+            <w:hyperlink w:history="1" r:id="rIdldl3ypxd7c_5kuttqrd8k">
               <w:r>
                 <w:rPr>
                   <w:rFonts w:ascii="Arial" w:cs="Arial" w:eastAsia="Arial" w:hAnsi="Arial"/>
@@ -12151,7 +12151,7 @@
               <w:spacing w:after="10" w:before="0"/>
               <w:ind w:left="120"/>
             </w:pPr>
-            <w:hyperlink w:history="1" r:id="rId55xy2nq8vo2wejkrdyqsu">
+            <w:hyperlink w:history="1" r:id="rIdv3x65-k6fdskkrh43alsr">
               <w:r>
                 <w:rPr>
                   <w:rFonts w:ascii="Arial" w:cs="Arial" w:eastAsia="Arial" w:hAnsi="Arial"/>
@@ -12196,7 +12196,7 @@
             <w:pPr>
               <w:spacing w:after="20" w:before="0"/>
             </w:pPr>
-            <w:hyperlink w:history="1" r:id="rIdzhwa9zzyokzvq_fdovzou">
+            <w:hyperlink w:history="1" r:id="rIddig4y3ltzrw7od-8srq9f">
               <w:r>
                 <w:rPr>
                   <w:rFonts w:ascii="Arial" w:cs="Arial" w:eastAsia="Arial" w:hAnsi="Arial"/>
@@ -12229,7 +12229,7 @@
               <w:spacing w:after="10" w:before="0"/>
               <w:ind w:left="120"/>
             </w:pPr>
-            <w:hyperlink w:history="1" r:id="rIdd1sdn5smm_udfmxvtxz1x">
+            <w:hyperlink w:history="1" r:id="rId8a00l6mpfj0hsl4yemkli">
               <w:r>
                 <w:rPr>
                   <w:rFonts w:ascii="Arial" w:cs="Arial" w:eastAsia="Arial" w:hAnsi="Arial"/>
@@ -12424,7 +12424,7 @@
             <w:pPr>
               <w:spacing w:after="20" w:before="0"/>
             </w:pPr>
-            <w:hyperlink w:history="1" r:id="rIdizpvtrswintoyyptb06ui">
+            <w:hyperlink w:history="1" r:id="rIdaujecidiw34zb9ed20aln">
               <w:r>
                 <w:rPr>
                   <w:rFonts w:ascii="Arial" w:cs="Arial" w:eastAsia="Arial" w:hAnsi="Arial"/>
@@ -12457,7 +12457,7 @@
               <w:spacing w:after="10" w:before="0"/>
               <w:ind w:left="120"/>
             </w:pPr>
-            <w:hyperlink w:history="1" r:id="rId8bdkad8yeyqcdel8ojg05">
+            <w:hyperlink w:history="1" r:id="rId4pxronewnu3uapmbleipr">
               <w:r>
                 <w:rPr>
                   <w:rFonts w:ascii="Arial" w:cs="Arial" w:eastAsia="Arial" w:hAnsi="Arial"/>
@@ -12502,7 +12502,7 @@
             <w:pPr>
               <w:spacing w:after="20" w:before="0"/>
             </w:pPr>
-            <w:hyperlink w:history="1" r:id="rIdokiqs0auerhks39-2_j3z">
+            <w:hyperlink w:history="1" r:id="rIdgstvr9ob7kntyyskfy6s2">
               <w:r>
                 <w:rPr>
                   <w:rFonts w:ascii="Arial" w:cs="Arial" w:eastAsia="Arial" w:hAnsi="Arial"/>
@@ -12535,7 +12535,7 @@
               <w:spacing w:after="10" w:before="0"/>
               <w:ind w:left="120"/>
             </w:pPr>
-            <w:hyperlink w:history="1" r:id="rIdec3xy4pn1bhaty2kpwepb">
+            <w:hyperlink w:history="1" r:id="rIdssw4s_wna5nmrn2kcodqr">
               <w:r>
                 <w:rPr>
                   <w:rFonts w:ascii="Arial" w:cs="Arial" w:eastAsia="Arial" w:hAnsi="Arial"/>
@@ -12730,7 +12730,7 @@
             <w:pPr>
               <w:spacing w:after="20" w:before="0"/>
             </w:pPr>
-            <w:hyperlink w:history="1" r:id="rIdnp9zybagv24l4pvkt_1kf">
+            <w:hyperlink w:history="1" r:id="rIdw9ryfy8dcer1bvw0q2lmh">
               <w:r>
                 <w:rPr>
                   <w:rFonts w:ascii="Arial" w:cs="Arial" w:eastAsia="Arial" w:hAnsi="Arial"/>
@@ -12763,7 +12763,7 @@
               <w:spacing w:after="10" w:before="0"/>
               <w:ind w:left="120"/>
             </w:pPr>
-            <w:hyperlink w:history="1" r:id="rIdkw4c5bua0-1qv-7y1aosg">
+            <w:hyperlink w:history="1" r:id="rIdox08zfdqtumahypgmem8k">
               <w:r>
                 <w:rPr>
                   <w:rFonts w:ascii="Arial" w:cs="Arial" w:eastAsia="Arial" w:hAnsi="Arial"/>
@@ -12808,7 +12808,7 @@
             <w:pPr>
               <w:spacing w:after="20" w:before="0"/>
             </w:pPr>
-            <w:hyperlink w:history="1" r:id="rIdqgevinif49vjkuzoc5wi6">
+            <w:hyperlink w:history="1" r:id="rIddecu6khk1zuoigg9ygwxu">
               <w:r>
                 <w:rPr>
                   <w:rFonts w:ascii="Arial" w:cs="Arial" w:eastAsia="Arial" w:hAnsi="Arial"/>
@@ -12841,7 +12841,7 @@
               <w:spacing w:after="10" w:before="0"/>
               <w:ind w:left="120"/>
             </w:pPr>
-            <w:hyperlink w:history="1" r:id="rIdd9vemxpwrzofrr87mbjft">
+            <w:hyperlink w:history="1" r:id="rIdmgpdkdxa3erhkvl5twuqv">
               <w:r>
                 <w:rPr>
                   <w:rFonts w:ascii="Arial" w:cs="Arial" w:eastAsia="Arial" w:hAnsi="Arial"/>
@@ -13036,7 +13036,7 @@
             <w:pPr>
               <w:spacing w:after="20" w:before="0"/>
             </w:pPr>
-            <w:hyperlink w:history="1" r:id="rId8twgrvftaqvdqlx2om1iy">
+            <w:hyperlink w:history="1" r:id="rId5gwxxxanztfeinr4xo2fz">
               <w:r>
                 <w:rPr>
                   <w:rFonts w:ascii="Arial" w:cs="Arial" w:eastAsia="Arial" w:hAnsi="Arial"/>
@@ -13069,7 +13069,7 @@
               <w:spacing w:after="10" w:before="0"/>
               <w:ind w:left="120"/>
             </w:pPr>
-            <w:hyperlink w:history="1" r:id="rIdxqiyjlqi3f8tyqsaf-u4y">
+            <w:hyperlink w:history="1" r:id="rIdblskd3lvpj5scycwwu22t">
               <w:r>
                 <w:rPr>
                   <w:rFonts w:ascii="Arial" w:cs="Arial" w:eastAsia="Arial" w:hAnsi="Arial"/>
@@ -13114,7 +13114,7 @@
             <w:pPr>
               <w:spacing w:after="20" w:before="0"/>
             </w:pPr>
-            <w:hyperlink w:history="1" r:id="rId5xarhyb_hlztd2wqpcfy8">
+            <w:hyperlink w:history="1" r:id="rIdcdpcod74mgn3l0qnrthap">
               <w:r>
                 <w:rPr>
                   <w:rFonts w:ascii="Arial" w:cs="Arial" w:eastAsia="Arial" w:hAnsi="Arial"/>
@@ -13147,7 +13147,7 @@
               <w:spacing w:after="10" w:before="0"/>
               <w:ind w:left="120"/>
             </w:pPr>
-            <w:hyperlink w:history="1" r:id="rIdrzh1a3hygags-ebyzldqz">
+            <w:hyperlink w:history="1" r:id="rIdtc3cpee7pq8qv74dqpqnd">
               <w:r>
                 <w:rPr>
                   <w:rFonts w:ascii="Arial" w:cs="Arial" w:eastAsia="Arial" w:hAnsi="Arial"/>
@@ -13342,7 +13342,7 @@
             <w:pPr>
               <w:spacing w:after="20" w:before="0"/>
             </w:pPr>
-            <w:hyperlink w:history="1" r:id="rIdxe5xkr_sxwp5jazg-geix">
+            <w:hyperlink w:history="1" r:id="rIduv_pteuziebsdfw-pjvfz">
               <w:r>
                 <w:rPr>
                   <w:rFonts w:ascii="Arial" w:cs="Arial" w:eastAsia="Arial" w:hAnsi="Arial"/>
@@ -13375,7 +13375,7 @@
               <w:spacing w:after="10" w:before="0"/>
               <w:ind w:left="120"/>
             </w:pPr>
-            <w:hyperlink w:history="1" r:id="rIdaa2yjl61gb6-yhh8c3do1">
+            <w:hyperlink w:history="1" r:id="rIdudfe3pfzgaakxlfz3xzaw">
               <w:r>
                 <w:rPr>
                   <w:rFonts w:ascii="Arial" w:cs="Arial" w:eastAsia="Arial" w:hAnsi="Arial"/>
@@ -13420,7 +13420,7 @@
             <w:pPr>
               <w:spacing w:after="20" w:before="0"/>
             </w:pPr>
-            <w:hyperlink w:history="1" r:id="rId6fyotwfgd1t9wmtgjv29u">
+            <w:hyperlink w:history="1" r:id="rIdrrro0wvlx5jsnfdqkrp9k">
               <w:r>
                 <w:rPr>
                   <w:rFonts w:ascii="Arial" w:cs="Arial" w:eastAsia="Arial" w:hAnsi="Arial"/>
@@ -13453,7 +13453,7 @@
               <w:spacing w:after="10" w:before="0"/>
               <w:ind w:left="120"/>
             </w:pPr>
-            <w:hyperlink w:history="1" r:id="rIda581sthspk0aof9akiizx">
+            <w:hyperlink w:history="1" r:id="rIdqmu8332b9dng9a1dkc5az">
               <w:r>
                 <w:rPr>
                   <w:rFonts w:ascii="Arial" w:cs="Arial" w:eastAsia="Arial" w:hAnsi="Arial"/>
@@ -14940,7 +14940,7 @@
             <w:pPr>
               <w:spacing w:after="20" w:before="0"/>
             </w:pPr>
-            <w:hyperlink w:history="1" r:id="rId0irj8ivvyl6x8krxkob9x">
+            <w:hyperlink w:history="1" r:id="rIddmnwy-6brdnt5c8zecq-u">
               <w:r>
                 <w:rPr>
                   <w:rFonts w:ascii="Arial" w:cs="Arial" w:eastAsia="Arial" w:hAnsi="Arial"/>
@@ -14973,7 +14973,7 @@
               <w:spacing w:after="10" w:before="0"/>
               <w:ind w:left="120"/>
             </w:pPr>
-            <w:hyperlink w:history="1" r:id="rId0jz3jgzqb6wcc5gaxzcy1">
+            <w:hyperlink w:history="1" r:id="rIdfe2pbplsjflohawuv6soc">
               <w:r>
                 <w:rPr>
                   <w:rFonts w:ascii="Arial" w:cs="Arial" w:eastAsia="Arial" w:hAnsi="Arial"/>
@@ -15018,7 +15018,7 @@
             <w:pPr>
               <w:spacing w:after="20" w:before="0"/>
             </w:pPr>
-            <w:hyperlink w:history="1" r:id="rIdgjopjom-otq8l6u3dgplf">
+            <w:hyperlink w:history="1" r:id="rIdzqa97fwxdoyux5wdsrvod">
               <w:r>
                 <w:rPr>
                   <w:rFonts w:ascii="Arial" w:cs="Arial" w:eastAsia="Arial" w:hAnsi="Arial"/>
@@ -15051,7 +15051,7 @@
               <w:spacing w:after="10" w:before="0"/>
               <w:ind w:left="120"/>
             </w:pPr>
-            <w:hyperlink w:history="1" r:id="rIdufrqpruwb1y3uciaasy6y">
+            <w:hyperlink w:history="1" r:id="rIdhborjsb3cmdg86cjw1yd_">
               <w:r>
                 <w:rPr>
                   <w:rFonts w:ascii="Arial" w:cs="Arial" w:eastAsia="Arial" w:hAnsi="Arial"/>
@@ -15246,7 +15246,7 @@
             <w:pPr>
               <w:spacing w:after="20" w:before="0"/>
             </w:pPr>
-            <w:hyperlink w:history="1" r:id="rId5drsj35iinxbtow_rl3z4">
+            <w:hyperlink w:history="1" r:id="rId5zaswaemld-ligenzjuot">
               <w:r>
                 <w:rPr>
                   <w:rFonts w:ascii="Arial" w:cs="Arial" w:eastAsia="Arial" w:hAnsi="Arial"/>
@@ -15279,7 +15279,7 @@
               <w:spacing w:after="10" w:before="0"/>
               <w:ind w:left="120"/>
             </w:pPr>
-            <w:hyperlink w:history="1" r:id="rIdlgzm_gwrzamced1d1iap-">
+            <w:hyperlink w:history="1" r:id="rIdg9jwqilr60quthi7bfkym">
               <w:r>
                 <w:rPr>
                   <w:rFonts w:ascii="Arial" w:cs="Arial" w:eastAsia="Arial" w:hAnsi="Arial"/>
@@ -15324,7 +15324,7 @@
             <w:pPr>
               <w:spacing w:after="20" w:before="0"/>
             </w:pPr>
-            <w:hyperlink w:history="1" r:id="rIdegavb5nkpyy9o4feh5l2w">
+            <w:hyperlink w:history="1" r:id="rIduk6vpos9luimntfx1inrz">
               <w:r>
                 <w:rPr>
                   <w:rFonts w:ascii="Arial" w:cs="Arial" w:eastAsia="Arial" w:hAnsi="Arial"/>
@@ -15357,7 +15357,7 @@
               <w:spacing w:after="10" w:before="0"/>
               <w:ind w:left="120"/>
             </w:pPr>
-            <w:hyperlink w:history="1" r:id="rIdyaneaidjtxq_e-mr-vzhm">
+            <w:hyperlink w:history="1" r:id="rIdxamudzg2d1yeb9tgy22as">
               <w:r>
                 <w:rPr>
                   <w:rFonts w:ascii="Arial" w:cs="Arial" w:eastAsia="Arial" w:hAnsi="Arial"/>
@@ -15552,7 +15552,7 @@
             <w:pPr>
               <w:spacing w:after="20" w:before="0"/>
             </w:pPr>
-            <w:hyperlink w:history="1" r:id="rIdukxuabfeiptkdftca0iot">
+            <w:hyperlink w:history="1" r:id="rId_8m8ooqd7hsdft_mbfyga">
               <w:r>
                 <w:rPr>
                   <w:rFonts w:ascii="Arial" w:cs="Arial" w:eastAsia="Arial" w:hAnsi="Arial"/>
@@ -15585,7 +15585,7 @@
               <w:spacing w:after="10" w:before="0"/>
               <w:ind w:left="120"/>
             </w:pPr>
-            <w:hyperlink w:history="1" r:id="rIdq8gvqvyoqhqcclnty-uo-">
+            <w:hyperlink w:history="1" r:id="rIdqeegrw9pelk51xoxate1w">
               <w:r>
                 <w:rPr>
                   <w:rFonts w:ascii="Arial" w:cs="Arial" w:eastAsia="Arial" w:hAnsi="Arial"/>
@@ -15630,7 +15630,7 @@
             <w:pPr>
               <w:spacing w:after="20" w:before="0"/>
             </w:pPr>
-            <w:hyperlink w:history="1" r:id="rIdkqo_ftn-58kn97eqgy8c8">
+            <w:hyperlink w:history="1" r:id="rIdsxmebjashdbhib4atbmqc">
               <w:r>
                 <w:rPr>
                   <w:rFonts w:ascii="Arial" w:cs="Arial" w:eastAsia="Arial" w:hAnsi="Arial"/>
@@ -15663,7 +15663,7 @@
               <w:spacing w:after="10" w:before="0"/>
               <w:ind w:left="120"/>
             </w:pPr>
-            <w:hyperlink w:history="1" r:id="rIdbesk_1zde6wiewgzx3l-r">
+            <w:hyperlink w:history="1" r:id="rIdthz73-e-y9tapnru3upxf">
               <w:r>
                 <w:rPr>
                   <w:rFonts w:ascii="Arial" w:cs="Arial" w:eastAsia="Arial" w:hAnsi="Arial"/>
@@ -15858,7 +15858,7 @@
             <w:pPr>
               <w:spacing w:after="20" w:before="0"/>
             </w:pPr>
-            <w:hyperlink w:history="1" r:id="rId13szt8fjyan5pzt6ywqpm">
+            <w:hyperlink w:history="1" r:id="rIdqtwxu1yd_3dr0u1wyoicq">
               <w:r>
                 <w:rPr>
                   <w:rFonts w:ascii="Arial" w:cs="Arial" w:eastAsia="Arial" w:hAnsi="Arial"/>
@@ -15891,7 +15891,7 @@
               <w:spacing w:after="10" w:before="0"/>
               <w:ind w:left="120"/>
             </w:pPr>
-            <w:hyperlink w:history="1" r:id="rIdwqnvr7xubhubsm0cqrobz">
+            <w:hyperlink w:history="1" r:id="rIdageiiabozy5rhu5xyrrde">
               <w:r>
                 <w:rPr>
                   <w:rFonts w:ascii="Arial" w:cs="Arial" w:eastAsia="Arial" w:hAnsi="Arial"/>
@@ -15936,7 +15936,7 @@
             <w:pPr>
               <w:spacing w:after="20" w:before="0"/>
             </w:pPr>
-            <w:hyperlink w:history="1" r:id="rIdidrtrs-qjhoyieotjevms">
+            <w:hyperlink w:history="1" r:id="rIdkqamu-3wsyophn8jx6ecy">
               <w:r>
                 <w:rPr>
                   <w:rFonts w:ascii="Arial" w:cs="Arial" w:eastAsia="Arial" w:hAnsi="Arial"/>
@@ -15969,7 +15969,7 @@
               <w:spacing w:after="10" w:before="0"/>
               <w:ind w:left="120"/>
             </w:pPr>
-            <w:hyperlink w:history="1" r:id="rIdcdgw3-mosd4bfafy-7hiz">
+            <w:hyperlink w:history="1" r:id="rIdrax37dxpk19xdyrnzrtth">
               <w:r>
                 <w:rPr>
                   <w:rFonts w:ascii="Arial" w:cs="Arial" w:eastAsia="Arial" w:hAnsi="Arial"/>
@@ -16164,7 +16164,7 @@
             <w:pPr>
               <w:spacing w:after="20" w:before="0"/>
             </w:pPr>
-            <w:hyperlink w:history="1" r:id="rId_5iw-dbxw_jimeykvoock">
+            <w:hyperlink w:history="1" r:id="rId6y_zokdhv-hjq3arl-tt7">
               <w:r>
                 <w:rPr>
                   <w:rFonts w:ascii="Arial" w:cs="Arial" w:eastAsia="Arial" w:hAnsi="Arial"/>
@@ -16197,7 +16197,7 @@
               <w:spacing w:after="10" w:before="0"/>
               <w:ind w:left="120"/>
             </w:pPr>
-            <w:hyperlink w:history="1" r:id="rIdaikd9zlar-kpmkqtf6ddj">
+            <w:hyperlink w:history="1" r:id="rIdmtd45dupoqad4ugz9pewo">
               <w:r>
                 <w:rPr>
                   <w:rFonts w:ascii="Arial" w:cs="Arial" w:eastAsia="Arial" w:hAnsi="Arial"/>
@@ -16242,7 +16242,7 @@
             <w:pPr>
               <w:spacing w:after="20" w:before="0"/>
             </w:pPr>
-            <w:hyperlink w:history="1" r:id="rIdj9s-t47kte5ji_ovqb6ki">
+            <w:hyperlink w:history="1" r:id="rIdt-j1s18m8yi88yvfaoyzh">
               <w:r>
                 <w:rPr>
                   <w:rFonts w:ascii="Arial" w:cs="Arial" w:eastAsia="Arial" w:hAnsi="Arial"/>
@@ -16275,7 +16275,7 @@
               <w:spacing w:after="10" w:before="0"/>
               <w:ind w:left="120"/>
             </w:pPr>
-            <w:hyperlink w:history="1" r:id="rId-qxcu0tltro49uotm829b">
+            <w:hyperlink w:history="1" r:id="rIdqywvsmjxzb312e4lgyrkj">
               <w:r>
                 <w:rPr>
                   <w:rFonts w:ascii="Arial" w:cs="Arial" w:eastAsia="Arial" w:hAnsi="Arial"/>
@@ -17762,7 +17762,7 @@
             <w:pPr>
               <w:spacing w:after="20" w:before="0"/>
             </w:pPr>
-            <w:hyperlink w:history="1" r:id="rIdkpowgcqpd1rmpqmuqa4kq">
+            <w:hyperlink w:history="1" r:id="rId8gzc5fmfzpj9beds03zpa">
               <w:r>
                 <w:rPr>
                   <w:rFonts w:ascii="Arial" w:cs="Arial" w:eastAsia="Arial" w:hAnsi="Arial"/>
@@ -17795,7 +17795,7 @@
               <w:spacing w:after="10" w:before="0"/>
               <w:ind w:left="120"/>
             </w:pPr>
-            <w:hyperlink w:history="1" r:id="rIdvsptdqanno_vaevjs5yi4">
+            <w:hyperlink w:history="1" r:id="rIdzc-1zlpjqo8ud5odfovfn">
               <w:r>
                 <w:rPr>
                   <w:rFonts w:ascii="Arial" w:cs="Arial" w:eastAsia="Arial" w:hAnsi="Arial"/>
@@ -17840,7 +17840,7 @@
             <w:pPr>
               <w:spacing w:after="20" w:before="0"/>
             </w:pPr>
-            <w:hyperlink w:history="1" r:id="rId3a0mipentge1adcutl5n0">
+            <w:hyperlink w:history="1" r:id="rIdec_uj8_odaafjxadmw_-6">
               <w:r>
                 <w:rPr>
                   <w:rFonts w:ascii="Arial" w:cs="Arial" w:eastAsia="Arial" w:hAnsi="Arial"/>
@@ -17873,7 +17873,7 @@
               <w:spacing w:after="10" w:before="0"/>
               <w:ind w:left="120"/>
             </w:pPr>
-            <w:hyperlink w:history="1" r:id="rIdv9k9exw9qgpxkdc9-d728">
+            <w:hyperlink w:history="1" r:id="rIdclobjoj-cwbfym-frrxi5">
               <w:r>
                 <w:rPr>
                   <w:rFonts w:ascii="Arial" w:cs="Arial" w:eastAsia="Arial" w:hAnsi="Arial"/>
@@ -18068,7 +18068,7 @@
             <w:pPr>
               <w:spacing w:after="20" w:before="0"/>
             </w:pPr>
-            <w:hyperlink w:history="1" r:id="rId1vylz0f0-4dkaw_f_vuka">
+            <w:hyperlink w:history="1" r:id="rId37ihddrckbezxmgrzmjy0">
               <w:r>
                 <w:rPr>
                   <w:rFonts w:ascii="Arial" w:cs="Arial" w:eastAsia="Arial" w:hAnsi="Arial"/>
@@ -18101,7 +18101,7 @@
               <w:spacing w:after="10" w:before="0"/>
               <w:ind w:left="120"/>
             </w:pPr>
-            <w:hyperlink w:history="1" r:id="rIdmaspisjgaucyu2b1putv3">
+            <w:hyperlink w:history="1" r:id="rIdollydxci2b08xoseedvmu">
               <w:r>
                 <w:rPr>
                   <w:rFonts w:ascii="Arial" w:cs="Arial" w:eastAsia="Arial" w:hAnsi="Arial"/>
@@ -18146,7 +18146,7 @@
             <w:pPr>
               <w:spacing w:after="20" w:before="0"/>
             </w:pPr>
-            <w:hyperlink w:history="1" r:id="rIdbulp2k6-5nusz90igrqgb">
+            <w:hyperlink w:history="1" r:id="rIddft98dlt1zz_uoaqvtmvj">
               <w:r>
                 <w:rPr>
                   <w:rFonts w:ascii="Arial" w:cs="Arial" w:eastAsia="Arial" w:hAnsi="Arial"/>
@@ -18179,7 +18179,7 @@
               <w:spacing w:after="10" w:before="0"/>
               <w:ind w:left="120"/>
             </w:pPr>
-            <w:hyperlink w:history="1" r:id="rIdcbxy7ezmo-fi8syxfxhou">
+            <w:hyperlink w:history="1" r:id="rId4_d0vzmh2llfiaaox8ocj">
               <w:r>
                 <w:rPr>
                   <w:rFonts w:ascii="Arial" w:cs="Arial" w:eastAsia="Arial" w:hAnsi="Arial"/>
@@ -18374,7 +18374,7 @@
             <w:pPr>
               <w:spacing w:after="20" w:before="0"/>
             </w:pPr>
-            <w:hyperlink w:history="1" r:id="rIdiye2pmpufqdad8qcva_gx">
+            <w:hyperlink w:history="1" r:id="rIdvtig5exarj47lkh5e3iih">
               <w:r>
                 <w:rPr>
                   <w:rFonts w:ascii="Arial" w:cs="Arial" w:eastAsia="Arial" w:hAnsi="Arial"/>
@@ -18407,7 +18407,7 @@
               <w:spacing w:after="10" w:before="0"/>
               <w:ind w:left="120"/>
             </w:pPr>
-            <w:hyperlink w:history="1" r:id="rIdbbf_ymkqdt98akoc7g6se">
+            <w:hyperlink w:history="1" r:id="rIdwfxvji3cijy7k3cfhcfvp">
               <w:r>
                 <w:rPr>
                   <w:rFonts w:ascii="Arial" w:cs="Arial" w:eastAsia="Arial" w:hAnsi="Arial"/>
@@ -18452,7 +18452,7 @@
             <w:pPr>
               <w:spacing w:after="20" w:before="0"/>
             </w:pPr>
-            <w:hyperlink w:history="1" r:id="rIdwmmao55tlyihw3-9etenq">
+            <w:hyperlink w:history="1" r:id="rIdoyodipe-abcwzge9z55cg">
               <w:r>
                 <w:rPr>
                   <w:rFonts w:ascii="Arial" w:cs="Arial" w:eastAsia="Arial" w:hAnsi="Arial"/>
@@ -18485,7 +18485,7 @@
               <w:spacing w:after="10" w:before="0"/>
               <w:ind w:left="120"/>
             </w:pPr>
-            <w:hyperlink w:history="1" r:id="rId9ivsd4d6g54oytefeefks">
+            <w:hyperlink w:history="1" r:id="rIdmpnlxjepqc_olqh2wndqz">
               <w:r>
                 <w:rPr>
                   <w:rFonts w:ascii="Arial" w:cs="Arial" w:eastAsia="Arial" w:hAnsi="Arial"/>
@@ -18680,7 +18680,7 @@
             <w:pPr>
               <w:spacing w:after="20" w:before="0"/>
             </w:pPr>
-            <w:hyperlink w:history="1" r:id="rIdqfsrxjxtbr4kijq902b27">
+            <w:hyperlink w:history="1" r:id="rIdaeqoyqnyfonx4b6ft_m4s">
               <w:r>
                 <w:rPr>
                   <w:rFonts w:ascii="Arial" w:cs="Arial" w:eastAsia="Arial" w:hAnsi="Arial"/>
@@ -18713,7 +18713,7 @@
               <w:spacing w:after="10" w:before="0"/>
               <w:ind w:left="120"/>
             </w:pPr>
-            <w:hyperlink w:history="1" r:id="rIdzhmo2yuzbvqtrbk5yee-p">
+            <w:hyperlink w:history="1" r:id="rIdnevvzst2z_-sc9x6rphx_">
               <w:r>
                 <w:rPr>
                   <w:rFonts w:ascii="Arial" w:cs="Arial" w:eastAsia="Arial" w:hAnsi="Arial"/>
@@ -18758,7 +18758,7 @@
             <w:pPr>
               <w:spacing w:after="20" w:before="0"/>
             </w:pPr>
-            <w:hyperlink w:history="1" r:id="rIdavpa03m_ouoywqbhnvgpx">
+            <w:hyperlink w:history="1" r:id="rIdgmwnuqn-kevx5rtfixpb1">
               <w:r>
                 <w:rPr>
                   <w:rFonts w:ascii="Arial" w:cs="Arial" w:eastAsia="Arial" w:hAnsi="Arial"/>
@@ -18791,7 +18791,7 @@
               <w:spacing w:after="10" w:before="0"/>
               <w:ind w:left="120"/>
             </w:pPr>
-            <w:hyperlink w:history="1" r:id="rIdmirpt0jb58fgcquzp_eun">
+            <w:hyperlink w:history="1" r:id="rIdctze-qbvh6mkwfouzf6vn">
               <w:r>
                 <w:rPr>
                   <w:rFonts w:ascii="Arial" w:cs="Arial" w:eastAsia="Arial" w:hAnsi="Arial"/>
@@ -18986,7 +18986,7 @@
             <w:pPr>
               <w:spacing w:after="20" w:before="0"/>
             </w:pPr>
-            <w:hyperlink w:history="1" r:id="rIdk5vadslxm7tcbvj1o5tnj">
+            <w:hyperlink w:history="1" r:id="rId2e6bxrkuqz-4feeotzx_j">
               <w:r>
                 <w:rPr>
                   <w:rFonts w:ascii="Arial" w:cs="Arial" w:eastAsia="Arial" w:hAnsi="Arial"/>
@@ -19019,7 +19019,7 @@
               <w:spacing w:after="10" w:before="0"/>
               <w:ind w:left="120"/>
             </w:pPr>
-            <w:hyperlink w:history="1" r:id="rIdyav9drxwziacjz5k_znnb">
+            <w:hyperlink w:history="1" r:id="rIdf_myblsxd4vrtqgym8tti">
               <w:r>
                 <w:rPr>
                   <w:rFonts w:ascii="Arial" w:cs="Arial" w:eastAsia="Arial" w:hAnsi="Arial"/>
@@ -19064,7 +19064,7 @@
             <w:pPr>
               <w:spacing w:after="20" w:before="0"/>
             </w:pPr>
-            <w:hyperlink w:history="1" r:id="rIdsujpepbcwrtwid-cu_esx">
+            <w:hyperlink w:history="1" r:id="rIdxbojfphdltygsmlajdvhq">
               <w:r>
                 <w:rPr>
                   <w:rFonts w:ascii="Arial" w:cs="Arial" w:eastAsia="Arial" w:hAnsi="Arial"/>
@@ -19097,7 +19097,7 @@
               <w:spacing w:after="10" w:before="0"/>
               <w:ind w:left="120"/>
             </w:pPr>
-            <w:hyperlink w:history="1" r:id="rIdxqirc8xjmu5vvngzuuaww">
+            <w:hyperlink w:history="1" r:id="rIdck30bb6ix3gbysnov77ha">
               <w:r>
                 <w:rPr>
                   <w:rFonts w:ascii="Arial" w:cs="Arial" w:eastAsia="Arial" w:hAnsi="Arial"/>
@@ -20584,7 +20584,7 @@
             <w:pPr>
               <w:spacing w:after="20" w:before="0"/>
             </w:pPr>
-            <w:hyperlink w:history="1" r:id="rIdsjseggzc9vltz_meoyenz">
+            <w:hyperlink w:history="1" r:id="rIdez8dvjy6hzgmevrwgr_ur">
               <w:r>
                 <w:rPr>
                   <w:rFonts w:ascii="Arial" w:cs="Arial" w:eastAsia="Arial" w:hAnsi="Arial"/>
@@ -20617,7 +20617,7 @@
               <w:spacing w:after="10" w:before="0"/>
               <w:ind w:left="120"/>
             </w:pPr>
-            <w:hyperlink w:history="1" r:id="rIdonm0ng9g0hfl9aoyatztx">
+            <w:hyperlink w:history="1" r:id="rIdxxphy22rc8eu7bup6uxmb">
               <w:r>
                 <w:rPr>
                   <w:rFonts w:ascii="Arial" w:cs="Arial" w:eastAsia="Arial" w:hAnsi="Arial"/>
@@ -20662,7 +20662,7 @@
             <w:pPr>
               <w:spacing w:after="20" w:before="0"/>
             </w:pPr>
-            <w:hyperlink w:history="1" r:id="rIdxlmaualp5i91pijzhbsbg">
+            <w:hyperlink w:history="1" r:id="rIdbzxoql5dycxrv5bhkfhsx">
               <w:r>
                 <w:rPr>
                   <w:rFonts w:ascii="Arial" w:cs="Arial" w:eastAsia="Arial" w:hAnsi="Arial"/>
@@ -20695,7 +20695,7 @@
               <w:spacing w:after="10" w:before="0"/>
               <w:ind w:left="120"/>
             </w:pPr>
-            <w:hyperlink w:history="1" r:id="rIdnxaxoix_rpqx4z0ox_lzz">
+            <w:hyperlink w:history="1" r:id="rIdvukrsw5v_bxdp8wwhatya">
               <w:r>
                 <w:rPr>
                   <w:rFonts w:ascii="Arial" w:cs="Arial" w:eastAsia="Arial" w:hAnsi="Arial"/>
@@ -20890,7 +20890,7 @@
             <w:pPr>
               <w:spacing w:after="20" w:before="0"/>
             </w:pPr>
-            <w:hyperlink w:history="1" r:id="rIdyvxek4yojbn_a5pu9scuy">
+            <w:hyperlink w:history="1" r:id="rIdsyctikndc9rx5re5b7of3">
               <w:r>
                 <w:rPr>
                   <w:rFonts w:ascii="Arial" w:cs="Arial" w:eastAsia="Arial" w:hAnsi="Arial"/>
@@ -20923,7 +20923,7 @@
               <w:spacing w:after="10" w:before="0"/>
               <w:ind w:left="120"/>
             </w:pPr>
-            <w:hyperlink w:history="1" r:id="rIddvv8fc__opmpzpheiofu6">
+            <w:hyperlink w:history="1" r:id="rIdsklp93-mubg8-sezporsp">
               <w:r>
                 <w:rPr>
                   <w:rFonts w:ascii="Arial" w:cs="Arial" w:eastAsia="Arial" w:hAnsi="Arial"/>
@@ -20968,7 +20968,7 @@
             <w:pPr>
               <w:spacing w:after="20" w:before="0"/>
             </w:pPr>
-            <w:hyperlink w:history="1" r:id="rIdaa9v-vdmxgael_jkpsypc">
+            <w:hyperlink w:history="1" r:id="rId_cqijevvu96xzch0fa41l">
               <w:r>
                 <w:rPr>
                   <w:rFonts w:ascii="Arial" w:cs="Arial" w:eastAsia="Arial" w:hAnsi="Arial"/>
@@ -21001,7 +21001,7 @@
               <w:spacing w:after="10" w:before="0"/>
               <w:ind w:left="120"/>
             </w:pPr>
-            <w:hyperlink w:history="1" r:id="rIdxacq567iktu0rsl__hftv">
+            <w:hyperlink w:history="1" r:id="rIdfitinmxeyedifhvk_anmg">
               <w:r>
                 <w:rPr>
                   <w:rFonts w:ascii="Arial" w:cs="Arial" w:eastAsia="Arial" w:hAnsi="Arial"/>
@@ -21196,7 +21196,7 @@
             <w:pPr>
               <w:spacing w:after="20" w:before="0"/>
             </w:pPr>
-            <w:hyperlink w:history="1" r:id="rIdq2zllhoxydp8suo3zhuuv">
+            <w:hyperlink w:history="1" r:id="rId1ggvv1-z1fir5wfueqmrr">
               <w:r>
                 <w:rPr>
                   <w:rFonts w:ascii="Arial" w:cs="Arial" w:eastAsia="Arial" w:hAnsi="Arial"/>
@@ -21229,7 +21229,7 @@
               <w:spacing w:after="10" w:before="0"/>
               <w:ind w:left="120"/>
             </w:pPr>
-            <w:hyperlink w:history="1" r:id="rIdm34ia2ep_0wfqvovdr1wu">
+            <w:hyperlink w:history="1" r:id="rIdqvg9kc4zk3hpfjzaj746e">
               <w:r>
                 <w:rPr>
                   <w:rFonts w:ascii="Arial" w:cs="Arial" w:eastAsia="Arial" w:hAnsi="Arial"/>
@@ -21274,7 +21274,7 @@
             <w:pPr>
               <w:spacing w:after="20" w:before="0"/>
             </w:pPr>
-            <w:hyperlink w:history="1" r:id="rIdmmxu0nmfkitcfnnexvtnf">
+            <w:hyperlink w:history="1" r:id="rIdfx8nd7xrhfsbopdfdjcse">
               <w:r>
                 <w:rPr>
                   <w:rFonts w:ascii="Arial" w:cs="Arial" w:eastAsia="Arial" w:hAnsi="Arial"/>
@@ -21307,7 +21307,7 @@
               <w:spacing w:after="10" w:before="0"/>
               <w:ind w:left="120"/>
             </w:pPr>
-            <w:hyperlink w:history="1" r:id="rIdjevwjup0fu_v4od6wwjgg">
+            <w:hyperlink w:history="1" r:id="rIdial21x5rv88zkbvbd9fvq">
               <w:r>
                 <w:rPr>
                   <w:rFonts w:ascii="Arial" w:cs="Arial" w:eastAsia="Arial" w:hAnsi="Arial"/>
@@ -21502,7 +21502,7 @@
             <w:pPr>
               <w:spacing w:after="20" w:before="0"/>
             </w:pPr>
-            <w:hyperlink w:history="1" r:id="rIdcujhoe7uv8fx1bgksbpia">
+            <w:hyperlink w:history="1" r:id="rIdyr0ko4dhouqokqa6-j_oz">
               <w:r>
                 <w:rPr>
                   <w:rFonts w:ascii="Arial" w:cs="Arial" w:eastAsia="Arial" w:hAnsi="Arial"/>
@@ -21535,7 +21535,7 @@
               <w:spacing w:after="10" w:before="0"/>
               <w:ind w:left="120"/>
             </w:pPr>
-            <w:hyperlink w:history="1" r:id="rId8knxffic09xcnvzkakyoy">
+            <w:hyperlink w:history="1" r:id="rIdqly4fd17l4ayf7smne5oy">
               <w:r>
                 <w:rPr>
                   <w:rFonts w:ascii="Arial" w:cs="Arial" w:eastAsia="Arial" w:hAnsi="Arial"/>
@@ -21580,7 +21580,7 @@
             <w:pPr>
               <w:spacing w:after="20" w:before="0"/>
             </w:pPr>
-            <w:hyperlink w:history="1" r:id="rId2qwfgdonsz_7g63imbelg">
+            <w:hyperlink w:history="1" r:id="rIdkhmsnhxo-ba4vinj_ea1w">
               <w:r>
                 <w:rPr>
                   <w:rFonts w:ascii="Arial" w:cs="Arial" w:eastAsia="Arial" w:hAnsi="Arial"/>
@@ -21613,7 +21613,7 @@
               <w:spacing w:after="10" w:before="0"/>
               <w:ind w:left="120"/>
             </w:pPr>
-            <w:hyperlink w:history="1" r:id="rIdc1qdgeyy6f2ijtk61-bmx">
+            <w:hyperlink w:history="1" r:id="rIdmx4tn0nzyhmhnbsttwzpg">
               <w:r>
                 <w:rPr>
                   <w:rFonts w:ascii="Arial" w:cs="Arial" w:eastAsia="Arial" w:hAnsi="Arial"/>
@@ -21808,7 +21808,7 @@
             <w:pPr>
               <w:spacing w:after="20" w:before="0"/>
             </w:pPr>
-            <w:hyperlink w:history="1" r:id="rIdxptrgkjavnr7er0audetu">
+            <w:hyperlink w:history="1" r:id="rIdkwbmtxlc3ftwzk2d2yqch">
               <w:r>
                 <w:rPr>
                   <w:rFonts w:ascii="Arial" w:cs="Arial" w:eastAsia="Arial" w:hAnsi="Arial"/>
@@ -21841,7 +21841,7 @@
               <w:spacing w:after="10" w:before="0"/>
               <w:ind w:left="120"/>
             </w:pPr>
-            <w:hyperlink w:history="1" r:id="rIdn-ogvfx-nog46ath5dx4z">
+            <w:hyperlink w:history="1" r:id="rIdlavltygqvotla36gscunk">
               <w:r>
                 <w:rPr>
                   <w:rFonts w:ascii="Arial" w:cs="Arial" w:eastAsia="Arial" w:hAnsi="Arial"/>
@@ -21886,7 +21886,7 @@
             <w:pPr>
               <w:spacing w:after="20" w:before="0"/>
             </w:pPr>
-            <w:hyperlink w:history="1" r:id="rIdvviexvqpcwn1fquxtvc4m">
+            <w:hyperlink w:history="1" r:id="rIdu7919ijv8ocpvesp7jkb5">
               <w:r>
                 <w:rPr>
                   <w:rFonts w:ascii="Arial" w:cs="Arial" w:eastAsia="Arial" w:hAnsi="Arial"/>
@@ -21919,7 +21919,7 @@
               <w:spacing w:after="10" w:before="0"/>
               <w:ind w:left="120"/>
             </w:pPr>
-            <w:hyperlink w:history="1" r:id="rIdsoip2vr08ybag8gaaxyql">
+            <w:hyperlink w:history="1" r:id="rId7zklkt1omvodzhq29o72e">
               <w:r>
                 <w:rPr>
                   <w:rFonts w:ascii="Arial" w:cs="Arial" w:eastAsia="Arial" w:hAnsi="Arial"/>
@@ -23406,7 +23406,7 @@
             <w:pPr>
               <w:spacing w:after="20" w:before="0"/>
             </w:pPr>
-            <w:hyperlink w:history="1" r:id="rIdrio0ipuom2-ovnitsgjqz">
+            <w:hyperlink w:history="1" r:id="rIdga95z1ncmfpmsjgjsjdgt">
               <w:r>
                 <w:rPr>
                   <w:rFonts w:ascii="Arial" w:cs="Arial" w:eastAsia="Arial" w:hAnsi="Arial"/>
@@ -23439,7 +23439,7 @@
               <w:spacing w:after="10" w:before="0"/>
               <w:ind w:left="120"/>
             </w:pPr>
-            <w:hyperlink w:history="1" r:id="rIddes8qxgbun44-hocd3ixv">
+            <w:hyperlink w:history="1" r:id="rIduqtkryxep178qfbvir_c0">
               <w:r>
                 <w:rPr>
                   <w:rFonts w:ascii="Arial" w:cs="Arial" w:eastAsia="Arial" w:hAnsi="Arial"/>
@@ -23484,7 +23484,7 @@
             <w:pPr>
               <w:spacing w:after="20" w:before="0"/>
             </w:pPr>
-            <w:hyperlink w:history="1" r:id="rId0dggarvgu97hsjqbzwveh">
+            <w:hyperlink w:history="1" r:id="rIdkxkxqeoaavrdzzwx7c3wv">
               <w:r>
                 <w:rPr>
                   <w:rFonts w:ascii="Arial" w:cs="Arial" w:eastAsia="Arial" w:hAnsi="Arial"/>
@@ -23517,7 +23517,7 @@
               <w:spacing w:after="10" w:before="0"/>
               <w:ind w:left="120"/>
             </w:pPr>
-            <w:hyperlink w:history="1" r:id="rId-kswg49zqh6jcuna0-6kk">
+            <w:hyperlink w:history="1" r:id="rIdys1_eyozk-hi9k-lm1dap">
               <w:r>
                 <w:rPr>
                   <w:rFonts w:ascii="Arial" w:cs="Arial" w:eastAsia="Arial" w:hAnsi="Arial"/>
@@ -23712,7 +23712,7 @@
             <w:pPr>
               <w:spacing w:after="20" w:before="0"/>
             </w:pPr>
-            <w:hyperlink w:history="1" r:id="rIdcfhefpg2cl1mnj9qvfakl">
+            <w:hyperlink w:history="1" r:id="rIdfhcpspv8uwapviq0m3gjh">
               <w:r>
                 <w:rPr>
                   <w:rFonts w:ascii="Arial" w:cs="Arial" w:eastAsia="Arial" w:hAnsi="Arial"/>
@@ -23745,7 +23745,7 @@
               <w:spacing w:after="10" w:before="0"/>
               <w:ind w:left="120"/>
             </w:pPr>
-            <w:hyperlink w:history="1" r:id="rId078yhblrkysk-hvchammf">
+            <w:hyperlink w:history="1" r:id="rIdwu_e4xoa9t0a5ery-8vcj">
               <w:r>
                 <w:rPr>
                   <w:rFonts w:ascii="Arial" w:cs="Arial" w:eastAsia="Arial" w:hAnsi="Arial"/>
@@ -23790,7 +23790,7 @@
             <w:pPr>
               <w:spacing w:after="20" w:before="0"/>
             </w:pPr>
-            <w:hyperlink w:history="1" r:id="rIdlm8dwsbiixbaambfp3npf">
+            <w:hyperlink w:history="1" r:id="rIdwt9ujfm6u4-0sq9r1mudr">
               <w:r>
                 <w:rPr>
                   <w:rFonts w:ascii="Arial" w:cs="Arial" w:eastAsia="Arial" w:hAnsi="Arial"/>
@@ -23823,7 +23823,7 @@
               <w:spacing w:after="10" w:before="0"/>
               <w:ind w:left="120"/>
             </w:pPr>
-            <w:hyperlink w:history="1" r:id="rIdckbnm_sp6xmybk76l_svl">
+            <w:hyperlink w:history="1" r:id="rIdo-hbghmizwe-tvw8o1wuz">
               <w:r>
                 <w:rPr>
                   <w:rFonts w:ascii="Arial" w:cs="Arial" w:eastAsia="Arial" w:hAnsi="Arial"/>
@@ -24018,7 +24018,7 @@
             <w:pPr>
               <w:spacing w:after="20" w:before="0"/>
             </w:pPr>
-            <w:hyperlink w:history="1" r:id="rIduniihazc1qw-9pxwtw-vd">
+            <w:hyperlink w:history="1" r:id="rId2yj-x_mdpedus8rc2adz5">
               <w:r>
                 <w:rPr>
                   <w:rFonts w:ascii="Arial" w:cs="Arial" w:eastAsia="Arial" w:hAnsi="Arial"/>
@@ -24051,7 +24051,7 @@
               <w:spacing w:after="10" w:before="0"/>
               <w:ind w:left="120"/>
             </w:pPr>
-            <w:hyperlink w:history="1" r:id="rId3di_gqnx-ujcmqapxihpr">
+            <w:hyperlink w:history="1" r:id="rIdxvfhrtdiwgkwutnucplnm">
               <w:r>
                 <w:rPr>
                   <w:rFonts w:ascii="Arial" w:cs="Arial" w:eastAsia="Arial" w:hAnsi="Arial"/>
@@ -24096,7 +24096,7 @@
             <w:pPr>
               <w:spacing w:after="20" w:before="0"/>
             </w:pPr>
-            <w:hyperlink w:history="1" r:id="rIdhhugmx-vklm_si4awp-d9">
+            <w:hyperlink w:history="1" r:id="rId-9gd-a-e80tlvu7mxawui">
               <w:r>
                 <w:rPr>
                   <w:rFonts w:ascii="Arial" w:cs="Arial" w:eastAsia="Arial" w:hAnsi="Arial"/>
@@ -24129,7 +24129,7 @@
               <w:spacing w:after="10" w:before="0"/>
               <w:ind w:left="120"/>
             </w:pPr>
-            <w:hyperlink w:history="1" r:id="rId1nlusfadwd3oiamrohky3">
+            <w:hyperlink w:history="1" r:id="rIdwo9k4jx11m5iuqxlam0ei">
               <w:r>
                 <w:rPr>
                   <w:rFonts w:ascii="Arial" w:cs="Arial" w:eastAsia="Arial" w:hAnsi="Arial"/>
@@ -24324,7 +24324,7 @@
             <w:pPr>
               <w:spacing w:after="20" w:before="0"/>
             </w:pPr>
-            <w:hyperlink w:history="1" r:id="rId5kzeoh4quty9frsb2sa8l">
+            <w:hyperlink w:history="1" r:id="rIdlydh7n9_xor13ksue4a10">
               <w:r>
                 <w:rPr>
                   <w:rFonts w:ascii="Arial" w:cs="Arial" w:eastAsia="Arial" w:hAnsi="Arial"/>
@@ -24357,7 +24357,7 @@
               <w:spacing w:after="10" w:before="0"/>
               <w:ind w:left="120"/>
             </w:pPr>
-            <w:hyperlink w:history="1" r:id="rId-bfna2yncyw6diyznl-p5">
+            <w:hyperlink w:history="1" r:id="rIdngljk0ajals7mjtfejkmb">
               <w:r>
                 <w:rPr>
                   <w:rFonts w:ascii="Arial" w:cs="Arial" w:eastAsia="Arial" w:hAnsi="Arial"/>
@@ -24402,7 +24402,7 @@
             <w:pPr>
               <w:spacing w:after="20" w:before="0"/>
             </w:pPr>
-            <w:hyperlink w:history="1" r:id="rIdf1l_w2vtud0r8szzhkcvs">
+            <w:hyperlink w:history="1" r:id="rIdqrl9uvraswyo0lyjsmg1q">
               <w:r>
                 <w:rPr>
                   <w:rFonts w:ascii="Arial" w:cs="Arial" w:eastAsia="Arial" w:hAnsi="Arial"/>
@@ -24435,7 +24435,7 @@
               <w:spacing w:after="10" w:before="0"/>
               <w:ind w:left="120"/>
             </w:pPr>
-            <w:hyperlink w:history="1" r:id="rIdo1jsa25d1jzwokvq5t7m_">
+            <w:hyperlink w:history="1" r:id="rIdefza520hiptami0alzzot">
               <w:r>
                 <w:rPr>
                   <w:rFonts w:ascii="Arial" w:cs="Arial" w:eastAsia="Arial" w:hAnsi="Arial"/>
@@ -24630,7 +24630,7 @@
             <w:pPr>
               <w:spacing w:after="20" w:before="0"/>
             </w:pPr>
-            <w:hyperlink w:history="1" r:id="rIdkkjkhyskp4obnv2l-g4xk">
+            <w:hyperlink w:history="1" r:id="rIdadl0x2vz1fj9kr5rkzvn_">
               <w:r>
                 <w:rPr>
                   <w:rFonts w:ascii="Arial" w:cs="Arial" w:eastAsia="Arial" w:hAnsi="Arial"/>
@@ -24663,7 +24663,7 @@
               <w:spacing w:after="10" w:before="0"/>
               <w:ind w:left="120"/>
             </w:pPr>
-            <w:hyperlink w:history="1" r:id="rId7euegrcxcupg3fk0caazt">
+            <w:hyperlink w:history="1" r:id="rIdccdrkwoidbqbv_9dfjlvu">
               <w:r>
                 <w:rPr>
                   <w:rFonts w:ascii="Arial" w:cs="Arial" w:eastAsia="Arial" w:hAnsi="Arial"/>
@@ -24708,7 +24708,7 @@
             <w:pPr>
               <w:spacing w:after="20" w:before="0"/>
             </w:pPr>
-            <w:hyperlink w:history="1" r:id="rIdnslkkwnrti0p0mr_mqop0">
+            <w:hyperlink w:history="1" r:id="rIdo2ac83xwgoem-mdh4ba_m">
               <w:r>
                 <w:rPr>
                   <w:rFonts w:ascii="Arial" w:cs="Arial" w:eastAsia="Arial" w:hAnsi="Arial"/>
@@ -24741,7 +24741,7 @@
               <w:spacing w:after="10" w:before="0"/>
               <w:ind w:left="120"/>
             </w:pPr>
-            <w:hyperlink w:history="1" r:id="rId_omyotejmxdwd__qqbhtv">
+            <w:hyperlink w:history="1" r:id="rId3xhhes0y9_4ymmj4o8fni">
               <w:r>
                 <w:rPr>
                   <w:rFonts w:ascii="Arial" w:cs="Arial" w:eastAsia="Arial" w:hAnsi="Arial"/>

--- a/data/outputs/v2/Maths/SS3.3_Vectors_I/Mathematics_Vectors_I_CBE_LessonSequence.docx
+++ b/data/outputs/v2/Maths/SS3.3_Vectors_I/Mathematics_Vectors_I_CBE_LessonSequence.docx
@@ -3652,7 +3652,7 @@
             <w:pPr>
               <w:spacing w:after="20" w:before="0"/>
             </w:pPr>
-            <w:hyperlink w:history="1" r:id="rIdbz4fndcv6miyig4iynurw">
+            <w:hyperlink w:history="1" r:id="rIdfcda8z-tsm__eiuynxsdl">
               <w:r>
                 <w:rPr>
                   <w:rFonts w:ascii="Arial" w:cs="Arial" w:eastAsia="Arial" w:hAnsi="Arial"/>
@@ -3685,7 +3685,7 @@
               <w:spacing w:after="10" w:before="0"/>
               <w:ind w:left="120"/>
             </w:pPr>
-            <w:hyperlink w:history="1" r:id="rIdpj1bfogi3gzbgkakkoemr">
+            <w:hyperlink w:history="1" r:id="rId7mlijrujitfpsbnifaavd">
               <w:r>
                 <w:rPr>
                   <w:rFonts w:ascii="Arial" w:cs="Arial" w:eastAsia="Arial" w:hAnsi="Arial"/>
@@ -3730,7 +3730,7 @@
             <w:pPr>
               <w:spacing w:after="20" w:before="0"/>
             </w:pPr>
-            <w:hyperlink w:history="1" r:id="rIdzlbkp4eqt4txrlq8_blfa">
+            <w:hyperlink w:history="1" r:id="rIddvlu4mtp23thzmpaeyhi8">
               <w:r>
                 <w:rPr>
                   <w:rFonts w:ascii="Arial" w:cs="Arial" w:eastAsia="Arial" w:hAnsi="Arial"/>
@@ -3763,7 +3763,7 @@
               <w:spacing w:after="10" w:before="0"/>
               <w:ind w:left="120"/>
             </w:pPr>
-            <w:hyperlink w:history="1" r:id="rIddqtjx_l8hztikmbqrbdbg">
+            <w:hyperlink w:history="1" r:id="rIdyz6e-pqkqphks2hbjij8c">
               <w:r>
                 <w:rPr>
                   <w:rFonts w:ascii="Arial" w:cs="Arial" w:eastAsia="Arial" w:hAnsi="Arial"/>
@@ -3958,7 +3958,7 @@
             <w:pPr>
               <w:spacing w:after="20" w:before="0"/>
             </w:pPr>
-            <w:hyperlink w:history="1" r:id="rIdqygngm24cbsjbzuluk2en">
+            <w:hyperlink w:history="1" r:id="rIdaj3eevp2birim_u2uuso6">
               <w:r>
                 <w:rPr>
                   <w:rFonts w:ascii="Arial" w:cs="Arial" w:eastAsia="Arial" w:hAnsi="Arial"/>
@@ -3991,7 +3991,7 @@
               <w:spacing w:after="10" w:before="0"/>
               <w:ind w:left="120"/>
             </w:pPr>
-            <w:hyperlink w:history="1" r:id="rId9gwz8qzyl-e6y1m6wn4oq">
+            <w:hyperlink w:history="1" r:id="rIdzq3yoslijobstryuloluk">
               <w:r>
                 <w:rPr>
                   <w:rFonts w:ascii="Arial" w:cs="Arial" w:eastAsia="Arial" w:hAnsi="Arial"/>
@@ -4036,7 +4036,7 @@
             <w:pPr>
               <w:spacing w:after="20" w:before="0"/>
             </w:pPr>
-            <w:hyperlink w:history="1" r:id="rIdcnbmzan-tcckaueg3cxd_">
+            <w:hyperlink w:history="1" r:id="rId9mcilukxmuq-m9wgacxad">
               <w:r>
                 <w:rPr>
                   <w:rFonts w:ascii="Arial" w:cs="Arial" w:eastAsia="Arial" w:hAnsi="Arial"/>
@@ -4069,7 +4069,7 @@
               <w:spacing w:after="10" w:before="0"/>
               <w:ind w:left="120"/>
             </w:pPr>
-            <w:hyperlink w:history="1" r:id="rIdxnmslhqj0llcz9bygwxjs">
+            <w:hyperlink w:history="1" r:id="rIdz_t5rsgfyzfrnp3i4toi7">
               <w:r>
                 <w:rPr>
                   <w:rFonts w:ascii="Arial" w:cs="Arial" w:eastAsia="Arial" w:hAnsi="Arial"/>
@@ -4264,7 +4264,7 @@
             <w:pPr>
               <w:spacing w:after="20" w:before="0"/>
             </w:pPr>
-            <w:hyperlink w:history="1" r:id="rId-ngqpvl0ggbkemef7s9p7">
+            <w:hyperlink w:history="1" r:id="rIdv5gb2gwkhjzbhumoal5vu">
               <w:r>
                 <w:rPr>
                   <w:rFonts w:ascii="Arial" w:cs="Arial" w:eastAsia="Arial" w:hAnsi="Arial"/>
@@ -4297,7 +4297,7 @@
               <w:spacing w:after="10" w:before="0"/>
               <w:ind w:left="120"/>
             </w:pPr>
-            <w:hyperlink w:history="1" r:id="rIdg2z-ffgwrh4mdxaecsr9j">
+            <w:hyperlink w:history="1" r:id="rIdaf618qh8fpxuxkax-njkp">
               <w:r>
                 <w:rPr>
                   <w:rFonts w:ascii="Arial" w:cs="Arial" w:eastAsia="Arial" w:hAnsi="Arial"/>
@@ -4342,7 +4342,7 @@
             <w:pPr>
               <w:spacing w:after="20" w:before="0"/>
             </w:pPr>
-            <w:hyperlink w:history="1" r:id="rIdcyfhn-cc7b0cknabxjeer">
+            <w:hyperlink w:history="1" r:id="rIdb7pjbh0juk7efqxacshuh">
               <w:r>
                 <w:rPr>
                   <w:rFonts w:ascii="Arial" w:cs="Arial" w:eastAsia="Arial" w:hAnsi="Arial"/>
@@ -4375,7 +4375,7 @@
               <w:spacing w:after="10" w:before="0"/>
               <w:ind w:left="120"/>
             </w:pPr>
-            <w:hyperlink w:history="1" r:id="rIdte9fmllkzmy8sdjzheji1">
+            <w:hyperlink w:history="1" r:id="rIdvsbaonznuqjgeglsmxegd">
               <w:r>
                 <w:rPr>
                   <w:rFonts w:ascii="Arial" w:cs="Arial" w:eastAsia="Arial" w:hAnsi="Arial"/>
@@ -4570,7 +4570,7 @@
             <w:pPr>
               <w:spacing w:after="20" w:before="0"/>
             </w:pPr>
-            <w:hyperlink w:history="1" r:id="rId3rigczeliru6k5f1sy3sb">
+            <w:hyperlink w:history="1" r:id="rIdjunjk_il8lppjwouwf6ss">
               <w:r>
                 <w:rPr>
                   <w:rFonts w:ascii="Arial" w:cs="Arial" w:eastAsia="Arial" w:hAnsi="Arial"/>
@@ -4603,7 +4603,7 @@
               <w:spacing w:after="10" w:before="0"/>
               <w:ind w:left="120"/>
             </w:pPr>
-            <w:hyperlink w:history="1" r:id="rId82vocnlsaswscku3kjhil">
+            <w:hyperlink w:history="1" r:id="rId0759jdbrbhb_ruk-qz5x8">
               <w:r>
                 <w:rPr>
                   <w:rFonts w:ascii="Arial" w:cs="Arial" w:eastAsia="Arial" w:hAnsi="Arial"/>
@@ -4648,7 +4648,7 @@
             <w:pPr>
               <w:spacing w:after="20" w:before="0"/>
             </w:pPr>
-            <w:hyperlink w:history="1" r:id="rIdygejzhha5o40xhrppobya">
+            <w:hyperlink w:history="1" r:id="rIdr4h5wewnauwdcvybetnhs">
               <w:r>
                 <w:rPr>
                   <w:rFonts w:ascii="Arial" w:cs="Arial" w:eastAsia="Arial" w:hAnsi="Arial"/>
@@ -4681,7 +4681,7 @@
               <w:spacing w:after="10" w:before="0"/>
               <w:ind w:left="120"/>
             </w:pPr>
-            <w:hyperlink w:history="1" r:id="rIdpahhtcpampjtr_x5iv2ai">
+            <w:hyperlink w:history="1" r:id="rIdgz-mdwsabreevmlxpidkl">
               <w:r>
                 <w:rPr>
                   <w:rFonts w:ascii="Arial" w:cs="Arial" w:eastAsia="Arial" w:hAnsi="Arial"/>
@@ -4876,7 +4876,7 @@
             <w:pPr>
               <w:spacing w:after="20" w:before="0"/>
             </w:pPr>
-            <w:hyperlink w:history="1" r:id="rIdjqdvue6csuxqpfxoxybr3">
+            <w:hyperlink w:history="1" r:id="rIdndcc-vqerkt34uxm2xn6c">
               <w:r>
                 <w:rPr>
                   <w:rFonts w:ascii="Arial" w:cs="Arial" w:eastAsia="Arial" w:hAnsi="Arial"/>
@@ -4909,7 +4909,7 @@
               <w:spacing w:after="10" w:before="0"/>
               <w:ind w:left="120"/>
             </w:pPr>
-            <w:hyperlink w:history="1" r:id="rIdfjm0nqjh3tyfywbsa9rrh">
+            <w:hyperlink w:history="1" r:id="rIdlzxhc2q5vwzdbge2_ffqh">
               <w:r>
                 <w:rPr>
                   <w:rFonts w:ascii="Arial" w:cs="Arial" w:eastAsia="Arial" w:hAnsi="Arial"/>
@@ -4954,7 +4954,7 @@
             <w:pPr>
               <w:spacing w:after="20" w:before="0"/>
             </w:pPr>
-            <w:hyperlink w:history="1" r:id="rIdvxlepsm_agyvkpym-x0ym">
+            <w:hyperlink w:history="1" r:id="rIdsepvg2bj8chul-gmkn1q3">
               <w:r>
                 <w:rPr>
                   <w:rFonts w:ascii="Arial" w:cs="Arial" w:eastAsia="Arial" w:hAnsi="Arial"/>
@@ -4987,7 +4987,7 @@
               <w:spacing w:after="10" w:before="0"/>
               <w:ind w:left="120"/>
             </w:pPr>
-            <w:hyperlink w:history="1" r:id="rIdvo68jlyt8bg8r7oj9li5l">
+            <w:hyperlink w:history="1" r:id="rIdb9l6kahvdg9bo0n_o-tlr">
               <w:r>
                 <w:rPr>
                   <w:rFonts w:ascii="Arial" w:cs="Arial" w:eastAsia="Arial" w:hAnsi="Arial"/>
@@ -6474,7 +6474,7 @@
             <w:pPr>
               <w:spacing w:after="20" w:before="0"/>
             </w:pPr>
-            <w:hyperlink w:history="1" r:id="rIdrfp-n72omrtanrw8hwf-a">
+            <w:hyperlink w:history="1" r:id="rIdxmqomjv-poqagxywxjyih">
               <w:r>
                 <w:rPr>
                   <w:rFonts w:ascii="Arial" w:cs="Arial" w:eastAsia="Arial" w:hAnsi="Arial"/>
@@ -6507,7 +6507,7 @@
               <w:spacing w:after="10" w:before="0"/>
               <w:ind w:left="120"/>
             </w:pPr>
-            <w:hyperlink w:history="1" r:id="rId0ss7lzxnabp1ctvuz1f06">
+            <w:hyperlink w:history="1" r:id="rIdddt405slmpnh-8jo9dmdg">
               <w:r>
                 <w:rPr>
                   <w:rFonts w:ascii="Arial" w:cs="Arial" w:eastAsia="Arial" w:hAnsi="Arial"/>
@@ -6552,7 +6552,7 @@
             <w:pPr>
               <w:spacing w:after="20" w:before="0"/>
             </w:pPr>
-            <w:hyperlink w:history="1" r:id="rIdtzeozprt94xqesej-bouq">
+            <w:hyperlink w:history="1" r:id="rIdnkqutpdqlrbh-mxnt3gsw">
               <w:r>
                 <w:rPr>
                   <w:rFonts w:ascii="Arial" w:cs="Arial" w:eastAsia="Arial" w:hAnsi="Arial"/>
@@ -6585,7 +6585,7 @@
               <w:spacing w:after="10" w:before="0"/>
               <w:ind w:left="120"/>
             </w:pPr>
-            <w:hyperlink w:history="1" r:id="rIdlqxttt1j3fwhz9ol9djp_">
+            <w:hyperlink w:history="1" r:id="rIdxalk5k3bcj8rsaruti-w9">
               <w:r>
                 <w:rPr>
                   <w:rFonts w:ascii="Arial" w:cs="Arial" w:eastAsia="Arial" w:hAnsi="Arial"/>
@@ -6780,7 +6780,7 @@
             <w:pPr>
               <w:spacing w:after="20" w:before="0"/>
             </w:pPr>
-            <w:hyperlink w:history="1" r:id="rIdrq7c54vxzqa2h4yo5fhpn">
+            <w:hyperlink w:history="1" r:id="rIdq3clhsgsa_1kbgnhzw7rc">
               <w:r>
                 <w:rPr>
                   <w:rFonts w:ascii="Arial" w:cs="Arial" w:eastAsia="Arial" w:hAnsi="Arial"/>
@@ -6813,7 +6813,7 @@
               <w:spacing w:after="10" w:before="0"/>
               <w:ind w:left="120"/>
             </w:pPr>
-            <w:hyperlink w:history="1" r:id="rIdofbagttomfwu2qnpz-zry">
+            <w:hyperlink w:history="1" r:id="rIdxbspa58enp_qzwgn8_erj">
               <w:r>
                 <w:rPr>
                   <w:rFonts w:ascii="Arial" w:cs="Arial" w:eastAsia="Arial" w:hAnsi="Arial"/>
@@ -6858,7 +6858,7 @@
             <w:pPr>
               <w:spacing w:after="20" w:before="0"/>
             </w:pPr>
-            <w:hyperlink w:history="1" r:id="rIdyp8qrfbnlvmrer5kafzi4">
+            <w:hyperlink w:history="1" r:id="rIdxne_yiymn6sd4zdbc-tma">
               <w:r>
                 <w:rPr>
                   <w:rFonts w:ascii="Arial" w:cs="Arial" w:eastAsia="Arial" w:hAnsi="Arial"/>
@@ -6891,7 +6891,7 @@
               <w:spacing w:after="10" w:before="0"/>
               <w:ind w:left="120"/>
             </w:pPr>
-            <w:hyperlink w:history="1" r:id="rIdtgev25cioag-r6beljnij">
+            <w:hyperlink w:history="1" r:id="rIdad3sl8n5wxpjafyy9jvfd">
               <w:r>
                 <w:rPr>
                   <w:rFonts w:ascii="Arial" w:cs="Arial" w:eastAsia="Arial" w:hAnsi="Arial"/>
@@ -7086,7 +7086,7 @@
             <w:pPr>
               <w:spacing w:after="20" w:before="0"/>
             </w:pPr>
-            <w:hyperlink w:history="1" r:id="rId-1n1i0bqbvf5pij7_bprf">
+            <w:hyperlink w:history="1" r:id="rIdvo0x4ipntuh4cl_emu2ss">
               <w:r>
                 <w:rPr>
                   <w:rFonts w:ascii="Arial" w:cs="Arial" w:eastAsia="Arial" w:hAnsi="Arial"/>
@@ -7119,7 +7119,7 @@
               <w:spacing w:after="10" w:before="0"/>
               <w:ind w:left="120"/>
             </w:pPr>
-            <w:hyperlink w:history="1" r:id="rIdcorwtuoh9kf8c1peqtp-1">
+            <w:hyperlink w:history="1" r:id="rId0v2zsnchrxpjcr0hxtayn">
               <w:r>
                 <w:rPr>
                   <w:rFonts w:ascii="Arial" w:cs="Arial" w:eastAsia="Arial" w:hAnsi="Arial"/>
@@ -7164,7 +7164,7 @@
             <w:pPr>
               <w:spacing w:after="20" w:before="0"/>
             </w:pPr>
-            <w:hyperlink w:history="1" r:id="rId3biycc-3gqjaqytazqybf">
+            <w:hyperlink w:history="1" r:id="rIdzkzv2hpbw34onktc5dd-w">
               <w:r>
                 <w:rPr>
                   <w:rFonts w:ascii="Arial" w:cs="Arial" w:eastAsia="Arial" w:hAnsi="Arial"/>
@@ -7197,7 +7197,7 @@
               <w:spacing w:after="10" w:before="0"/>
               <w:ind w:left="120"/>
             </w:pPr>
-            <w:hyperlink w:history="1" r:id="rIdtblyyiddmhu4bmvwmchpq">
+            <w:hyperlink w:history="1" r:id="rId3g4_pzexie3texi6pwy5q">
               <w:r>
                 <w:rPr>
                   <w:rFonts w:ascii="Arial" w:cs="Arial" w:eastAsia="Arial" w:hAnsi="Arial"/>
@@ -7392,7 +7392,7 @@
             <w:pPr>
               <w:spacing w:after="20" w:before="0"/>
             </w:pPr>
-            <w:hyperlink w:history="1" r:id="rIdcakzxzcyjko_hi2wfgw28">
+            <w:hyperlink w:history="1" r:id="rIdr-er4cvflehyf9c7umzjb">
               <w:r>
                 <w:rPr>
                   <w:rFonts w:ascii="Arial" w:cs="Arial" w:eastAsia="Arial" w:hAnsi="Arial"/>
@@ -7425,7 +7425,7 @@
               <w:spacing w:after="10" w:before="0"/>
               <w:ind w:left="120"/>
             </w:pPr>
-            <w:hyperlink w:history="1" r:id="rIdyd5ggqt_6gq1nhvyykqik">
+            <w:hyperlink w:history="1" r:id="rIdfovq4af9ojp3z88xlax3h">
               <w:r>
                 <w:rPr>
                   <w:rFonts w:ascii="Arial" w:cs="Arial" w:eastAsia="Arial" w:hAnsi="Arial"/>
@@ -7470,7 +7470,7 @@
             <w:pPr>
               <w:spacing w:after="20" w:before="0"/>
             </w:pPr>
-            <w:hyperlink w:history="1" r:id="rIdvwsmq5jtjygskm9euobsx">
+            <w:hyperlink w:history="1" r:id="rIdbo2hofelkhbmi6y6c94eo">
               <w:r>
                 <w:rPr>
                   <w:rFonts w:ascii="Arial" w:cs="Arial" w:eastAsia="Arial" w:hAnsi="Arial"/>
@@ -7503,7 +7503,7 @@
               <w:spacing w:after="10" w:before="0"/>
               <w:ind w:left="120"/>
             </w:pPr>
-            <w:hyperlink w:history="1" r:id="rIdiznzsd2j2corj7nxthzid">
+            <w:hyperlink w:history="1" r:id="rIdhaitiryon-jhjhkbfeiyh">
               <w:r>
                 <w:rPr>
                   <w:rFonts w:ascii="Arial" w:cs="Arial" w:eastAsia="Arial" w:hAnsi="Arial"/>
@@ -7698,7 +7698,7 @@
             <w:pPr>
               <w:spacing w:after="20" w:before="0"/>
             </w:pPr>
-            <w:hyperlink w:history="1" r:id="rIdyuxximjjybpx4jupohdub">
+            <w:hyperlink w:history="1" r:id="rIdd_dcxz9mkzmc0sr1-0flz">
               <w:r>
                 <w:rPr>
                   <w:rFonts w:ascii="Arial" w:cs="Arial" w:eastAsia="Arial" w:hAnsi="Arial"/>
@@ -7731,7 +7731,7 @@
               <w:spacing w:after="10" w:before="0"/>
               <w:ind w:left="120"/>
             </w:pPr>
-            <w:hyperlink w:history="1" r:id="rIdpmxo-yjnis5whyxylfwl4">
+            <w:hyperlink w:history="1" r:id="rId3ms20xqu_ktgw59hekvst">
               <w:r>
                 <w:rPr>
                   <w:rFonts w:ascii="Arial" w:cs="Arial" w:eastAsia="Arial" w:hAnsi="Arial"/>
@@ -7776,7 +7776,7 @@
             <w:pPr>
               <w:spacing w:after="20" w:before="0"/>
             </w:pPr>
-            <w:hyperlink w:history="1" r:id="rIdfhrdnhfgoo0xarc1iqkdy">
+            <w:hyperlink w:history="1" r:id="rId-xwworwofwrgq31uatp7p">
               <w:r>
                 <w:rPr>
                   <w:rFonts w:ascii="Arial" w:cs="Arial" w:eastAsia="Arial" w:hAnsi="Arial"/>
@@ -7809,7 +7809,7 @@
               <w:spacing w:after="10" w:before="0"/>
               <w:ind w:left="120"/>
             </w:pPr>
-            <w:hyperlink w:history="1" r:id="rIdfhb2obrhn3xpldaesyviq">
+            <w:hyperlink w:history="1" r:id="rIdoq8evnmkpgvltcsxoasio">
               <w:r>
                 <w:rPr>
                   <w:rFonts w:ascii="Arial" w:cs="Arial" w:eastAsia="Arial" w:hAnsi="Arial"/>
@@ -9296,7 +9296,7 @@
             <w:pPr>
               <w:spacing w:after="20" w:before="0"/>
             </w:pPr>
-            <w:hyperlink w:history="1" r:id="rIduzq3hapajr9l8uz87zlma">
+            <w:hyperlink w:history="1" r:id="rId_-4odoehu4xh00sbkiflh">
               <w:r>
                 <w:rPr>
                   <w:rFonts w:ascii="Arial" w:cs="Arial" w:eastAsia="Arial" w:hAnsi="Arial"/>
@@ -9329,7 +9329,7 @@
               <w:spacing w:after="10" w:before="0"/>
               <w:ind w:left="120"/>
             </w:pPr>
-            <w:hyperlink w:history="1" r:id="rIdo0sjek0qjletbqi2qf9sg">
+            <w:hyperlink w:history="1" r:id="rIdzvsfysq8ksvo0jgkrjg36">
               <w:r>
                 <w:rPr>
                   <w:rFonts w:ascii="Arial" w:cs="Arial" w:eastAsia="Arial" w:hAnsi="Arial"/>
@@ -9374,7 +9374,7 @@
             <w:pPr>
               <w:spacing w:after="20" w:before="0"/>
             </w:pPr>
-            <w:hyperlink w:history="1" r:id="rIduec_fpc7glrczn4uuopxw">
+            <w:hyperlink w:history="1" r:id="rIdfut6ziqmwjxsj1dfqf1ba">
               <w:r>
                 <w:rPr>
                   <w:rFonts w:ascii="Arial" w:cs="Arial" w:eastAsia="Arial" w:hAnsi="Arial"/>
@@ -9407,7 +9407,7 @@
               <w:spacing w:after="10" w:before="0"/>
               <w:ind w:left="120"/>
             </w:pPr>
-            <w:hyperlink w:history="1" r:id="rIduwwqo8ykkcykoekq00w1o">
+            <w:hyperlink w:history="1" r:id="rIdlpimeot7_2iuixucmeb_g">
               <w:r>
                 <w:rPr>
                   <w:rFonts w:ascii="Arial" w:cs="Arial" w:eastAsia="Arial" w:hAnsi="Arial"/>
@@ -9602,7 +9602,7 @@
             <w:pPr>
               <w:spacing w:after="20" w:before="0"/>
             </w:pPr>
-            <w:hyperlink w:history="1" r:id="rIdqn0imodbip8hbazezplbc">
+            <w:hyperlink w:history="1" r:id="rIdojjjujtwiz8bqhk4aofg7">
               <w:r>
                 <w:rPr>
                   <w:rFonts w:ascii="Arial" w:cs="Arial" w:eastAsia="Arial" w:hAnsi="Arial"/>
@@ -9635,7 +9635,7 @@
               <w:spacing w:after="10" w:before="0"/>
               <w:ind w:left="120"/>
             </w:pPr>
-            <w:hyperlink w:history="1" r:id="rIdpopjgn3ljrzratsl79ywt">
+            <w:hyperlink w:history="1" r:id="rIdwpu-zw_0amzsaogtze3qh">
               <w:r>
                 <w:rPr>
                   <w:rFonts w:ascii="Arial" w:cs="Arial" w:eastAsia="Arial" w:hAnsi="Arial"/>
@@ -9680,7 +9680,7 @@
             <w:pPr>
               <w:spacing w:after="20" w:before="0"/>
             </w:pPr>
-            <w:hyperlink w:history="1" r:id="rIdz-bhvwusttp-gnh32ys3z">
+            <w:hyperlink w:history="1" r:id="rIdqvznylhnwjtbp2bj9vi8t">
               <w:r>
                 <w:rPr>
                   <w:rFonts w:ascii="Arial" w:cs="Arial" w:eastAsia="Arial" w:hAnsi="Arial"/>
@@ -9713,7 +9713,7 @@
               <w:spacing w:after="10" w:before="0"/>
               <w:ind w:left="120"/>
             </w:pPr>
-            <w:hyperlink w:history="1" r:id="rIdmae-ffoy5ezg2x4gblf4c">
+            <w:hyperlink w:history="1" r:id="rIdylrtjorvdup3s_il8wpi8">
               <w:r>
                 <w:rPr>
                   <w:rFonts w:ascii="Arial" w:cs="Arial" w:eastAsia="Arial" w:hAnsi="Arial"/>
@@ -9908,7 +9908,7 @@
             <w:pPr>
               <w:spacing w:after="20" w:before="0"/>
             </w:pPr>
-            <w:hyperlink w:history="1" r:id="rIdaeekuvjdyqxqifasyeaqm">
+            <w:hyperlink w:history="1" r:id="rIdbu1vut1gvgsmq1gpomrrs">
               <w:r>
                 <w:rPr>
                   <w:rFonts w:ascii="Arial" w:cs="Arial" w:eastAsia="Arial" w:hAnsi="Arial"/>
@@ -9941,7 +9941,7 @@
               <w:spacing w:after="10" w:before="0"/>
               <w:ind w:left="120"/>
             </w:pPr>
-            <w:hyperlink w:history="1" r:id="rId4ud562kwwkaoxjclakgqv">
+            <w:hyperlink w:history="1" r:id="rId45qljcwq-oiayzcz2dxgs">
               <w:r>
                 <w:rPr>
                   <w:rFonts w:ascii="Arial" w:cs="Arial" w:eastAsia="Arial" w:hAnsi="Arial"/>
@@ -9986,7 +9986,7 @@
             <w:pPr>
               <w:spacing w:after="20" w:before="0"/>
             </w:pPr>
-            <w:hyperlink w:history="1" r:id="rIdnfc_1gpurgqijui9z2m08">
+            <w:hyperlink w:history="1" r:id="rIda4kecbwjt6nppzuytczlg">
               <w:r>
                 <w:rPr>
                   <w:rFonts w:ascii="Arial" w:cs="Arial" w:eastAsia="Arial" w:hAnsi="Arial"/>
@@ -10019,7 +10019,7 @@
               <w:spacing w:after="10" w:before="0"/>
               <w:ind w:left="120"/>
             </w:pPr>
-            <w:hyperlink w:history="1" r:id="rIdckak9dgwtc-zeb4ygqbex">
+            <w:hyperlink w:history="1" r:id="rId3abs3cttk80lhhnhly2vi">
               <w:r>
                 <w:rPr>
                   <w:rFonts w:ascii="Arial" w:cs="Arial" w:eastAsia="Arial" w:hAnsi="Arial"/>
@@ -10214,7 +10214,7 @@
             <w:pPr>
               <w:spacing w:after="20" w:before="0"/>
             </w:pPr>
-            <w:hyperlink w:history="1" r:id="rIdd6ytlfvxrlhqy2pjv6myg">
+            <w:hyperlink w:history="1" r:id="rIdr24fobjigxsowr6mbfe6t">
               <w:r>
                 <w:rPr>
                   <w:rFonts w:ascii="Arial" w:cs="Arial" w:eastAsia="Arial" w:hAnsi="Arial"/>
@@ -10247,7 +10247,7 @@
               <w:spacing w:after="10" w:before="0"/>
               <w:ind w:left="120"/>
             </w:pPr>
-            <w:hyperlink w:history="1" r:id="rIdxsxf8zl8jyvi4xwt_vm3v">
+            <w:hyperlink w:history="1" r:id="rId4wuqchtgnjqn7j4bj4yzd">
               <w:r>
                 <w:rPr>
                   <w:rFonts w:ascii="Arial" w:cs="Arial" w:eastAsia="Arial" w:hAnsi="Arial"/>
@@ -10292,7 +10292,7 @@
             <w:pPr>
               <w:spacing w:after="20" w:before="0"/>
             </w:pPr>
-            <w:hyperlink w:history="1" r:id="rIdm0i2r424wtpef848wdtfv">
+            <w:hyperlink w:history="1" r:id="rIdfceywrase1b38ome8ix0o">
               <w:r>
                 <w:rPr>
                   <w:rFonts w:ascii="Arial" w:cs="Arial" w:eastAsia="Arial" w:hAnsi="Arial"/>
@@ -10325,7 +10325,7 @@
               <w:spacing w:after="10" w:before="0"/>
               <w:ind w:left="120"/>
             </w:pPr>
-            <w:hyperlink w:history="1" r:id="rIdjlatvnw--el-82b9t2qhb">
+            <w:hyperlink w:history="1" r:id="rIdh01ytbh_z85gmzcsd1gla">
               <w:r>
                 <w:rPr>
                   <w:rFonts w:ascii="Arial" w:cs="Arial" w:eastAsia="Arial" w:hAnsi="Arial"/>
@@ -10520,7 +10520,7 @@
             <w:pPr>
               <w:spacing w:after="20" w:before="0"/>
             </w:pPr>
-            <w:hyperlink w:history="1" r:id="rIdk35nas2dznqyvgvqzvqwd">
+            <w:hyperlink w:history="1" r:id="rIdqjjia-hqjxggwuabketsi">
               <w:r>
                 <w:rPr>
                   <w:rFonts w:ascii="Arial" w:cs="Arial" w:eastAsia="Arial" w:hAnsi="Arial"/>
@@ -10553,7 +10553,7 @@
               <w:spacing w:after="10" w:before="0"/>
               <w:ind w:left="120"/>
             </w:pPr>
-            <w:hyperlink w:history="1" r:id="rIdwisqskuxi_3tvdbv2ejbs">
+            <w:hyperlink w:history="1" r:id="rId0k9d62-_wyhxwhurzfz-7">
               <w:r>
                 <w:rPr>
                   <w:rFonts w:ascii="Arial" w:cs="Arial" w:eastAsia="Arial" w:hAnsi="Arial"/>
@@ -10598,7 +10598,7 @@
             <w:pPr>
               <w:spacing w:after="20" w:before="0"/>
             </w:pPr>
-            <w:hyperlink w:history="1" r:id="rIdfj5-oi7r0ewk2nbs-i5lj">
+            <w:hyperlink w:history="1" r:id="rIdtr247wisr-qojdc0dzp2s">
               <w:r>
                 <w:rPr>
                   <w:rFonts w:ascii="Arial" w:cs="Arial" w:eastAsia="Arial" w:hAnsi="Arial"/>
@@ -10631,7 +10631,7 @@
               <w:spacing w:after="10" w:before="0"/>
               <w:ind w:left="120"/>
             </w:pPr>
-            <w:hyperlink w:history="1" r:id="rId39oah8ncwgrt-mzx7md8j">
+            <w:hyperlink w:history="1" r:id="rIdbz3jtclvshwlrt84azvei">
               <w:r>
                 <w:rPr>
                   <w:rFonts w:ascii="Arial" w:cs="Arial" w:eastAsia="Arial" w:hAnsi="Arial"/>
@@ -12118,7 +12118,7 @@
             <w:pPr>
               <w:spacing w:after="20" w:before="0"/>
             </w:pPr>
-            <w:hyperlink w:history="1" r:id="rIdldl3ypxd7c_5kuttqrd8k">
+            <w:hyperlink w:history="1" r:id="rIdvhacakua6kbvq593pvrq3">
               <w:r>
                 <w:rPr>
                   <w:rFonts w:ascii="Arial" w:cs="Arial" w:eastAsia="Arial" w:hAnsi="Arial"/>
@@ -12151,7 +12151,7 @@
               <w:spacing w:after="10" w:before="0"/>
               <w:ind w:left="120"/>
             </w:pPr>
-            <w:hyperlink w:history="1" r:id="rIdv3x65-k6fdskkrh43alsr">
+            <w:hyperlink w:history="1" r:id="rIdowyth0kjeq4xtcdc8lwwy">
               <w:r>
                 <w:rPr>
                   <w:rFonts w:ascii="Arial" w:cs="Arial" w:eastAsia="Arial" w:hAnsi="Arial"/>
@@ -12196,7 +12196,7 @@
             <w:pPr>
               <w:spacing w:after="20" w:before="0"/>
             </w:pPr>
-            <w:hyperlink w:history="1" r:id="rIddig4y3ltzrw7od-8srq9f">
+            <w:hyperlink w:history="1" r:id="rId7of1xbx7ssc0-bqcoaycx">
               <w:r>
                 <w:rPr>
                   <w:rFonts w:ascii="Arial" w:cs="Arial" w:eastAsia="Arial" w:hAnsi="Arial"/>
@@ -12229,7 +12229,7 @@
               <w:spacing w:after="10" w:before="0"/>
               <w:ind w:left="120"/>
             </w:pPr>
-            <w:hyperlink w:history="1" r:id="rId8a00l6mpfj0hsl4yemkli">
+            <w:hyperlink w:history="1" r:id="rIdw8wwhxie2-dcbebzj-ibd">
               <w:r>
                 <w:rPr>
                   <w:rFonts w:ascii="Arial" w:cs="Arial" w:eastAsia="Arial" w:hAnsi="Arial"/>
@@ -12424,7 +12424,7 @@
             <w:pPr>
               <w:spacing w:after="20" w:before="0"/>
             </w:pPr>
-            <w:hyperlink w:history="1" r:id="rIdaujecidiw34zb9ed20aln">
+            <w:hyperlink w:history="1" r:id="rId28tqtzq2jn28wzfdv4o-r">
               <w:r>
                 <w:rPr>
                   <w:rFonts w:ascii="Arial" w:cs="Arial" w:eastAsia="Arial" w:hAnsi="Arial"/>
@@ -12457,7 +12457,7 @@
               <w:spacing w:after="10" w:before="0"/>
               <w:ind w:left="120"/>
             </w:pPr>
-            <w:hyperlink w:history="1" r:id="rId4pxronewnu3uapmbleipr">
+            <w:hyperlink w:history="1" r:id="rIdlclefgv81aya-hw5qcvp9">
               <w:r>
                 <w:rPr>
                   <w:rFonts w:ascii="Arial" w:cs="Arial" w:eastAsia="Arial" w:hAnsi="Arial"/>
@@ -12502,7 +12502,7 @@
             <w:pPr>
               <w:spacing w:after="20" w:before="0"/>
             </w:pPr>
-            <w:hyperlink w:history="1" r:id="rIdgstvr9ob7kntyyskfy6s2">
+            <w:hyperlink w:history="1" r:id="rIdg_bc8afjcws8mnozygnt2">
               <w:r>
                 <w:rPr>
                   <w:rFonts w:ascii="Arial" w:cs="Arial" w:eastAsia="Arial" w:hAnsi="Arial"/>
@@ -12535,7 +12535,7 @@
               <w:spacing w:after="10" w:before="0"/>
               <w:ind w:left="120"/>
             </w:pPr>
-            <w:hyperlink w:history="1" r:id="rIdssw4s_wna5nmrn2kcodqr">
+            <w:hyperlink w:history="1" r:id="rIdtqewybsuovp__wc0ddfin">
               <w:r>
                 <w:rPr>
                   <w:rFonts w:ascii="Arial" w:cs="Arial" w:eastAsia="Arial" w:hAnsi="Arial"/>
@@ -12730,7 +12730,7 @@
             <w:pPr>
               <w:spacing w:after="20" w:before="0"/>
             </w:pPr>
-            <w:hyperlink w:history="1" r:id="rIdw9ryfy8dcer1bvw0q2lmh">
+            <w:hyperlink w:history="1" r:id="rIdyimdvieq3fmotlnmyqk4w">
               <w:r>
                 <w:rPr>
                   <w:rFonts w:ascii="Arial" w:cs="Arial" w:eastAsia="Arial" w:hAnsi="Arial"/>
@@ -12763,7 +12763,7 @@
               <w:spacing w:after="10" w:before="0"/>
               <w:ind w:left="120"/>
             </w:pPr>
-            <w:hyperlink w:history="1" r:id="rIdox08zfdqtumahypgmem8k">
+            <w:hyperlink w:history="1" r:id="rIdxpz3pse81-fvvyd7xibb2">
               <w:r>
                 <w:rPr>
                   <w:rFonts w:ascii="Arial" w:cs="Arial" w:eastAsia="Arial" w:hAnsi="Arial"/>
@@ -12808,7 +12808,7 @@
             <w:pPr>
               <w:spacing w:after="20" w:before="0"/>
             </w:pPr>
-            <w:hyperlink w:history="1" r:id="rIddecu6khk1zuoigg9ygwxu">
+            <w:hyperlink w:history="1" r:id="rIdxhl3pzbrdswkusjhsv91h">
               <w:r>
                 <w:rPr>
                   <w:rFonts w:ascii="Arial" w:cs="Arial" w:eastAsia="Arial" w:hAnsi="Arial"/>
@@ -12841,7 +12841,7 @@
               <w:spacing w:after="10" w:before="0"/>
               <w:ind w:left="120"/>
             </w:pPr>
-            <w:hyperlink w:history="1" r:id="rIdmgpdkdxa3erhkvl5twuqv">
+            <w:hyperlink w:history="1" r:id="rIdphqzziec5vygczop55irp">
               <w:r>
                 <w:rPr>
                   <w:rFonts w:ascii="Arial" w:cs="Arial" w:eastAsia="Arial" w:hAnsi="Arial"/>
@@ -13036,7 +13036,7 @@
             <w:pPr>
               <w:spacing w:after="20" w:before="0"/>
             </w:pPr>
-            <w:hyperlink w:history="1" r:id="rId5gwxxxanztfeinr4xo2fz">
+            <w:hyperlink w:history="1" r:id="rIdjieiwxf2joggjxf48_odu">
               <w:r>
                 <w:rPr>
                   <w:rFonts w:ascii="Arial" w:cs="Arial" w:eastAsia="Arial" w:hAnsi="Arial"/>
@@ -13069,7 +13069,7 @@
               <w:spacing w:after="10" w:before="0"/>
               <w:ind w:left="120"/>
             </w:pPr>
-            <w:hyperlink w:history="1" r:id="rIdblskd3lvpj5scycwwu22t">
+            <w:hyperlink w:history="1" r:id="rIddsu3v9lads2sypdpprola">
               <w:r>
                 <w:rPr>
                   <w:rFonts w:ascii="Arial" w:cs="Arial" w:eastAsia="Arial" w:hAnsi="Arial"/>
@@ -13114,7 +13114,7 @@
             <w:pPr>
               <w:spacing w:after="20" w:before="0"/>
             </w:pPr>
-            <w:hyperlink w:history="1" r:id="rIdcdpcod74mgn3l0qnrthap">
+            <w:hyperlink w:history="1" r:id="rIdd7wpcisgn1ttbrqkxeq_h">
               <w:r>
                 <w:rPr>
                   <w:rFonts w:ascii="Arial" w:cs="Arial" w:eastAsia="Arial" w:hAnsi="Arial"/>
@@ -13147,7 +13147,7 @@
               <w:spacing w:after="10" w:before="0"/>
               <w:ind w:left="120"/>
             </w:pPr>
-            <w:hyperlink w:history="1" r:id="rIdtc3cpee7pq8qv74dqpqnd">
+            <w:hyperlink w:history="1" r:id="rId2lloatj7hvigairxlyxyy">
               <w:r>
                 <w:rPr>
                   <w:rFonts w:ascii="Arial" w:cs="Arial" w:eastAsia="Arial" w:hAnsi="Arial"/>
@@ -13342,7 +13342,7 @@
             <w:pPr>
               <w:spacing w:after="20" w:before="0"/>
             </w:pPr>
-            <w:hyperlink w:history="1" r:id="rIduv_pteuziebsdfw-pjvfz">
+            <w:hyperlink w:history="1" r:id="rIdh5l32uztg2n5e4xwklvi2">
               <w:r>
                 <w:rPr>
                   <w:rFonts w:ascii="Arial" w:cs="Arial" w:eastAsia="Arial" w:hAnsi="Arial"/>
@@ -13375,7 +13375,7 @@
               <w:spacing w:after="10" w:before="0"/>
               <w:ind w:left="120"/>
             </w:pPr>
-            <w:hyperlink w:history="1" r:id="rIdudfe3pfzgaakxlfz3xzaw">
+            <w:hyperlink w:history="1" r:id="rIdkfdjsrgt2wss4ch8j1g0b">
               <w:r>
                 <w:rPr>
                   <w:rFonts w:ascii="Arial" w:cs="Arial" w:eastAsia="Arial" w:hAnsi="Arial"/>
@@ -13420,7 +13420,7 @@
             <w:pPr>
               <w:spacing w:after="20" w:before="0"/>
             </w:pPr>
-            <w:hyperlink w:history="1" r:id="rIdrrro0wvlx5jsnfdqkrp9k">
+            <w:hyperlink w:history="1" r:id="rIdmmqibfsi_u2d9tswd1gv7">
               <w:r>
                 <w:rPr>
                   <w:rFonts w:ascii="Arial" w:cs="Arial" w:eastAsia="Arial" w:hAnsi="Arial"/>
@@ -13453,7 +13453,7 @@
               <w:spacing w:after="10" w:before="0"/>
               <w:ind w:left="120"/>
             </w:pPr>
-            <w:hyperlink w:history="1" r:id="rIdqmu8332b9dng9a1dkc5az">
+            <w:hyperlink w:history="1" r:id="rIdsz-x0cx5u8qj_tykkxq34">
               <w:r>
                 <w:rPr>
                   <w:rFonts w:ascii="Arial" w:cs="Arial" w:eastAsia="Arial" w:hAnsi="Arial"/>
@@ -14940,7 +14940,7 @@
             <w:pPr>
               <w:spacing w:after="20" w:before="0"/>
             </w:pPr>
-            <w:hyperlink w:history="1" r:id="rIddmnwy-6brdnt5c8zecq-u">
+            <w:hyperlink w:history="1" r:id="rIdzzw30eu3urlrx0n4btgf4">
               <w:r>
                 <w:rPr>
                   <w:rFonts w:ascii="Arial" w:cs="Arial" w:eastAsia="Arial" w:hAnsi="Arial"/>
@@ -14973,7 +14973,7 @@
               <w:spacing w:after="10" w:before="0"/>
               <w:ind w:left="120"/>
             </w:pPr>
-            <w:hyperlink w:history="1" r:id="rIdfe2pbplsjflohawuv6soc">
+            <w:hyperlink w:history="1" r:id="rIdstavcroid_ftmlad0lyqx">
               <w:r>
                 <w:rPr>
                   <w:rFonts w:ascii="Arial" w:cs="Arial" w:eastAsia="Arial" w:hAnsi="Arial"/>
@@ -15018,7 +15018,7 @@
             <w:pPr>
               <w:spacing w:after="20" w:before="0"/>
             </w:pPr>
-            <w:hyperlink w:history="1" r:id="rIdzqa97fwxdoyux5wdsrvod">
+            <w:hyperlink w:history="1" r:id="rIdrayyswrghtyznp8kcfbsv">
               <w:r>
                 <w:rPr>
                   <w:rFonts w:ascii="Arial" w:cs="Arial" w:eastAsia="Arial" w:hAnsi="Arial"/>
@@ -15051,7 +15051,7 @@
               <w:spacing w:after="10" w:before="0"/>
               <w:ind w:left="120"/>
             </w:pPr>
-            <w:hyperlink w:history="1" r:id="rIdhborjsb3cmdg86cjw1yd_">
+            <w:hyperlink w:history="1" r:id="rId257m5dfucwmzqpistsuqi">
               <w:r>
                 <w:rPr>
                   <w:rFonts w:ascii="Arial" w:cs="Arial" w:eastAsia="Arial" w:hAnsi="Arial"/>
@@ -15246,7 +15246,7 @@
             <w:pPr>
               <w:spacing w:after="20" w:before="0"/>
             </w:pPr>
-            <w:hyperlink w:history="1" r:id="rId5zaswaemld-ligenzjuot">
+            <w:hyperlink w:history="1" r:id="rIdsiu01tlth7jekbsnpqib3">
               <w:r>
                 <w:rPr>
                   <w:rFonts w:ascii="Arial" w:cs="Arial" w:eastAsia="Arial" w:hAnsi="Arial"/>
@@ -15279,7 +15279,7 @@
               <w:spacing w:after="10" w:before="0"/>
               <w:ind w:left="120"/>
             </w:pPr>
-            <w:hyperlink w:history="1" r:id="rIdg9jwqilr60quthi7bfkym">
+            <w:hyperlink w:history="1" r:id="rId0qqxbn3ymstfwj2b9nwtw">
               <w:r>
                 <w:rPr>
                   <w:rFonts w:ascii="Arial" w:cs="Arial" w:eastAsia="Arial" w:hAnsi="Arial"/>
@@ -15324,7 +15324,7 @@
             <w:pPr>
               <w:spacing w:after="20" w:before="0"/>
             </w:pPr>
-            <w:hyperlink w:history="1" r:id="rIduk6vpos9luimntfx1inrz">
+            <w:hyperlink w:history="1" r:id="rIdgpyturzrhhdllvf6zs69l">
               <w:r>
                 <w:rPr>
                   <w:rFonts w:ascii="Arial" w:cs="Arial" w:eastAsia="Arial" w:hAnsi="Arial"/>
@@ -15357,7 +15357,7 @@
               <w:spacing w:after="10" w:before="0"/>
               <w:ind w:left="120"/>
             </w:pPr>
-            <w:hyperlink w:history="1" r:id="rIdxamudzg2d1yeb9tgy22as">
+            <w:hyperlink w:history="1" r:id="rIdm5lvn1folwvvlzbfs8vaz">
               <w:r>
                 <w:rPr>
                   <w:rFonts w:ascii="Arial" w:cs="Arial" w:eastAsia="Arial" w:hAnsi="Arial"/>
@@ -15552,7 +15552,7 @@
             <w:pPr>
               <w:spacing w:after="20" w:before="0"/>
             </w:pPr>
-            <w:hyperlink w:history="1" r:id="rId_8m8ooqd7hsdft_mbfyga">
+            <w:hyperlink w:history="1" r:id="rId1tl77aeclyfxru_prko4g">
               <w:r>
                 <w:rPr>
                   <w:rFonts w:ascii="Arial" w:cs="Arial" w:eastAsia="Arial" w:hAnsi="Arial"/>
@@ -15585,7 +15585,7 @@
               <w:spacing w:after="10" w:before="0"/>
               <w:ind w:left="120"/>
             </w:pPr>
-            <w:hyperlink w:history="1" r:id="rIdqeegrw9pelk51xoxate1w">
+            <w:hyperlink w:history="1" r:id="rIddzupymse_hpgpp2nc6dep">
               <w:r>
                 <w:rPr>
                   <w:rFonts w:ascii="Arial" w:cs="Arial" w:eastAsia="Arial" w:hAnsi="Arial"/>
@@ -15630,7 +15630,7 @@
             <w:pPr>
               <w:spacing w:after="20" w:before="0"/>
             </w:pPr>
-            <w:hyperlink w:history="1" r:id="rIdsxmebjashdbhib4atbmqc">
+            <w:hyperlink w:history="1" r:id="rIdueutej9bimzjgqb6y8dns">
               <w:r>
                 <w:rPr>
                   <w:rFonts w:ascii="Arial" w:cs="Arial" w:eastAsia="Arial" w:hAnsi="Arial"/>
@@ -15663,7 +15663,7 @@
               <w:spacing w:after="10" w:before="0"/>
               <w:ind w:left="120"/>
             </w:pPr>
-            <w:hyperlink w:history="1" r:id="rIdthz73-e-y9tapnru3upxf">
+            <w:hyperlink w:history="1" r:id="rIddow8p-t3_9duizb7w9vrz">
               <w:r>
                 <w:rPr>
                   <w:rFonts w:ascii="Arial" w:cs="Arial" w:eastAsia="Arial" w:hAnsi="Arial"/>
@@ -15858,7 +15858,7 @@
             <w:pPr>
               <w:spacing w:after="20" w:before="0"/>
             </w:pPr>
-            <w:hyperlink w:history="1" r:id="rIdqtwxu1yd_3dr0u1wyoicq">
+            <w:hyperlink w:history="1" r:id="rIdz27ib8dfrlcmpxas0tdjd">
               <w:r>
                 <w:rPr>
                   <w:rFonts w:ascii="Arial" w:cs="Arial" w:eastAsia="Arial" w:hAnsi="Arial"/>
@@ -15891,7 +15891,7 @@
               <w:spacing w:after="10" w:before="0"/>
               <w:ind w:left="120"/>
             </w:pPr>
-            <w:hyperlink w:history="1" r:id="rIdageiiabozy5rhu5xyrrde">
+            <w:hyperlink w:history="1" r:id="rIdcrpfcs8cx9wej8sqivcnw">
               <w:r>
                 <w:rPr>
                   <w:rFonts w:ascii="Arial" w:cs="Arial" w:eastAsia="Arial" w:hAnsi="Arial"/>
@@ -15936,7 +15936,7 @@
             <w:pPr>
               <w:spacing w:after="20" w:before="0"/>
             </w:pPr>
-            <w:hyperlink w:history="1" r:id="rIdkqamu-3wsyophn8jx6ecy">
+            <w:hyperlink w:history="1" r:id="rIdsxx6patw-4dih72fgzwpm">
               <w:r>
                 <w:rPr>
                   <w:rFonts w:ascii="Arial" w:cs="Arial" w:eastAsia="Arial" w:hAnsi="Arial"/>
@@ -15969,7 +15969,7 @@
               <w:spacing w:after="10" w:before="0"/>
               <w:ind w:left="120"/>
             </w:pPr>
-            <w:hyperlink w:history="1" r:id="rIdrax37dxpk19xdyrnzrtth">
+            <w:hyperlink w:history="1" r:id="rIdsj43y_q5uf0lpjuxp3yvo">
               <w:r>
                 <w:rPr>
                   <w:rFonts w:ascii="Arial" w:cs="Arial" w:eastAsia="Arial" w:hAnsi="Arial"/>
@@ -16164,7 +16164,7 @@
             <w:pPr>
               <w:spacing w:after="20" w:before="0"/>
             </w:pPr>
-            <w:hyperlink w:history="1" r:id="rId6y_zokdhv-hjq3arl-tt7">
+            <w:hyperlink w:history="1" r:id="rId3knjpfsg4wks2gmr39ulh">
               <w:r>
                 <w:rPr>
                   <w:rFonts w:ascii="Arial" w:cs="Arial" w:eastAsia="Arial" w:hAnsi="Arial"/>
@@ -16197,7 +16197,7 @@
               <w:spacing w:after="10" w:before="0"/>
               <w:ind w:left="120"/>
             </w:pPr>
-            <w:hyperlink w:history="1" r:id="rIdmtd45dupoqad4ugz9pewo">
+            <w:hyperlink w:history="1" r:id="rIdhkriwb03-0schsl5fbdlc">
               <w:r>
                 <w:rPr>
                   <w:rFonts w:ascii="Arial" w:cs="Arial" w:eastAsia="Arial" w:hAnsi="Arial"/>
@@ -16242,7 +16242,7 @@
             <w:pPr>
               <w:spacing w:after="20" w:before="0"/>
             </w:pPr>
-            <w:hyperlink w:history="1" r:id="rIdt-j1s18m8yi88yvfaoyzh">
+            <w:hyperlink w:history="1" r:id="rIdkwd4zxx-li2armpwrzqy4">
               <w:r>
                 <w:rPr>
                   <w:rFonts w:ascii="Arial" w:cs="Arial" w:eastAsia="Arial" w:hAnsi="Arial"/>
@@ -16275,7 +16275,7 @@
               <w:spacing w:after="10" w:before="0"/>
               <w:ind w:left="120"/>
             </w:pPr>
-            <w:hyperlink w:history="1" r:id="rIdqywvsmjxzb312e4lgyrkj">
+            <w:hyperlink w:history="1" r:id="rIdn4zdi1xpx8yrw9nmybw4s">
               <w:r>
                 <w:rPr>
                   <w:rFonts w:ascii="Arial" w:cs="Arial" w:eastAsia="Arial" w:hAnsi="Arial"/>
@@ -17762,7 +17762,7 @@
             <w:pPr>
               <w:spacing w:after="20" w:before="0"/>
             </w:pPr>
-            <w:hyperlink w:history="1" r:id="rId8gzc5fmfzpj9beds03zpa">
+            <w:hyperlink w:history="1" r:id="rIdnzoy3avmkj0kgsut94f-j">
               <w:r>
                 <w:rPr>
                   <w:rFonts w:ascii="Arial" w:cs="Arial" w:eastAsia="Arial" w:hAnsi="Arial"/>
@@ -17795,7 +17795,7 @@
               <w:spacing w:after="10" w:before="0"/>
               <w:ind w:left="120"/>
             </w:pPr>
-            <w:hyperlink w:history="1" r:id="rIdzc-1zlpjqo8ud5odfovfn">
+            <w:hyperlink w:history="1" r:id="rIdjilovojzrnywm9homgnaw">
               <w:r>
                 <w:rPr>
                   <w:rFonts w:ascii="Arial" w:cs="Arial" w:eastAsia="Arial" w:hAnsi="Arial"/>
@@ -17840,7 +17840,7 @@
             <w:pPr>
               <w:spacing w:after="20" w:before="0"/>
             </w:pPr>
-            <w:hyperlink w:history="1" r:id="rIdec_uj8_odaafjxadmw_-6">
+            <w:hyperlink w:history="1" r:id="rIdmkrzfustbgt5xoggvvzdj">
               <w:r>
                 <w:rPr>
                   <w:rFonts w:ascii="Arial" w:cs="Arial" w:eastAsia="Arial" w:hAnsi="Arial"/>
@@ -17873,7 +17873,7 @@
               <w:spacing w:after="10" w:before="0"/>
               <w:ind w:left="120"/>
             </w:pPr>
-            <w:hyperlink w:history="1" r:id="rIdclobjoj-cwbfym-frrxi5">
+            <w:hyperlink w:history="1" r:id="rIdi7z2-yxgnsp75khs0dqen">
               <w:r>
                 <w:rPr>
                   <w:rFonts w:ascii="Arial" w:cs="Arial" w:eastAsia="Arial" w:hAnsi="Arial"/>
@@ -18068,7 +18068,7 @@
             <w:pPr>
               <w:spacing w:after="20" w:before="0"/>
             </w:pPr>
-            <w:hyperlink w:history="1" r:id="rId37ihddrckbezxmgrzmjy0">
+            <w:hyperlink w:history="1" r:id="rIdq9ywlj2i6o564cz99diq-">
               <w:r>
                 <w:rPr>
                   <w:rFonts w:ascii="Arial" w:cs="Arial" w:eastAsia="Arial" w:hAnsi="Arial"/>
@@ -18101,7 +18101,7 @@
               <w:spacing w:after="10" w:before="0"/>
               <w:ind w:left="120"/>
             </w:pPr>
-            <w:hyperlink w:history="1" r:id="rIdollydxci2b08xoseedvmu">
+            <w:hyperlink w:history="1" r:id="rIddl9zzzu8dv-1x7-otjzqw">
               <w:r>
                 <w:rPr>
                   <w:rFonts w:ascii="Arial" w:cs="Arial" w:eastAsia="Arial" w:hAnsi="Arial"/>
@@ -18146,7 +18146,7 @@
             <w:pPr>
               <w:spacing w:after="20" w:before="0"/>
             </w:pPr>
-            <w:hyperlink w:history="1" r:id="rIddft98dlt1zz_uoaqvtmvj">
+            <w:hyperlink w:history="1" r:id="rIdlwqrwckdvj6mhbo4xd7_j">
               <w:r>
                 <w:rPr>
                   <w:rFonts w:ascii="Arial" w:cs="Arial" w:eastAsia="Arial" w:hAnsi="Arial"/>
@@ -18179,7 +18179,7 @@
               <w:spacing w:after="10" w:before="0"/>
               <w:ind w:left="120"/>
             </w:pPr>
-            <w:hyperlink w:history="1" r:id="rId4_d0vzmh2llfiaaox8ocj">
+            <w:hyperlink w:history="1" r:id="rIdi8orduqaucaxodnh0yrzi">
               <w:r>
                 <w:rPr>
                   <w:rFonts w:ascii="Arial" w:cs="Arial" w:eastAsia="Arial" w:hAnsi="Arial"/>
@@ -18374,7 +18374,7 @@
             <w:pPr>
               <w:spacing w:after="20" w:before="0"/>
             </w:pPr>
-            <w:hyperlink w:history="1" r:id="rIdvtig5exarj47lkh5e3iih">
+            <w:hyperlink w:history="1" r:id="rIdp7whsifteh0es-aeo9bqo">
               <w:r>
                 <w:rPr>
                   <w:rFonts w:ascii="Arial" w:cs="Arial" w:eastAsia="Arial" w:hAnsi="Arial"/>
@@ -18407,7 +18407,7 @@
               <w:spacing w:after="10" w:before="0"/>
               <w:ind w:left="120"/>
             </w:pPr>
-            <w:hyperlink w:history="1" r:id="rIdwfxvji3cijy7k3cfhcfvp">
+            <w:hyperlink w:history="1" r:id="rId9dywsrzncmxmjyocxfxw2">
               <w:r>
                 <w:rPr>
                   <w:rFonts w:ascii="Arial" w:cs="Arial" w:eastAsia="Arial" w:hAnsi="Arial"/>
@@ -18452,7 +18452,7 @@
             <w:pPr>
               <w:spacing w:after="20" w:before="0"/>
             </w:pPr>
-            <w:hyperlink w:history="1" r:id="rIdoyodipe-abcwzge9z55cg">
+            <w:hyperlink w:history="1" r:id="rIdlfmtwjdq9uh-_xiqbqviq">
               <w:r>
                 <w:rPr>
                   <w:rFonts w:ascii="Arial" w:cs="Arial" w:eastAsia="Arial" w:hAnsi="Arial"/>
@@ -18485,7 +18485,7 @@
               <w:spacing w:after="10" w:before="0"/>
               <w:ind w:left="120"/>
             </w:pPr>
-            <w:hyperlink w:history="1" r:id="rIdmpnlxjepqc_olqh2wndqz">
+            <w:hyperlink w:history="1" r:id="rIdbqmjm3scoxxtixyfqaekn">
               <w:r>
                 <w:rPr>
                   <w:rFonts w:ascii="Arial" w:cs="Arial" w:eastAsia="Arial" w:hAnsi="Arial"/>
@@ -18680,7 +18680,7 @@
             <w:pPr>
               <w:spacing w:after="20" w:before="0"/>
             </w:pPr>
-            <w:hyperlink w:history="1" r:id="rIdaeqoyqnyfonx4b6ft_m4s">
+            <w:hyperlink w:history="1" r:id="rIdbclglzbj19xpug8dfjtll">
               <w:r>
                 <w:rPr>
                   <w:rFonts w:ascii="Arial" w:cs="Arial" w:eastAsia="Arial" w:hAnsi="Arial"/>
@@ -18713,7 +18713,7 @@
               <w:spacing w:after="10" w:before="0"/>
               <w:ind w:left="120"/>
             </w:pPr>
-            <w:hyperlink w:history="1" r:id="rIdnevvzst2z_-sc9x6rphx_">
+            <w:hyperlink w:history="1" r:id="rIdya22d3zkobg3bsbhph_0p">
               <w:r>
                 <w:rPr>
                   <w:rFonts w:ascii="Arial" w:cs="Arial" w:eastAsia="Arial" w:hAnsi="Arial"/>
@@ -18758,7 +18758,7 @@
             <w:pPr>
               <w:spacing w:after="20" w:before="0"/>
             </w:pPr>
-            <w:hyperlink w:history="1" r:id="rIdgmwnuqn-kevx5rtfixpb1">
+            <w:hyperlink w:history="1" r:id="rIdy9_pkdgxv2grepgxcrn7s">
               <w:r>
                 <w:rPr>
                   <w:rFonts w:ascii="Arial" w:cs="Arial" w:eastAsia="Arial" w:hAnsi="Arial"/>
@@ -18791,7 +18791,7 @@
               <w:spacing w:after="10" w:before="0"/>
               <w:ind w:left="120"/>
             </w:pPr>
-            <w:hyperlink w:history="1" r:id="rIdctze-qbvh6mkwfouzf6vn">
+            <w:hyperlink w:history="1" r:id="rIdpfnjatnbnfkbukmqpqgcd">
               <w:r>
                 <w:rPr>
                   <w:rFonts w:ascii="Arial" w:cs="Arial" w:eastAsia="Arial" w:hAnsi="Arial"/>
@@ -18986,7 +18986,7 @@
             <w:pPr>
               <w:spacing w:after="20" w:before="0"/>
             </w:pPr>
-            <w:hyperlink w:history="1" r:id="rId2e6bxrkuqz-4feeotzx_j">
+            <w:hyperlink w:history="1" r:id="rIddqkwfrsfkty7fjk0k3zvg">
               <w:r>
                 <w:rPr>
                   <w:rFonts w:ascii="Arial" w:cs="Arial" w:eastAsia="Arial" w:hAnsi="Arial"/>
@@ -19019,7 +19019,7 @@
               <w:spacing w:after="10" w:before="0"/>
               <w:ind w:left="120"/>
             </w:pPr>
-            <w:hyperlink w:history="1" r:id="rIdf_myblsxd4vrtqgym8tti">
+            <w:hyperlink w:history="1" r:id="rIdj2kkf62wxhyitrsbuwjsm">
               <w:r>
                 <w:rPr>
                   <w:rFonts w:ascii="Arial" w:cs="Arial" w:eastAsia="Arial" w:hAnsi="Arial"/>
@@ -19064,7 +19064,7 @@
             <w:pPr>
               <w:spacing w:after="20" w:before="0"/>
             </w:pPr>
-            <w:hyperlink w:history="1" r:id="rIdxbojfphdltygsmlajdvhq">
+            <w:hyperlink w:history="1" r:id="rIdgfd4ajy2wtml4etxcftak">
               <w:r>
                 <w:rPr>
                   <w:rFonts w:ascii="Arial" w:cs="Arial" w:eastAsia="Arial" w:hAnsi="Arial"/>
@@ -19097,7 +19097,7 @@
               <w:spacing w:after="10" w:before="0"/>
               <w:ind w:left="120"/>
             </w:pPr>
-            <w:hyperlink w:history="1" r:id="rIdck30bb6ix3gbysnov77ha">
+            <w:hyperlink w:history="1" r:id="rIdz0rv9ohfbciu1krlywrl-">
               <w:r>
                 <w:rPr>
                   <w:rFonts w:ascii="Arial" w:cs="Arial" w:eastAsia="Arial" w:hAnsi="Arial"/>
@@ -20584,7 +20584,7 @@
             <w:pPr>
               <w:spacing w:after="20" w:before="0"/>
             </w:pPr>
-            <w:hyperlink w:history="1" r:id="rIdez8dvjy6hzgmevrwgr_ur">
+            <w:hyperlink w:history="1" r:id="rIdlbkow5xx0mfjboin5jret">
               <w:r>
                 <w:rPr>
                   <w:rFonts w:ascii="Arial" w:cs="Arial" w:eastAsia="Arial" w:hAnsi="Arial"/>
@@ -20617,7 +20617,7 @@
               <w:spacing w:after="10" w:before="0"/>
               <w:ind w:left="120"/>
             </w:pPr>
-            <w:hyperlink w:history="1" r:id="rIdxxphy22rc8eu7bup6uxmb">
+            <w:hyperlink w:history="1" r:id="rIdkic9ix_kgvhjjym5p8bpb">
               <w:r>
                 <w:rPr>
                   <w:rFonts w:ascii="Arial" w:cs="Arial" w:eastAsia="Arial" w:hAnsi="Arial"/>
@@ -20662,7 +20662,7 @@
             <w:pPr>
               <w:spacing w:after="20" w:before="0"/>
             </w:pPr>
-            <w:hyperlink w:history="1" r:id="rIdbzxoql5dycxrv5bhkfhsx">
+            <w:hyperlink w:history="1" r:id="rIdsiymqknxevojapndr1f_f">
               <w:r>
                 <w:rPr>
                   <w:rFonts w:ascii="Arial" w:cs="Arial" w:eastAsia="Arial" w:hAnsi="Arial"/>
@@ -20695,7 +20695,7 @@
               <w:spacing w:after="10" w:before="0"/>
               <w:ind w:left="120"/>
             </w:pPr>
-            <w:hyperlink w:history="1" r:id="rIdvukrsw5v_bxdp8wwhatya">
+            <w:hyperlink w:history="1" r:id="rIdlgfrwrky0a9g6brnanrea">
               <w:r>
                 <w:rPr>
                   <w:rFonts w:ascii="Arial" w:cs="Arial" w:eastAsia="Arial" w:hAnsi="Arial"/>
@@ -20890,7 +20890,7 @@
             <w:pPr>
               <w:spacing w:after="20" w:before="0"/>
             </w:pPr>
-            <w:hyperlink w:history="1" r:id="rIdsyctikndc9rx5re5b7of3">
+            <w:hyperlink w:history="1" r:id="rIdclpfmphjwalkp_y1vipmw">
               <w:r>
                 <w:rPr>
                   <w:rFonts w:ascii="Arial" w:cs="Arial" w:eastAsia="Arial" w:hAnsi="Arial"/>
@@ -20923,7 +20923,7 @@
               <w:spacing w:after="10" w:before="0"/>
               <w:ind w:left="120"/>
             </w:pPr>
-            <w:hyperlink w:history="1" r:id="rIdsklp93-mubg8-sezporsp">
+            <w:hyperlink w:history="1" r:id="rIdyx1qstm1rdsbgbgmtcqhv">
               <w:r>
                 <w:rPr>
                   <w:rFonts w:ascii="Arial" w:cs="Arial" w:eastAsia="Arial" w:hAnsi="Arial"/>
@@ -20968,7 +20968,7 @@
             <w:pPr>
               <w:spacing w:after="20" w:before="0"/>
             </w:pPr>
-            <w:hyperlink w:history="1" r:id="rId_cqijevvu96xzch0fa41l">
+            <w:hyperlink w:history="1" r:id="rIdfn5sf0rp68neaeoselodo">
               <w:r>
                 <w:rPr>
                   <w:rFonts w:ascii="Arial" w:cs="Arial" w:eastAsia="Arial" w:hAnsi="Arial"/>
@@ -21001,7 +21001,7 @@
               <w:spacing w:after="10" w:before="0"/>
               <w:ind w:left="120"/>
             </w:pPr>
-            <w:hyperlink w:history="1" r:id="rIdfitinmxeyedifhvk_anmg">
+            <w:hyperlink w:history="1" r:id="rIdzfdt2x_qhpmgagwmdckst">
               <w:r>
                 <w:rPr>
                   <w:rFonts w:ascii="Arial" w:cs="Arial" w:eastAsia="Arial" w:hAnsi="Arial"/>
@@ -21196,7 +21196,7 @@
             <w:pPr>
               <w:spacing w:after="20" w:before="0"/>
             </w:pPr>
-            <w:hyperlink w:history="1" r:id="rId1ggvv1-z1fir5wfueqmrr">
+            <w:hyperlink w:history="1" r:id="rIdauvulvg-zujreivz_o7dg">
               <w:r>
                 <w:rPr>
                   <w:rFonts w:ascii="Arial" w:cs="Arial" w:eastAsia="Arial" w:hAnsi="Arial"/>
@@ -21229,7 +21229,7 @@
               <w:spacing w:after="10" w:before="0"/>
               <w:ind w:left="120"/>
             </w:pPr>
-            <w:hyperlink w:history="1" r:id="rIdqvg9kc4zk3hpfjzaj746e">
+            <w:hyperlink w:history="1" r:id="rIdt1_xk6t6m2lpwgeocvkhu">
               <w:r>
                 <w:rPr>
                   <w:rFonts w:ascii="Arial" w:cs="Arial" w:eastAsia="Arial" w:hAnsi="Arial"/>
@@ -21274,7 +21274,7 @@
             <w:pPr>
               <w:spacing w:after="20" w:before="0"/>
             </w:pPr>
-            <w:hyperlink w:history="1" r:id="rIdfx8nd7xrhfsbopdfdjcse">
+            <w:hyperlink w:history="1" r:id="rId5dhvveylris0elewfhos3">
               <w:r>
                 <w:rPr>
                   <w:rFonts w:ascii="Arial" w:cs="Arial" w:eastAsia="Arial" w:hAnsi="Arial"/>
@@ -21307,7 +21307,7 @@
               <w:spacing w:after="10" w:before="0"/>
               <w:ind w:left="120"/>
             </w:pPr>
-            <w:hyperlink w:history="1" r:id="rIdial21x5rv88zkbvbd9fvq">
+            <w:hyperlink w:history="1" r:id="rIdlkp0yeyoq1m7mawqexbta">
               <w:r>
                 <w:rPr>
                   <w:rFonts w:ascii="Arial" w:cs="Arial" w:eastAsia="Arial" w:hAnsi="Arial"/>
@@ -21502,7 +21502,7 @@
             <w:pPr>
               <w:spacing w:after="20" w:before="0"/>
             </w:pPr>
-            <w:hyperlink w:history="1" r:id="rIdyr0ko4dhouqokqa6-j_oz">
+            <w:hyperlink w:history="1" r:id="rIdfi9buxdv7mck4hv5_kmy-">
               <w:r>
                 <w:rPr>
                   <w:rFonts w:ascii="Arial" w:cs="Arial" w:eastAsia="Arial" w:hAnsi="Arial"/>
@@ -21535,7 +21535,7 @@
               <w:spacing w:after="10" w:before="0"/>
               <w:ind w:left="120"/>
             </w:pPr>
-            <w:hyperlink w:history="1" r:id="rIdqly4fd17l4ayf7smne5oy">
+            <w:hyperlink w:history="1" r:id="rIdvhzysjyyju3ksqoa5du_4">
               <w:r>
                 <w:rPr>
                   <w:rFonts w:ascii="Arial" w:cs="Arial" w:eastAsia="Arial" w:hAnsi="Arial"/>
@@ -21580,7 +21580,7 @@
             <w:pPr>
               <w:spacing w:after="20" w:before="0"/>
             </w:pPr>
-            <w:hyperlink w:history="1" r:id="rIdkhmsnhxo-ba4vinj_ea1w">
+            <w:hyperlink w:history="1" r:id="rIdb3dtip1dutsw3su6toilp">
               <w:r>
                 <w:rPr>
                   <w:rFonts w:ascii="Arial" w:cs="Arial" w:eastAsia="Arial" w:hAnsi="Arial"/>
@@ -21613,7 +21613,7 @@
               <w:spacing w:after="10" w:before="0"/>
               <w:ind w:left="120"/>
             </w:pPr>
-            <w:hyperlink w:history="1" r:id="rIdmx4tn0nzyhmhnbsttwzpg">
+            <w:hyperlink w:history="1" r:id="rIdyyj950gvoyluxegoty05m">
               <w:r>
                 <w:rPr>
                   <w:rFonts w:ascii="Arial" w:cs="Arial" w:eastAsia="Arial" w:hAnsi="Arial"/>
@@ -21808,7 +21808,7 @@
             <w:pPr>
               <w:spacing w:after="20" w:before="0"/>
             </w:pPr>
-            <w:hyperlink w:history="1" r:id="rIdkwbmtxlc3ftwzk2d2yqch">
+            <w:hyperlink w:history="1" r:id="rIdj1eo3psx2fwfdw-tcijw2">
               <w:r>
                 <w:rPr>
                   <w:rFonts w:ascii="Arial" w:cs="Arial" w:eastAsia="Arial" w:hAnsi="Arial"/>
@@ -21841,7 +21841,7 @@
               <w:spacing w:after="10" w:before="0"/>
               <w:ind w:left="120"/>
             </w:pPr>
-            <w:hyperlink w:history="1" r:id="rIdlavltygqvotla36gscunk">
+            <w:hyperlink w:history="1" r:id="rIdtbplujdbalxzirinspogs">
               <w:r>
                 <w:rPr>
                   <w:rFonts w:ascii="Arial" w:cs="Arial" w:eastAsia="Arial" w:hAnsi="Arial"/>
@@ -21886,7 +21886,7 @@
             <w:pPr>
               <w:spacing w:after="20" w:before="0"/>
             </w:pPr>
-            <w:hyperlink w:history="1" r:id="rIdu7919ijv8ocpvesp7jkb5">
+            <w:hyperlink w:history="1" r:id="rIdedyxhajqbec3ftjnhv_ru">
               <w:r>
                 <w:rPr>
                   <w:rFonts w:ascii="Arial" w:cs="Arial" w:eastAsia="Arial" w:hAnsi="Arial"/>
@@ -21919,7 +21919,7 @@
               <w:spacing w:after="10" w:before="0"/>
               <w:ind w:left="120"/>
             </w:pPr>
-            <w:hyperlink w:history="1" r:id="rId7zklkt1omvodzhq29o72e">
+            <w:hyperlink w:history="1" r:id="rId7-1rxi7by_szreswwpgkh">
               <w:r>
                 <w:rPr>
                   <w:rFonts w:ascii="Arial" w:cs="Arial" w:eastAsia="Arial" w:hAnsi="Arial"/>
@@ -23406,7 +23406,7 @@
             <w:pPr>
               <w:spacing w:after="20" w:before="0"/>
             </w:pPr>
-            <w:hyperlink w:history="1" r:id="rIdga95z1ncmfpmsjgjsjdgt">
+            <w:hyperlink w:history="1" r:id="rIdeiwduuj9upfp1cahzhget">
               <w:r>
                 <w:rPr>
                   <w:rFonts w:ascii="Arial" w:cs="Arial" w:eastAsia="Arial" w:hAnsi="Arial"/>
@@ -23439,7 +23439,7 @@
               <w:spacing w:after="10" w:before="0"/>
               <w:ind w:left="120"/>
             </w:pPr>
-            <w:hyperlink w:history="1" r:id="rIduqtkryxep178qfbvir_c0">
+            <w:hyperlink w:history="1" r:id="rIdl0pudged7ikdqwpmbngmt">
               <w:r>
                 <w:rPr>
                   <w:rFonts w:ascii="Arial" w:cs="Arial" w:eastAsia="Arial" w:hAnsi="Arial"/>
@@ -23484,7 +23484,7 @@
             <w:pPr>
               <w:spacing w:after="20" w:before="0"/>
             </w:pPr>
-            <w:hyperlink w:history="1" r:id="rIdkxkxqeoaavrdzzwx7c3wv">
+            <w:hyperlink w:history="1" r:id="rIdb3t5_mjjqt6aokocpvjgn">
               <w:r>
                 <w:rPr>
                   <w:rFonts w:ascii="Arial" w:cs="Arial" w:eastAsia="Arial" w:hAnsi="Arial"/>
@@ -23517,7 +23517,7 @@
               <w:spacing w:after="10" w:before="0"/>
               <w:ind w:left="120"/>
             </w:pPr>
-            <w:hyperlink w:history="1" r:id="rIdys1_eyozk-hi9k-lm1dap">
+            <w:hyperlink w:history="1" r:id="rIdizcrg4tkdyqq6n9mwg6hs">
               <w:r>
                 <w:rPr>
                   <w:rFonts w:ascii="Arial" w:cs="Arial" w:eastAsia="Arial" w:hAnsi="Arial"/>
@@ -23712,7 +23712,7 @@
             <w:pPr>
               <w:spacing w:after="20" w:before="0"/>
             </w:pPr>
-            <w:hyperlink w:history="1" r:id="rIdfhcpspv8uwapviq0m3gjh">
+            <w:hyperlink w:history="1" r:id="rIdwxlo2ow18otsj0v_aoccv">
               <w:r>
                 <w:rPr>
                   <w:rFonts w:ascii="Arial" w:cs="Arial" w:eastAsia="Arial" w:hAnsi="Arial"/>
@@ -23745,7 +23745,7 @@
               <w:spacing w:after="10" w:before="0"/>
               <w:ind w:left="120"/>
             </w:pPr>
-            <w:hyperlink w:history="1" r:id="rIdwu_e4xoa9t0a5ery-8vcj">
+            <w:hyperlink w:history="1" r:id="rId26svgjeo6o9qlt_icnsam">
               <w:r>
                 <w:rPr>
                   <w:rFonts w:ascii="Arial" w:cs="Arial" w:eastAsia="Arial" w:hAnsi="Arial"/>
@@ -23790,7 +23790,7 @@
             <w:pPr>
               <w:spacing w:after="20" w:before="0"/>
             </w:pPr>
-            <w:hyperlink w:history="1" r:id="rIdwt9ujfm6u4-0sq9r1mudr">
+            <w:hyperlink w:history="1" r:id="rIdd-jqeyajzwlvdj0lv1b-q">
               <w:r>
                 <w:rPr>
                   <w:rFonts w:ascii="Arial" w:cs="Arial" w:eastAsia="Arial" w:hAnsi="Arial"/>
@@ -23823,7 +23823,7 @@
               <w:spacing w:after="10" w:before="0"/>
               <w:ind w:left="120"/>
             </w:pPr>
-            <w:hyperlink w:history="1" r:id="rIdo-hbghmizwe-tvw8o1wuz">
+            <w:hyperlink w:history="1" r:id="rIdgutm-jsrkjlsswa5qbuiq">
               <w:r>
                 <w:rPr>
                   <w:rFonts w:ascii="Arial" w:cs="Arial" w:eastAsia="Arial" w:hAnsi="Arial"/>
@@ -24018,7 +24018,7 @@
             <w:pPr>
               <w:spacing w:after="20" w:before="0"/>
             </w:pPr>
-            <w:hyperlink w:history="1" r:id="rId2yj-x_mdpedus8rc2adz5">
+            <w:hyperlink w:history="1" r:id="rIdaxooz61xunctylvoaicih">
               <w:r>
                 <w:rPr>
                   <w:rFonts w:ascii="Arial" w:cs="Arial" w:eastAsia="Arial" w:hAnsi="Arial"/>
@@ -24051,7 +24051,7 @@
               <w:spacing w:after="10" w:before="0"/>
               <w:ind w:left="120"/>
             </w:pPr>
-            <w:hyperlink w:history="1" r:id="rIdxvfhrtdiwgkwutnucplnm">
+            <w:hyperlink w:history="1" r:id="rIdvsqgtiowpetvhg4kfkzob">
               <w:r>
                 <w:rPr>
                   <w:rFonts w:ascii="Arial" w:cs="Arial" w:eastAsia="Arial" w:hAnsi="Arial"/>
@@ -24096,7 +24096,7 @@
             <w:pPr>
               <w:spacing w:after="20" w:before="0"/>
             </w:pPr>
-            <w:hyperlink w:history="1" r:id="rId-9gd-a-e80tlvu7mxawui">
+            <w:hyperlink w:history="1" r:id="rIdr-zcniqynmhec4fjahhgf">
               <w:r>
                 <w:rPr>
                   <w:rFonts w:ascii="Arial" w:cs="Arial" w:eastAsia="Arial" w:hAnsi="Arial"/>
@@ -24129,7 +24129,7 @@
               <w:spacing w:after="10" w:before="0"/>
               <w:ind w:left="120"/>
             </w:pPr>
-            <w:hyperlink w:history="1" r:id="rIdwo9k4jx11m5iuqxlam0ei">
+            <w:hyperlink w:history="1" r:id="rIdkoxx_iexdia28l9lwxriv">
               <w:r>
                 <w:rPr>
                   <w:rFonts w:ascii="Arial" w:cs="Arial" w:eastAsia="Arial" w:hAnsi="Arial"/>
@@ -24324,7 +24324,7 @@
             <w:pPr>
               <w:spacing w:after="20" w:before="0"/>
             </w:pPr>
-            <w:hyperlink w:history="1" r:id="rIdlydh7n9_xor13ksue4a10">
+            <w:hyperlink w:history="1" r:id="rIdrjgalvzvsu1ijxdupln6n">
               <w:r>
                 <w:rPr>
                   <w:rFonts w:ascii="Arial" w:cs="Arial" w:eastAsia="Arial" w:hAnsi="Arial"/>
@@ -24357,7 +24357,7 @@
               <w:spacing w:after="10" w:before="0"/>
               <w:ind w:left="120"/>
             </w:pPr>
-            <w:hyperlink w:history="1" r:id="rIdngljk0ajals7mjtfejkmb">
+            <w:hyperlink w:history="1" r:id="rIdooejjdb1caxtysjnarsia">
               <w:r>
                 <w:rPr>
                   <w:rFonts w:ascii="Arial" w:cs="Arial" w:eastAsia="Arial" w:hAnsi="Arial"/>
@@ -24402,7 +24402,7 @@
             <w:pPr>
               <w:spacing w:after="20" w:before="0"/>
             </w:pPr>
-            <w:hyperlink w:history="1" r:id="rIdqrl9uvraswyo0lyjsmg1q">
+            <w:hyperlink w:history="1" r:id="rId6rxnn2-vrd_0tkzyonofm">
               <w:r>
                 <w:rPr>
                   <w:rFonts w:ascii="Arial" w:cs="Arial" w:eastAsia="Arial" w:hAnsi="Arial"/>
@@ -24435,7 +24435,7 @@
               <w:spacing w:after="10" w:before="0"/>
               <w:ind w:left="120"/>
             </w:pPr>
-            <w:hyperlink w:history="1" r:id="rIdefza520hiptami0alzzot">
+            <w:hyperlink w:history="1" r:id="rIdaf13st2ncrwfp6hvcvckm">
               <w:r>
                 <w:rPr>
                   <w:rFonts w:ascii="Arial" w:cs="Arial" w:eastAsia="Arial" w:hAnsi="Arial"/>
@@ -24630,7 +24630,7 @@
             <w:pPr>
               <w:spacing w:after="20" w:before="0"/>
             </w:pPr>
-            <w:hyperlink w:history="1" r:id="rIdadl0x2vz1fj9kr5rkzvn_">
+            <w:hyperlink w:history="1" r:id="rIdiqjybgbb-tpsqjaqyt1x8">
               <w:r>
                 <w:rPr>
                   <w:rFonts w:ascii="Arial" w:cs="Arial" w:eastAsia="Arial" w:hAnsi="Arial"/>
@@ -24663,7 +24663,7 @@
               <w:spacing w:after="10" w:before="0"/>
               <w:ind w:left="120"/>
             </w:pPr>
-            <w:hyperlink w:history="1" r:id="rIdccdrkwoidbqbv_9dfjlvu">
+            <w:hyperlink w:history="1" r:id="rIdooiqaxsfdzdy7xypyfvja">
               <w:r>
                 <w:rPr>
                   <w:rFonts w:ascii="Arial" w:cs="Arial" w:eastAsia="Arial" w:hAnsi="Arial"/>
@@ -24708,7 +24708,7 @@
             <w:pPr>
               <w:spacing w:after="20" w:before="0"/>
             </w:pPr>
-            <w:hyperlink w:history="1" r:id="rIdo2ac83xwgoem-mdh4ba_m">
+            <w:hyperlink w:history="1" r:id="rIdjwirqorm58th7p9fn0gak">
               <w:r>
                 <w:rPr>
                   <w:rFonts w:ascii="Arial" w:cs="Arial" w:eastAsia="Arial" w:hAnsi="Arial"/>
@@ -24741,7 +24741,7 @@
               <w:spacing w:after="10" w:before="0"/>
               <w:ind w:left="120"/>
             </w:pPr>
-            <w:hyperlink w:history="1" r:id="rId3xhhes0y9_4ymmj4o8fni">
+            <w:hyperlink w:history="1" r:id="rId3gqnrdxyllfyisnidmdta">
               <w:r>
                 <w:rPr>
                   <w:rFonts w:ascii="Arial" w:cs="Arial" w:eastAsia="Arial" w:hAnsi="Arial"/>

--- a/data/outputs/v2/Maths/SS3.3_Vectors_I/Mathematics_Vectors_I_CBE_LessonSequence.docx
+++ b/data/outputs/v2/Maths/SS3.3_Vectors_I/Mathematics_Vectors_I_CBE_LessonSequence.docx
@@ -3652,7 +3652,7 @@
             <w:pPr>
               <w:spacing w:after="20" w:before="0"/>
             </w:pPr>
-            <w:hyperlink w:history="1" r:id="rIdfcda8z-tsm__eiuynxsdl">
+            <w:hyperlink w:history="1" r:id="rId221o__xpxlywqfjn1nrni">
               <w:r>
                 <w:rPr>
                   <w:rFonts w:ascii="Arial" w:cs="Arial" w:eastAsia="Arial" w:hAnsi="Arial"/>
@@ -3685,7 +3685,7 @@
               <w:spacing w:after="10" w:before="0"/>
               <w:ind w:left="120"/>
             </w:pPr>
-            <w:hyperlink w:history="1" r:id="rId7mlijrujitfpsbnifaavd">
+            <w:hyperlink w:history="1" r:id="rIdorvirhbcogaygy1jc_eve">
               <w:r>
                 <w:rPr>
                   <w:rFonts w:ascii="Arial" w:cs="Arial" w:eastAsia="Arial" w:hAnsi="Arial"/>
@@ -3730,7 +3730,7 @@
             <w:pPr>
               <w:spacing w:after="20" w:before="0"/>
             </w:pPr>
-            <w:hyperlink w:history="1" r:id="rIddvlu4mtp23thzmpaeyhi8">
+            <w:hyperlink w:history="1" r:id="rIdgm8pn7dq7vc2_ix56dpzp">
               <w:r>
                 <w:rPr>
                   <w:rFonts w:ascii="Arial" w:cs="Arial" w:eastAsia="Arial" w:hAnsi="Arial"/>
@@ -3763,7 +3763,7 @@
               <w:spacing w:after="10" w:before="0"/>
               <w:ind w:left="120"/>
             </w:pPr>
-            <w:hyperlink w:history="1" r:id="rIdyz6e-pqkqphks2hbjij8c">
+            <w:hyperlink w:history="1" r:id="rIdr-8h4xki__hdw971bew1o">
               <w:r>
                 <w:rPr>
                   <w:rFonts w:ascii="Arial" w:cs="Arial" w:eastAsia="Arial" w:hAnsi="Arial"/>
@@ -3958,7 +3958,7 @@
             <w:pPr>
               <w:spacing w:after="20" w:before="0"/>
             </w:pPr>
-            <w:hyperlink w:history="1" r:id="rIdaj3eevp2birim_u2uuso6">
+            <w:hyperlink w:history="1" r:id="rIduzzaxtysqxq7c-tvvqc73">
               <w:r>
                 <w:rPr>
                   <w:rFonts w:ascii="Arial" w:cs="Arial" w:eastAsia="Arial" w:hAnsi="Arial"/>
@@ -3991,7 +3991,7 @@
               <w:spacing w:after="10" w:before="0"/>
               <w:ind w:left="120"/>
             </w:pPr>
-            <w:hyperlink w:history="1" r:id="rIdzq3yoslijobstryuloluk">
+            <w:hyperlink w:history="1" r:id="rIdvfpxsxmw964t-lqstroz8">
               <w:r>
                 <w:rPr>
                   <w:rFonts w:ascii="Arial" w:cs="Arial" w:eastAsia="Arial" w:hAnsi="Arial"/>
@@ -4036,7 +4036,7 @@
             <w:pPr>
               <w:spacing w:after="20" w:before="0"/>
             </w:pPr>
-            <w:hyperlink w:history="1" r:id="rId9mcilukxmuq-m9wgacxad">
+            <w:hyperlink w:history="1" r:id="rId17czqrstqa2uo1nwkjg_i">
               <w:r>
                 <w:rPr>
                   <w:rFonts w:ascii="Arial" w:cs="Arial" w:eastAsia="Arial" w:hAnsi="Arial"/>
@@ -4069,7 +4069,7 @@
               <w:spacing w:after="10" w:before="0"/>
               <w:ind w:left="120"/>
             </w:pPr>
-            <w:hyperlink w:history="1" r:id="rIdz_t5rsgfyzfrnp3i4toi7">
+            <w:hyperlink w:history="1" r:id="rId9mbxaydmpjz8capx9d4pk">
               <w:r>
                 <w:rPr>
                   <w:rFonts w:ascii="Arial" w:cs="Arial" w:eastAsia="Arial" w:hAnsi="Arial"/>
@@ -4264,7 +4264,7 @@
             <w:pPr>
               <w:spacing w:after="20" w:before="0"/>
             </w:pPr>
-            <w:hyperlink w:history="1" r:id="rIdv5gb2gwkhjzbhumoal5vu">
+            <w:hyperlink w:history="1" r:id="rIdmip33zlrz1b6izqjfeb5b">
               <w:r>
                 <w:rPr>
                   <w:rFonts w:ascii="Arial" w:cs="Arial" w:eastAsia="Arial" w:hAnsi="Arial"/>
@@ -4297,7 +4297,7 @@
               <w:spacing w:after="10" w:before="0"/>
               <w:ind w:left="120"/>
             </w:pPr>
-            <w:hyperlink w:history="1" r:id="rIdaf618qh8fpxuxkax-njkp">
+            <w:hyperlink w:history="1" r:id="rIdoqqelmpupmypezdrbsfvn">
               <w:r>
                 <w:rPr>
                   <w:rFonts w:ascii="Arial" w:cs="Arial" w:eastAsia="Arial" w:hAnsi="Arial"/>
@@ -4342,7 +4342,7 @@
             <w:pPr>
               <w:spacing w:after="20" w:before="0"/>
             </w:pPr>
-            <w:hyperlink w:history="1" r:id="rIdb7pjbh0juk7efqxacshuh">
+            <w:hyperlink w:history="1" r:id="rId-hijezf-bmwkhlxqv9my8">
               <w:r>
                 <w:rPr>
                   <w:rFonts w:ascii="Arial" w:cs="Arial" w:eastAsia="Arial" w:hAnsi="Arial"/>
@@ -4375,7 +4375,7 @@
               <w:spacing w:after="10" w:before="0"/>
               <w:ind w:left="120"/>
             </w:pPr>
-            <w:hyperlink w:history="1" r:id="rIdvsbaonznuqjgeglsmxegd">
+            <w:hyperlink w:history="1" r:id="rIdib5pykxim7atjkytdfb1a">
               <w:r>
                 <w:rPr>
                   <w:rFonts w:ascii="Arial" w:cs="Arial" w:eastAsia="Arial" w:hAnsi="Arial"/>
@@ -4570,7 +4570,7 @@
             <w:pPr>
               <w:spacing w:after="20" w:before="0"/>
             </w:pPr>
-            <w:hyperlink w:history="1" r:id="rIdjunjk_il8lppjwouwf6ss">
+            <w:hyperlink w:history="1" r:id="rIdn8-bttogmmgzydvaoigot">
               <w:r>
                 <w:rPr>
                   <w:rFonts w:ascii="Arial" w:cs="Arial" w:eastAsia="Arial" w:hAnsi="Arial"/>
@@ -4603,7 +4603,7 @@
               <w:spacing w:after="10" w:before="0"/>
               <w:ind w:left="120"/>
             </w:pPr>
-            <w:hyperlink w:history="1" r:id="rId0759jdbrbhb_ruk-qz5x8">
+            <w:hyperlink w:history="1" r:id="rId9yh_yvnnrr_ygc7im1trg">
               <w:r>
                 <w:rPr>
                   <w:rFonts w:ascii="Arial" w:cs="Arial" w:eastAsia="Arial" w:hAnsi="Arial"/>
@@ -4648,7 +4648,7 @@
             <w:pPr>
               <w:spacing w:after="20" w:before="0"/>
             </w:pPr>
-            <w:hyperlink w:history="1" r:id="rIdr4h5wewnauwdcvybetnhs">
+            <w:hyperlink w:history="1" r:id="rIdi547ulvfaauh0veknifyj">
               <w:r>
                 <w:rPr>
                   <w:rFonts w:ascii="Arial" w:cs="Arial" w:eastAsia="Arial" w:hAnsi="Arial"/>
@@ -4681,7 +4681,7 @@
               <w:spacing w:after="10" w:before="0"/>
               <w:ind w:left="120"/>
             </w:pPr>
-            <w:hyperlink w:history="1" r:id="rIdgz-mdwsabreevmlxpidkl">
+            <w:hyperlink w:history="1" r:id="rIdta4_lrets1hfrjqblnk6z">
               <w:r>
                 <w:rPr>
                   <w:rFonts w:ascii="Arial" w:cs="Arial" w:eastAsia="Arial" w:hAnsi="Arial"/>
@@ -4876,7 +4876,7 @@
             <w:pPr>
               <w:spacing w:after="20" w:before="0"/>
             </w:pPr>
-            <w:hyperlink w:history="1" r:id="rIdndcc-vqerkt34uxm2xn6c">
+            <w:hyperlink w:history="1" r:id="rIdvlv4lv6efdoslsq9bb3ws">
               <w:r>
                 <w:rPr>
                   <w:rFonts w:ascii="Arial" w:cs="Arial" w:eastAsia="Arial" w:hAnsi="Arial"/>
@@ -4909,7 +4909,7 @@
               <w:spacing w:after="10" w:before="0"/>
               <w:ind w:left="120"/>
             </w:pPr>
-            <w:hyperlink w:history="1" r:id="rIdlzxhc2q5vwzdbge2_ffqh">
+            <w:hyperlink w:history="1" r:id="rIdom2bf_4uudj1lewvo0k8x">
               <w:r>
                 <w:rPr>
                   <w:rFonts w:ascii="Arial" w:cs="Arial" w:eastAsia="Arial" w:hAnsi="Arial"/>
@@ -4954,7 +4954,7 @@
             <w:pPr>
               <w:spacing w:after="20" w:before="0"/>
             </w:pPr>
-            <w:hyperlink w:history="1" r:id="rIdsepvg2bj8chul-gmkn1q3">
+            <w:hyperlink w:history="1" r:id="rIdsmzctpmgwvdmkmx6feba3">
               <w:r>
                 <w:rPr>
                   <w:rFonts w:ascii="Arial" w:cs="Arial" w:eastAsia="Arial" w:hAnsi="Arial"/>
@@ -4987,7 +4987,7 @@
               <w:spacing w:after="10" w:before="0"/>
               <w:ind w:left="120"/>
             </w:pPr>
-            <w:hyperlink w:history="1" r:id="rIdb9l6kahvdg9bo0n_o-tlr">
+            <w:hyperlink w:history="1" r:id="rId-so6fkm5dewyi54_tshdu">
               <w:r>
                 <w:rPr>
                   <w:rFonts w:ascii="Arial" w:cs="Arial" w:eastAsia="Arial" w:hAnsi="Arial"/>
@@ -6474,7 +6474,7 @@
             <w:pPr>
               <w:spacing w:after="20" w:before="0"/>
             </w:pPr>
-            <w:hyperlink w:history="1" r:id="rIdxmqomjv-poqagxywxjyih">
+            <w:hyperlink w:history="1" r:id="rIdrh-_vnqgcsmevczy1noet">
               <w:r>
                 <w:rPr>
                   <w:rFonts w:ascii="Arial" w:cs="Arial" w:eastAsia="Arial" w:hAnsi="Arial"/>
@@ -6507,7 +6507,7 @@
               <w:spacing w:after="10" w:before="0"/>
               <w:ind w:left="120"/>
             </w:pPr>
-            <w:hyperlink w:history="1" r:id="rIdddt405slmpnh-8jo9dmdg">
+            <w:hyperlink w:history="1" r:id="rIdy1ijeonorfoulhx5fbxsq">
               <w:r>
                 <w:rPr>
                   <w:rFonts w:ascii="Arial" w:cs="Arial" w:eastAsia="Arial" w:hAnsi="Arial"/>
@@ -6552,7 +6552,7 @@
             <w:pPr>
               <w:spacing w:after="20" w:before="0"/>
             </w:pPr>
-            <w:hyperlink w:history="1" r:id="rIdnkqutpdqlrbh-mxnt3gsw">
+            <w:hyperlink w:history="1" r:id="rIdgaytmjwhgzl3giaqj82je">
               <w:r>
                 <w:rPr>
                   <w:rFonts w:ascii="Arial" w:cs="Arial" w:eastAsia="Arial" w:hAnsi="Arial"/>
@@ -6585,7 +6585,7 @@
               <w:spacing w:after="10" w:before="0"/>
               <w:ind w:left="120"/>
             </w:pPr>
-            <w:hyperlink w:history="1" r:id="rIdxalk5k3bcj8rsaruti-w9">
+            <w:hyperlink w:history="1" r:id="rIdmaksialqyz3snvulfdrjj">
               <w:r>
                 <w:rPr>
                   <w:rFonts w:ascii="Arial" w:cs="Arial" w:eastAsia="Arial" w:hAnsi="Arial"/>
@@ -6780,7 +6780,7 @@
             <w:pPr>
               <w:spacing w:after="20" w:before="0"/>
             </w:pPr>
-            <w:hyperlink w:history="1" r:id="rIdq3clhsgsa_1kbgnhzw7rc">
+            <w:hyperlink w:history="1" r:id="rIdqz-fez0ed9mb9kik-du1k">
               <w:r>
                 <w:rPr>
                   <w:rFonts w:ascii="Arial" w:cs="Arial" w:eastAsia="Arial" w:hAnsi="Arial"/>
@@ -6813,7 +6813,7 @@
               <w:spacing w:after="10" w:before="0"/>
               <w:ind w:left="120"/>
             </w:pPr>
-            <w:hyperlink w:history="1" r:id="rIdxbspa58enp_qzwgn8_erj">
+            <w:hyperlink w:history="1" r:id="rIdtrwlronlm0mghg8feiggk">
               <w:r>
                 <w:rPr>
                   <w:rFonts w:ascii="Arial" w:cs="Arial" w:eastAsia="Arial" w:hAnsi="Arial"/>
@@ -6858,7 +6858,7 @@
             <w:pPr>
               <w:spacing w:after="20" w:before="0"/>
             </w:pPr>
-            <w:hyperlink w:history="1" r:id="rIdxne_yiymn6sd4zdbc-tma">
+            <w:hyperlink w:history="1" r:id="rIdgwdvopfpikkxokfcmg6nw">
               <w:r>
                 <w:rPr>
                   <w:rFonts w:ascii="Arial" w:cs="Arial" w:eastAsia="Arial" w:hAnsi="Arial"/>
@@ -6891,7 +6891,7 @@
               <w:spacing w:after="10" w:before="0"/>
               <w:ind w:left="120"/>
             </w:pPr>
-            <w:hyperlink w:history="1" r:id="rIdad3sl8n5wxpjafyy9jvfd">
+            <w:hyperlink w:history="1" r:id="rIdtmbuiuvwaho5t1krsuulf">
               <w:r>
                 <w:rPr>
                   <w:rFonts w:ascii="Arial" w:cs="Arial" w:eastAsia="Arial" w:hAnsi="Arial"/>
@@ -7086,7 +7086,7 @@
             <w:pPr>
               <w:spacing w:after="20" w:before="0"/>
             </w:pPr>
-            <w:hyperlink w:history="1" r:id="rIdvo0x4ipntuh4cl_emu2ss">
+            <w:hyperlink w:history="1" r:id="rIdd2mh7tb0vsw72eu4umqoe">
               <w:r>
                 <w:rPr>
                   <w:rFonts w:ascii="Arial" w:cs="Arial" w:eastAsia="Arial" w:hAnsi="Arial"/>
@@ -7119,7 +7119,7 @@
               <w:spacing w:after="10" w:before="0"/>
               <w:ind w:left="120"/>
             </w:pPr>
-            <w:hyperlink w:history="1" r:id="rId0v2zsnchrxpjcr0hxtayn">
+            <w:hyperlink w:history="1" r:id="rIdfati9kgpdmomvs-l2-_gn">
               <w:r>
                 <w:rPr>
                   <w:rFonts w:ascii="Arial" w:cs="Arial" w:eastAsia="Arial" w:hAnsi="Arial"/>
@@ -7164,7 +7164,7 @@
             <w:pPr>
               <w:spacing w:after="20" w:before="0"/>
             </w:pPr>
-            <w:hyperlink w:history="1" r:id="rIdzkzv2hpbw34onktc5dd-w">
+            <w:hyperlink w:history="1" r:id="rIdyvbxzax0pk_p7cmvnduwp">
               <w:r>
                 <w:rPr>
                   <w:rFonts w:ascii="Arial" w:cs="Arial" w:eastAsia="Arial" w:hAnsi="Arial"/>
@@ -7197,7 +7197,7 @@
               <w:spacing w:after="10" w:before="0"/>
               <w:ind w:left="120"/>
             </w:pPr>
-            <w:hyperlink w:history="1" r:id="rId3g4_pzexie3texi6pwy5q">
+            <w:hyperlink w:history="1" r:id="rIdtt3ydezf6t3gjakhcxthr">
               <w:r>
                 <w:rPr>
                   <w:rFonts w:ascii="Arial" w:cs="Arial" w:eastAsia="Arial" w:hAnsi="Arial"/>
@@ -7392,7 +7392,7 @@
             <w:pPr>
               <w:spacing w:after="20" w:before="0"/>
             </w:pPr>
-            <w:hyperlink w:history="1" r:id="rIdr-er4cvflehyf9c7umzjb">
+            <w:hyperlink w:history="1" r:id="rId4uwyckz-faaqam4xhc4gj">
               <w:r>
                 <w:rPr>
                   <w:rFonts w:ascii="Arial" w:cs="Arial" w:eastAsia="Arial" w:hAnsi="Arial"/>
@@ -7425,7 +7425,7 @@
               <w:spacing w:after="10" w:before="0"/>
               <w:ind w:left="120"/>
             </w:pPr>
-            <w:hyperlink w:history="1" r:id="rIdfovq4af9ojp3z88xlax3h">
+            <w:hyperlink w:history="1" r:id="rIdu72micz2uhetj7xamd62x">
               <w:r>
                 <w:rPr>
                   <w:rFonts w:ascii="Arial" w:cs="Arial" w:eastAsia="Arial" w:hAnsi="Arial"/>
@@ -7470,7 +7470,7 @@
             <w:pPr>
               <w:spacing w:after="20" w:before="0"/>
             </w:pPr>
-            <w:hyperlink w:history="1" r:id="rIdbo2hofelkhbmi6y6c94eo">
+            <w:hyperlink w:history="1" r:id="rIdxqhoxvwsfopthndq2gxfy">
               <w:r>
                 <w:rPr>
                   <w:rFonts w:ascii="Arial" w:cs="Arial" w:eastAsia="Arial" w:hAnsi="Arial"/>
@@ -7503,7 +7503,7 @@
               <w:spacing w:after="10" w:before="0"/>
               <w:ind w:left="120"/>
             </w:pPr>
-            <w:hyperlink w:history="1" r:id="rIdhaitiryon-jhjhkbfeiyh">
+            <w:hyperlink w:history="1" r:id="rIdfgzjhctpty1ika4cey9o5">
               <w:r>
                 <w:rPr>
                   <w:rFonts w:ascii="Arial" w:cs="Arial" w:eastAsia="Arial" w:hAnsi="Arial"/>
@@ -7698,7 +7698,7 @@
             <w:pPr>
               <w:spacing w:after="20" w:before="0"/>
             </w:pPr>
-            <w:hyperlink w:history="1" r:id="rIdd_dcxz9mkzmc0sr1-0flz">
+            <w:hyperlink w:history="1" r:id="rIdbzdsjwihb918oggvnz5ap">
               <w:r>
                 <w:rPr>
                   <w:rFonts w:ascii="Arial" w:cs="Arial" w:eastAsia="Arial" w:hAnsi="Arial"/>
@@ -7731,7 +7731,7 @@
               <w:spacing w:after="10" w:before="0"/>
               <w:ind w:left="120"/>
             </w:pPr>
-            <w:hyperlink w:history="1" r:id="rId3ms20xqu_ktgw59hekvst">
+            <w:hyperlink w:history="1" r:id="rIdrvpbb1uat7-wqkud0hkto">
               <w:r>
                 <w:rPr>
                   <w:rFonts w:ascii="Arial" w:cs="Arial" w:eastAsia="Arial" w:hAnsi="Arial"/>
@@ -7776,7 +7776,7 @@
             <w:pPr>
               <w:spacing w:after="20" w:before="0"/>
             </w:pPr>
-            <w:hyperlink w:history="1" r:id="rId-xwworwofwrgq31uatp7p">
+            <w:hyperlink w:history="1" r:id="rIdu1mdmjjahznsrzpmjfpxs">
               <w:r>
                 <w:rPr>
                   <w:rFonts w:ascii="Arial" w:cs="Arial" w:eastAsia="Arial" w:hAnsi="Arial"/>
@@ -7809,7 +7809,7 @@
               <w:spacing w:after="10" w:before="0"/>
               <w:ind w:left="120"/>
             </w:pPr>
-            <w:hyperlink w:history="1" r:id="rIdoq8evnmkpgvltcsxoasio">
+            <w:hyperlink w:history="1" r:id="rIdavovytt7qhxcubriyuogj">
               <w:r>
                 <w:rPr>
                   <w:rFonts w:ascii="Arial" w:cs="Arial" w:eastAsia="Arial" w:hAnsi="Arial"/>
@@ -9296,7 +9296,7 @@
             <w:pPr>
               <w:spacing w:after="20" w:before="0"/>
             </w:pPr>
-            <w:hyperlink w:history="1" r:id="rId_-4odoehu4xh00sbkiflh">
+            <w:hyperlink w:history="1" r:id="rIdbeuv4o6vftawpldit1ux4">
               <w:r>
                 <w:rPr>
                   <w:rFonts w:ascii="Arial" w:cs="Arial" w:eastAsia="Arial" w:hAnsi="Arial"/>
@@ -9329,7 +9329,7 @@
               <w:spacing w:after="10" w:before="0"/>
               <w:ind w:left="120"/>
             </w:pPr>
-            <w:hyperlink w:history="1" r:id="rIdzvsfysq8ksvo0jgkrjg36">
+            <w:hyperlink w:history="1" r:id="rIdnydjsdxbhxmu0cx9krutm">
               <w:r>
                 <w:rPr>
                   <w:rFonts w:ascii="Arial" w:cs="Arial" w:eastAsia="Arial" w:hAnsi="Arial"/>
@@ -9374,7 +9374,7 @@
             <w:pPr>
               <w:spacing w:after="20" w:before="0"/>
             </w:pPr>
-            <w:hyperlink w:history="1" r:id="rIdfut6ziqmwjxsj1dfqf1ba">
+            <w:hyperlink w:history="1" r:id="rIdaeob-3kol5wtkgzjyjf0o">
               <w:r>
                 <w:rPr>
                   <w:rFonts w:ascii="Arial" w:cs="Arial" w:eastAsia="Arial" w:hAnsi="Arial"/>
@@ -9407,7 +9407,7 @@
               <w:spacing w:after="10" w:before="0"/>
               <w:ind w:left="120"/>
             </w:pPr>
-            <w:hyperlink w:history="1" r:id="rIdlpimeot7_2iuixucmeb_g">
+            <w:hyperlink w:history="1" r:id="rIdwsxyupa2ddnc-zcz57jru">
               <w:r>
                 <w:rPr>
                   <w:rFonts w:ascii="Arial" w:cs="Arial" w:eastAsia="Arial" w:hAnsi="Arial"/>
@@ -9602,7 +9602,7 @@
             <w:pPr>
               <w:spacing w:after="20" w:before="0"/>
             </w:pPr>
-            <w:hyperlink w:history="1" r:id="rIdojjjujtwiz8bqhk4aofg7">
+            <w:hyperlink w:history="1" r:id="rIdsav0fxlstbji20iun6dzp">
               <w:r>
                 <w:rPr>
                   <w:rFonts w:ascii="Arial" w:cs="Arial" w:eastAsia="Arial" w:hAnsi="Arial"/>
@@ -9635,7 +9635,7 @@
               <w:spacing w:after="10" w:before="0"/>
               <w:ind w:left="120"/>
             </w:pPr>
-            <w:hyperlink w:history="1" r:id="rIdwpu-zw_0amzsaogtze3qh">
+            <w:hyperlink w:history="1" r:id="rId8wxk5ohngsdf34an-ryq0">
               <w:r>
                 <w:rPr>
                   <w:rFonts w:ascii="Arial" w:cs="Arial" w:eastAsia="Arial" w:hAnsi="Arial"/>
@@ -9680,7 +9680,7 @@
             <w:pPr>
               <w:spacing w:after="20" w:before="0"/>
             </w:pPr>
-            <w:hyperlink w:history="1" r:id="rIdqvznylhnwjtbp2bj9vi8t">
+            <w:hyperlink w:history="1" r:id="rIdictgbpkg2ogpqxo6fqo3t">
               <w:r>
                 <w:rPr>
                   <w:rFonts w:ascii="Arial" w:cs="Arial" w:eastAsia="Arial" w:hAnsi="Arial"/>
@@ -9713,7 +9713,7 @@
               <w:spacing w:after="10" w:before="0"/>
               <w:ind w:left="120"/>
             </w:pPr>
-            <w:hyperlink w:history="1" r:id="rIdylrtjorvdup3s_il8wpi8">
+            <w:hyperlink w:history="1" r:id="rIdvvorvc9sutb68wkf_l87z">
               <w:r>
                 <w:rPr>
                   <w:rFonts w:ascii="Arial" w:cs="Arial" w:eastAsia="Arial" w:hAnsi="Arial"/>
@@ -9908,7 +9908,7 @@
             <w:pPr>
               <w:spacing w:after="20" w:before="0"/>
             </w:pPr>
-            <w:hyperlink w:history="1" r:id="rIdbu1vut1gvgsmq1gpomrrs">
+            <w:hyperlink w:history="1" r:id="rIdjiq3pqsv_gsett-ngrmvy">
               <w:r>
                 <w:rPr>
                   <w:rFonts w:ascii="Arial" w:cs="Arial" w:eastAsia="Arial" w:hAnsi="Arial"/>
@@ -9941,7 +9941,7 @@
               <w:spacing w:after="10" w:before="0"/>
               <w:ind w:left="120"/>
             </w:pPr>
-            <w:hyperlink w:history="1" r:id="rId45qljcwq-oiayzcz2dxgs">
+            <w:hyperlink w:history="1" r:id="rIdk6skmvpaochiubcw02qhm">
               <w:r>
                 <w:rPr>
                   <w:rFonts w:ascii="Arial" w:cs="Arial" w:eastAsia="Arial" w:hAnsi="Arial"/>
@@ -9986,7 +9986,7 @@
             <w:pPr>
               <w:spacing w:after="20" w:before="0"/>
             </w:pPr>
-            <w:hyperlink w:history="1" r:id="rIda4kecbwjt6nppzuytczlg">
+            <w:hyperlink w:history="1" r:id="rIdlug57jfoqwawll2vhoc4-">
               <w:r>
                 <w:rPr>
                   <w:rFonts w:ascii="Arial" w:cs="Arial" w:eastAsia="Arial" w:hAnsi="Arial"/>
@@ -10019,7 +10019,7 @@
               <w:spacing w:after="10" w:before="0"/>
               <w:ind w:left="120"/>
             </w:pPr>
-            <w:hyperlink w:history="1" r:id="rId3abs3cttk80lhhnhly2vi">
+            <w:hyperlink w:history="1" r:id="rIddyu_dxmkm1bsp7ftaqmqq">
               <w:r>
                 <w:rPr>
                   <w:rFonts w:ascii="Arial" w:cs="Arial" w:eastAsia="Arial" w:hAnsi="Arial"/>
@@ -10214,7 +10214,7 @@
             <w:pPr>
               <w:spacing w:after="20" w:before="0"/>
             </w:pPr>
-            <w:hyperlink w:history="1" r:id="rIdr24fobjigxsowr6mbfe6t">
+            <w:hyperlink w:history="1" r:id="rId3yunxqqzcxp-gc8jse0jo">
               <w:r>
                 <w:rPr>
                   <w:rFonts w:ascii="Arial" w:cs="Arial" w:eastAsia="Arial" w:hAnsi="Arial"/>
@@ -10247,7 +10247,7 @@
               <w:spacing w:after="10" w:before="0"/>
               <w:ind w:left="120"/>
             </w:pPr>
-            <w:hyperlink w:history="1" r:id="rId4wuqchtgnjqn7j4bj4yzd">
+            <w:hyperlink w:history="1" r:id="rIdf1jbnrsjzpox1peln4gm-">
               <w:r>
                 <w:rPr>
                   <w:rFonts w:ascii="Arial" w:cs="Arial" w:eastAsia="Arial" w:hAnsi="Arial"/>
@@ -10292,7 +10292,7 @@
             <w:pPr>
               <w:spacing w:after="20" w:before="0"/>
             </w:pPr>
-            <w:hyperlink w:history="1" r:id="rIdfceywrase1b38ome8ix0o">
+            <w:hyperlink w:history="1" r:id="rIdbllvhl7phjmsy3_3dxmc4">
               <w:r>
                 <w:rPr>
                   <w:rFonts w:ascii="Arial" w:cs="Arial" w:eastAsia="Arial" w:hAnsi="Arial"/>
@@ -10325,7 +10325,7 @@
               <w:spacing w:after="10" w:before="0"/>
               <w:ind w:left="120"/>
             </w:pPr>
-            <w:hyperlink w:history="1" r:id="rIdh01ytbh_z85gmzcsd1gla">
+            <w:hyperlink w:history="1" r:id="rId04qlkoup9v3ltmpzhqr71">
               <w:r>
                 <w:rPr>
                   <w:rFonts w:ascii="Arial" w:cs="Arial" w:eastAsia="Arial" w:hAnsi="Arial"/>
@@ -10520,7 +10520,7 @@
             <w:pPr>
               <w:spacing w:after="20" w:before="0"/>
             </w:pPr>
-            <w:hyperlink w:history="1" r:id="rIdqjjia-hqjxggwuabketsi">
+            <w:hyperlink w:history="1" r:id="rIdzrsfxgeicxn__y0f8eu7a">
               <w:r>
                 <w:rPr>
                   <w:rFonts w:ascii="Arial" w:cs="Arial" w:eastAsia="Arial" w:hAnsi="Arial"/>
@@ -10553,7 +10553,7 @@
               <w:spacing w:after="10" w:before="0"/>
               <w:ind w:left="120"/>
             </w:pPr>
-            <w:hyperlink w:history="1" r:id="rId0k9d62-_wyhxwhurzfz-7">
+            <w:hyperlink w:history="1" r:id="rIdfsdern5cageqb457tbwdn">
               <w:r>
                 <w:rPr>
                   <w:rFonts w:ascii="Arial" w:cs="Arial" w:eastAsia="Arial" w:hAnsi="Arial"/>
@@ -10598,7 +10598,7 @@
             <w:pPr>
               <w:spacing w:after="20" w:before="0"/>
             </w:pPr>
-            <w:hyperlink w:history="1" r:id="rIdtr247wisr-qojdc0dzp2s">
+            <w:hyperlink w:history="1" r:id="rIdzeoi5_jrk1nbdv-ogkeer">
               <w:r>
                 <w:rPr>
                   <w:rFonts w:ascii="Arial" w:cs="Arial" w:eastAsia="Arial" w:hAnsi="Arial"/>
@@ -10631,7 +10631,7 @@
               <w:spacing w:after="10" w:before="0"/>
               <w:ind w:left="120"/>
             </w:pPr>
-            <w:hyperlink w:history="1" r:id="rIdbz3jtclvshwlrt84azvei">
+            <w:hyperlink w:history="1" r:id="rIdlulfmr2r6lk0xj9tfuqxt">
               <w:r>
                 <w:rPr>
                   <w:rFonts w:ascii="Arial" w:cs="Arial" w:eastAsia="Arial" w:hAnsi="Arial"/>
@@ -12118,7 +12118,7 @@
             <w:pPr>
               <w:spacing w:after="20" w:before="0"/>
             </w:pPr>
-            <w:hyperlink w:history="1" r:id="rIdvhacakua6kbvq593pvrq3">
+            <w:hyperlink w:history="1" r:id="rIdm-05tp5lr7ilnoqhqiw0h">
               <w:r>
                 <w:rPr>
                   <w:rFonts w:ascii="Arial" w:cs="Arial" w:eastAsia="Arial" w:hAnsi="Arial"/>
@@ -12151,7 +12151,7 @@
               <w:spacing w:after="10" w:before="0"/>
               <w:ind w:left="120"/>
             </w:pPr>
-            <w:hyperlink w:history="1" r:id="rIdowyth0kjeq4xtcdc8lwwy">
+            <w:hyperlink w:history="1" r:id="rIdihpvz7oth2tmoksp7fa-b">
               <w:r>
                 <w:rPr>
                   <w:rFonts w:ascii="Arial" w:cs="Arial" w:eastAsia="Arial" w:hAnsi="Arial"/>
@@ -12196,7 +12196,7 @@
             <w:pPr>
               <w:spacing w:after="20" w:before="0"/>
             </w:pPr>
-            <w:hyperlink w:history="1" r:id="rId7of1xbx7ssc0-bqcoaycx">
+            <w:hyperlink w:history="1" r:id="rId4hptcy3wi941czntcc53t">
               <w:r>
                 <w:rPr>
                   <w:rFonts w:ascii="Arial" w:cs="Arial" w:eastAsia="Arial" w:hAnsi="Arial"/>
@@ -12229,7 +12229,7 @@
               <w:spacing w:after="10" w:before="0"/>
               <w:ind w:left="120"/>
             </w:pPr>
-            <w:hyperlink w:history="1" r:id="rIdw8wwhxie2-dcbebzj-ibd">
+            <w:hyperlink w:history="1" r:id="rIdpjqne7jbipq9ffxyigea_">
               <w:r>
                 <w:rPr>
                   <w:rFonts w:ascii="Arial" w:cs="Arial" w:eastAsia="Arial" w:hAnsi="Arial"/>
@@ -12424,7 +12424,7 @@
             <w:pPr>
               <w:spacing w:after="20" w:before="0"/>
             </w:pPr>
-            <w:hyperlink w:history="1" r:id="rId28tqtzq2jn28wzfdv4o-r">
+            <w:hyperlink w:history="1" r:id="rId5rpza_w-p0ad3rc4u6gnn">
               <w:r>
                 <w:rPr>
                   <w:rFonts w:ascii="Arial" w:cs="Arial" w:eastAsia="Arial" w:hAnsi="Arial"/>
@@ -12457,7 +12457,7 @@
               <w:spacing w:after="10" w:before="0"/>
               <w:ind w:left="120"/>
             </w:pPr>
-            <w:hyperlink w:history="1" r:id="rIdlclefgv81aya-hw5qcvp9">
+            <w:hyperlink w:history="1" r:id="rIdr__scaaofn2atgzscx5vl">
               <w:r>
                 <w:rPr>
                   <w:rFonts w:ascii="Arial" w:cs="Arial" w:eastAsia="Arial" w:hAnsi="Arial"/>
@@ -12502,7 +12502,7 @@
             <w:pPr>
               <w:spacing w:after="20" w:before="0"/>
             </w:pPr>
-            <w:hyperlink w:history="1" r:id="rIdg_bc8afjcws8mnozygnt2">
+            <w:hyperlink w:history="1" r:id="rIdx7vxt0a6xx24jdbbnuexj">
               <w:r>
                 <w:rPr>
                   <w:rFonts w:ascii="Arial" w:cs="Arial" w:eastAsia="Arial" w:hAnsi="Arial"/>
@@ -12535,7 +12535,7 @@
               <w:spacing w:after="10" w:before="0"/>
               <w:ind w:left="120"/>
             </w:pPr>
-            <w:hyperlink w:history="1" r:id="rIdtqewybsuovp__wc0ddfin">
+            <w:hyperlink w:history="1" r:id="rIdosmxd7u1e2vcnyyp_1dtt">
               <w:r>
                 <w:rPr>
                   <w:rFonts w:ascii="Arial" w:cs="Arial" w:eastAsia="Arial" w:hAnsi="Arial"/>
@@ -12730,7 +12730,7 @@
             <w:pPr>
               <w:spacing w:after="20" w:before="0"/>
             </w:pPr>
-            <w:hyperlink w:history="1" r:id="rIdyimdvieq3fmotlnmyqk4w">
+            <w:hyperlink w:history="1" r:id="rIdkofxyijfwy2rmb9tjw9pw">
               <w:r>
                 <w:rPr>
                   <w:rFonts w:ascii="Arial" w:cs="Arial" w:eastAsia="Arial" w:hAnsi="Arial"/>
@@ -12763,7 +12763,7 @@
               <w:spacing w:after="10" w:before="0"/>
               <w:ind w:left="120"/>
             </w:pPr>
-            <w:hyperlink w:history="1" r:id="rIdxpz3pse81-fvvyd7xibb2">
+            <w:hyperlink w:history="1" r:id="rIdg1ok8agj_smbp04hjltvs">
               <w:r>
                 <w:rPr>
                   <w:rFonts w:ascii="Arial" w:cs="Arial" w:eastAsia="Arial" w:hAnsi="Arial"/>
@@ -12808,7 +12808,7 @@
             <w:pPr>
               <w:spacing w:after="20" w:before="0"/>
             </w:pPr>
-            <w:hyperlink w:history="1" r:id="rIdxhl3pzbrdswkusjhsv91h">
+            <w:hyperlink w:history="1" r:id="rIdtazugo2xuvysrpkc_sxnn">
               <w:r>
                 <w:rPr>
                   <w:rFonts w:ascii="Arial" w:cs="Arial" w:eastAsia="Arial" w:hAnsi="Arial"/>
@@ -12841,7 +12841,7 @@
               <w:spacing w:after="10" w:before="0"/>
               <w:ind w:left="120"/>
             </w:pPr>
-            <w:hyperlink w:history="1" r:id="rIdphqzziec5vygczop55irp">
+            <w:hyperlink w:history="1" r:id="rIdlcv9rfjiy4154wpklchdi">
               <w:r>
                 <w:rPr>
                   <w:rFonts w:ascii="Arial" w:cs="Arial" w:eastAsia="Arial" w:hAnsi="Arial"/>
@@ -13036,7 +13036,7 @@
             <w:pPr>
               <w:spacing w:after="20" w:before="0"/>
             </w:pPr>
-            <w:hyperlink w:history="1" r:id="rIdjieiwxf2joggjxf48_odu">
+            <w:hyperlink w:history="1" r:id="rIdb64vc4h5szm9iknnmfzwy">
               <w:r>
                 <w:rPr>
                   <w:rFonts w:ascii="Arial" w:cs="Arial" w:eastAsia="Arial" w:hAnsi="Arial"/>
@@ -13069,7 +13069,7 @@
               <w:spacing w:after="10" w:before="0"/>
               <w:ind w:left="120"/>
             </w:pPr>
-            <w:hyperlink w:history="1" r:id="rIddsu3v9lads2sypdpprola">
+            <w:hyperlink w:history="1" r:id="rIdr6e7uureqdl5ual9vc_hv">
               <w:r>
                 <w:rPr>
                   <w:rFonts w:ascii="Arial" w:cs="Arial" w:eastAsia="Arial" w:hAnsi="Arial"/>
@@ -13114,7 +13114,7 @@
             <w:pPr>
               <w:spacing w:after="20" w:before="0"/>
             </w:pPr>
-            <w:hyperlink w:history="1" r:id="rIdd7wpcisgn1ttbrqkxeq_h">
+            <w:hyperlink w:history="1" r:id="rIdreuqrsdczc63mp9u6go3d">
               <w:r>
                 <w:rPr>
                   <w:rFonts w:ascii="Arial" w:cs="Arial" w:eastAsia="Arial" w:hAnsi="Arial"/>
@@ -13147,7 +13147,7 @@
               <w:spacing w:after="10" w:before="0"/>
               <w:ind w:left="120"/>
             </w:pPr>
-            <w:hyperlink w:history="1" r:id="rId2lloatj7hvigairxlyxyy">
+            <w:hyperlink w:history="1" r:id="rId5ncjcdiaea_tyfrfx4okc">
               <w:r>
                 <w:rPr>
                   <w:rFonts w:ascii="Arial" w:cs="Arial" w:eastAsia="Arial" w:hAnsi="Arial"/>
@@ -13342,7 +13342,7 @@
             <w:pPr>
               <w:spacing w:after="20" w:before="0"/>
             </w:pPr>
-            <w:hyperlink w:history="1" r:id="rIdh5l32uztg2n5e4xwklvi2">
+            <w:hyperlink w:history="1" r:id="rIdwel6hsvsclxulmqrmaryq">
               <w:r>
                 <w:rPr>
                   <w:rFonts w:ascii="Arial" w:cs="Arial" w:eastAsia="Arial" w:hAnsi="Arial"/>
@@ -13375,7 +13375,7 @@
               <w:spacing w:after="10" w:before="0"/>
               <w:ind w:left="120"/>
             </w:pPr>
-            <w:hyperlink w:history="1" r:id="rIdkfdjsrgt2wss4ch8j1g0b">
+            <w:hyperlink w:history="1" r:id="rIdm868loxyo0vo8chylgepk">
               <w:r>
                 <w:rPr>
                   <w:rFonts w:ascii="Arial" w:cs="Arial" w:eastAsia="Arial" w:hAnsi="Arial"/>
@@ -13420,7 +13420,7 @@
             <w:pPr>
               <w:spacing w:after="20" w:before="0"/>
             </w:pPr>
-            <w:hyperlink w:history="1" r:id="rIdmmqibfsi_u2d9tswd1gv7">
+            <w:hyperlink w:history="1" r:id="rIdsxtgu-xxt9kghqfe7s6yy">
               <w:r>
                 <w:rPr>
                   <w:rFonts w:ascii="Arial" w:cs="Arial" w:eastAsia="Arial" w:hAnsi="Arial"/>
@@ -13453,7 +13453,7 @@
               <w:spacing w:after="10" w:before="0"/>
               <w:ind w:left="120"/>
             </w:pPr>
-            <w:hyperlink w:history="1" r:id="rIdsz-x0cx5u8qj_tykkxq34">
+            <w:hyperlink w:history="1" r:id="rIdiuv8hyacq4i4nze7h6gol">
               <w:r>
                 <w:rPr>
                   <w:rFonts w:ascii="Arial" w:cs="Arial" w:eastAsia="Arial" w:hAnsi="Arial"/>
@@ -14940,7 +14940,7 @@
             <w:pPr>
               <w:spacing w:after="20" w:before="0"/>
             </w:pPr>
-            <w:hyperlink w:history="1" r:id="rIdzzw30eu3urlrx0n4btgf4">
+            <w:hyperlink w:history="1" r:id="rIdyclxr4fj7qs9jv02esdn2">
               <w:r>
                 <w:rPr>
                   <w:rFonts w:ascii="Arial" w:cs="Arial" w:eastAsia="Arial" w:hAnsi="Arial"/>
@@ -14973,7 +14973,7 @@
               <w:spacing w:after="10" w:before="0"/>
               <w:ind w:left="120"/>
             </w:pPr>
-            <w:hyperlink w:history="1" r:id="rIdstavcroid_ftmlad0lyqx">
+            <w:hyperlink w:history="1" r:id="rId8eg3u08x0rju9nicczz8n">
               <w:r>
                 <w:rPr>
                   <w:rFonts w:ascii="Arial" w:cs="Arial" w:eastAsia="Arial" w:hAnsi="Arial"/>
@@ -15018,7 +15018,7 @@
             <w:pPr>
               <w:spacing w:after="20" w:before="0"/>
             </w:pPr>
-            <w:hyperlink w:history="1" r:id="rIdrayyswrghtyznp8kcfbsv">
+            <w:hyperlink w:history="1" r:id="rId4lohtvwhktoyx21dr7ia4">
               <w:r>
                 <w:rPr>
                   <w:rFonts w:ascii="Arial" w:cs="Arial" w:eastAsia="Arial" w:hAnsi="Arial"/>
@@ -15051,7 +15051,7 @@
               <w:spacing w:after="10" w:before="0"/>
               <w:ind w:left="120"/>
             </w:pPr>
-            <w:hyperlink w:history="1" r:id="rId257m5dfucwmzqpistsuqi">
+            <w:hyperlink w:history="1" r:id="rIdc5ening9mwse-oerwwifa">
               <w:r>
                 <w:rPr>
                   <w:rFonts w:ascii="Arial" w:cs="Arial" w:eastAsia="Arial" w:hAnsi="Arial"/>
@@ -15246,7 +15246,7 @@
             <w:pPr>
               <w:spacing w:after="20" w:before="0"/>
             </w:pPr>
-            <w:hyperlink w:history="1" r:id="rIdsiu01tlth7jekbsnpqib3">
+            <w:hyperlink w:history="1" r:id="rIdkcnux8qe1sxw0dcqvxuap">
               <w:r>
                 <w:rPr>
                   <w:rFonts w:ascii="Arial" w:cs="Arial" w:eastAsia="Arial" w:hAnsi="Arial"/>
@@ -15279,7 +15279,7 @@
               <w:spacing w:after="10" w:before="0"/>
               <w:ind w:left="120"/>
             </w:pPr>
-            <w:hyperlink w:history="1" r:id="rId0qqxbn3ymstfwj2b9nwtw">
+            <w:hyperlink w:history="1" r:id="rIdk1qecwygu3itndrwdw5da">
               <w:r>
                 <w:rPr>
                   <w:rFonts w:ascii="Arial" w:cs="Arial" w:eastAsia="Arial" w:hAnsi="Arial"/>
@@ -15324,7 +15324,7 @@
             <w:pPr>
               <w:spacing w:after="20" w:before="0"/>
             </w:pPr>
-            <w:hyperlink w:history="1" r:id="rIdgpyturzrhhdllvf6zs69l">
+            <w:hyperlink w:history="1" r:id="rIdaoqwlfjwczyds281iqff7">
               <w:r>
                 <w:rPr>
                   <w:rFonts w:ascii="Arial" w:cs="Arial" w:eastAsia="Arial" w:hAnsi="Arial"/>
@@ -15357,7 +15357,7 @@
               <w:spacing w:after="10" w:before="0"/>
               <w:ind w:left="120"/>
             </w:pPr>
-            <w:hyperlink w:history="1" r:id="rIdm5lvn1folwvvlzbfs8vaz">
+            <w:hyperlink w:history="1" r:id="rIdxwplrtmdqwl3wfjqhsy_3">
               <w:r>
                 <w:rPr>
                   <w:rFonts w:ascii="Arial" w:cs="Arial" w:eastAsia="Arial" w:hAnsi="Arial"/>
@@ -15552,7 +15552,7 @@
             <w:pPr>
               <w:spacing w:after="20" w:before="0"/>
             </w:pPr>
-            <w:hyperlink w:history="1" r:id="rId1tl77aeclyfxru_prko4g">
+            <w:hyperlink w:history="1" r:id="rIdnimwkkkwytrcjubayocjy">
               <w:r>
                 <w:rPr>
                   <w:rFonts w:ascii="Arial" w:cs="Arial" w:eastAsia="Arial" w:hAnsi="Arial"/>
@@ -15585,7 +15585,7 @@
               <w:spacing w:after="10" w:before="0"/>
               <w:ind w:left="120"/>
             </w:pPr>
-            <w:hyperlink w:history="1" r:id="rIddzupymse_hpgpp2nc6dep">
+            <w:hyperlink w:history="1" r:id="rIdipm4qr5uvjfb4zwizue1z">
               <w:r>
                 <w:rPr>
                   <w:rFonts w:ascii="Arial" w:cs="Arial" w:eastAsia="Arial" w:hAnsi="Arial"/>
@@ -15630,7 +15630,7 @@
             <w:pPr>
               <w:spacing w:after="20" w:before="0"/>
             </w:pPr>
-            <w:hyperlink w:history="1" r:id="rIdueutej9bimzjgqb6y8dns">
+            <w:hyperlink w:history="1" r:id="rIdh4nw6yllbwco3pdo9kzrp">
               <w:r>
                 <w:rPr>
                   <w:rFonts w:ascii="Arial" w:cs="Arial" w:eastAsia="Arial" w:hAnsi="Arial"/>
@@ -15663,7 +15663,7 @@
               <w:spacing w:after="10" w:before="0"/>
               <w:ind w:left="120"/>
             </w:pPr>
-            <w:hyperlink w:history="1" r:id="rIddow8p-t3_9duizb7w9vrz">
+            <w:hyperlink w:history="1" r:id="rIdgpxv1prcklz68qnqsd8p2">
               <w:r>
                 <w:rPr>
                   <w:rFonts w:ascii="Arial" w:cs="Arial" w:eastAsia="Arial" w:hAnsi="Arial"/>
@@ -15858,7 +15858,7 @@
             <w:pPr>
               <w:spacing w:after="20" w:before="0"/>
             </w:pPr>
-            <w:hyperlink w:history="1" r:id="rIdz27ib8dfrlcmpxas0tdjd">
+            <w:hyperlink w:history="1" r:id="rIdadar-eqa2uo_r6dyg49kj">
               <w:r>
                 <w:rPr>
                   <w:rFonts w:ascii="Arial" w:cs="Arial" w:eastAsia="Arial" w:hAnsi="Arial"/>
@@ -15891,7 +15891,7 @@
               <w:spacing w:after="10" w:before="0"/>
               <w:ind w:left="120"/>
             </w:pPr>
-            <w:hyperlink w:history="1" r:id="rIdcrpfcs8cx9wej8sqivcnw">
+            <w:hyperlink w:history="1" r:id="rIdwwuaaqlwdxyqwsvmocft9">
               <w:r>
                 <w:rPr>
                   <w:rFonts w:ascii="Arial" w:cs="Arial" w:eastAsia="Arial" w:hAnsi="Arial"/>
@@ -15936,7 +15936,7 @@
             <w:pPr>
               <w:spacing w:after="20" w:before="0"/>
             </w:pPr>
-            <w:hyperlink w:history="1" r:id="rIdsxx6patw-4dih72fgzwpm">
+            <w:hyperlink w:history="1" r:id="rIdfp1mtahd7uvver9waer2_">
               <w:r>
                 <w:rPr>
                   <w:rFonts w:ascii="Arial" w:cs="Arial" w:eastAsia="Arial" w:hAnsi="Arial"/>
@@ -15969,7 +15969,7 @@
               <w:spacing w:after="10" w:before="0"/>
               <w:ind w:left="120"/>
             </w:pPr>
-            <w:hyperlink w:history="1" r:id="rIdsj43y_q5uf0lpjuxp3yvo">
+            <w:hyperlink w:history="1" r:id="rIdnlnfo4ca6pvvmmbti287t">
               <w:r>
                 <w:rPr>
                   <w:rFonts w:ascii="Arial" w:cs="Arial" w:eastAsia="Arial" w:hAnsi="Arial"/>
@@ -16164,7 +16164,7 @@
             <w:pPr>
               <w:spacing w:after="20" w:before="0"/>
             </w:pPr>
-            <w:hyperlink w:history="1" r:id="rId3knjpfsg4wks2gmr39ulh">
+            <w:hyperlink w:history="1" r:id="rId-taiochq9ipbzi0mswgmd">
               <w:r>
                 <w:rPr>
                   <w:rFonts w:ascii="Arial" w:cs="Arial" w:eastAsia="Arial" w:hAnsi="Arial"/>
@@ -16197,7 +16197,7 @@
               <w:spacing w:after="10" w:before="0"/>
               <w:ind w:left="120"/>
             </w:pPr>
-            <w:hyperlink w:history="1" r:id="rIdhkriwb03-0schsl5fbdlc">
+            <w:hyperlink w:history="1" r:id="rIdjajqzsbr0r4dacajbdyrn">
               <w:r>
                 <w:rPr>
                   <w:rFonts w:ascii="Arial" w:cs="Arial" w:eastAsia="Arial" w:hAnsi="Arial"/>
@@ -16242,7 +16242,7 @@
             <w:pPr>
               <w:spacing w:after="20" w:before="0"/>
             </w:pPr>
-            <w:hyperlink w:history="1" r:id="rIdkwd4zxx-li2armpwrzqy4">
+            <w:hyperlink w:history="1" r:id="rIdu8xzrrfwnvmadzcmya8qf">
               <w:r>
                 <w:rPr>
                   <w:rFonts w:ascii="Arial" w:cs="Arial" w:eastAsia="Arial" w:hAnsi="Arial"/>
@@ -16275,7 +16275,7 @@
               <w:spacing w:after="10" w:before="0"/>
               <w:ind w:left="120"/>
             </w:pPr>
-            <w:hyperlink w:history="1" r:id="rIdn4zdi1xpx8yrw9nmybw4s">
+            <w:hyperlink w:history="1" r:id="rId8abjuyfqqhyun426fwppe">
               <w:r>
                 <w:rPr>
                   <w:rFonts w:ascii="Arial" w:cs="Arial" w:eastAsia="Arial" w:hAnsi="Arial"/>
@@ -17762,7 +17762,7 @@
             <w:pPr>
               <w:spacing w:after="20" w:before="0"/>
             </w:pPr>
-            <w:hyperlink w:history="1" r:id="rIdnzoy3avmkj0kgsut94f-j">
+            <w:hyperlink w:history="1" r:id="rIdyt9zxsbqgzj2wlgyrhf1k">
               <w:r>
                 <w:rPr>
                   <w:rFonts w:ascii="Arial" w:cs="Arial" w:eastAsia="Arial" w:hAnsi="Arial"/>
@@ -17795,7 +17795,7 @@
               <w:spacing w:after="10" w:before="0"/>
               <w:ind w:left="120"/>
             </w:pPr>
-            <w:hyperlink w:history="1" r:id="rIdjilovojzrnywm9homgnaw">
+            <w:hyperlink w:history="1" r:id="rIdmljexjyvgib272qpqop60">
               <w:r>
                 <w:rPr>
                   <w:rFonts w:ascii="Arial" w:cs="Arial" w:eastAsia="Arial" w:hAnsi="Arial"/>
@@ -17840,7 +17840,7 @@
             <w:pPr>
               <w:spacing w:after="20" w:before="0"/>
             </w:pPr>
-            <w:hyperlink w:history="1" r:id="rIdmkrzfustbgt5xoggvvzdj">
+            <w:hyperlink w:history="1" r:id="rIdfpbscggtcow-hypksekgp">
               <w:r>
                 <w:rPr>
                   <w:rFonts w:ascii="Arial" w:cs="Arial" w:eastAsia="Arial" w:hAnsi="Arial"/>
@@ -17873,7 +17873,7 @@
               <w:spacing w:after="10" w:before="0"/>
               <w:ind w:left="120"/>
             </w:pPr>
-            <w:hyperlink w:history="1" r:id="rIdi7z2-yxgnsp75khs0dqen">
+            <w:hyperlink w:history="1" r:id="rIdlzqqgje-zsog0-5w8t9kh">
               <w:r>
                 <w:rPr>
                   <w:rFonts w:ascii="Arial" w:cs="Arial" w:eastAsia="Arial" w:hAnsi="Arial"/>
@@ -18068,7 +18068,7 @@
             <w:pPr>
               <w:spacing w:after="20" w:before="0"/>
             </w:pPr>
-            <w:hyperlink w:history="1" r:id="rIdq9ywlj2i6o564cz99diq-">
+            <w:hyperlink w:history="1" r:id="rId8bsvgufq7s-vjdo6c85bv">
               <w:r>
                 <w:rPr>
                   <w:rFonts w:ascii="Arial" w:cs="Arial" w:eastAsia="Arial" w:hAnsi="Arial"/>
@@ -18101,7 +18101,7 @@
               <w:spacing w:after="10" w:before="0"/>
               <w:ind w:left="120"/>
             </w:pPr>
-            <w:hyperlink w:history="1" r:id="rIddl9zzzu8dv-1x7-otjzqw">
+            <w:hyperlink w:history="1" r:id="rIdltykv8s-m2jntzebqqcqy">
               <w:r>
                 <w:rPr>
                   <w:rFonts w:ascii="Arial" w:cs="Arial" w:eastAsia="Arial" w:hAnsi="Arial"/>
@@ -18146,7 +18146,7 @@
             <w:pPr>
               <w:spacing w:after="20" w:before="0"/>
             </w:pPr>
-            <w:hyperlink w:history="1" r:id="rIdlwqrwckdvj6mhbo4xd7_j">
+            <w:hyperlink w:history="1" r:id="rIdpss_qhe0olh68hehjgwqa">
               <w:r>
                 <w:rPr>
                   <w:rFonts w:ascii="Arial" w:cs="Arial" w:eastAsia="Arial" w:hAnsi="Arial"/>
@@ -18179,7 +18179,7 @@
               <w:spacing w:after="10" w:before="0"/>
               <w:ind w:left="120"/>
             </w:pPr>
-            <w:hyperlink w:history="1" r:id="rIdi8orduqaucaxodnh0yrzi">
+            <w:hyperlink w:history="1" r:id="rId_ufd8uczuwqgbgbddk0qc">
               <w:r>
                 <w:rPr>
                   <w:rFonts w:ascii="Arial" w:cs="Arial" w:eastAsia="Arial" w:hAnsi="Arial"/>
@@ -18374,7 +18374,7 @@
             <w:pPr>
               <w:spacing w:after="20" w:before="0"/>
             </w:pPr>
-            <w:hyperlink w:history="1" r:id="rIdp7whsifteh0es-aeo9bqo">
+            <w:hyperlink w:history="1" r:id="rIdtxhwbvr6unqiciivevenb">
               <w:r>
                 <w:rPr>
                   <w:rFonts w:ascii="Arial" w:cs="Arial" w:eastAsia="Arial" w:hAnsi="Arial"/>
@@ -18407,7 +18407,7 @@
               <w:spacing w:after="10" w:before="0"/>
               <w:ind w:left="120"/>
             </w:pPr>
-            <w:hyperlink w:history="1" r:id="rId9dywsrzncmxmjyocxfxw2">
+            <w:hyperlink w:history="1" r:id="rIdllqnwepebouyh9f1llpuc">
               <w:r>
                 <w:rPr>
                   <w:rFonts w:ascii="Arial" w:cs="Arial" w:eastAsia="Arial" w:hAnsi="Arial"/>
@@ -18452,7 +18452,7 @@
             <w:pPr>
               <w:spacing w:after="20" w:before="0"/>
             </w:pPr>
-            <w:hyperlink w:history="1" r:id="rIdlfmtwjdq9uh-_xiqbqviq">
+            <w:hyperlink w:history="1" r:id="rIdftki-m6fb2g3iebrvqw7b">
               <w:r>
                 <w:rPr>
                   <w:rFonts w:ascii="Arial" w:cs="Arial" w:eastAsia="Arial" w:hAnsi="Arial"/>
@@ -18485,7 +18485,7 @@
               <w:spacing w:after="10" w:before="0"/>
               <w:ind w:left="120"/>
             </w:pPr>
-            <w:hyperlink w:history="1" r:id="rIdbqmjm3scoxxtixyfqaekn">
+            <w:hyperlink w:history="1" r:id="rId35an2kmwqzpv1m1dtdjzc">
               <w:r>
                 <w:rPr>
                   <w:rFonts w:ascii="Arial" w:cs="Arial" w:eastAsia="Arial" w:hAnsi="Arial"/>
@@ -18680,7 +18680,7 @@
             <w:pPr>
               <w:spacing w:after="20" w:before="0"/>
             </w:pPr>
-            <w:hyperlink w:history="1" r:id="rIdbclglzbj19xpug8dfjtll">
+            <w:hyperlink w:history="1" r:id="rIdj7pmzrd8sjbul3muf_oj7">
               <w:r>
                 <w:rPr>
                   <w:rFonts w:ascii="Arial" w:cs="Arial" w:eastAsia="Arial" w:hAnsi="Arial"/>
@@ -18713,7 +18713,7 @@
               <w:spacing w:after="10" w:before="0"/>
               <w:ind w:left="120"/>
             </w:pPr>
-            <w:hyperlink w:history="1" r:id="rIdya22d3zkobg3bsbhph_0p">
+            <w:hyperlink w:history="1" r:id="rId1zizt3f8qxwbgz-g25mbg">
               <w:r>
                 <w:rPr>
                   <w:rFonts w:ascii="Arial" w:cs="Arial" w:eastAsia="Arial" w:hAnsi="Arial"/>
@@ -18758,7 +18758,7 @@
             <w:pPr>
               <w:spacing w:after="20" w:before="0"/>
             </w:pPr>
-            <w:hyperlink w:history="1" r:id="rIdy9_pkdgxv2grepgxcrn7s">
+            <w:hyperlink w:history="1" r:id="rId8f421muv5xbmcqkkbjfgk">
               <w:r>
                 <w:rPr>
                   <w:rFonts w:ascii="Arial" w:cs="Arial" w:eastAsia="Arial" w:hAnsi="Arial"/>
@@ -18791,7 +18791,7 @@
               <w:spacing w:after="10" w:before="0"/>
               <w:ind w:left="120"/>
             </w:pPr>
-            <w:hyperlink w:history="1" r:id="rIdpfnjatnbnfkbukmqpqgcd">
+            <w:hyperlink w:history="1" r:id="rIdo5khastd9iyvlhdesi46a">
               <w:r>
                 <w:rPr>
                   <w:rFonts w:ascii="Arial" w:cs="Arial" w:eastAsia="Arial" w:hAnsi="Arial"/>
@@ -18986,7 +18986,7 @@
             <w:pPr>
               <w:spacing w:after="20" w:before="0"/>
             </w:pPr>
-            <w:hyperlink w:history="1" r:id="rIddqkwfrsfkty7fjk0k3zvg">
+            <w:hyperlink w:history="1" r:id="rIdcy40kwwjz_d-coijf6vat">
               <w:r>
                 <w:rPr>
                   <w:rFonts w:ascii="Arial" w:cs="Arial" w:eastAsia="Arial" w:hAnsi="Arial"/>
@@ -19019,7 +19019,7 @@
               <w:spacing w:after="10" w:before="0"/>
               <w:ind w:left="120"/>
             </w:pPr>
-            <w:hyperlink w:history="1" r:id="rIdj2kkf62wxhyitrsbuwjsm">
+            <w:hyperlink w:history="1" r:id="rIdiupxzbs-vuq36ezepfk9f">
               <w:r>
                 <w:rPr>
                   <w:rFonts w:ascii="Arial" w:cs="Arial" w:eastAsia="Arial" w:hAnsi="Arial"/>
@@ -19064,7 +19064,7 @@
             <w:pPr>
               <w:spacing w:after="20" w:before="0"/>
             </w:pPr>
-            <w:hyperlink w:history="1" r:id="rIdgfd4ajy2wtml4etxcftak">
+            <w:hyperlink w:history="1" r:id="rIdymcgnijsav_q8kuuzbz4x">
               <w:r>
                 <w:rPr>
                   <w:rFonts w:ascii="Arial" w:cs="Arial" w:eastAsia="Arial" w:hAnsi="Arial"/>
@@ -19097,7 +19097,7 @@
               <w:spacing w:after="10" w:before="0"/>
               <w:ind w:left="120"/>
             </w:pPr>
-            <w:hyperlink w:history="1" r:id="rIdz0rv9ohfbciu1krlywrl-">
+            <w:hyperlink w:history="1" r:id="rIdhxtbctyvkdvq2vk_nv94q">
               <w:r>
                 <w:rPr>
                   <w:rFonts w:ascii="Arial" w:cs="Arial" w:eastAsia="Arial" w:hAnsi="Arial"/>
@@ -20584,7 +20584,7 @@
             <w:pPr>
               <w:spacing w:after="20" w:before="0"/>
             </w:pPr>
-            <w:hyperlink w:history="1" r:id="rIdlbkow5xx0mfjboin5jret">
+            <w:hyperlink w:history="1" r:id="rIdu1l3p9sruiwxvcbc2krwk">
               <w:r>
                 <w:rPr>
                   <w:rFonts w:ascii="Arial" w:cs="Arial" w:eastAsia="Arial" w:hAnsi="Arial"/>
@@ -20617,7 +20617,7 @@
               <w:spacing w:after="10" w:before="0"/>
               <w:ind w:left="120"/>
             </w:pPr>
-            <w:hyperlink w:history="1" r:id="rIdkic9ix_kgvhjjym5p8bpb">
+            <w:hyperlink w:history="1" r:id="rIdlcrk7bpdeaxc-yu2qkakb">
               <w:r>
                 <w:rPr>
                   <w:rFonts w:ascii="Arial" w:cs="Arial" w:eastAsia="Arial" w:hAnsi="Arial"/>
@@ -20662,7 +20662,7 @@
             <w:pPr>
               <w:spacing w:after="20" w:before="0"/>
             </w:pPr>
-            <w:hyperlink w:history="1" r:id="rIdsiymqknxevojapndr1f_f">
+            <w:hyperlink w:history="1" r:id="rIdbmz7qv0vhwyagnkn391-f">
               <w:r>
                 <w:rPr>
                   <w:rFonts w:ascii="Arial" w:cs="Arial" w:eastAsia="Arial" w:hAnsi="Arial"/>
@@ -20695,7 +20695,7 @@
               <w:spacing w:after="10" w:before="0"/>
               <w:ind w:left="120"/>
             </w:pPr>
-            <w:hyperlink w:history="1" r:id="rIdlgfrwrky0a9g6brnanrea">
+            <w:hyperlink w:history="1" r:id="rId3plxyxxttyeppjp6an7av">
               <w:r>
                 <w:rPr>
                   <w:rFonts w:ascii="Arial" w:cs="Arial" w:eastAsia="Arial" w:hAnsi="Arial"/>
@@ -20890,7 +20890,7 @@
             <w:pPr>
               <w:spacing w:after="20" w:before="0"/>
             </w:pPr>
-            <w:hyperlink w:history="1" r:id="rIdclpfmphjwalkp_y1vipmw">
+            <w:hyperlink w:history="1" r:id="rIddyc0kkgmhe1y_gpddiskv">
               <w:r>
                 <w:rPr>
                   <w:rFonts w:ascii="Arial" w:cs="Arial" w:eastAsia="Arial" w:hAnsi="Arial"/>
@@ -20923,7 +20923,7 @@
               <w:spacing w:after="10" w:before="0"/>
               <w:ind w:left="120"/>
             </w:pPr>
-            <w:hyperlink w:history="1" r:id="rIdyx1qstm1rdsbgbgmtcqhv">
+            <w:hyperlink w:history="1" r:id="rIdgfgrwliy_wm0ngdsqcy2s">
               <w:r>
                 <w:rPr>
                   <w:rFonts w:ascii="Arial" w:cs="Arial" w:eastAsia="Arial" w:hAnsi="Arial"/>
@@ -20968,7 +20968,7 @@
             <w:pPr>
               <w:spacing w:after="20" w:before="0"/>
             </w:pPr>
-            <w:hyperlink w:history="1" r:id="rIdfn5sf0rp68neaeoselodo">
+            <w:hyperlink w:history="1" r:id="rIdvtelv-yphngnse96uu66w">
               <w:r>
                 <w:rPr>
                   <w:rFonts w:ascii="Arial" w:cs="Arial" w:eastAsia="Arial" w:hAnsi="Arial"/>
@@ -21001,7 +21001,7 @@
               <w:spacing w:after="10" w:before="0"/>
               <w:ind w:left="120"/>
             </w:pPr>
-            <w:hyperlink w:history="1" r:id="rIdzfdt2x_qhpmgagwmdckst">
+            <w:hyperlink w:history="1" r:id="rIdu0232nqpwvcsvuf0gqmgx">
               <w:r>
                 <w:rPr>
                   <w:rFonts w:ascii="Arial" w:cs="Arial" w:eastAsia="Arial" w:hAnsi="Arial"/>
@@ -21196,7 +21196,7 @@
             <w:pPr>
               <w:spacing w:after="20" w:before="0"/>
             </w:pPr>
-            <w:hyperlink w:history="1" r:id="rIdauvulvg-zujreivz_o7dg">
+            <w:hyperlink w:history="1" r:id="rId1wd-8edaxh4ur-3zstqtg">
               <w:r>
                 <w:rPr>
                   <w:rFonts w:ascii="Arial" w:cs="Arial" w:eastAsia="Arial" w:hAnsi="Arial"/>
@@ -21229,7 +21229,7 @@
               <w:spacing w:after="10" w:before="0"/>
               <w:ind w:left="120"/>
             </w:pPr>
-            <w:hyperlink w:history="1" r:id="rIdt1_xk6t6m2lpwgeocvkhu">
+            <w:hyperlink w:history="1" r:id="rIdbhqu0i-5rkbla_3rk-3vj">
               <w:r>
                 <w:rPr>
                   <w:rFonts w:ascii="Arial" w:cs="Arial" w:eastAsia="Arial" w:hAnsi="Arial"/>
@@ -21274,7 +21274,7 @@
             <w:pPr>
               <w:spacing w:after="20" w:before="0"/>
             </w:pPr>
-            <w:hyperlink w:history="1" r:id="rId5dhvveylris0elewfhos3">
+            <w:hyperlink w:history="1" r:id="rIdckcwnd-m3izampdjznmmw">
               <w:r>
                 <w:rPr>
                   <w:rFonts w:ascii="Arial" w:cs="Arial" w:eastAsia="Arial" w:hAnsi="Arial"/>
@@ -21307,7 +21307,7 @@
               <w:spacing w:after="10" w:before="0"/>
               <w:ind w:left="120"/>
             </w:pPr>
-            <w:hyperlink w:history="1" r:id="rIdlkp0yeyoq1m7mawqexbta">
+            <w:hyperlink w:history="1" r:id="rIdnovncxzpouizgecf-9pko">
               <w:r>
                 <w:rPr>
                   <w:rFonts w:ascii="Arial" w:cs="Arial" w:eastAsia="Arial" w:hAnsi="Arial"/>
@@ -21502,7 +21502,7 @@
             <w:pPr>
               <w:spacing w:after="20" w:before="0"/>
             </w:pPr>
-            <w:hyperlink w:history="1" r:id="rIdfi9buxdv7mck4hv5_kmy-">
+            <w:hyperlink w:history="1" r:id="rIdhsomb6415xvzp6j8t7qnh">
               <w:r>
                 <w:rPr>
                   <w:rFonts w:ascii="Arial" w:cs="Arial" w:eastAsia="Arial" w:hAnsi="Arial"/>
@@ -21535,7 +21535,7 @@
               <w:spacing w:after="10" w:before="0"/>
               <w:ind w:left="120"/>
             </w:pPr>
-            <w:hyperlink w:history="1" r:id="rIdvhzysjyyju3ksqoa5du_4">
+            <w:hyperlink w:history="1" r:id="rIdtrwcs108youvcyxr91qov">
               <w:r>
                 <w:rPr>
                   <w:rFonts w:ascii="Arial" w:cs="Arial" w:eastAsia="Arial" w:hAnsi="Arial"/>
@@ -21580,7 +21580,7 @@
             <w:pPr>
               <w:spacing w:after="20" w:before="0"/>
             </w:pPr>
-            <w:hyperlink w:history="1" r:id="rIdb3dtip1dutsw3su6toilp">
+            <w:hyperlink w:history="1" r:id="rIdg48b2qzbgiwcnbzoiysf8">
               <w:r>
                 <w:rPr>
                   <w:rFonts w:ascii="Arial" w:cs="Arial" w:eastAsia="Arial" w:hAnsi="Arial"/>
@@ -21613,7 +21613,7 @@
               <w:spacing w:after="10" w:before="0"/>
               <w:ind w:left="120"/>
             </w:pPr>
-            <w:hyperlink w:history="1" r:id="rIdyyj950gvoyluxegoty05m">
+            <w:hyperlink w:history="1" r:id="rIdx6j-cw_kh-lmtsgiv9y3u">
               <w:r>
                 <w:rPr>
                   <w:rFonts w:ascii="Arial" w:cs="Arial" w:eastAsia="Arial" w:hAnsi="Arial"/>
@@ -21808,7 +21808,7 @@
             <w:pPr>
               <w:spacing w:after="20" w:before="0"/>
             </w:pPr>
-            <w:hyperlink w:history="1" r:id="rIdj1eo3psx2fwfdw-tcijw2">
+            <w:hyperlink w:history="1" r:id="rIdx6-orfiw_7s0xkbs_hesc">
               <w:r>
                 <w:rPr>
                   <w:rFonts w:ascii="Arial" w:cs="Arial" w:eastAsia="Arial" w:hAnsi="Arial"/>
@@ -21841,7 +21841,7 @@
               <w:spacing w:after="10" w:before="0"/>
               <w:ind w:left="120"/>
             </w:pPr>
-            <w:hyperlink w:history="1" r:id="rIdtbplujdbalxzirinspogs">
+            <w:hyperlink w:history="1" r:id="rId8w4xxp_pr4ol_7vpoalei">
               <w:r>
                 <w:rPr>
                   <w:rFonts w:ascii="Arial" w:cs="Arial" w:eastAsia="Arial" w:hAnsi="Arial"/>
@@ -21886,7 +21886,7 @@
             <w:pPr>
               <w:spacing w:after="20" w:before="0"/>
             </w:pPr>
-            <w:hyperlink w:history="1" r:id="rIdedyxhajqbec3ftjnhv_ru">
+            <w:hyperlink w:history="1" r:id="rIdmgmereydsxco3wecmjzng">
               <w:r>
                 <w:rPr>
                   <w:rFonts w:ascii="Arial" w:cs="Arial" w:eastAsia="Arial" w:hAnsi="Arial"/>
@@ -21919,7 +21919,7 @@
               <w:spacing w:after="10" w:before="0"/>
               <w:ind w:left="120"/>
             </w:pPr>
-            <w:hyperlink w:history="1" r:id="rId7-1rxi7by_szreswwpgkh">
+            <w:hyperlink w:history="1" r:id="rIdxml4flghwtmfgmfu2lkfz">
               <w:r>
                 <w:rPr>
                   <w:rFonts w:ascii="Arial" w:cs="Arial" w:eastAsia="Arial" w:hAnsi="Arial"/>
@@ -23406,7 +23406,7 @@
             <w:pPr>
               <w:spacing w:after="20" w:before="0"/>
             </w:pPr>
-            <w:hyperlink w:history="1" r:id="rIdeiwduuj9upfp1cahzhget">
+            <w:hyperlink w:history="1" r:id="rIdhfgbob_nb6btbl_hwikgm">
               <w:r>
                 <w:rPr>
                   <w:rFonts w:ascii="Arial" w:cs="Arial" w:eastAsia="Arial" w:hAnsi="Arial"/>
@@ -23439,7 +23439,7 @@
               <w:spacing w:after="10" w:before="0"/>
               <w:ind w:left="120"/>
             </w:pPr>
-            <w:hyperlink w:history="1" r:id="rIdl0pudged7ikdqwpmbngmt">
+            <w:hyperlink w:history="1" r:id="rIditzc6erodpvrv0w5nnyn5">
               <w:r>
                 <w:rPr>
                   <w:rFonts w:ascii="Arial" w:cs="Arial" w:eastAsia="Arial" w:hAnsi="Arial"/>
@@ -23484,7 +23484,7 @@
             <w:pPr>
               <w:spacing w:after="20" w:before="0"/>
             </w:pPr>
-            <w:hyperlink w:history="1" r:id="rIdb3t5_mjjqt6aokocpvjgn">
+            <w:hyperlink w:history="1" r:id="rIdjjpepluevqxvmgbd-bm9f">
               <w:r>
                 <w:rPr>
                   <w:rFonts w:ascii="Arial" w:cs="Arial" w:eastAsia="Arial" w:hAnsi="Arial"/>
@@ -23517,7 +23517,7 @@
               <w:spacing w:after="10" w:before="0"/>
               <w:ind w:left="120"/>
             </w:pPr>
-            <w:hyperlink w:history="1" r:id="rIdizcrg4tkdyqq6n9mwg6hs">
+            <w:hyperlink w:history="1" r:id="rIdjj94folg-e2z-lhaqy0r4">
               <w:r>
                 <w:rPr>
                   <w:rFonts w:ascii="Arial" w:cs="Arial" w:eastAsia="Arial" w:hAnsi="Arial"/>
@@ -23712,7 +23712,7 @@
             <w:pPr>
               <w:spacing w:after="20" w:before="0"/>
             </w:pPr>
-            <w:hyperlink w:history="1" r:id="rIdwxlo2ow18otsj0v_aoccv">
+            <w:hyperlink w:history="1" r:id="rIdpdiv7zhkdzpm1oaloqoam">
               <w:r>
                 <w:rPr>
                   <w:rFonts w:ascii="Arial" w:cs="Arial" w:eastAsia="Arial" w:hAnsi="Arial"/>
@@ -23745,7 +23745,7 @@
               <w:spacing w:after="10" w:before="0"/>
               <w:ind w:left="120"/>
             </w:pPr>
-            <w:hyperlink w:history="1" r:id="rId26svgjeo6o9qlt_icnsam">
+            <w:hyperlink w:history="1" r:id="rIdltc9iljolmexmh_duzphg">
               <w:r>
                 <w:rPr>
                   <w:rFonts w:ascii="Arial" w:cs="Arial" w:eastAsia="Arial" w:hAnsi="Arial"/>
@@ -23790,7 +23790,7 @@
             <w:pPr>
               <w:spacing w:after="20" w:before="0"/>
             </w:pPr>
-            <w:hyperlink w:history="1" r:id="rIdd-jqeyajzwlvdj0lv1b-q">
+            <w:hyperlink w:history="1" r:id="rIds71feo7jl3fuoa0odj8cz">
               <w:r>
                 <w:rPr>
                   <w:rFonts w:ascii="Arial" w:cs="Arial" w:eastAsia="Arial" w:hAnsi="Arial"/>
@@ -23823,7 +23823,7 @@
               <w:spacing w:after="10" w:before="0"/>
               <w:ind w:left="120"/>
             </w:pPr>
-            <w:hyperlink w:history="1" r:id="rIdgutm-jsrkjlsswa5qbuiq">
+            <w:hyperlink w:history="1" r:id="rIdth3cmt1dusflpi36ngylv">
               <w:r>
                 <w:rPr>
                   <w:rFonts w:ascii="Arial" w:cs="Arial" w:eastAsia="Arial" w:hAnsi="Arial"/>
@@ -24018,7 +24018,7 @@
             <w:pPr>
               <w:spacing w:after="20" w:before="0"/>
             </w:pPr>
-            <w:hyperlink w:history="1" r:id="rIdaxooz61xunctylvoaicih">
+            <w:hyperlink w:history="1" r:id="rIdsiu0a7y_ldjfbghg_akop">
               <w:r>
                 <w:rPr>
                   <w:rFonts w:ascii="Arial" w:cs="Arial" w:eastAsia="Arial" w:hAnsi="Arial"/>
@@ -24051,7 +24051,7 @@
               <w:spacing w:after="10" w:before="0"/>
               <w:ind w:left="120"/>
             </w:pPr>
-            <w:hyperlink w:history="1" r:id="rIdvsqgtiowpetvhg4kfkzob">
+            <w:hyperlink w:history="1" r:id="rIdv4jjpp0qzrfepuu8bazuf">
               <w:r>
                 <w:rPr>
                   <w:rFonts w:ascii="Arial" w:cs="Arial" w:eastAsia="Arial" w:hAnsi="Arial"/>
@@ -24096,7 +24096,7 @@
             <w:pPr>
               <w:spacing w:after="20" w:before="0"/>
             </w:pPr>
-            <w:hyperlink w:history="1" r:id="rIdr-zcniqynmhec4fjahhgf">
+            <w:hyperlink w:history="1" r:id="rIdxodqfnkixpx6tsit0imtv">
               <w:r>
                 <w:rPr>
                   <w:rFonts w:ascii="Arial" w:cs="Arial" w:eastAsia="Arial" w:hAnsi="Arial"/>
@@ -24129,7 +24129,7 @@
               <w:spacing w:after="10" w:before="0"/>
               <w:ind w:left="120"/>
             </w:pPr>
-            <w:hyperlink w:history="1" r:id="rIdkoxx_iexdia28l9lwxriv">
+            <w:hyperlink w:history="1" r:id="rIdzzscoblgplizb69ureckh">
               <w:r>
                 <w:rPr>
                   <w:rFonts w:ascii="Arial" w:cs="Arial" w:eastAsia="Arial" w:hAnsi="Arial"/>
@@ -24324,7 +24324,7 @@
             <w:pPr>
               <w:spacing w:after="20" w:before="0"/>
             </w:pPr>
-            <w:hyperlink w:history="1" r:id="rIdrjgalvzvsu1ijxdupln6n">
+            <w:hyperlink w:history="1" r:id="rId2lqhuetbqournqhz7orcx">
               <w:r>
                 <w:rPr>
                   <w:rFonts w:ascii="Arial" w:cs="Arial" w:eastAsia="Arial" w:hAnsi="Arial"/>
@@ -24357,7 +24357,7 @@
               <w:spacing w:after="10" w:before="0"/>
               <w:ind w:left="120"/>
             </w:pPr>
-            <w:hyperlink w:history="1" r:id="rIdooejjdb1caxtysjnarsia">
+            <w:hyperlink w:history="1" r:id="rIde_1zq8g8quzsygeghlq9a">
               <w:r>
                 <w:rPr>
                   <w:rFonts w:ascii="Arial" w:cs="Arial" w:eastAsia="Arial" w:hAnsi="Arial"/>
@@ -24402,7 +24402,7 @@
             <w:pPr>
               <w:spacing w:after="20" w:before="0"/>
             </w:pPr>
-            <w:hyperlink w:history="1" r:id="rId6rxnn2-vrd_0tkzyonofm">
+            <w:hyperlink w:history="1" r:id="rIdc_p1vvutgyca_i8fpj3dd">
               <w:r>
                 <w:rPr>
                   <w:rFonts w:ascii="Arial" w:cs="Arial" w:eastAsia="Arial" w:hAnsi="Arial"/>
@@ -24435,7 +24435,7 @@
               <w:spacing w:after="10" w:before="0"/>
               <w:ind w:left="120"/>
             </w:pPr>
-            <w:hyperlink w:history="1" r:id="rIdaf13st2ncrwfp6hvcvckm">
+            <w:hyperlink w:history="1" r:id="rIdr5g5qw3yr6pbpj8xvcpqp">
               <w:r>
                 <w:rPr>
                   <w:rFonts w:ascii="Arial" w:cs="Arial" w:eastAsia="Arial" w:hAnsi="Arial"/>
@@ -24630,7 +24630,7 @@
             <w:pPr>
               <w:spacing w:after="20" w:before="0"/>
             </w:pPr>
-            <w:hyperlink w:history="1" r:id="rIdiqjybgbb-tpsqjaqyt1x8">
+            <w:hyperlink w:history="1" r:id="rIdasfvy9-6oex-0fynpri71">
               <w:r>
                 <w:rPr>
                   <w:rFonts w:ascii="Arial" w:cs="Arial" w:eastAsia="Arial" w:hAnsi="Arial"/>
@@ -24663,7 +24663,7 @@
               <w:spacing w:after="10" w:before="0"/>
               <w:ind w:left="120"/>
             </w:pPr>
-            <w:hyperlink w:history="1" r:id="rIdooiqaxsfdzdy7xypyfvja">
+            <w:hyperlink w:history="1" r:id="rId2qm0uqmdwg1nexcm0meu3">
               <w:r>
                 <w:rPr>
                   <w:rFonts w:ascii="Arial" w:cs="Arial" w:eastAsia="Arial" w:hAnsi="Arial"/>
@@ -24708,7 +24708,7 @@
             <w:pPr>
               <w:spacing w:after="20" w:before="0"/>
             </w:pPr>
-            <w:hyperlink w:history="1" r:id="rIdjwirqorm58th7p9fn0gak">
+            <w:hyperlink w:history="1" r:id="rIduycm16cbectshivbo3_nk">
               <w:r>
                 <w:rPr>
                   <w:rFonts w:ascii="Arial" w:cs="Arial" w:eastAsia="Arial" w:hAnsi="Arial"/>
@@ -24741,7 +24741,7 @@
               <w:spacing w:after="10" w:before="0"/>
               <w:ind w:left="120"/>
             </w:pPr>
-            <w:hyperlink w:history="1" r:id="rId3gqnrdxyllfyisnidmdta">
+            <w:hyperlink w:history="1" r:id="rIdaiczxcxhlso37t_teyvif">
               <w:r>
                 <w:rPr>
                   <w:rFonts w:ascii="Arial" w:cs="Arial" w:eastAsia="Arial" w:hAnsi="Arial"/>
